--- a/docs/content/graphing_effectively/graphing_effectively_activity.docx
+++ b/docs/content/graphing_effectively/graphing_effectively_activity.docx
@@ -26,7 +26,7 @@
         <w:t xml:space="preserve">Bill Perry</w:t>
       </w:r>
     </w:p>
-    <w:bookmarkStart w:id="10" w:name="worksheet-graphing-effectively"/>
+    <w:bookmarkStart w:id="15" w:name="worksheet-graphing-effectively"/>
     <w:p>
       <w:pPr>
         <w:pStyle w:val="Heading1"/>
@@ -37,13 +37,37 @@
     </w:p>
     <w:p>
       <w:pPr>
+        <w:pStyle w:val="FirstParagraph"/>
+      </w:pPr>
+      <w:hyperlink r:id="rId9">
+        <w:r>
+          <w:rPr>
+            <w:rStyle w:val="Hyperlink"/>
+          </w:rPr>
+          <w:t xml:space="preserve">📥 Download the data (.csv)</w:t>
+        </w:r>
+      </w:hyperlink>
+      <w:r>
+        <w:t xml:space="preserve"> </w:t>
+      </w:r>
+      <w:hyperlink r:id="rId10">
+        <w:r>
+          <w:rPr>
+            <w:rStyle w:val="Hyperlink"/>
+          </w:rPr>
+          <w:t xml:space="preserve">📥 Download the data (.xlsx)</w:t>
+        </w:r>
+      </w:hyperlink>
+    </w:p>
+    <w:p>
+      <w:pPr>
         <w:pStyle w:val="Heading2"/>
       </w:pPr>
-      <w:bookmarkStart w:id="9" w:name="how-to-use-this-worksheet"/>
+      <w:bookmarkStart w:id="11" w:name="how-to-use-this-worksheet"/>
       <w:r>
         <w:t xml:space="preserve">How to use this worksheet</w:t>
       </w:r>
-      <w:bookmarkEnd w:id="9"/>
+      <w:bookmarkEnd w:id="11"/>
     </w:p>
     <w:p>
       <w:pPr>
@@ -117,6 +141,613 @@
         <w:t xml:space="preserve">are optional bonus material.</w:t>
       </w:r>
     </w:p>
+    <w:p>
+      <w:pPr>
+        <w:pStyle w:val="BlockText"/>
+      </w:pPr>
+      <w:r>
+        <w:rPr>
+          <w:b/>
+          <w:bCs/>
+        </w:rPr>
+        <w:t xml:space="preserve">Every grey</w:t>
+      </w:r>
+      <w:r>
+        <w:rPr>
+          <w:b/>
+          <w:bCs/>
+        </w:rPr>
+        <w:t xml:space="preserve"> </w:t>
+      </w:r>
+      <w:r>
+        <w:rPr>
+          <w:rStyle w:val="VerbatimChar"/>
+          <w:b/>
+          <w:bCs/>
+        </w:rPr>
+        <w:t xml:space="preserve">r</w:t>
+      </w:r>
+      <w:r>
+        <w:rPr>
+          <w:b/>
+          <w:bCs/>
+        </w:rPr>
+        <w:t xml:space="preserve"> </w:t>
+      </w:r>
+      <w:r>
+        <w:rPr>
+          <w:b/>
+          <w:bCs/>
+        </w:rPr>
+        <w:t xml:space="preserve">box below is code you type into an R script — not into the Console.</w:t>
+      </w:r>
+      <w:r>
+        <w:t xml:space="preserve"> </w:t>
+      </w:r>
+      <w:r>
+        <w:t xml:space="preserve">Before you start:</w:t>
+      </w:r>
+      <w:r>
+        <w:t xml:space="preserve"> </w:t>
+      </w:r>
+      <w:r>
+        <w:rPr>
+          <w:b/>
+          <w:bCs/>
+        </w:rPr>
+        <w:t xml:space="preserve">File → New File → R Script</w:t>
+      </w:r>
+      <w:r>
+        <w:t xml:space="preserve">, and save it as</w:t>
+      </w:r>
+      <w:r>
+        <w:t xml:space="preserve"> </w:t>
+      </w:r>
+      <w:r>
+        <w:rPr>
+          <w:rStyle w:val="VerbatimChar"/>
+        </w:rPr>
+        <w:t xml:space="preserve">04_graphing_effectively.R</w:t>
+      </w:r>
+      <w:r>
+        <w:t xml:space="preserve"> </w:t>
+      </w:r>
+      <w:r>
+        <w:t xml:space="preserve">in your project’s</w:t>
+      </w:r>
+      <w:r>
+        <w:t xml:space="preserve"> </w:t>
+      </w:r>
+      <w:r>
+        <w:rPr>
+          <w:rStyle w:val="VerbatimChar"/>
+        </w:rPr>
+        <w:t xml:space="preserve">scripts/</w:t>
+      </w:r>
+      <w:r>
+        <w:t xml:space="preserve"> </w:t>
+      </w:r>
+      <w:r>
+        <w:t xml:space="preserve">folder. Then work down the worksheet, adding each block to the bottom of that one script, in order.</w:t>
+      </w:r>
+    </w:p>
+    <w:p>
+      <w:pPr>
+        <w:pStyle w:val="BlockText"/>
+      </w:pPr>
+      <w:r>
+        <w:rPr>
+          <w:b/>
+          <w:bCs/>
+        </w:rPr>
+        <w:t xml:space="preserve">Type the</w:t>
+      </w:r>
+      <w:r>
+        <w:rPr>
+          <w:b/>
+          <w:bCs/>
+        </w:rPr>
+        <w:t xml:space="preserve"> </w:t>
+      </w:r>
+      <w:r>
+        <w:rPr>
+          <w:rStyle w:val="VerbatimChar"/>
+          <w:b/>
+          <w:bCs/>
+        </w:rPr>
+        <w:t xml:space="preserve"># ── Part …</w:t>
+      </w:r>
+      <w:r>
+        <w:rPr>
+          <w:b/>
+          <w:bCs/>
+        </w:rPr>
+        <w:t xml:space="preserve"> </w:t>
+      </w:r>
+      <w:r>
+        <w:rPr>
+          <w:b/>
+          <w:bCs/>
+        </w:rPr>
+        <w:t xml:space="preserve">header comment at the top of each block, too.</w:t>
+      </w:r>
+      <w:r>
+        <w:t xml:space="preserve"> </w:t>
+      </w:r>
+      <w:r>
+        <w:t xml:space="preserve">Those comment lines are not decoration — they are how your script stays navigable, how you find your way back to a block that broke, and how I find your work when I read your script. A block with no header comment is a block I cannot place. In RStudio they also show up in the document outline (the</w:t>
+      </w:r>
+      <w:r>
+        <w:t xml:space="preserve"> </w:t>
+      </w:r>
+      <w:r>
+        <w:rPr>
+          <w:rStyle w:val="VerbatimChar"/>
+        </w:rPr>
+        <w:t xml:space="preserve">≡</w:t>
+      </w:r>
+      <w:r>
+        <w:t xml:space="preserve"> </w:t>
+      </w:r>
+      <w:r>
+        <w:t xml:space="preserve">button at the bottom-left of the editor) so you can jump straight to any part.</w:t>
+      </w:r>
+    </w:p>
+    <w:tbl>
+      <w:tblPr>
+        <w:tblStyle w:val="Table"/>
+        <w:tblLook w:firstRow="0" w:lastRow="0" w:firstColumn="0" w:lastColumn="0" w:noHBand="0" w:noVBand="0" w:val="0000"/>
+        <w:tblBorders>
+          <w:top w:val="single" w:sz="4" w:space="0" w:color="CC1914"/>
+          <w:left w:val="single" w:sz="24" w:space="0" w:color="CC1914"/>
+          <w:bottom w:val="single" w:sz="4" w:space="0" w:color="CC1914"/>
+          <w:right w:val="single" w:sz="4" w:space="0" w:color="CC1914"/>
+        </w:tblBorders>
+        <w:tblCellMar>
+          <w:left w:w="144" w:type="dxa"/>
+          <w:right w:w="144" w:type="dxa"/>
+        </w:tblCellMar>
+        <w:tblLook w:firstRow="0" w:lastRow="0" w:firstColumn="0" w:lastColumn="0" w:noHBand="0" w:noVBand="0" w:val="0000"/>
+      </w:tblPr>
+      <w:tr>
+        <w:trPr>
+          <w:cantSplit/>
+        </w:trPr>
+        <w:tc>
+          <w:tcPr>
+            <w:shd w:color="auto" w:fill="f7dddc" w:val="clear"/>
+            <w:tcMar>
+              <w:top w:w="92" w:type="dxa"/>
+              <w:bottom w:w="92" w:type="dxa"/>
+            </w:tcMar>
+          </w:tcPr>
+          <w:p>
+            <w:pPr>
+              <w:pStyle w:val="FirstParagraph"/>
+            </w:pPr>
+            <w:pPr>
+              <w:spacing w:before="0" w:after="0"/>
+              <w:textAlignment w:val="center"/>
+            </w:pPr>
+            <w:r>
+              <w:drawing>
+                <wp:inline>
+                  <wp:extent cx="152400" cy="152400"/>
+                  <wp:effectExtent b="0" l="0" r="0" t="0"/>
+                  <wp:docPr descr="" title="" id="13" name="Picture"/>
+                  <a:graphic>
+                    <a:graphicData uri="http://schemas.openxmlformats.org/drawingml/2006/picture">
+                      <pic:pic>
+                        <pic:nvPicPr>
+                          <pic:cNvPr descr="/Applications/Positron.app/Contents/Resources/app/quarto/share/formats/docx/important.png" id="14" name="Picture"/>
+                          <pic:cNvPicPr>
+                            <a:picLocks noChangeArrowheads="1" noChangeAspect="1"/>
+                          </pic:cNvPicPr>
+                        </pic:nvPicPr>
+                        <pic:blipFill>
+                          <a:blip r:embed="rId12"/>
+                          <a:stretch>
+                            <a:fillRect/>
+                          </a:stretch>
+                        </pic:blipFill>
+                        <pic:spPr bwMode="auto">
+                          <a:xfrm>
+                            <a:off x="0" y="0"/>
+                            <a:ext cx="152400" cy="152400"/>
+                          </a:xfrm>
+                          <a:prstGeom prst="rect">
+                            <a:avLst/>
+                          </a:prstGeom>
+                          <a:noFill/>
+                          <a:ln w="9525">
+                            <a:noFill/>
+                            <a:headEnd/>
+                            <a:tailEnd/>
+                          </a:ln>
+                        </pic:spPr>
+                      </pic:pic>
+                    </a:graphicData>
+                  </a:graphic>
+                </wp:inline>
+              </w:drawing>
+            </w:r>
+            <w:r>
+              <w:t xml:space="preserve"> </w:t>
+            </w:r>
+            <w:r>
+              <w:t xml:space="preserve"> </w:t>
+            </w:r>
+            <w:r>
+              <w:t xml:space="preserve">Column names in</w:t>
+            </w:r>
+            <w:r>
+              <w:t xml:space="preserve"> </w:t>
+            </w:r>
+            <w:r>
+              <w:rPr>
+                <w:rStyle w:val="VerbatimChar"/>
+              </w:rPr>
+              <w:t xml:space="preserve">pine_data.csv</w:t>
+            </w:r>
+            <w:r>
+              <w:t xml:space="preserve"> </w:t>
+            </w:r>
+            <w:r>
+              <w:t xml:space="preserve">/</w:t>
+            </w:r>
+            <w:r>
+              <w:t xml:space="preserve"> </w:t>
+            </w:r>
+            <w:r>
+              <w:rPr>
+                <w:rStyle w:val="VerbatimChar"/>
+              </w:rPr>
+              <w:t xml:space="preserve">pine_data.xlsx</w:t>
+            </w:r>
+          </w:p>
+        </w:tc>
+      </w:tr>
+      <w:tr>
+        <w:trPr>
+          <w:cantSplit/>
+        </w:trPr>
+        <w:tc>
+          <w:tcPr>
+            <w:tcMar>
+              <w:top w:w="108" w:type="dxa"/>
+              <w:bottom w:w="108" w:type="dxa"/>
+            </w:tcMar>
+          </w:tcPr>
+          <w:p>
+            <w:pPr>
+              <w:pStyle w:val="BodyText"/>
+            </w:pPr>
+            <w:pPr>
+              <w:spacing w:before="16"/>
+            </w:pPr>
+            <w:r>
+              <w:t xml:space="preserve">Both files hold the</w:t>
+            </w:r>
+            <w:r>
+              <w:t xml:space="preserve"> </w:t>
+            </w:r>
+            <w:r>
+              <w:rPr>
+                <w:b/>
+                <w:bCs/>
+              </w:rPr>
+              <w:t xml:space="preserve">same six columns, with exactly these names</w:t>
+            </w:r>
+            <w:r>
+              <w:t xml:space="preserve">. Type them</w:t>
+            </w:r>
+            <w:r>
+              <w:t xml:space="preserve"> </w:t>
+            </w:r>
+            <w:r>
+              <w:t xml:space="preserve">exactly as written — R is case-sensitive, and</w:t>
+            </w:r>
+            <w:r>
+              <w:t xml:space="preserve"> </w:t>
+            </w:r>
+            <w:r>
+              <w:rPr>
+                <w:rStyle w:val="VerbatimChar"/>
+              </w:rPr>
+              <w:t xml:space="preserve">Needle_Length</w:t>
+            </w:r>
+            <w:r>
+              <w:t xml:space="preserve"> </w:t>
+            </w:r>
+            <w:r>
+              <w:t xml:space="preserve">or</w:t>
+            </w:r>
+            <w:r>
+              <w:t xml:space="preserve"> </w:t>
+            </w:r>
+            <w:r>
+              <w:rPr>
+                <w:rStyle w:val="VerbatimChar"/>
+              </w:rPr>
+              <w:t xml:space="preserve">needle_length</w:t>
+            </w:r>
+            <w:r>
+              <w:t xml:space="preserve"> </w:t>
+            </w:r>
+            <w:r>
+              <w:t xml:space="preserve">will not work:</w:t>
+            </w:r>
+          </w:p>
+          <w:tbl>
+            <w:tblPr>
+              <w:tblStyle w:val="Table"/>
+              <w:tblW w:type="auto" w:w="0"/>
+              <w:tblLook w:firstRow="1" w:lastRow="0" w:firstColumn="0" w:lastColumn="0" w:noHBand="0" w:noVBand="0" w:val="0020"/>
+            </w:tblPr>
+            <w:tblGrid>
+              <w:gridCol w:w="3960"/>
+              <w:gridCol w:w="3960"/>
+            </w:tblGrid>
+            <w:tr>
+              <w:trPr>
+                <w:tblHeader w:val="on"/>
+              </w:trPr>
+              <w:tc>
+                <w:tcPr/>
+                <w:p>
+                  <w:pPr>
+                    <w:pStyle w:val="Compact"/>
+                  </w:pPr>
+                  <w:r>
+                    <w:t xml:space="preserve">Column</w:t>
+                  </w:r>
+                </w:p>
+              </w:tc>
+              <w:tc>
+                <w:tcPr/>
+                <w:p>
+                  <w:pPr>
+                    <w:pStyle w:val="Compact"/>
+                  </w:pPr>
+                  <w:r>
+                    <w:t xml:space="preserve">What it is</w:t>
+                  </w:r>
+                </w:p>
+              </w:tc>
+            </w:tr>
+            <w:tr>
+              <w:tc>
+                <w:tcPr/>
+                <w:p>
+                  <w:pPr>
+                    <w:pStyle w:val="Compact"/>
+                  </w:pPr>
+                  <w:r>
+                    <w:rPr>
+                      <w:rStyle w:val="VerbatimChar"/>
+                    </w:rPr>
+                    <w:t xml:space="preserve">source_file</w:t>
+                  </w:r>
+                </w:p>
+              </w:tc>
+              <w:tc>
+                <w:tcPr/>
+                <w:p>
+                  <w:pPr>
+                    <w:pStyle w:val="Compact"/>
+                  </w:pPr>
+                  <w:r>
+                    <w:t xml:space="preserve">the raw team file the row came from</w:t>
+                  </w:r>
+                </w:p>
+              </w:tc>
+            </w:tr>
+            <w:tr>
+              <w:tc>
+                <w:tcPr/>
+                <w:p>
+                  <w:pPr>
+                    <w:pStyle w:val="Compact"/>
+                  </w:pPr>
+                  <w:r>
+                    <w:rPr>
+                      <w:rStyle w:val="VerbatimChar"/>
+                    </w:rPr>
+                    <w:t xml:space="preserve">team</w:t>
+                  </w:r>
+                </w:p>
+              </w:tc>
+              <w:tc>
+                <w:tcPr/>
+                <w:p>
+                  <w:pPr>
+                    <w:pStyle w:val="Compact"/>
+                  </w:pPr>
+                  <w:r>
+                    <w:t xml:space="preserve">field team — one team =</w:t>
+                  </w:r>
+                  <w:r>
+                    <w:t xml:space="preserve"> </w:t>
+                  </w:r>
+                  <w:r>
+                    <w:rPr>
+                      <w:b/>
+                      <w:bCs/>
+                    </w:rPr>
+                    <w:t xml:space="preserve">one tree</w:t>
+                  </w:r>
+                </w:p>
+              </w:tc>
+            </w:tr>
+            <w:tr>
+              <w:tc>
+                <w:tcPr/>
+                <w:p>
+                  <w:pPr>
+                    <w:pStyle w:val="Compact"/>
+                  </w:pPr>
+                  <w:r>
+                    <w:rPr>
+                      <w:rStyle w:val="VerbatimChar"/>
+                    </w:rPr>
+                    <w:t xml:space="preserve">replicate</w:t>
+                  </w:r>
+                </w:p>
+              </w:tc>
+              <w:tc>
+                <w:tcPr/>
+                <w:p>
+                  <w:pPr>
+                    <w:pStyle w:val="Compact"/>
+                  </w:pPr>
+                  <w:r>
+                    <w:t xml:space="preserve">needle number within a tree side (1-8)</w:t>
+                  </w:r>
+                </w:p>
+              </w:tc>
+            </w:tr>
+            <w:tr>
+              <w:tc>
+                <w:tcPr/>
+                <w:p>
+                  <w:pPr>
+                    <w:pStyle w:val="Compact"/>
+                  </w:pPr>
+                  <w:r>
+                    <w:rPr>
+                      <w:rStyle w:val="VerbatimChar"/>
+                    </w:rPr>
+                    <w:t xml:space="preserve">side</w:t>
+                  </w:r>
+                </w:p>
+              </w:tc>
+              <w:tc>
+                <w:tcPr/>
+                <w:p>
+                  <w:pPr>
+                    <w:pStyle w:val="Compact"/>
+                  </w:pPr>
+                  <w:r>
+                    <w:t xml:space="preserve">sun exposure —</w:t>
+                  </w:r>
+                  <w:r>
+                    <w:t xml:space="preserve"> </w:t>
+                  </w:r>
+                  <w:r>
+                    <w:rPr>
+                      <w:rStyle w:val="VerbatimChar"/>
+                    </w:rPr>
+                    <w:t xml:space="preserve">"shady"</w:t>
+                  </w:r>
+                  <w:r>
+                    <w:t xml:space="preserve"> </w:t>
+                  </w:r>
+                  <w:r>
+                    <w:t xml:space="preserve">or</w:t>
+                  </w:r>
+                  <w:r>
+                    <w:t xml:space="preserve"> </w:t>
+                  </w:r>
+                  <w:r>
+                    <w:rPr>
+                      <w:rStyle w:val="VerbatimChar"/>
+                    </w:rPr>
+                    <w:t xml:space="preserve">"sunny"</w:t>
+                  </w:r>
+                </w:p>
+              </w:tc>
+            </w:tr>
+            <w:tr>
+              <w:tc>
+                <w:tcPr/>
+                <w:p>
+                  <w:pPr>
+                    <w:pStyle w:val="Compact"/>
+                  </w:pPr>
+                  <w:r>
+                    <w:rPr>
+                      <w:rStyle w:val="VerbatimChar"/>
+                    </w:rPr>
+                    <w:t xml:space="preserve">needle_length_mm</w:t>
+                  </w:r>
+                </w:p>
+              </w:tc>
+              <w:tc>
+                <w:tcPr/>
+                <w:p>
+                  <w:pPr>
+                    <w:pStyle w:val="Compact"/>
+                  </w:pPr>
+                  <w:r>
+                    <w:t xml:space="preserve">needle length, millimetres</w:t>
+                  </w:r>
+                </w:p>
+              </w:tc>
+            </w:tr>
+            <w:tr>
+              <w:tc>
+                <w:tcPr/>
+                <w:p>
+                  <w:pPr>
+                    <w:pStyle w:val="Compact"/>
+                  </w:pPr>
+                  <w:r>
+                    <w:rPr>
+                      <w:rStyle w:val="VerbatimChar"/>
+                    </w:rPr>
+                    <w:t xml:space="preserve">needle_width_mm</w:t>
+                  </w:r>
+                </w:p>
+              </w:tc>
+              <w:tc>
+                <w:tcPr/>
+                <w:p>
+                  <w:pPr>
+                    <w:pStyle w:val="Compact"/>
+                  </w:pPr>
+                  <w:r>
+                    <w:t xml:space="preserve">needle width, millimetres</w:t>
+                  </w:r>
+                </w:p>
+              </w:tc>
+            </w:tr>
+          </w:tbl>
+          <w:p>
+            <w:pPr>
+              <w:pStyle w:val="BodyText"/>
+            </w:pPr>
+            <w:pPr>
+              <w:spacing w:after="16"/>
+            </w:pPr>
+            <w:r>
+              <w:t xml:space="preserve">After you read the file in, run</w:t>
+            </w:r>
+            <w:r>
+              <w:t xml:space="preserve"> </w:t>
+            </w:r>
+            <w:r>
+              <w:rPr>
+                <w:rStyle w:val="VerbatimChar"/>
+              </w:rPr>
+              <w:t xml:space="preserve">names(pine_df)</w:t>
+            </w:r>
+            <w:r>
+              <w:t xml:space="preserve"> </w:t>
+            </w:r>
+            <w:r>
+              <w:t xml:space="preserve">and check the names on your</w:t>
+            </w:r>
+            <w:r>
+              <w:t xml:space="preserve"> </w:t>
+            </w:r>
+            <w:r>
+              <w:t xml:space="preserve">screen against this table before you write any other code.</w:t>
+            </w:r>
+          </w:p>
+          <w:p/>
+        </w:tc>
+      </w:tr>
+    </w:tbl>
     <w:p>
       <w:r>
         <w:pict>
@@ -124,8 +755,8 @@
         </w:pict>
       </w:r>
     </w:p>
-    <w:bookmarkEnd w:id="10"/>
-    <w:bookmarkStart w:id="11" w:name="part-1-load-the-data"/>
+    <w:bookmarkEnd w:id="15"/>
+    <w:bookmarkStart w:id="16" w:name="part-1-load-the-data"/>
     <w:p>
       <w:pPr>
         <w:pStyle w:val="Heading1"/>
@@ -152,6 +783,15 @@
       </w:pPr>
       <w:r>
         <w:rPr>
+          <w:rStyle w:val="CommentTok"/>
+        </w:rPr>
+        <w:t xml:space="preserve"># ── Part 1.1 · Load the data ────────────────────────────────────────────</w:t>
+      </w:r>
+      <w:r>
+        <w:br/>
+      </w:r>
+      <w:r>
+        <w:rPr>
           <w:rStyle w:val="FunctionTok"/>
         </w:rPr>
         <w:t xml:space="preserve">library</w:t>
@@ -202,7 +842,7 @@
         <w:rPr>
           <w:rStyle w:val="StringTok"/>
         </w:rPr>
-        <w:t xml:space="preserve">"data/pine_needles.csv"</w:t>
+        <w:t xml:space="preserve">"data/pine_data.csv"</w:t>
       </w:r>
       <w:r>
         <w:rPr>
@@ -218,8 +858,8 @@
         </w:pict>
       </w:r>
     </w:p>
-    <w:bookmarkEnd w:id="11"/>
-    <w:bookmarkStart w:id="12" w:name="part-2-boxplot-from-scratch"/>
+    <w:bookmarkEnd w:id="16"/>
+    <w:bookmarkStart w:id="17" w:name="part-2-boxplot-from-scratch"/>
     <w:p>
       <w:pPr>
         <w:pStyle w:val="Heading1"/>
@@ -246,6 +886,15 @@
       </w:pPr>
       <w:r>
         <w:rPr>
+          <w:rStyle w:val="CommentTok"/>
+        </w:rPr>
+        <w:t xml:space="preserve"># ── Part 2.1 · Boxplot, from scratch ────────────────────────────────────</w:t>
+      </w:r>
+      <w:r>
+        <w:br/>
+      </w:r>
+      <w:r>
+        <w:rPr>
           <w:rStyle w:val="NormalTok"/>
         </w:rPr>
         <w:t xml:space="preserve">pine_box_plot </w:t>
@@ -296,7 +945,7 @@
         <w:rPr>
           <w:rStyle w:val="NormalTok"/>
         </w:rPr>
-        <w:t xml:space="preserve"> n_s, </w:t>
+        <w:t xml:space="preserve"> side, </w:t>
       </w:r>
       <w:r>
         <w:rPr>
@@ -308,7 +957,7 @@
         <w:rPr>
           <w:rStyle w:val="NormalTok"/>
         </w:rPr>
-        <w:t xml:space="preserve"> length_mm, </w:t>
+        <w:t xml:space="preserve"> needle_length_mm, </w:t>
       </w:r>
       <w:r>
         <w:rPr>
@@ -320,7 +969,7 @@
         <w:rPr>
           <w:rStyle w:val="NormalTok"/>
         </w:rPr>
-        <w:t xml:space="preserve"> n_s)) </w:t>
+        <w:t xml:space="preserve"> side)) </w:t>
       </w:r>
       <w:r>
         <w:rPr>
@@ -698,8 +1347,8 @@
         </w:pict>
       </w:r>
     </w:p>
-    <w:bookmarkEnd w:id="12"/>
-    <w:bookmarkStart w:id="16" w:name="part-3-add-the-raw-points"/>
+    <w:bookmarkEnd w:id="17"/>
+    <w:bookmarkStart w:id="21" w:name="part-3-add-the-raw-points"/>
     <w:p>
       <w:pPr>
         <w:pStyle w:val="Heading1"/>
@@ -726,6 +1375,15 @@
       </w:pPr>
       <w:r>
         <w:rPr>
+          <w:rStyle w:val="CommentTok"/>
+        </w:rPr>
+        <w:t xml:space="preserve"># ── Part 3.1 · Add the raw points ───────────────────────────────────────</w:t>
+      </w:r>
+      <w:r>
+        <w:br/>
+      </w:r>
+      <w:r>
+        <w:rPr>
           <w:rStyle w:val="NormalTok"/>
         </w:rPr>
         <w:t xml:space="preserve">pine_jitter_plot </w:t>
@@ -819,30 +1477,6 @@
           <w:rStyle w:val="FloatTok"/>
         </w:rPr>
         <w:t xml:space="preserve">0.15</w:t>
-      </w:r>
-      <w:r>
-        <w:rPr>
-          <w:rStyle w:val="NormalTok"/>
-        </w:rPr>
-        <w:t xml:space="preserve">, </w:t>
-      </w:r>
-      <w:r>
-        <w:rPr>
-          <w:rStyle w:val="AttributeTok"/>
-        </w:rPr>
-        <w:t xml:space="preserve">seed =</w:t>
-      </w:r>
-      <w:r>
-        <w:rPr>
-          <w:rStyle w:val="NormalTok"/>
-        </w:rPr>
-        <w:t xml:space="preserve"> </w:t>
-      </w:r>
-      <w:r>
-        <w:rPr>
-          <w:rStyle w:val="DecValTok"/>
-        </w:rPr>
-        <w:t xml:space="preserve">42</w:t>
       </w:r>
       <w:r>
         <w:rPr>
@@ -990,6 +1624,15 @@
       <w:pPr>
         <w:pStyle w:val="SourceCode"/>
       </w:pPr>
+      <w:r>
+        <w:rPr>
+          <w:rStyle w:val="CommentTok"/>
+        </w:rPr>
+        <w:t xml:space="preserve"># ── Part 3.2 · Add the raw points ───────────────────────────────────────</w:t>
+      </w:r>
+      <w:r>
+        <w:br/>
+      </w:r>
       <w:r>
         <w:rPr>
           <w:rStyle w:val="CommentTok"/>
@@ -1079,18 +1722,18 @@
                 <wp:inline>
                   <wp:extent cx="152400" cy="152400"/>
                   <wp:effectExtent b="0" l="0" r="0" t="0"/>
-                  <wp:docPr descr="" title="" id="14" name="Picture"/>
+                  <wp:docPr descr="" title="" id="19" name="Picture"/>
                   <a:graphic>
                     <a:graphicData uri="http://schemas.openxmlformats.org/drawingml/2006/picture">
                       <pic:pic>
                         <pic:nvPicPr>
-                          <pic:cNvPr descr="/Applications/Positron.app/Contents/Resources/app/quarto/share/formats/docx/tip.png" id="15" name="Picture"/>
+                          <pic:cNvPr descr="/Applications/Positron.app/Contents/Resources/app/quarto/share/formats/docx/tip.png" id="20" name="Picture"/>
                           <pic:cNvPicPr>
                             <a:picLocks noChangeArrowheads="1" noChangeAspect="1"/>
                           </pic:cNvPicPr>
                         </pic:nvPicPr>
                         <pic:blipFill>
-                          <a:blip r:embed="rId13"/>
+                          <a:blip r:embed="rId18"/>
                           <a:stretch>
                             <a:fillRect/>
                           </a:stretch>
@@ -1201,8 +1844,8 @@
         </w:pict>
       </w:r>
     </w:p>
-    <w:bookmarkEnd w:id="16"/>
-    <w:bookmarkStart w:id="17" w:name="part-3b-axis-labels-and-titles-with-labs"/>
+    <w:bookmarkEnd w:id="21"/>
+    <w:bookmarkStart w:id="22" w:name="part-3b-axis-labels-and-titles-with-labs"/>
     <w:p>
       <w:pPr>
         <w:pStyle w:val="Heading1"/>
@@ -1238,6 +1881,15 @@
       </w:pPr>
       <w:r>
         <w:rPr>
+          <w:rStyle w:val="CommentTok"/>
+        </w:rPr>
+        <w:t xml:space="preserve"># ── Part 3b.1 · Axis labels and titles with `labs()` ────────────────────</w:t>
+      </w:r>
+      <w:r>
+        <w:br/>
+      </w:r>
+      <w:r>
+        <w:rPr>
           <w:rStyle w:val="NormalTok"/>
         </w:rPr>
         <w:t xml:space="preserve">pine_labeled_plot </w:t>
@@ -1372,7 +2024,7 @@
         <w:rPr>
           <w:rStyle w:val="StringTok"/>
         </w:rPr>
-        <w:t xml:space="preserve">"Side of tree (shady = n, sunny = s)"</w:t>
+        <w:t xml:space="preserve">"Side of tree"</w:t>
       </w:r>
       <w:r>
         <w:rPr>
@@ -1471,7 +2123,7 @@
         <w:rPr>
           <w:rStyle w:val="StringTok"/>
         </w:rPr>
-        <w:t xml:space="preserve">"Data: pine_needles.csv"</w:t>
+        <w:t xml:space="preserve">"Data: pine_data.csv"</w:t>
       </w:r>
       <w:r>
         <w:br/>
@@ -1566,6 +2218,15 @@
         <w:rPr>
           <w:rStyle w:val="CommentTok"/>
         </w:rPr>
+        <w:t xml:space="preserve"># ── Part 3b.2 · Axis labels and titles with `labs()` ────────────────────</w:t>
+      </w:r>
+      <w:r>
+        <w:br/>
+      </w:r>
+      <w:r>
+        <w:rPr>
+          <w:rStyle w:val="CommentTok"/>
+        </w:rPr>
         <w:t xml:space="preserve"># Write your code here:</w:t>
       </w:r>
       <w:r>
@@ -1614,7 +2275,7 @@
         <w:rPr>
           <w:rStyle w:val="VerbatimChar"/>
         </w:rPr>
-        <w:t xml:space="preserve">fill = n_s</w:t>
+        <w:t xml:space="preserve">fill = side</w:t>
       </w:r>
       <w:r>
         <w:t xml:space="preserve">. What happens if you write</w:t>
@@ -1686,8 +2347,8 @@
         </w:pict>
       </w:r>
     </w:p>
-    <w:bookmarkEnd w:id="17"/>
-    <w:bookmarkStart w:id="18" w:name="part-4-map-a-third-variable-with-color"/>
+    <w:bookmarkEnd w:id="22"/>
+    <w:bookmarkStart w:id="23" w:name="part-4-map-a-third-variable-with-color"/>
     <w:p>
       <w:pPr>
         <w:pStyle w:val="Heading1"/>
@@ -1714,6 +2375,15 @@
       </w:pPr>
       <w:r>
         <w:rPr>
+          <w:rStyle w:val="CommentTok"/>
+        </w:rPr>
+        <w:t xml:space="preserve"># ── Part 4.1 · Map a third variable with color ──────────────────────────</w:t>
+      </w:r>
+      <w:r>
+        <w:br/>
+      </w:r>
+      <w:r>
+        <w:rPr>
           <w:rStyle w:val="NormalTok"/>
         </w:rPr>
         <w:t xml:space="preserve">pine_team_plot </w:t>
@@ -1764,7 +2434,7 @@
         <w:rPr>
           <w:rStyle w:val="NormalTok"/>
         </w:rPr>
-        <w:t xml:space="preserve"> n_s, </w:t>
+        <w:t xml:space="preserve"> side, </w:t>
       </w:r>
       <w:r>
         <w:rPr>
@@ -1776,7 +2446,7 @@
         <w:rPr>
           <w:rStyle w:val="NormalTok"/>
         </w:rPr>
-        <w:t xml:space="preserve"> length_mm, </w:t>
+        <w:t xml:space="preserve"> needle_length_mm, </w:t>
       </w:r>
       <w:r>
         <w:rPr>
@@ -1788,7 +2458,7 @@
         <w:rPr>
           <w:rStyle w:val="NormalTok"/>
         </w:rPr>
-        <w:t xml:space="preserve"> group)) </w:t>
+        <w:t xml:space="preserve"> team)) </w:t>
       </w:r>
       <w:r>
         <w:rPr>
@@ -1867,30 +2537,6 @@
           <w:rStyle w:val="FloatTok"/>
         </w:rPr>
         <w:t xml:space="preserve">0.15</w:t>
-      </w:r>
-      <w:r>
-        <w:rPr>
-          <w:rStyle w:val="NormalTok"/>
-        </w:rPr>
-        <w:t xml:space="preserve">, </w:t>
-      </w:r>
-      <w:r>
-        <w:rPr>
-          <w:rStyle w:val="AttributeTok"/>
-        </w:rPr>
-        <w:t xml:space="preserve">seed =</w:t>
-      </w:r>
-      <w:r>
-        <w:rPr>
-          <w:rStyle w:val="NormalTok"/>
-        </w:rPr>
-        <w:t xml:space="preserve"> </w:t>
-      </w:r>
-      <w:r>
-        <w:rPr>
-          <w:rStyle w:val="DecValTok"/>
-        </w:rPr>
-        <w:t xml:space="preserve">42</w:t>
       </w:r>
       <w:r>
         <w:rPr>
@@ -2127,7 +2773,7 @@
         <w:rPr>
           <w:rStyle w:val="VerbatimChar"/>
         </w:rPr>
-        <w:t xml:space="preserve">color = group</w:t>
+        <w:t xml:space="preserve">color = team</w:t>
       </w:r>
       <w:r>
         <w:t xml:space="preserve"> </w:t>
@@ -2182,6 +2828,15 @@
       <w:pPr>
         <w:pStyle w:val="SourceCode"/>
       </w:pPr>
+      <w:r>
+        <w:rPr>
+          <w:rStyle w:val="CommentTok"/>
+        </w:rPr>
+        <w:t xml:space="preserve"># ── Part 4.2 · Map a third variable with color ──────────────────────────</w:t>
+      </w:r>
+      <w:r>
+        <w:br/>
+      </w:r>
       <w:r>
         <w:rPr>
           <w:rStyle w:val="CommentTok"/>
@@ -2205,8 +2860,8 @@
         </w:pict>
       </w:r>
     </w:p>
-    <w:bookmarkEnd w:id="18"/>
-    <w:bookmarkStart w:id="21" w:name="part-4b-histograms-and-density-curves"/>
+    <w:bookmarkEnd w:id="23"/>
+    <w:bookmarkStart w:id="26" w:name="part-4b-histograms-and-density-curves"/>
     <w:p>
       <w:pPr>
         <w:pStyle w:val="Heading1"/>
@@ -2233,6 +2888,15 @@
       </w:pPr>
       <w:r>
         <w:rPr>
+          <w:rStyle w:val="CommentTok"/>
+        </w:rPr>
+        <w:t xml:space="preserve"># ── Part 4b.1 · Histograms and density curves ───────────────────────────</w:t>
+      </w:r>
+      <w:r>
+        <w:br/>
+      </w:r>
+      <w:r>
+        <w:rPr>
           <w:rStyle w:val="FunctionTok"/>
         </w:rPr>
         <w:t xml:space="preserve">ggplot</w:t>
@@ -2265,7 +2929,7 @@
         <w:rPr>
           <w:rStyle w:val="NormalTok"/>
         </w:rPr>
-        <w:t xml:space="preserve"> length_mm)) </w:t>
+        <w:t xml:space="preserve"> needle_length_mm)) </w:t>
       </w:r>
       <w:r>
         <w:rPr>
@@ -2552,6 +3216,15 @@
         <w:rPr>
           <w:rStyle w:val="CommentTok"/>
         </w:rPr>
+        <w:t xml:space="preserve"># ── Part 4b.2 · Histograms and density curves ───────────────────────────</w:t>
+      </w:r>
+      <w:r>
+        <w:br/>
+      </w:r>
+      <w:r>
+        <w:rPr>
+          <w:rStyle w:val="CommentTok"/>
+        </w:rPr>
         <w:t xml:space="preserve"># Write your code here:</w:t>
       </w:r>
       <w:r>
@@ -2582,6 +3255,15 @@
       </w:pPr>
       <w:r>
         <w:rPr>
+          <w:rStyle w:val="CommentTok"/>
+        </w:rPr>
+        <w:t xml:space="preserve"># ── Part 4b.3 · Histograms and density curves ───────────────────────────</w:t>
+      </w:r>
+      <w:r>
+        <w:br/>
+      </w:r>
+      <w:r>
+        <w:rPr>
           <w:rStyle w:val="FunctionTok"/>
         </w:rPr>
         <w:t xml:space="preserve">ggplot</w:t>
@@ -2614,7 +3296,7 @@
         <w:rPr>
           <w:rStyle w:val="NormalTok"/>
         </w:rPr>
-        <w:t xml:space="preserve"> length_mm, </w:t>
+        <w:t xml:space="preserve"> needle_length_mm, </w:t>
       </w:r>
       <w:r>
         <w:rPr>
@@ -2626,7 +3308,7 @@
         <w:rPr>
           <w:rStyle w:val="NormalTok"/>
         </w:rPr>
-        <w:t xml:space="preserve"> n_s)) </w:t>
+        <w:t xml:space="preserve"> side)) </w:t>
       </w:r>
       <w:r>
         <w:rPr>
@@ -2882,18 +3564,18 @@
                 <wp:inline>
                   <wp:extent cx="152400" cy="152400"/>
                   <wp:effectExtent b="0" l="0" r="0" t="0"/>
-                  <wp:docPr descr="" title="" id="19" name="Picture"/>
+                  <wp:docPr descr="" title="" id="24" name="Picture"/>
                   <a:graphic>
                     <a:graphicData uri="http://schemas.openxmlformats.org/drawingml/2006/picture">
                       <pic:pic>
                         <pic:nvPicPr>
-                          <pic:cNvPr descr="/Applications/Positron.app/Contents/Resources/app/quarto/share/formats/docx/tip.png" id="20" name="Picture"/>
+                          <pic:cNvPr descr="/Applications/Positron.app/Contents/Resources/app/quarto/share/formats/docx/tip.png" id="25" name="Picture"/>
                           <pic:cNvPicPr>
                             <a:picLocks noChangeArrowheads="1" noChangeAspect="1"/>
                           </pic:cNvPicPr>
                         </pic:nvPicPr>
                         <pic:blipFill>
-                          <a:blip r:embed="rId13"/>
+                          <a:blip r:embed="rId18"/>
                           <a:stretch>
                             <a:fillRect/>
                           </a:stretch>
@@ -2984,7 +3666,7 @@
               <w:rPr>
                 <w:rStyle w:val="VerbatimChar"/>
               </w:rPr>
-              <w:t xml:space="preserve">facet_wrap(~n_s, ncol = 1)</w:t>
+              <w:t xml:space="preserve">facet_wrap(~side, ncol = 1)</w:t>
             </w:r>
             <w:r>
               <w:t xml:space="preserve"> </w:t>
@@ -3004,8 +3686,8 @@
         </w:pict>
       </w:r>
     </w:p>
-    <w:bookmarkEnd w:id="21"/>
-    <w:bookmarkStart w:id="22" w:name="part-5-mean-se-plotted-directly"/>
+    <w:bookmarkEnd w:id="26"/>
+    <w:bookmarkStart w:id="27" w:name="part-5-mean-se-plotted-directly"/>
     <w:p>
       <w:pPr>
         <w:pStyle w:val="Heading1"/>
@@ -3032,6 +3714,15 @@
       </w:pPr>
       <w:r>
         <w:rPr>
+          <w:rStyle w:val="CommentTok"/>
+        </w:rPr>
+        <w:t xml:space="preserve"># ── Part 5.1 · Mean ± SE, plotted directly ──────────────────────────────</w:t>
+      </w:r>
+      <w:r>
+        <w:br/>
+      </w:r>
+      <w:r>
+        <w:rPr>
           <w:rStyle w:val="NormalTok"/>
         </w:rPr>
         <w:t xml:space="preserve">pine_mean_se_plot </w:t>
@@ -3082,7 +3773,7 @@
         <w:rPr>
           <w:rStyle w:val="NormalTok"/>
         </w:rPr>
-        <w:t xml:space="preserve"> n_s, </w:t>
+        <w:t xml:space="preserve"> side, </w:t>
       </w:r>
       <w:r>
         <w:rPr>
@@ -3094,7 +3785,7 @@
         <w:rPr>
           <w:rStyle w:val="NormalTok"/>
         </w:rPr>
-        <w:t xml:space="preserve"> length_mm, </w:t>
+        <w:t xml:space="preserve"> needle_length_mm, </w:t>
       </w:r>
       <w:r>
         <w:rPr>
@@ -3106,7 +3797,7 @@
         <w:rPr>
           <w:rStyle w:val="NormalTok"/>
         </w:rPr>
-        <w:t xml:space="preserve"> n_s)) </w:t>
+        <w:t xml:space="preserve"> side)) </w:t>
       </w:r>
       <w:r>
         <w:rPr>
@@ -3185,30 +3876,6 @@
           <w:rStyle w:val="FloatTok"/>
         </w:rPr>
         <w:t xml:space="preserve">0.15</w:t>
-      </w:r>
-      <w:r>
-        <w:rPr>
-          <w:rStyle w:val="NormalTok"/>
-        </w:rPr>
-        <w:t xml:space="preserve">, </w:t>
-      </w:r>
-      <w:r>
-        <w:rPr>
-          <w:rStyle w:val="AttributeTok"/>
-        </w:rPr>
-        <w:t xml:space="preserve">seed =</w:t>
-      </w:r>
-      <w:r>
-        <w:rPr>
-          <w:rStyle w:val="NormalTok"/>
-        </w:rPr>
-        <w:t xml:space="preserve"> </w:t>
-      </w:r>
-      <w:r>
-        <w:rPr>
-          <w:rStyle w:val="DecValTok"/>
-        </w:rPr>
-        <w:t xml:space="preserve">42</w:t>
       </w:r>
       <w:r>
         <w:rPr>
@@ -3700,8 +4367,8 @@
         </w:pict>
       </w:r>
     </w:p>
-    <w:bookmarkEnd w:id="22"/>
-    <w:bookmarkStart w:id="23" w:name="part-6-facet-by-field-team"/>
+    <w:bookmarkEnd w:id="27"/>
+    <w:bookmarkStart w:id="28" w:name="part-6-facet-by-field-team"/>
     <w:p>
       <w:pPr>
         <w:pStyle w:val="Heading1"/>
@@ -3728,6 +4395,15 @@
       </w:pPr>
       <w:r>
         <w:rPr>
+          <w:rStyle w:val="CommentTok"/>
+        </w:rPr>
+        <w:t xml:space="preserve"># ── Part 6.1 · Facet by field team ──────────────────────────────────────</w:t>
+      </w:r>
+      <w:r>
+        <w:br/>
+      </w:r>
+      <w:r>
+        <w:rPr>
           <w:rStyle w:val="NormalTok"/>
         </w:rPr>
         <w:t xml:space="preserve">pine_facet_plot </w:t>
@@ -3781,7 +4457,7 @@
         <w:rPr>
           <w:rStyle w:val="NormalTok"/>
         </w:rPr>
-        <w:t xml:space="preserve">group)</w:t>
+        <w:t xml:space="preserve">team)</w:t>
       </w:r>
       <w:r>
         <w:br/>
@@ -3838,8 +4514,8 @@
         </w:pict>
       </w:r>
     </w:p>
-    <w:bookmarkEnd w:id="23"/>
-    <w:bookmarkStart w:id="24" w:name="part-7-pick-a-theme"/>
+    <w:bookmarkEnd w:id="28"/>
+    <w:bookmarkStart w:id="29" w:name="part-7-pick-a-theme"/>
     <w:p>
       <w:pPr>
         <w:pStyle w:val="Heading1"/>
@@ -3864,6 +4540,15 @@
       <w:pPr>
         <w:pStyle w:val="SourceCode"/>
       </w:pPr>
+      <w:r>
+        <w:rPr>
+          <w:rStyle w:val="CommentTok"/>
+        </w:rPr>
+        <w:t xml:space="preserve"># ── Part 7.1 · Pick a theme ─────────────────────────────────────────────</w:t>
+      </w:r>
+      <w:r>
+        <w:br/>
+      </w:r>
       <w:r>
         <w:rPr>
           <w:rStyle w:val="NormalTok"/>
@@ -4003,8 +4688,8 @@
         </w:pict>
       </w:r>
     </w:p>
-    <w:bookmarkEnd w:id="24"/>
-    <w:bookmarkStart w:id="25" w:name="part-8-save-your-figure"/>
+    <w:bookmarkEnd w:id="29"/>
+    <w:bookmarkStart w:id="30" w:name="part-8-save-your-figure"/>
     <w:p>
       <w:pPr>
         <w:pStyle w:val="Heading1"/>
@@ -4029,6 +4714,15 @@
       <w:pPr>
         <w:pStyle w:val="SourceCode"/>
       </w:pPr>
+      <w:r>
+        <w:rPr>
+          <w:rStyle w:val="CommentTok"/>
+        </w:rPr>
+        <w:t xml:space="preserve"># ── Part 8.1 · Save your figure ─────────────────────────────────────────</w:t>
+      </w:r>
+      <w:r>
+        <w:br/>
+      </w:r>
       <w:r>
         <w:rPr>
           <w:rStyle w:val="FunctionTok"/>
@@ -4309,8 +5003,8 @@
         </w:pict>
       </w:r>
     </w:p>
-    <w:bookmarkEnd w:id="25"/>
-    <w:bookmarkStart w:id="28" w:name="X5cdc9a0caa75bae60fe027bf87a93b6d04b43e9"/>
+    <w:bookmarkEnd w:id="30"/>
+    <w:bookmarkStart w:id="33" w:name="X5cdc9a0caa75bae60fe027bf87a93b6d04b43e9"/>
     <w:p>
       <w:pPr>
         <w:pStyle w:val="Heading1"/>
@@ -4369,18 +5063,18 @@
                 <wp:inline>
                   <wp:extent cx="152400" cy="152400"/>
                   <wp:effectExtent b="0" l="0" r="0" t="0"/>
-                  <wp:docPr descr="" title="" id="26" name="Picture"/>
+                  <wp:docPr descr="" title="" id="31" name="Picture"/>
                   <a:graphic>
                     <a:graphicData uri="http://schemas.openxmlformats.org/drawingml/2006/picture">
                       <pic:pic>
                         <pic:nvPicPr>
-                          <pic:cNvPr descr="/Applications/Positron.app/Contents/Resources/app/quarto/share/formats/docx/tip.png" id="27" name="Picture"/>
+                          <pic:cNvPr descr="/Applications/Positron.app/Contents/Resources/app/quarto/share/formats/docx/tip.png" id="32" name="Picture"/>
                           <pic:cNvPicPr>
                             <a:picLocks noChangeArrowheads="1" noChangeAspect="1"/>
                           </pic:cNvPicPr>
                         </pic:nvPicPr>
                         <pic:blipFill>
-                          <a:blip r:embed="rId13"/>
+                          <a:blip r:embed="rId18"/>
                           <a:stretch>
                             <a:fillRect/>
                           </a:stretch>
@@ -4472,6 +5166,15 @@
       </w:pPr>
       <w:r>
         <w:rPr>
+          <w:rStyle w:val="CommentTok"/>
+        </w:rPr>
+        <w:t xml:space="preserve"># ── Part 8b.1 · Advanced / extra work ───────────────────────────────────</w:t>
+      </w:r>
+      <w:r>
+        <w:br/>
+      </w:r>
+      <w:r>
+        <w:rPr>
           <w:rStyle w:val="FunctionTok"/>
         </w:rPr>
         <w:t xml:space="preserve">ggplot</w:t>
@@ -4504,7 +5207,7 @@
         <w:rPr>
           <w:rStyle w:val="NormalTok"/>
         </w:rPr>
-        <w:t xml:space="preserve"> n_s, </w:t>
+        <w:t xml:space="preserve"> side, </w:t>
       </w:r>
       <w:r>
         <w:rPr>
@@ -4516,7 +5219,7 @@
         <w:rPr>
           <w:rStyle w:val="NormalTok"/>
         </w:rPr>
-        <w:t xml:space="preserve"> length_mm, </w:t>
+        <w:t xml:space="preserve"> needle_length_mm, </w:t>
       </w:r>
       <w:r>
         <w:rPr>
@@ -4528,7 +5231,7 @@
         <w:rPr>
           <w:rStyle w:val="NormalTok"/>
         </w:rPr>
-        <w:t xml:space="preserve"> n_s)) </w:t>
+        <w:t xml:space="preserve"> side)) </w:t>
       </w:r>
       <w:r>
         <w:rPr>
@@ -4603,13 +5306,100 @@
         <w:rPr>
           <w:rStyle w:val="NormalTok"/>
         </w:rPr>
+        <w:t xml:space="preserve">), </w:t>
+      </w:r>
+      <w:r>
+        <w:rPr>
+          <w:rStyle w:val="AttributeTok"/>
+        </w:rPr>
+        <w:t xml:space="preserve">size =</w:t>
+      </w:r>
+      <w:r>
+        <w:rPr>
+          <w:rStyle w:val="NormalTok"/>
+        </w:rPr>
+        <w:t xml:space="preserve"> </w:t>
+      </w:r>
+      <w:r>
+        <w:rPr>
+          <w:rStyle w:val="FloatTok"/>
+        </w:rPr>
+        <w:t xml:space="preserve">2.5</w:t>
+      </w:r>
+      <w:r>
+        <w:rPr>
+          <w:rStyle w:val="NormalTok"/>
+        </w:rPr>
+        <w:t xml:space="preserve">) </w:t>
+      </w:r>
+      <w:r>
+        <w:rPr>
+          <w:rStyle w:val="SpecialCharTok"/>
+        </w:rPr>
+        <w:t xml:space="preserve">+</w:t>
+      </w:r>
+      <w:r>
+        <w:br/>
+      </w:r>
+      <w:r>
+        <w:rPr>
+          <w:rStyle w:val="NormalTok"/>
+        </w:rPr>
+        <w:t xml:space="preserve">  </w:t>
+      </w:r>
+      <w:r>
+        <w:rPr>
+          <w:rStyle w:val="FunctionTok"/>
+        </w:rPr>
+        <w:t xml:space="preserve">stat_summary</w:t>
+      </w:r>
+      <w:r>
+        <w:rPr>
+          <w:rStyle w:val="NormalTok"/>
+        </w:rPr>
+        <w:t xml:space="preserve">(</w:t>
+      </w:r>
+      <w:r>
+        <w:rPr>
+          <w:rStyle w:val="AttributeTok"/>
+        </w:rPr>
+        <w:t xml:space="preserve">fun =</w:t>
+      </w:r>
+      <w:r>
+        <w:rPr>
+          <w:rStyle w:val="NormalTok"/>
+        </w:rPr>
+        <w:t xml:space="preserve"> mean, </w:t>
+      </w:r>
+      <w:r>
+        <w:rPr>
+          <w:rStyle w:val="AttributeTok"/>
+        </w:rPr>
+        <w:t xml:space="preserve">geom =</w:t>
+      </w:r>
+      <w:r>
+        <w:rPr>
+          <w:rStyle w:val="NormalTok"/>
+        </w:rPr>
+        <w:t xml:space="preserve"> </w:t>
+      </w:r>
+      <w:r>
+        <w:rPr>
+          <w:rStyle w:val="StringTok"/>
+        </w:rPr>
+        <w:t xml:space="preserve">"point"</w:t>
+      </w:r>
+      <w:r>
+        <w:rPr>
+          <w:rStyle w:val="NormalTok"/>
+        </w:rPr>
         <w:t xml:space="preserve">, </w:t>
       </w:r>
       <w:r>
         <w:rPr>
           <w:rStyle w:val="AttributeTok"/>
         </w:rPr>
-        <w:t xml:space="preserve">seed =</w:t>
+        <w:t xml:space="preserve">size =</w:t>
       </w:r>
       <w:r>
         <w:rPr>
@@ -4621,31 +5411,31 @@
         <w:rPr>
           <w:rStyle w:val="DecValTok"/>
         </w:rPr>
-        <w:t xml:space="preserve">42</w:t>
-      </w:r>
-      <w:r>
-        <w:rPr>
-          <w:rStyle w:val="NormalTok"/>
-        </w:rPr>
-        <w:t xml:space="preserve">), </w:t>
-      </w:r>
-      <w:r>
-        <w:rPr>
-          <w:rStyle w:val="AttributeTok"/>
-        </w:rPr>
-        <w:t xml:space="preserve">size =</w:t>
-      </w:r>
-      <w:r>
-        <w:rPr>
-          <w:rStyle w:val="NormalTok"/>
-        </w:rPr>
-        <w:t xml:space="preserve"> </w:t>
-      </w:r>
-      <w:r>
-        <w:rPr>
-          <w:rStyle w:val="FloatTok"/>
-        </w:rPr>
-        <w:t xml:space="preserve">2.5</w:t>
+        <w:t xml:space="preserve">4</w:t>
+      </w:r>
+      <w:r>
+        <w:rPr>
+          <w:rStyle w:val="NormalTok"/>
+        </w:rPr>
+        <w:t xml:space="preserve">, </w:t>
+      </w:r>
+      <w:r>
+        <w:rPr>
+          <w:rStyle w:val="AttributeTok"/>
+        </w:rPr>
+        <w:t xml:space="preserve">color =</w:t>
+      </w:r>
+      <w:r>
+        <w:rPr>
+          <w:rStyle w:val="NormalTok"/>
+        </w:rPr>
+        <w:t xml:space="preserve"> </w:t>
+      </w:r>
+      <w:r>
+        <w:rPr>
+          <w:rStyle w:val="StringTok"/>
+        </w:rPr>
+        <w:t xml:space="preserve">"black"</w:t>
       </w:r>
       <w:r>
         <w:rPr>
@@ -4672,7 +5462,7 @@
         <w:rPr>
           <w:rStyle w:val="FunctionTok"/>
         </w:rPr>
-        <w:t xml:space="preserve">stat_summary</w:t>
+        <w:t xml:space="preserve">scale_color_manual</w:t>
       </w:r>
       <w:r>
         <w:rPr>
@@ -4681,22 +5471,19 @@
         <w:t xml:space="preserve">(</w:t>
       </w:r>
       <w:r>
-        <w:rPr>
-          <w:rStyle w:val="AttributeTok"/>
-        </w:rPr>
-        <w:t xml:space="preserve">fun =</w:t>
-      </w:r>
-      <w:r>
-        <w:rPr>
-          <w:rStyle w:val="NormalTok"/>
-        </w:rPr>
-        <w:t xml:space="preserve"> mean, </w:t>
-      </w:r>
-      <w:r>
-        <w:rPr>
-          <w:rStyle w:val="AttributeTok"/>
-        </w:rPr>
-        <w:t xml:space="preserve">geom =</w:t>
+        <w:br/>
+      </w:r>
+      <w:r>
+        <w:rPr>
+          <w:rStyle w:val="NormalTok"/>
+        </w:rPr>
+        <w:t xml:space="preserve">    </w:t>
+      </w:r>
+      <w:r>
+        <w:rPr>
+          <w:rStyle w:val="AttributeTok"/>
+        </w:rPr>
+        <w:t xml:space="preserve">name   =</w:t>
       </w:r>
       <w:r>
         <w:rPr>
@@ -4708,7 +5495,64 @@
         <w:rPr>
           <w:rStyle w:val="StringTok"/>
         </w:rPr>
-        <w:t xml:space="preserve">"point"</w:t>
+        <w:t xml:space="preserve">"Side of tree"</w:t>
+      </w:r>
+      <w:r>
+        <w:rPr>
+          <w:rStyle w:val="NormalTok"/>
+        </w:rPr>
+        <w:t xml:space="preserve">,</w:t>
+      </w:r>
+      <w:r>
+        <w:br/>
+      </w:r>
+      <w:r>
+        <w:rPr>
+          <w:rStyle w:val="NormalTok"/>
+        </w:rPr>
+        <w:t xml:space="preserve">    </w:t>
+      </w:r>
+      <w:r>
+        <w:rPr>
+          <w:rStyle w:val="AttributeTok"/>
+        </w:rPr>
+        <w:t xml:space="preserve">labels =</w:t>
+      </w:r>
+      <w:r>
+        <w:rPr>
+          <w:rStyle w:val="NormalTok"/>
+        </w:rPr>
+        <w:t xml:space="preserve"> </w:t>
+      </w:r>
+      <w:r>
+        <w:rPr>
+          <w:rStyle w:val="FunctionTok"/>
+        </w:rPr>
+        <w:t xml:space="preserve">c</w:t>
+      </w:r>
+      <w:r>
+        <w:rPr>
+          <w:rStyle w:val="NormalTok"/>
+        </w:rPr>
+        <w:t xml:space="preserve">(</w:t>
+      </w:r>
+      <w:r>
+        <w:rPr>
+          <w:rStyle w:val="AttributeTok"/>
+        </w:rPr>
+        <w:t xml:space="preserve">shady =</w:t>
+      </w:r>
+      <w:r>
+        <w:rPr>
+          <w:rStyle w:val="NormalTok"/>
+        </w:rPr>
+        <w:t xml:space="preserve"> </w:t>
+      </w:r>
+      <w:r>
+        <w:rPr>
+          <w:rStyle w:val="StringTok"/>
+        </w:rPr>
+        <w:t xml:space="preserve">"Shady side"</w:t>
       </w:r>
       <w:r>
         <w:rPr>
@@ -4720,19 +5564,76 @@
         <w:rPr>
           <w:rStyle w:val="AttributeTok"/>
         </w:rPr>
-        <w:t xml:space="preserve">size =</w:t>
-      </w:r>
-      <w:r>
-        <w:rPr>
-          <w:rStyle w:val="NormalTok"/>
-        </w:rPr>
-        <w:t xml:space="preserve"> </w:t>
-      </w:r>
-      <w:r>
-        <w:rPr>
-          <w:rStyle w:val="DecValTok"/>
-        </w:rPr>
-        <w:t xml:space="preserve">4</w:t>
+        <w:t xml:space="preserve">sunny =</w:t>
+      </w:r>
+      <w:r>
+        <w:rPr>
+          <w:rStyle w:val="NormalTok"/>
+        </w:rPr>
+        <w:t xml:space="preserve"> </w:t>
+      </w:r>
+      <w:r>
+        <w:rPr>
+          <w:rStyle w:val="StringTok"/>
+        </w:rPr>
+        <w:t xml:space="preserve">"Sunny side"</w:t>
+      </w:r>
+      <w:r>
+        <w:rPr>
+          <w:rStyle w:val="NormalTok"/>
+        </w:rPr>
+        <w:t xml:space="preserve">),</w:t>
+      </w:r>
+      <w:r>
+        <w:br/>
+      </w:r>
+      <w:r>
+        <w:rPr>
+          <w:rStyle w:val="NormalTok"/>
+        </w:rPr>
+        <w:t xml:space="preserve">    </w:t>
+      </w:r>
+      <w:r>
+        <w:rPr>
+          <w:rStyle w:val="AttributeTok"/>
+        </w:rPr>
+        <w:t xml:space="preserve">values =</w:t>
+      </w:r>
+      <w:r>
+        <w:rPr>
+          <w:rStyle w:val="NormalTok"/>
+        </w:rPr>
+        <w:t xml:space="preserve"> </w:t>
+      </w:r>
+      <w:r>
+        <w:rPr>
+          <w:rStyle w:val="FunctionTok"/>
+        </w:rPr>
+        <w:t xml:space="preserve">c</w:t>
+      </w:r>
+      <w:r>
+        <w:rPr>
+          <w:rStyle w:val="NormalTok"/>
+        </w:rPr>
+        <w:t xml:space="preserve">(</w:t>
+      </w:r>
+      <w:r>
+        <w:rPr>
+          <w:rStyle w:val="AttributeTok"/>
+        </w:rPr>
+        <w:t xml:space="preserve">shady =</w:t>
+      </w:r>
+      <w:r>
+        <w:rPr>
+          <w:rStyle w:val="NormalTok"/>
+        </w:rPr>
+        <w:t xml:space="preserve"> </w:t>
+      </w:r>
+      <w:r>
+        <w:rPr>
+          <w:rStyle w:val="StringTok"/>
+        </w:rPr>
+        <w:t xml:space="preserve">"#2c7fb8"</w:t>
       </w:r>
       <w:r>
         <w:rPr>
@@ -4744,229 +5645,7 @@
         <w:rPr>
           <w:rStyle w:val="AttributeTok"/>
         </w:rPr>
-        <w:t xml:space="preserve">color =</w:t>
-      </w:r>
-      <w:r>
-        <w:rPr>
-          <w:rStyle w:val="NormalTok"/>
-        </w:rPr>
-        <w:t xml:space="preserve"> </w:t>
-      </w:r>
-      <w:r>
-        <w:rPr>
-          <w:rStyle w:val="StringTok"/>
-        </w:rPr>
-        <w:t xml:space="preserve">"black"</w:t>
-      </w:r>
-      <w:r>
-        <w:rPr>
-          <w:rStyle w:val="NormalTok"/>
-        </w:rPr>
-        <w:t xml:space="preserve">) </w:t>
-      </w:r>
-      <w:r>
-        <w:rPr>
-          <w:rStyle w:val="SpecialCharTok"/>
-        </w:rPr>
-        <w:t xml:space="preserve">+</w:t>
-      </w:r>
-      <w:r>
-        <w:br/>
-      </w:r>
-      <w:r>
-        <w:rPr>
-          <w:rStyle w:val="NormalTok"/>
-        </w:rPr>
-        <w:t xml:space="preserve">  </w:t>
-      </w:r>
-      <w:r>
-        <w:rPr>
-          <w:rStyle w:val="FunctionTok"/>
-        </w:rPr>
-        <w:t xml:space="preserve">scale_color_manual</w:t>
-      </w:r>
-      <w:r>
-        <w:rPr>
-          <w:rStyle w:val="NormalTok"/>
-        </w:rPr>
-        <w:t xml:space="preserve">(</w:t>
-      </w:r>
-      <w:r>
-        <w:br/>
-      </w:r>
-      <w:r>
-        <w:rPr>
-          <w:rStyle w:val="NormalTok"/>
-        </w:rPr>
-        <w:t xml:space="preserve">    </w:t>
-      </w:r>
-      <w:r>
-        <w:rPr>
-          <w:rStyle w:val="AttributeTok"/>
-        </w:rPr>
-        <w:t xml:space="preserve">name   =</w:t>
-      </w:r>
-      <w:r>
-        <w:rPr>
-          <w:rStyle w:val="NormalTok"/>
-        </w:rPr>
-        <w:t xml:space="preserve"> </w:t>
-      </w:r>
-      <w:r>
-        <w:rPr>
-          <w:rStyle w:val="StringTok"/>
-        </w:rPr>
-        <w:t xml:space="preserve">"Side of tree"</w:t>
-      </w:r>
-      <w:r>
-        <w:rPr>
-          <w:rStyle w:val="NormalTok"/>
-        </w:rPr>
-        <w:t xml:space="preserve">,</w:t>
-      </w:r>
-      <w:r>
-        <w:br/>
-      </w:r>
-      <w:r>
-        <w:rPr>
-          <w:rStyle w:val="NormalTok"/>
-        </w:rPr>
-        <w:t xml:space="preserve">    </w:t>
-      </w:r>
-      <w:r>
-        <w:rPr>
-          <w:rStyle w:val="AttributeTok"/>
-        </w:rPr>
-        <w:t xml:space="preserve">labels =</w:t>
-      </w:r>
-      <w:r>
-        <w:rPr>
-          <w:rStyle w:val="NormalTok"/>
-        </w:rPr>
-        <w:t xml:space="preserve"> </w:t>
-      </w:r>
-      <w:r>
-        <w:rPr>
-          <w:rStyle w:val="FunctionTok"/>
-        </w:rPr>
-        <w:t xml:space="preserve">c</w:t>
-      </w:r>
-      <w:r>
-        <w:rPr>
-          <w:rStyle w:val="NormalTok"/>
-        </w:rPr>
-        <w:t xml:space="preserve">(</w:t>
-      </w:r>
-      <w:r>
-        <w:rPr>
-          <w:rStyle w:val="AttributeTok"/>
-        </w:rPr>
-        <w:t xml:space="preserve">n =</w:t>
-      </w:r>
-      <w:r>
-        <w:rPr>
-          <w:rStyle w:val="NormalTok"/>
-        </w:rPr>
-        <w:t xml:space="preserve"> </w:t>
-      </w:r>
-      <w:r>
-        <w:rPr>
-          <w:rStyle w:val="StringTok"/>
-        </w:rPr>
-        <w:t xml:space="preserve">"Shady (sheltered)"</w:t>
-      </w:r>
-      <w:r>
-        <w:rPr>
-          <w:rStyle w:val="NormalTok"/>
-        </w:rPr>
-        <w:t xml:space="preserve">, </w:t>
-      </w:r>
-      <w:r>
-        <w:rPr>
-          <w:rStyle w:val="AttributeTok"/>
-        </w:rPr>
-        <w:t xml:space="preserve">s =</w:t>
-      </w:r>
-      <w:r>
-        <w:rPr>
-          <w:rStyle w:val="NormalTok"/>
-        </w:rPr>
-        <w:t xml:space="preserve"> </w:t>
-      </w:r>
-      <w:r>
-        <w:rPr>
-          <w:rStyle w:val="StringTok"/>
-        </w:rPr>
-        <w:t xml:space="preserve">"Sunny"</w:t>
-      </w:r>
-      <w:r>
-        <w:rPr>
-          <w:rStyle w:val="NormalTok"/>
-        </w:rPr>
-        <w:t xml:space="preserve">),</w:t>
-      </w:r>
-      <w:r>
-        <w:br/>
-      </w:r>
-      <w:r>
-        <w:rPr>
-          <w:rStyle w:val="NormalTok"/>
-        </w:rPr>
-        <w:t xml:space="preserve">    </w:t>
-      </w:r>
-      <w:r>
-        <w:rPr>
-          <w:rStyle w:val="AttributeTok"/>
-        </w:rPr>
-        <w:t xml:space="preserve">values =</w:t>
-      </w:r>
-      <w:r>
-        <w:rPr>
-          <w:rStyle w:val="NormalTok"/>
-        </w:rPr>
-        <w:t xml:space="preserve"> </w:t>
-      </w:r>
-      <w:r>
-        <w:rPr>
-          <w:rStyle w:val="FunctionTok"/>
-        </w:rPr>
-        <w:t xml:space="preserve">c</w:t>
-      </w:r>
-      <w:r>
-        <w:rPr>
-          <w:rStyle w:val="NormalTok"/>
-        </w:rPr>
-        <w:t xml:space="preserve">(</w:t>
-      </w:r>
-      <w:r>
-        <w:rPr>
-          <w:rStyle w:val="AttributeTok"/>
-        </w:rPr>
-        <w:t xml:space="preserve">n =</w:t>
-      </w:r>
-      <w:r>
-        <w:rPr>
-          <w:rStyle w:val="NormalTok"/>
-        </w:rPr>
-        <w:t xml:space="preserve"> </w:t>
-      </w:r>
-      <w:r>
-        <w:rPr>
-          <w:rStyle w:val="StringTok"/>
-        </w:rPr>
-        <w:t xml:space="preserve">"#2c7fb8"</w:t>
-      </w:r>
-      <w:r>
-        <w:rPr>
-          <w:rStyle w:val="NormalTok"/>
-        </w:rPr>
-        <w:t xml:space="preserve">, </w:t>
-      </w:r>
-      <w:r>
-        <w:rPr>
-          <w:rStyle w:val="AttributeTok"/>
-        </w:rPr>
-        <w:t xml:space="preserve">s =</w:t>
+        <w:t xml:space="preserve">sunny =</w:t>
       </w:r>
       <w:r>
         <w:rPr>
@@ -5142,6 +5821,15 @@
         <w:rPr>
           <w:rStyle w:val="CommentTok"/>
         </w:rPr>
+        <w:t xml:space="preserve"># ── Part 8b.2 · Advanced / extra work ───────────────────────────────────</w:t>
+      </w:r>
+      <w:r>
+        <w:br/>
+      </w:r>
+      <w:r>
+        <w:rPr>
+          <w:rStyle w:val="CommentTok"/>
+        </w:rPr>
         <w:t xml:space="preserve"># Write your code here:</w:t>
       </w:r>
       <w:r>
@@ -5178,7 +5866,7 @@
         <w:rPr>
           <w:rStyle w:val="VerbatimChar"/>
         </w:rPr>
-        <w:t xml:space="preserve">pine_df$n_s</w:t>
+        <w:t xml:space="preserve">pine_df$side</w:t>
       </w:r>
       <w:r>
         <w:t xml:space="preserve"> </w:t>
@@ -5306,6 +5994,15 @@
       </w:pPr>
       <w:r>
         <w:rPr>
+          <w:rStyle w:val="CommentTok"/>
+        </w:rPr>
+        <w:t xml:space="preserve"># ── Part 8b.3 · Advanced / extra work ───────────────────────────────────</w:t>
+      </w:r>
+      <w:r>
+        <w:br/>
+      </w:r>
+      <w:r>
+        <w:rPr>
           <w:rStyle w:val="FunctionTok"/>
         </w:rPr>
         <w:t xml:space="preserve">ggplot</w:t>
@@ -5338,7 +6035,7 @@
         <w:rPr>
           <w:rStyle w:val="NormalTok"/>
         </w:rPr>
-        <w:t xml:space="preserve"> n_s, </w:t>
+        <w:t xml:space="preserve"> side, </w:t>
       </w:r>
       <w:r>
         <w:rPr>
@@ -5350,7 +6047,7 @@
         <w:rPr>
           <w:rStyle w:val="NormalTok"/>
         </w:rPr>
-        <w:t xml:space="preserve"> length_mm, </w:t>
+        <w:t xml:space="preserve"> needle_length_mm, </w:t>
       </w:r>
       <w:r>
         <w:rPr>
@@ -5362,7 +6059,7 @@
         <w:rPr>
           <w:rStyle w:val="NormalTok"/>
         </w:rPr>
-        <w:t xml:space="preserve"> n_s)) </w:t>
+        <w:t xml:space="preserve"> side)) </w:t>
       </w:r>
       <w:r>
         <w:rPr>
@@ -5536,7 +6233,7 @@
         <w:rPr>
           <w:rStyle w:val="AttributeTok"/>
         </w:rPr>
-        <w:t xml:space="preserve">n =</w:t>
+        <w:t xml:space="preserve">shady =</w:t>
       </w:r>
       <w:r>
         <w:rPr>
@@ -5548,7 +6245,7 @@
         <w:rPr>
           <w:rStyle w:val="StringTok"/>
         </w:rPr>
-        <w:t xml:space="preserve">"Shady (sheltered)"</w:t>
+        <w:t xml:space="preserve">"Shady side"</w:t>
       </w:r>
       <w:r>
         <w:rPr>
@@ -5560,7 +6257,7 @@
         <w:rPr>
           <w:rStyle w:val="AttributeTok"/>
         </w:rPr>
-        <w:t xml:space="preserve">s =</w:t>
+        <w:t xml:space="preserve">sunny =</w:t>
       </w:r>
       <w:r>
         <w:rPr>
@@ -5572,7 +6269,7 @@
         <w:rPr>
           <w:rStyle w:val="StringTok"/>
         </w:rPr>
-        <w:t xml:space="preserve">"Sunny"</w:t>
+        <w:t xml:space="preserve">"Sunny side"</w:t>
       </w:r>
       <w:r>
         <w:rPr>
@@ -5617,7 +6314,7 @@
         <w:rPr>
           <w:rStyle w:val="AttributeTok"/>
         </w:rPr>
-        <w:t xml:space="preserve">n =</w:t>
+        <w:t xml:space="preserve">shady =</w:t>
       </w:r>
       <w:r>
         <w:rPr>
@@ -5641,7 +6338,7 @@
         <w:rPr>
           <w:rStyle w:val="AttributeTok"/>
         </w:rPr>
-        <w:t xml:space="preserve">s =</w:t>
+        <w:t xml:space="preserve">sunny =</w:t>
       </w:r>
       <w:r>
         <w:rPr>
@@ -5846,8 +6543,8 @@
         </w:pict>
       </w:r>
     </w:p>
-    <w:bookmarkEnd w:id="28"/>
-    <w:bookmarkStart w:id="32" w:name="part-9-review-and-checkpoint"/>
+    <w:bookmarkEnd w:id="33"/>
+    <w:bookmarkStart w:id="37" w:name="part-9-review-and-checkpoint"/>
     <w:p>
       <w:pPr>
         <w:pStyle w:val="Heading1"/>
@@ -6202,18 +6899,18 @@
                 <wp:inline>
                   <wp:extent cx="152400" cy="152400"/>
                   <wp:effectExtent b="0" l="0" r="0" t="0"/>
-                  <wp:docPr descr="" title="" id="30" name="Picture"/>
+                  <wp:docPr descr="" title="" id="35" name="Picture"/>
                   <a:graphic>
                     <a:graphicData uri="http://schemas.openxmlformats.org/drawingml/2006/picture">
                       <pic:pic>
                         <pic:nvPicPr>
-                          <pic:cNvPr descr="/Applications/Positron.app/Contents/Resources/app/quarto/share/formats/docx/note.png" id="31" name="Picture"/>
+                          <pic:cNvPr descr="/Applications/Positron.app/Contents/Resources/app/quarto/share/formats/docx/note.png" id="36" name="Picture"/>
                           <pic:cNvPicPr>
                             <a:picLocks noChangeArrowheads="1" noChangeAspect="1"/>
                           </pic:cNvPicPr>
                         </pic:nvPicPr>
                         <pic:blipFill>
-                          <a:blip r:embed="rId29"/>
+                          <a:blip r:embed="rId34"/>
                           <a:stretch>
                             <a:fillRect/>
                           </a:stretch>
@@ -6356,8 +7053,8 @@
         </w:pict>
       </w:r>
     </w:p>
-    <w:bookmarkEnd w:id="32"/>
-    <w:bookmarkStart w:id="33" w:name="getting-unstuck"/>
+    <w:bookmarkEnd w:id="37"/>
+    <w:bookmarkStart w:id="38" w:name="getting-unstuck"/>
     <w:p>
       <w:pPr>
         <w:pStyle w:val="Heading1"/>
@@ -6543,7 +7240,7 @@
         </w:pict>
       </w:r>
     </w:p>
-    <w:bookmarkEnd w:id="33"/>
+    <w:bookmarkEnd w:id="38"/>
     <w:sectPr>
       <w:pgSz w:h="15840" w:w="12240"/>
       <w:pgMar w:bottom="1440" w:footer="720" w:gutter="0" w:header="720" w:left="1440" w:right="1440" w:top="1440"/>

--- a/docs/content/graphing_effectively/graphing_effectively_activity.docx
+++ b/docs/content/graphing_effectively/graphing_effectively_activity.docx
@@ -859,13 +859,51 @@
       </w:r>
     </w:p>
     <w:bookmarkEnd w:id="16"/>
-    <w:bookmarkStart w:id="17" w:name="part-2-boxplot-from-scratch"/>
+    <w:bookmarkStart w:id="18" w:name="part-2-boxplot-from-scratch"/>
     <w:p>
       <w:pPr>
         <w:pStyle w:val="Heading1"/>
       </w:pPr>
       <w:r>
         <w:t xml:space="preserve">Part 2 · Boxplot, from scratch</w:t>
+      </w:r>
+    </w:p>
+    <w:p>
+      <w:pPr>
+        <w:pStyle w:val="BlockText"/>
+      </w:pPr>
+      <w:r>
+        <w:t xml:space="preserve">📖</w:t>
+      </w:r>
+      <w:r>
+        <w:t xml:space="preserve"> </w:t>
+      </w:r>
+      <w:r>
+        <w:rPr>
+          <w:b/>
+          <w:bCs/>
+        </w:rPr>
+        <w:t xml:space="preserve">Read more:</w:t>
+      </w:r>
+      <w:r>
+        <w:t xml:space="preserve"> </w:t>
+      </w:r>
+      <w:r>
+        <w:t xml:space="preserve">Whitlock &amp; Schluter Ch. 2 (Displaying Data) on Canvas, and</w:t>
+      </w:r>
+      <w:r>
+        <w:t xml:space="preserve"> </w:t>
+      </w:r>
+      <w:hyperlink r:id="rId17">
+        <w:r>
+          <w:rPr>
+            <w:rStyle w:val="Hyperlink"/>
+          </w:rPr>
+          <w:t xml:space="preserve">R4DS §9 — Layers</w:t>
+        </w:r>
+      </w:hyperlink>
+      <w:r>
+        <w:t xml:space="preserve">.</w:t>
       </w:r>
     </w:p>
     <w:p>
@@ -1347,14 +1385,79 @@
         </w:pict>
       </w:r>
     </w:p>
-    <w:bookmarkEnd w:id="17"/>
-    <w:bookmarkStart w:id="21" w:name="part-3-add-the-raw-points"/>
+    <w:bookmarkEnd w:id="18"/>
+    <w:bookmarkStart w:id="23" w:name="part-3-add-the-raw-points"/>
     <w:p>
       <w:pPr>
         <w:pStyle w:val="Heading1"/>
       </w:pPr>
       <w:r>
         <w:t xml:space="preserve">Part 3 · Add the raw points</w:t>
+      </w:r>
+    </w:p>
+    <w:p>
+      <w:pPr>
+        <w:pStyle w:val="BlockText"/>
+      </w:pPr>
+      <w:r>
+        <w:t xml:space="preserve">📖</w:t>
+      </w:r>
+      <w:r>
+        <w:t xml:space="preserve"> </w:t>
+      </w:r>
+      <w:r>
+        <w:rPr>
+          <w:b/>
+          <w:bCs/>
+        </w:rPr>
+        <w:t xml:space="preserve">Read more:</w:t>
+      </w:r>
+      <w:r>
+        <w:t xml:space="preserve"> </w:t>
+      </w:r>
+      <w:r>
+        <w:t xml:space="preserve">Whitlock &amp; Schluter Ch. 2,</w:t>
+      </w:r>
+      <w:r>
+        <w:t xml:space="preserve"> </w:t>
+      </w:r>
+      <w:r>
+        <w:t xml:space="preserve">“How to draw a good graph”</w:t>
+      </w:r>
+      <w:r>
+        <w:t xml:space="preserve"> </w:t>
+      </w:r>
+      <w:r>
+        <w:t xml:space="preserve">— show the data, not only the summary. Also</w:t>
+      </w:r>
+      <w:r>
+        <w:t xml:space="preserve"> </w:t>
+      </w:r>
+      <w:hyperlink r:id="rId19">
+        <w:r>
+          <w:rPr>
+            <w:rStyle w:val="Hyperlink"/>
+          </w:rPr>
+          <w:t xml:space="preserve">R4DS §9.6 — Position adjustments</w:t>
+        </w:r>
+      </w:hyperlink>
+      <w:r>
+        <w:t xml:space="preserve"> </w:t>
+      </w:r>
+      <w:r>
+        <w:t xml:space="preserve">for</w:t>
+      </w:r>
+      <w:r>
+        <w:t xml:space="preserve"> </w:t>
+      </w:r>
+      <w:r>
+        <w:rPr>
+          <w:rStyle w:val="VerbatimChar"/>
+        </w:rPr>
+        <w:t xml:space="preserve">position_jitter()</w:t>
+      </w:r>
+      <w:r>
+        <w:t xml:space="preserve">.</w:t>
       </w:r>
     </w:p>
     <w:p>
@@ -1722,18 +1825,18 @@
                 <wp:inline>
                   <wp:extent cx="152400" cy="152400"/>
                   <wp:effectExtent b="0" l="0" r="0" t="0"/>
-                  <wp:docPr descr="" title="" id="19" name="Picture"/>
+                  <wp:docPr descr="" title="" id="21" name="Picture"/>
                   <a:graphic>
                     <a:graphicData uri="http://schemas.openxmlformats.org/drawingml/2006/picture">
                       <pic:pic>
                         <pic:nvPicPr>
-                          <pic:cNvPr descr="/Applications/Positron.app/Contents/Resources/app/quarto/share/formats/docx/tip.png" id="20" name="Picture"/>
+                          <pic:cNvPr descr="/Applications/Positron.app/Contents/Resources/app/quarto/share/formats/docx/tip.png" id="22" name="Picture"/>
                           <pic:cNvPicPr>
                             <a:picLocks noChangeArrowheads="1" noChangeAspect="1"/>
                           </pic:cNvPicPr>
                         </pic:nvPicPr>
                         <pic:blipFill>
-                          <a:blip r:embed="rId18"/>
+                          <a:blip r:embed="rId20"/>
                           <a:stretch>
                             <a:fillRect/>
                           </a:stretch>
@@ -1844,8 +1947,8 @@
         </w:pict>
       </w:r>
     </w:p>
-    <w:bookmarkEnd w:id="21"/>
-    <w:bookmarkStart w:id="22" w:name="part-3b-axis-labels-and-titles-with-labs"/>
+    <w:bookmarkEnd w:id="23"/>
+    <w:bookmarkStart w:id="25" w:name="part-3b-axis-labels-and-titles-with-labs"/>
     <w:p>
       <w:pPr>
         <w:pStyle w:val="Heading1"/>
@@ -1861,6 +1964,38 @@
           <w:rStyle w:val="VerbatimChar"/>
         </w:rPr>
         <w:t xml:space="preserve">labs()</w:t>
+      </w:r>
+    </w:p>
+    <w:p>
+      <w:pPr>
+        <w:pStyle w:val="BlockText"/>
+      </w:pPr>
+      <w:r>
+        <w:t xml:space="preserve">📖</w:t>
+      </w:r>
+      <w:r>
+        <w:t xml:space="preserve"> </w:t>
+      </w:r>
+      <w:r>
+        <w:rPr>
+          <w:b/>
+          <w:bCs/>
+        </w:rPr>
+        <w:t xml:space="preserve">Read more:</w:t>
+      </w:r>
+      <w:r>
+        <w:t xml:space="preserve"> </w:t>
+      </w:r>
+      <w:hyperlink r:id="rId24">
+        <w:r>
+          <w:rPr>
+            <w:rStyle w:val="Hyperlink"/>
+          </w:rPr>
+          <w:t xml:space="preserve">R4DS §11.1 — Labels</w:t>
+        </w:r>
+      </w:hyperlink>
+      <w:r>
+        <w:t xml:space="preserve">.</w:t>
       </w:r>
     </w:p>
     <w:p>
@@ -2347,14 +2482,46 @@
         </w:pict>
       </w:r>
     </w:p>
-    <w:bookmarkEnd w:id="22"/>
-    <w:bookmarkStart w:id="23" w:name="part-4-map-a-third-variable-with-color"/>
+    <w:bookmarkEnd w:id="25"/>
+    <w:bookmarkStart w:id="27" w:name="part-4-map-a-third-variable-with-color"/>
     <w:p>
       <w:pPr>
         <w:pStyle w:val="Heading1"/>
       </w:pPr>
       <w:r>
         <w:t xml:space="preserve">Part 4 · Map a third variable with color</w:t>
+      </w:r>
+    </w:p>
+    <w:p>
+      <w:pPr>
+        <w:pStyle w:val="BlockText"/>
+      </w:pPr>
+      <w:r>
+        <w:t xml:space="preserve">📖</w:t>
+      </w:r>
+      <w:r>
+        <w:t xml:space="preserve"> </w:t>
+      </w:r>
+      <w:r>
+        <w:rPr>
+          <w:b/>
+          <w:bCs/>
+        </w:rPr>
+        <w:t xml:space="preserve">Read more:</w:t>
+      </w:r>
+      <w:r>
+        <w:t xml:space="preserve"> </w:t>
+      </w:r>
+      <w:hyperlink r:id="rId26">
+        <w:r>
+          <w:rPr>
+            <w:rStyle w:val="Hyperlink"/>
+          </w:rPr>
+          <w:t xml:space="preserve">R4DS §9.1 — Aesthetic mappings</w:t>
+        </w:r>
+      </w:hyperlink>
+      <w:r>
+        <w:t xml:space="preserve">.</w:t>
       </w:r>
     </w:p>
     <w:p>
@@ -2860,14 +3027,52 @@
         </w:pict>
       </w:r>
     </w:p>
-    <w:bookmarkEnd w:id="23"/>
-    <w:bookmarkStart w:id="26" w:name="part-4b-histograms-and-density-curves"/>
+    <w:bookmarkEnd w:id="27"/>
+    <w:bookmarkStart w:id="31" w:name="part-4b-histograms-and-density-curves"/>
     <w:p>
       <w:pPr>
         <w:pStyle w:val="Heading1"/>
       </w:pPr>
       <w:r>
         <w:t xml:space="preserve">Part 4b · Histograms and density curves</w:t>
+      </w:r>
+    </w:p>
+    <w:p>
+      <w:pPr>
+        <w:pStyle w:val="BlockText"/>
+      </w:pPr>
+      <w:r>
+        <w:t xml:space="preserve">📖</w:t>
+      </w:r>
+      <w:r>
+        <w:t xml:space="preserve"> </w:t>
+      </w:r>
+      <w:r>
+        <w:rPr>
+          <w:b/>
+          <w:bCs/>
+        </w:rPr>
+        <w:t xml:space="preserve">Read more:</w:t>
+      </w:r>
+      <w:r>
+        <w:t xml:space="preserve"> </w:t>
+      </w:r>
+      <w:r>
+        <w:t xml:space="preserve">Whitlock &amp; Schluter Ch. 2 on frequency distributions and bin width;</w:t>
+      </w:r>
+      <w:r>
+        <w:t xml:space="preserve"> </w:t>
+      </w:r>
+      <w:hyperlink r:id="rId28">
+        <w:r>
+          <w:rPr>
+            <w:rStyle w:val="Hyperlink"/>
+          </w:rPr>
+          <w:t xml:space="preserve">R4DS §10.3 — Variation</w:t>
+        </w:r>
+      </w:hyperlink>
+      <w:r>
+        <w:t xml:space="preserve">.</w:t>
       </w:r>
     </w:p>
     <w:p>
@@ -3564,18 +3769,18 @@
                 <wp:inline>
                   <wp:extent cx="152400" cy="152400"/>
                   <wp:effectExtent b="0" l="0" r="0" t="0"/>
-                  <wp:docPr descr="" title="" id="24" name="Picture"/>
+                  <wp:docPr descr="" title="" id="29" name="Picture"/>
                   <a:graphic>
                     <a:graphicData uri="http://schemas.openxmlformats.org/drawingml/2006/picture">
                       <pic:pic>
                         <pic:nvPicPr>
-                          <pic:cNvPr descr="/Applications/Positron.app/Contents/Resources/app/quarto/share/formats/docx/tip.png" id="25" name="Picture"/>
+                          <pic:cNvPr descr="/Applications/Positron.app/Contents/Resources/app/quarto/share/formats/docx/tip.png" id="30" name="Picture"/>
                           <pic:cNvPicPr>
                             <a:picLocks noChangeArrowheads="1" noChangeAspect="1"/>
                           </pic:cNvPicPr>
                         </pic:nvPicPr>
                         <pic:blipFill>
-                          <a:blip r:embed="rId18"/>
+                          <a:blip r:embed="rId20"/>
                           <a:stretch>
                             <a:fillRect/>
                           </a:stretch>
@@ -3686,14 +3891,38 @@
         </w:pict>
       </w:r>
     </w:p>
-    <w:bookmarkEnd w:id="26"/>
-    <w:bookmarkStart w:id="27" w:name="part-5-mean-se-plotted-directly"/>
+    <w:bookmarkEnd w:id="31"/>
+    <w:bookmarkStart w:id="32" w:name="part-5-mean-se-plotted-directly"/>
     <w:p>
       <w:pPr>
         <w:pStyle w:val="Heading1"/>
       </w:pPr>
       <w:r>
         <w:t xml:space="preserve">Part 5 · Mean ± SE, plotted directly</w:t>
+      </w:r>
+    </w:p>
+    <w:p>
+      <w:pPr>
+        <w:pStyle w:val="BlockText"/>
+      </w:pPr>
+      <w:r>
+        <w:t xml:space="preserve">📖</w:t>
+      </w:r>
+      <w:r>
+        <w:t xml:space="preserve"> </w:t>
+      </w:r>
+      <w:r>
+        <w:rPr>
+          <w:b/>
+          <w:bCs/>
+        </w:rPr>
+        <w:t xml:space="preserve">Read more:</w:t>
+      </w:r>
+      <w:r>
+        <w:t xml:space="preserve"> </w:t>
+      </w:r>
+      <w:r>
+        <w:t xml:space="preserve">Whitlock &amp; Schluter Ch. 4 (Estimating with Uncertainty) — what an error bar actually claims; Gotelli &amp; Ellison Ch. 6 on why independence decides which rows you may average.</w:t>
       </w:r>
     </w:p>
     <w:p>
@@ -4367,14 +4596,46 @@
         </w:pict>
       </w:r>
     </w:p>
-    <w:bookmarkEnd w:id="27"/>
-    <w:bookmarkStart w:id="28" w:name="part-6-facet-by-field-team"/>
+    <w:bookmarkEnd w:id="32"/>
+    <w:bookmarkStart w:id="34" w:name="part-6-facet-by-field-team"/>
     <w:p>
       <w:pPr>
         <w:pStyle w:val="Heading1"/>
       </w:pPr>
       <w:r>
         <w:t xml:space="preserve">Part 6 · Facet by field team</w:t>
+      </w:r>
+    </w:p>
+    <w:p>
+      <w:pPr>
+        <w:pStyle w:val="BlockText"/>
+      </w:pPr>
+      <w:r>
+        <w:t xml:space="preserve">📖</w:t>
+      </w:r>
+      <w:r>
+        <w:t xml:space="preserve"> </w:t>
+      </w:r>
+      <w:r>
+        <w:rPr>
+          <w:b/>
+          <w:bCs/>
+        </w:rPr>
+        <w:t xml:space="preserve">Read more:</w:t>
+      </w:r>
+      <w:r>
+        <w:t xml:space="preserve"> </w:t>
+      </w:r>
+      <w:hyperlink r:id="rId33">
+        <w:r>
+          <w:rPr>
+            <w:rStyle w:val="Hyperlink"/>
+          </w:rPr>
+          <w:t xml:space="preserve">R4DS §9.5 — Facets</w:t>
+        </w:r>
+      </w:hyperlink>
+      <w:r>
+        <w:t xml:space="preserve">.</w:t>
       </w:r>
     </w:p>
     <w:p>
@@ -4514,14 +4775,46 @@
         </w:pict>
       </w:r>
     </w:p>
-    <w:bookmarkEnd w:id="28"/>
-    <w:bookmarkStart w:id="29" w:name="part-7-pick-a-theme"/>
+    <w:bookmarkEnd w:id="34"/>
+    <w:bookmarkStart w:id="36" w:name="part-7-pick-a-theme"/>
     <w:p>
       <w:pPr>
         <w:pStyle w:val="Heading1"/>
       </w:pPr>
       <w:r>
         <w:t xml:space="preserve">Part 7 · Pick a theme</w:t>
+      </w:r>
+    </w:p>
+    <w:p>
+      <w:pPr>
+        <w:pStyle w:val="BlockText"/>
+      </w:pPr>
+      <w:r>
+        <w:t xml:space="preserve">📖</w:t>
+      </w:r>
+      <w:r>
+        <w:t xml:space="preserve"> </w:t>
+      </w:r>
+      <w:r>
+        <w:rPr>
+          <w:b/>
+          <w:bCs/>
+        </w:rPr>
+        <w:t xml:space="preserve">Read more:</w:t>
+      </w:r>
+      <w:r>
+        <w:t xml:space="preserve"> </w:t>
+      </w:r>
+      <w:hyperlink r:id="rId35">
+        <w:r>
+          <w:rPr>
+            <w:rStyle w:val="Hyperlink"/>
+          </w:rPr>
+          <w:t xml:space="preserve">R4DS §11.5 — Themes</w:t>
+        </w:r>
+      </w:hyperlink>
+      <w:r>
+        <w:t xml:space="preserve">.</w:t>
       </w:r>
     </w:p>
     <w:p>
@@ -4688,14 +4981,46 @@
         </w:pict>
       </w:r>
     </w:p>
-    <w:bookmarkEnd w:id="29"/>
-    <w:bookmarkStart w:id="30" w:name="part-8-save-your-figure"/>
+    <w:bookmarkEnd w:id="36"/>
+    <w:bookmarkStart w:id="38" w:name="part-8-save-your-figure"/>
     <w:p>
       <w:pPr>
         <w:pStyle w:val="Heading1"/>
       </w:pPr>
       <w:r>
         <w:t xml:space="preserve">Part 8 · Save your figure</w:t>
+      </w:r>
+    </w:p>
+    <w:p>
+      <w:pPr>
+        <w:pStyle w:val="BlockText"/>
+      </w:pPr>
+      <w:r>
+        <w:t xml:space="preserve">📖</w:t>
+      </w:r>
+      <w:r>
+        <w:t xml:space="preserve"> </w:t>
+      </w:r>
+      <w:r>
+        <w:rPr>
+          <w:b/>
+          <w:bCs/>
+        </w:rPr>
+        <w:t xml:space="preserve">Read more:</w:t>
+      </w:r>
+      <w:r>
+        <w:t xml:space="preserve"> </w:t>
+      </w:r>
+      <w:hyperlink r:id="rId37">
+        <w:r>
+          <w:rPr>
+            <w:rStyle w:val="Hyperlink"/>
+          </w:rPr>
+          <w:t xml:space="preserve">R4DS §11 — Communication</w:t>
+        </w:r>
+      </w:hyperlink>
+      <w:r>
+        <w:t xml:space="preserve">, and Whitlock &amp; Schluter Ch. 2 on what a figure must carry to stand on its own.</w:t>
       </w:r>
     </w:p>
     <w:p>
@@ -5003,8 +5328,8 @@
         </w:pict>
       </w:r>
     </w:p>
-    <w:bookmarkEnd w:id="30"/>
-    <w:bookmarkStart w:id="33" w:name="X5cdc9a0caa75bae60fe027bf87a93b6d04b43e9"/>
+    <w:bookmarkEnd w:id="38"/>
+    <w:bookmarkStart w:id="42" w:name="X5cdc9a0caa75bae60fe027bf87a93b6d04b43e9"/>
     <w:p>
       <w:pPr>
         <w:pStyle w:val="Heading1"/>
@@ -5020,6 +5345,38 @@
           <w:rStyle w:val="VerbatimChar"/>
         </w:rPr>
         <w:t xml:space="preserve">scale_color_manual()</w:t>
+      </w:r>
+    </w:p>
+    <w:p>
+      <w:pPr>
+        <w:pStyle w:val="BlockText"/>
+      </w:pPr>
+      <w:r>
+        <w:t xml:space="preserve">📖</w:t>
+      </w:r>
+      <w:r>
+        <w:t xml:space="preserve"> </w:t>
+      </w:r>
+      <w:r>
+        <w:rPr>
+          <w:b/>
+          <w:bCs/>
+        </w:rPr>
+        <w:t xml:space="preserve">Read more:</w:t>
+      </w:r>
+      <w:r>
+        <w:t xml:space="preserve"> </w:t>
+      </w:r>
+      <w:hyperlink r:id="rId39">
+        <w:r>
+          <w:rPr>
+            <w:rStyle w:val="Hyperlink"/>
+          </w:rPr>
+          <w:t xml:space="preserve">R4DS §11.4 — Scales</w:t>
+        </w:r>
+      </w:hyperlink>
+      <w:r>
+        <w:t xml:space="preserve">, including the ColorBrewer palettes.</w:t>
       </w:r>
     </w:p>
     <w:tbl>
@@ -5063,18 +5420,18 @@
                 <wp:inline>
                   <wp:extent cx="152400" cy="152400"/>
                   <wp:effectExtent b="0" l="0" r="0" t="0"/>
-                  <wp:docPr descr="" title="" id="31" name="Picture"/>
+                  <wp:docPr descr="" title="" id="40" name="Picture"/>
                   <a:graphic>
                     <a:graphicData uri="http://schemas.openxmlformats.org/drawingml/2006/picture">
                       <pic:pic>
                         <pic:nvPicPr>
-                          <pic:cNvPr descr="/Applications/Positron.app/Contents/Resources/app/quarto/share/formats/docx/tip.png" id="32" name="Picture"/>
+                          <pic:cNvPr descr="/Applications/Positron.app/Contents/Resources/app/quarto/share/formats/docx/tip.png" id="41" name="Picture"/>
                           <pic:cNvPicPr>
                             <a:picLocks noChangeArrowheads="1" noChangeAspect="1"/>
                           </pic:cNvPicPr>
                         </pic:nvPicPr>
                         <pic:blipFill>
-                          <a:blip r:embed="rId18"/>
+                          <a:blip r:embed="rId20"/>
                           <a:stretch>
                             <a:fillRect/>
                           </a:stretch>
@@ -6543,8 +6900,8 @@
         </w:pict>
       </w:r>
     </w:p>
-    <w:bookmarkEnd w:id="33"/>
-    <w:bookmarkStart w:id="37" w:name="part-9-review-and-checkpoint"/>
+    <w:bookmarkEnd w:id="42"/>
+    <w:bookmarkStart w:id="46" w:name="part-9-review-and-checkpoint"/>
     <w:p>
       <w:pPr>
         <w:pStyle w:val="Heading1"/>
@@ -6899,18 +7256,18 @@
                 <wp:inline>
                   <wp:extent cx="152400" cy="152400"/>
                   <wp:effectExtent b="0" l="0" r="0" t="0"/>
-                  <wp:docPr descr="" title="" id="35" name="Picture"/>
+                  <wp:docPr descr="" title="" id="44" name="Picture"/>
                   <a:graphic>
                     <a:graphicData uri="http://schemas.openxmlformats.org/drawingml/2006/picture">
                       <pic:pic>
                         <pic:nvPicPr>
-                          <pic:cNvPr descr="/Applications/Positron.app/Contents/Resources/app/quarto/share/formats/docx/note.png" id="36" name="Picture"/>
+                          <pic:cNvPr descr="/Applications/Positron.app/Contents/Resources/app/quarto/share/formats/docx/note.png" id="45" name="Picture"/>
                           <pic:cNvPicPr>
                             <a:picLocks noChangeArrowheads="1" noChangeAspect="1"/>
                           </pic:cNvPicPr>
                         </pic:nvPicPr>
                         <pic:blipFill>
-                          <a:blip r:embed="rId34"/>
+                          <a:blip r:embed="rId43"/>
                           <a:stretch>
                             <a:fillRect/>
                           </a:stretch>
@@ -7053,14 +7410,14 @@
         </w:pict>
       </w:r>
     </w:p>
-    <w:bookmarkEnd w:id="37"/>
-    <w:bookmarkStart w:id="38" w:name="getting-unstuck"/>
+    <w:bookmarkEnd w:id="46"/>
+    <w:bookmarkStart w:id="50" w:name="readings"/>
     <w:p>
       <w:pPr>
         <w:pStyle w:val="Heading1"/>
       </w:pPr>
       <w:r>
-        <w:t xml:space="preserve">Getting unstuck</w:t>
+        <w:t xml:space="preserve">Readings</w:t>
       </w:r>
     </w:p>
     <w:p>
@@ -7068,7 +7425,30 @@
         <w:pStyle w:val="FirstParagraph"/>
       </w:pPr>
       <w:r>
-        <w:t xml:space="preserve">When code breaks — and it will, that is normal:</w:t>
+        <w:rPr>
+          <w:b/>
+          <w:bCs/>
+        </w:rPr>
+        <w:t xml:space="preserve">Before next class</w:t>
+      </w:r>
+      <w:r>
+        <w:t xml:space="preserve"> </w:t>
+      </w:r>
+      <w:r>
+        <w:t xml:space="preserve">— chapter PDFs are posted on</w:t>
+      </w:r>
+      <w:r>
+        <w:t xml:space="preserve"> </w:t>
+      </w:r>
+      <w:r>
+        <w:rPr>
+          <w:b/>
+          <w:bCs/>
+        </w:rPr>
+        <w:t xml:space="preserve">Canvas</w:t>
+      </w:r>
+      <w:r>
+        <w:t xml:space="preserve">:</w:t>
       </w:r>
     </w:p>
     <w:p>
@@ -7084,13 +7464,51 @@
           <w:b/>
           <w:bCs/>
         </w:rPr>
-        <w:t xml:space="preserve">Read the error message out loud.</w:t>
-      </w:r>
-      <w:r>
-        <w:t xml:space="preserve"> </w:t>
-      </w:r>
-      <w:r>
-        <w:t xml:space="preserve">R usually names the line and the problem.</w:t>
+        <w:t xml:space="preserve">Whitlock &amp; Schluter</w:t>
+      </w:r>
+      <w:r>
+        <w:t xml:space="preserve">,</w:t>
+      </w:r>
+      <w:r>
+        <w:t xml:space="preserve"> </w:t>
+      </w:r>
+      <w:r>
+        <w:rPr>
+          <w:i/>
+          <w:iCs/>
+        </w:rPr>
+        <w:t xml:space="preserve">The Analysis of Biological Data</w:t>
+      </w:r>
+      <w:r>
+        <w:t xml:space="preserve"> </w:t>
+      </w:r>
+      <w:r>
+        <w:t xml:space="preserve">—</w:t>
+      </w:r>
+      <w:r>
+        <w:t xml:space="preserve"> </w:t>
+      </w:r>
+      <w:r>
+        <w:rPr>
+          <w:b/>
+          <w:bCs/>
+        </w:rPr>
+        <w:t xml:space="preserve">Ch. 2</w:t>
+      </w:r>
+      <w:r>
+        <w:t xml:space="preserve">, Displaying Data. Read</w:t>
+      </w:r>
+      <w:r>
+        <w:t xml:space="preserve"> </w:t>
+      </w:r>
+      <w:r>
+        <w:t xml:space="preserve">“How to draw a good graph”</w:t>
+      </w:r>
+      <w:r>
+        <w:t xml:space="preserve"> </w:t>
+      </w:r>
+      <w:r>
+        <w:t xml:space="preserve">closely: it is the standard every figure you hand in this term is held to</w:t>
       </w:r>
     </w:p>
     <w:p>
@@ -7106,64 +7524,51 @@
           <w:b/>
           <w:bCs/>
         </w:rPr>
-        <w:t xml:space="preserve">Check the usual suspects:</w:t>
-      </w:r>
-      <w:r>
-        <w:t xml:space="preserve"> </w:t>
-      </w:r>
-      <w:r>
-        <w:t xml:space="preserve">did you run</w:t>
-      </w:r>
-      <w:r>
-        <w:t xml:space="preserve"> </w:t>
-      </w:r>
-      <w:r>
-        <w:rPr>
-          <w:rStyle w:val="VerbatimChar"/>
-        </w:rPr>
-        <w:t xml:space="preserve">library(tidyverse)</w:t>
-      </w:r>
-      <w:r>
-        <w:t xml:space="preserve">? Is</w:t>
-      </w:r>
-      <w:r>
-        <w:t xml:space="preserve"> </w:t>
-      </w:r>
-      <w:r>
-        <w:rPr>
-          <w:rStyle w:val="VerbatimChar"/>
-        </w:rPr>
-        <w:t xml:space="preserve">color</w:t>
-      </w:r>
-      <w:r>
-        <w:t xml:space="preserve">/</w:t>
-      </w:r>
-      <w:r>
-        <w:rPr>
-          <w:rStyle w:val="VerbatimChar"/>
-        </w:rPr>
-        <w:t xml:space="preserve">fill</w:t>
-      </w:r>
-      <w:r>
-        <w:t xml:space="preserve"> </w:t>
-      </w:r>
-      <w:r>
-        <w:t xml:space="preserve">inside</w:t>
-      </w:r>
-      <w:r>
-        <w:t xml:space="preserve"> </w:t>
-      </w:r>
-      <w:r>
-        <w:rPr>
-          <w:rStyle w:val="VerbatimChar"/>
-        </w:rPr>
-        <w:t xml:space="preserve">aes()</w:t>
-      </w:r>
-      <w:r>
-        <w:t xml:space="preserve"> </w:t>
-      </w:r>
-      <w:r>
-        <w:t xml:space="preserve">when it should be?</w:t>
+        <w:t xml:space="preserve">Gotelli &amp; Ellison</w:t>
+      </w:r>
+      <w:r>
+        <w:t xml:space="preserve">,</w:t>
+      </w:r>
+      <w:r>
+        <w:t xml:space="preserve"> </w:t>
+      </w:r>
+      <w:r>
+        <w:rPr>
+          <w:i/>
+          <w:iCs/>
+        </w:rPr>
+        <w:t xml:space="preserve">A Primer of Ecological Statistics</w:t>
+      </w:r>
+      <w:r>
+        <w:t xml:space="preserve"> </w:t>
+      </w:r>
+      <w:r>
+        <w:t xml:space="preserve">—</w:t>
+      </w:r>
+      <w:r>
+        <w:t xml:space="preserve"> </w:t>
+      </w:r>
+      <w:r>
+        <w:rPr>
+          <w:b/>
+          <w:bCs/>
+        </w:rPr>
+        <w:t xml:space="preserve">Ch. 3</w:t>
+      </w:r>
+      <w:r>
+        <w:t xml:space="preserve">, Summary Statistics, for the distributions behind the boxplots and histograms</w:t>
+      </w:r>
+    </w:p>
+    <w:p>
+      <w:pPr>
+        <w:pStyle w:val="FirstParagraph"/>
+      </w:pPr>
+      <w:r>
+        <w:rPr>
+          <w:b/>
+          <w:bCs/>
+        </w:rPr>
+        <w:t xml:space="preserve">If you want more:</w:t>
       </w:r>
     </w:p>
     <w:p>
@@ -7171,20 +7576,355 @@
         <w:pStyle w:val="Compact"/>
         <w:numPr>
           <w:ilvl w:val="0"/>
-          <w:numId w:val="1011"/>
+          <w:numId w:val="1012"/>
         </w:numPr>
       </w:pPr>
       <w:r>
-        <w:rPr>
-          <w:rStyle w:val="VerbatimChar"/>
-        </w:rPr>
-        <w:t xml:space="preserve">?function_name</w:t>
-      </w:r>
-      <w:r>
-        <w:t xml:space="preserve"> </w:t>
-      </w:r>
-      <w:r>
-        <w:t xml:space="preserve">opens the built-in help page.</w:t>
+        <w:t xml:space="preserve">Whitlock &amp; Schluter, Ch. 4 — Estimating with Uncertainty, on what an error bar actually claims (Part 5)</w:t>
+      </w:r>
+    </w:p>
+    <w:p>
+      <w:pPr>
+        <w:pStyle w:val="FirstParagraph"/>
+      </w:pPr>
+      <w:r>
+        <w:t xml:space="preserve">W&amp;S tells you</w:t>
+      </w:r>
+      <w:r>
+        <w:t xml:space="preserve"> </w:t>
+      </w:r>
+      <w:r>
+        <w:rPr>
+          <w:i/>
+          <w:iCs/>
+        </w:rPr>
+        <w:t xml:space="preserve">which</w:t>
+      </w:r>
+      <w:r>
+        <w:t xml:space="preserve"> </w:t>
+      </w:r>
+      <w:r>
+        <w:t xml:space="preserve">graph is honest; R4DS tells you</w:t>
+      </w:r>
+      <w:r>
+        <w:t xml:space="preserve"> </w:t>
+      </w:r>
+      <w:r>
+        <w:rPr>
+          <w:i/>
+          <w:iCs/>
+        </w:rPr>
+        <w:t xml:space="preserve">how</w:t>
+      </w:r>
+      <w:r>
+        <w:t xml:space="preserve"> </w:t>
+      </w:r>
+      <w:r>
+        <w:t xml:space="preserve">to draw it. You need both.</w:t>
+      </w:r>
+    </w:p>
+    <w:p>
+      <w:pPr>
+        <w:pStyle w:val="BodyText"/>
+      </w:pPr>
+      <w:r>
+        <w:rPr>
+          <w:b/>
+          <w:bCs/>
+        </w:rPr>
+        <w:t xml:space="preserve">R for Data Science (2nd ed.)</w:t>
+      </w:r>
+      <w:r>
+        <w:t xml:space="preserve"> </w:t>
+      </w:r>
+      <w:r>
+        <w:t xml:space="preserve">— free online at</w:t>
+      </w:r>
+      <w:r>
+        <w:t xml:space="preserve"> </w:t>
+      </w:r>
+      <w:hyperlink r:id="rId47">
+        <w:r>
+          <w:rPr>
+            <w:rStyle w:val="Hyperlink"/>
+          </w:rPr>
+          <w:t xml:space="preserve">r4ds.hadley.nz</w:t>
+        </w:r>
+      </w:hyperlink>
+      <w:r>
+        <w:t xml:space="preserve">:</w:t>
+      </w:r>
+    </w:p>
+    <w:tbl>
+      <w:tblPr>
+        <w:tblStyle w:val="Table"/>
+        <w:tblW w:type="pct" w:w="5000"/>
+        <w:tblLayout w:type="fixed"/>
+        <w:tblLook w:firstRow="1" w:lastRow="0" w:firstColumn="0" w:lastColumn="0" w:noHBand="0" w:noVBand="0" w:val="0020"/>
+      </w:tblPr>
+      <w:tblGrid>
+        <w:gridCol w:w="2160"/>
+        <w:gridCol w:w="1920"/>
+        <w:gridCol w:w="3840"/>
+      </w:tblGrid>
+      <w:tr>
+        <w:trPr>
+          <w:tblHeader w:val="on"/>
+        </w:trPr>
+        <w:tc>
+          <w:tcPr/>
+          <w:p>
+            <w:pPr>
+              <w:pStyle w:val="Compact"/>
+            </w:pPr>
+            <w:r>
+              <w:t xml:space="preserve">Chapter</w:t>
+            </w:r>
+          </w:p>
+        </w:tc>
+        <w:tc>
+          <w:tcPr/>
+          <w:p>
+            <w:pPr>
+              <w:pStyle w:val="Compact"/>
+            </w:pPr>
+            <w:r>
+              <w:t xml:space="preserve">Covers</w:t>
+            </w:r>
+          </w:p>
+        </w:tc>
+        <w:tc>
+          <w:tcPr/>
+          <w:p>
+            <w:pPr>
+              <w:pStyle w:val="Compact"/>
+            </w:pPr>
+            <w:r>
+              <w:t xml:space="preserve">Worksheet part</w:t>
+            </w:r>
+          </w:p>
+        </w:tc>
+      </w:tr>
+      <w:tr>
+        <w:tc>
+          <w:tcPr/>
+          <w:p>
+            <w:pPr>
+              <w:pStyle w:val="Compact"/>
+            </w:pPr>
+            <w:hyperlink r:id="rId48">
+              <w:r>
+                <w:rPr>
+                  <w:rStyle w:val="Hyperlink"/>
+                </w:rPr>
+                <w:t xml:space="preserve">§1 — Data visualization</w:t>
+              </w:r>
+            </w:hyperlink>
+          </w:p>
+        </w:tc>
+        <w:tc>
+          <w:tcPr/>
+          <w:p>
+            <w:pPr>
+              <w:pStyle w:val="Compact"/>
+            </w:pPr>
+            <w:r>
+              <w:t xml:space="preserve">the three pieces of every</w:t>
+            </w:r>
+            <w:r>
+              <w:t xml:space="preserve"> </w:t>
+            </w:r>
+            <w:r>
+              <w:rPr>
+                <w:rStyle w:val="VerbatimChar"/>
+              </w:rPr>
+              <w:t xml:space="preserve">ggplot</w:t>
+            </w:r>
+          </w:p>
+        </w:tc>
+        <w:tc>
+          <w:tcPr/>
+          <w:p>
+            <w:pPr>
+              <w:pStyle w:val="Compact"/>
+            </w:pPr>
+            <w:r>
+              <w:t xml:space="preserve">Parts 1-2</w:t>
+            </w:r>
+          </w:p>
+        </w:tc>
+      </w:tr>
+      <w:tr>
+        <w:tc>
+          <w:tcPr/>
+          <w:p>
+            <w:pPr>
+              <w:pStyle w:val="Compact"/>
+            </w:pPr>
+            <w:hyperlink r:id="rId17">
+              <w:r>
+                <w:rPr>
+                  <w:rStyle w:val="Hyperlink"/>
+                </w:rPr>
+                <w:t xml:space="preserve">§9 — Layers</w:t>
+              </w:r>
+            </w:hyperlink>
+          </w:p>
+        </w:tc>
+        <w:tc>
+          <w:tcPr/>
+          <w:p>
+            <w:pPr>
+              <w:pStyle w:val="Compact"/>
+            </w:pPr>
+            <w:r>
+              <w:t xml:space="preserve">geoms,</w:t>
+            </w:r>
+            <w:r>
+              <w:t xml:space="preserve"> </w:t>
+            </w:r>
+            <w:r>
+              <w:rPr>
+                <w:rStyle w:val="VerbatimChar"/>
+              </w:rPr>
+              <w:t xml:space="preserve">aes()</w:t>
+            </w:r>
+            <w:r>
+              <w:t xml:space="preserve">, jitter, facets</w:t>
+            </w:r>
+          </w:p>
+        </w:tc>
+        <w:tc>
+          <w:tcPr/>
+          <w:p>
+            <w:pPr>
+              <w:pStyle w:val="Compact"/>
+            </w:pPr>
+            <w:r>
+              <w:t xml:space="preserve">Parts 2-4, 6</w:t>
+            </w:r>
+          </w:p>
+        </w:tc>
+      </w:tr>
+      <w:tr>
+        <w:tc>
+          <w:tcPr/>
+          <w:p>
+            <w:pPr>
+              <w:pStyle w:val="Compact"/>
+            </w:pPr>
+            <w:hyperlink r:id="rId49">
+              <w:r>
+                <w:rPr>
+                  <w:rStyle w:val="Hyperlink"/>
+                </w:rPr>
+                <w:t xml:space="preserve">§10 — Exploratory data analysis</w:t>
+              </w:r>
+            </w:hyperlink>
+          </w:p>
+        </w:tc>
+        <w:tc>
+          <w:tcPr/>
+          <w:p>
+            <w:pPr>
+              <w:pStyle w:val="Compact"/>
+            </w:pPr>
+            <w:r>
+              <w:t xml:space="preserve">histograms, density, distribution shape</w:t>
+            </w:r>
+          </w:p>
+        </w:tc>
+        <w:tc>
+          <w:tcPr/>
+          <w:p>
+            <w:pPr>
+              <w:pStyle w:val="Compact"/>
+            </w:pPr>
+            <w:r>
+              <w:t xml:space="preserve">Part 4b</w:t>
+            </w:r>
+          </w:p>
+        </w:tc>
+      </w:tr>
+      <w:tr>
+        <w:tc>
+          <w:tcPr/>
+          <w:p>
+            <w:pPr>
+              <w:pStyle w:val="Compact"/>
+            </w:pPr>
+            <w:hyperlink r:id="rId37">
+              <w:r>
+                <w:rPr>
+                  <w:rStyle w:val="Hyperlink"/>
+                </w:rPr>
+                <w:t xml:space="preserve">§11 — Communication</w:t>
+              </w:r>
+            </w:hyperlink>
+          </w:p>
+        </w:tc>
+        <w:tc>
+          <w:tcPr/>
+          <w:p>
+            <w:pPr>
+              <w:pStyle w:val="Compact"/>
+            </w:pPr>
+            <w:r>
+              <w:rPr>
+                <w:rStyle w:val="VerbatimChar"/>
+              </w:rPr>
+              <w:t xml:space="preserve">labs()</w:t>
+            </w:r>
+            <w:r>
+              <w:t xml:space="preserve">, scales, themes,</w:t>
+            </w:r>
+            <w:r>
+              <w:t xml:space="preserve"> </w:t>
+            </w:r>
+            <w:r>
+              <w:rPr>
+                <w:rStyle w:val="VerbatimChar"/>
+              </w:rPr>
+              <w:t xml:space="preserve">ggsave()</w:t>
+            </w:r>
+          </w:p>
+        </w:tc>
+        <w:tc>
+          <w:tcPr/>
+          <w:p>
+            <w:pPr>
+              <w:pStyle w:val="Compact"/>
+            </w:pPr>
+            <w:r>
+              <w:t xml:space="preserve">Parts 3b, 7, 8, 8b</w:t>
+            </w:r>
+          </w:p>
+        </w:tc>
+      </w:tr>
+    </w:tbl>
+    <w:p>
+      <w:r>
+        <w:pict>
+          <v:rect style="width:0;height:1.5pt" o:hralign="center" o:hrstd="t" o:hr="t"/>
+        </w:pict>
+      </w:r>
+    </w:p>
+    <w:bookmarkEnd w:id="50"/>
+    <w:bookmarkStart w:id="52" w:name="getting-unstuck"/>
+    <w:p>
+      <w:pPr>
+        <w:pStyle w:val="Heading1"/>
+      </w:pPr>
+      <w:r>
+        <w:t xml:space="preserve">Getting unstuck</w:t>
+      </w:r>
+    </w:p>
+    <w:p>
+      <w:pPr>
+        <w:pStyle w:val="FirstParagraph"/>
+      </w:pPr>
+      <w:r>
+        <w:t xml:space="preserve">When code breaks — and it will, that is normal:</w:t>
       </w:r>
     </w:p>
     <w:p>
@@ -7192,7 +7932,7 @@
         <w:pStyle w:val="Compact"/>
         <w:numPr>
           <w:ilvl w:val="0"/>
-          <w:numId w:val="1011"/>
+          <w:numId w:val="1013"/>
         </w:numPr>
       </w:pPr>
       <w:r>
@@ -7200,6 +7940,122 @@
           <w:b/>
           <w:bCs/>
         </w:rPr>
+        <w:t xml:space="preserve">Read the error message out loud.</w:t>
+      </w:r>
+      <w:r>
+        <w:t xml:space="preserve"> </w:t>
+      </w:r>
+      <w:r>
+        <w:t xml:space="preserve">R usually names the line and the problem.</w:t>
+      </w:r>
+    </w:p>
+    <w:p>
+      <w:pPr>
+        <w:pStyle w:val="Compact"/>
+        <w:numPr>
+          <w:ilvl w:val="0"/>
+          <w:numId w:val="1013"/>
+        </w:numPr>
+      </w:pPr>
+      <w:r>
+        <w:rPr>
+          <w:b/>
+          <w:bCs/>
+        </w:rPr>
+        <w:t xml:space="preserve">Check the usual suspects:</w:t>
+      </w:r>
+      <w:r>
+        <w:t xml:space="preserve"> </w:t>
+      </w:r>
+      <w:r>
+        <w:t xml:space="preserve">did you run</w:t>
+      </w:r>
+      <w:r>
+        <w:t xml:space="preserve"> </w:t>
+      </w:r>
+      <w:r>
+        <w:rPr>
+          <w:rStyle w:val="VerbatimChar"/>
+        </w:rPr>
+        <w:t xml:space="preserve">library(tidyverse)</w:t>
+      </w:r>
+      <w:r>
+        <w:t xml:space="preserve">? Is</w:t>
+      </w:r>
+      <w:r>
+        <w:t xml:space="preserve"> </w:t>
+      </w:r>
+      <w:r>
+        <w:rPr>
+          <w:rStyle w:val="VerbatimChar"/>
+        </w:rPr>
+        <w:t xml:space="preserve">color</w:t>
+      </w:r>
+      <w:r>
+        <w:t xml:space="preserve">/</w:t>
+      </w:r>
+      <w:r>
+        <w:rPr>
+          <w:rStyle w:val="VerbatimChar"/>
+        </w:rPr>
+        <w:t xml:space="preserve">fill</w:t>
+      </w:r>
+      <w:r>
+        <w:t xml:space="preserve"> </w:t>
+      </w:r>
+      <w:r>
+        <w:t xml:space="preserve">inside</w:t>
+      </w:r>
+      <w:r>
+        <w:t xml:space="preserve"> </w:t>
+      </w:r>
+      <w:r>
+        <w:rPr>
+          <w:rStyle w:val="VerbatimChar"/>
+        </w:rPr>
+        <w:t xml:space="preserve">aes()</w:t>
+      </w:r>
+      <w:r>
+        <w:t xml:space="preserve"> </w:t>
+      </w:r>
+      <w:r>
+        <w:t xml:space="preserve">when it should be?</w:t>
+      </w:r>
+    </w:p>
+    <w:p>
+      <w:pPr>
+        <w:pStyle w:val="Compact"/>
+        <w:numPr>
+          <w:ilvl w:val="0"/>
+          <w:numId w:val="1013"/>
+        </w:numPr>
+      </w:pPr>
+      <w:r>
+        <w:rPr>
+          <w:rStyle w:val="VerbatimChar"/>
+        </w:rPr>
+        <w:t xml:space="preserve">?function_name</w:t>
+      </w:r>
+      <w:r>
+        <w:t xml:space="preserve"> </w:t>
+      </w:r>
+      <w:r>
+        <w:t xml:space="preserve">opens the built-in help page.</w:t>
+      </w:r>
+    </w:p>
+    <w:p>
+      <w:pPr>
+        <w:pStyle w:val="Compact"/>
+        <w:numPr>
+          <w:ilvl w:val="0"/>
+          <w:numId w:val="1013"/>
+        </w:numPr>
+      </w:pPr>
+      <w:r>
+        <w:rPr>
+          <w:b/>
+          <w:bCs/>
+        </w:rPr>
         <w:t xml:space="preserve">Bring the exact error</w:t>
       </w:r>
       <w:r>
@@ -7207,6 +8063,38 @@
       </w:r>
       <w:r>
         <w:t xml:space="preserve">(copy-paste it) to class or office hours.</w:t>
+      </w:r>
+    </w:p>
+    <w:p>
+      <w:pPr>
+        <w:pStyle w:val="BlockText"/>
+      </w:pPr>
+      <w:r>
+        <w:t xml:space="preserve">📖</w:t>
+      </w:r>
+      <w:r>
+        <w:t xml:space="preserve"> </w:t>
+      </w:r>
+      <w:r>
+        <w:rPr>
+          <w:b/>
+          <w:bCs/>
+        </w:rPr>
+        <w:t xml:space="preserve">Read more:</w:t>
+      </w:r>
+      <w:r>
+        <w:t xml:space="preserve"> </w:t>
+      </w:r>
+      <w:hyperlink r:id="rId51">
+        <w:r>
+          <w:rPr>
+            <w:rStyle w:val="Hyperlink"/>
+          </w:rPr>
+          <w:t xml:space="preserve">R4DS §8 — Workflow: getting help</w:t>
+        </w:r>
+      </w:hyperlink>
+      <w:r>
+        <w:t xml:space="preserve">.</w:t>
       </w:r>
     </w:p>
     <w:p>
@@ -7240,7 +8128,7 @@
         </w:pict>
       </w:r>
     </w:p>
-    <w:bookmarkEnd w:id="38"/>
+    <w:bookmarkEnd w:id="52"/>
     <w:sectPr>
       <w:pgSz w:h="15840" w:w="12240"/>
       <w:pgMar w:bottom="1440" w:footer="720" w:gutter="0" w:header="720" w:left="1440" w:right="1440" w:top="1440"/>
@@ -7511,6 +8399,109 @@
       <w:pPr>
         <w:ind w:left="6480" w:hanging="360"/>
       </w:pPr>
+    </w:lvl>
+  </w:abstractNum>
+  <w:abstractNum w:abstractNumId="991">
+    <w:nsid w:val="0000A991"/>
+    <w:multiLevelType w:val="multilevel"/>
+    <w:lvl w:ilvl="0">
+      <w:numFmt w:val="bullet"/>
+      <w:lvlText w:val=""/>
+      <w:lvlJc w:val="left"/>
+      <w:pPr>
+        <w:ind w:left="720" w:hanging="360"/>
+      </w:pPr>
+      <w:rPr>
+        <w:rFonts w:ascii="Symbol" w:hAnsi="Symbol" w:cs="Symbol" w:hint="default"/>
+      </w:rPr>
+    </w:lvl>
+    <w:lvl w:ilvl="1">
+      <w:numFmt w:val="bullet"/>
+      <w:lvlText w:val="o"/>
+      <w:lvlJc w:val="left"/>
+      <w:pPr>
+        <w:ind w:left="1440" w:hanging="360"/>
+      </w:pPr>
+      <w:rPr>
+        <w:rFonts w:ascii="Courier New" w:hAnsi="Courier New" w:cs="Courier New" w:hint="default"/>
+      </w:rPr>
+    </w:lvl>
+    <w:lvl w:ilvl="2">
+      <w:numFmt w:val="bullet"/>
+      <w:lvlText w:val=""/>
+      <w:lvlJc w:val="left"/>
+      <w:pPr>
+        <w:ind w:left="2160" w:hanging="360"/>
+      </w:pPr>
+      <w:rPr>
+        <w:rFonts w:ascii="Wingdings" w:hAnsi="Wingdings" w:cs="Wingdings" w:hint="default"/>
+      </w:rPr>
+    </w:lvl>
+    <w:lvl w:ilvl="3">
+      <w:numFmt w:val="bullet"/>
+      <w:lvlText w:val=""/>
+      <w:lvlJc w:val="left"/>
+      <w:pPr>
+        <w:ind w:left="2880" w:hanging="360"/>
+      </w:pPr>
+      <w:rPr>
+        <w:rFonts w:ascii="Symbol" w:hAnsi="Symbol" w:cs="Symbol" w:hint="default"/>
+      </w:rPr>
+    </w:lvl>
+    <w:lvl w:ilvl="4">
+      <w:numFmt w:val="bullet"/>
+      <w:lvlText w:val="o"/>
+      <w:lvlJc w:val="left"/>
+      <w:pPr>
+        <w:ind w:left="3600" w:hanging="360"/>
+      </w:pPr>
+      <w:rPr>
+        <w:rFonts w:ascii="Courier New" w:hAnsi="Courier New" w:cs="Courier New" w:hint="default"/>
+      </w:rPr>
+    </w:lvl>
+    <w:lvl w:ilvl="5">
+      <w:numFmt w:val="bullet"/>
+      <w:lvlText w:val=""/>
+      <w:lvlJc w:val="left"/>
+      <w:pPr>
+        <w:ind w:left="4320" w:hanging="360"/>
+      </w:pPr>
+      <w:rPr>
+        <w:rFonts w:ascii="Wingdings" w:hAnsi="Wingdings" w:cs="Wingdings" w:hint="default"/>
+      </w:rPr>
+    </w:lvl>
+    <w:lvl w:ilvl="6">
+      <w:numFmt w:val="bullet"/>
+      <w:lvlText w:val=""/>
+      <w:lvlJc w:val="left"/>
+      <w:pPr>
+        <w:ind w:left="5040" w:hanging="360"/>
+      </w:pPr>
+      <w:rPr>
+        <w:rFonts w:ascii="Symbol" w:hAnsi="Symbol" w:cs="Symbol" w:hint="default"/>
+      </w:rPr>
+    </w:lvl>
+    <w:lvl w:ilvl="7">
+      <w:numFmt w:val="bullet"/>
+      <w:lvlText w:val="o"/>
+      <w:lvlJc w:val="left"/>
+      <w:pPr>
+        <w:ind w:left="5760" w:hanging="360"/>
+      </w:pPr>
+      <w:rPr>
+        <w:rFonts w:ascii="Courier New" w:hAnsi="Courier New" w:cs="Courier New" w:hint="default"/>
+      </w:rPr>
+    </w:lvl>
+    <w:lvl w:ilvl="8">
+      <w:numFmt w:val="bullet"/>
+      <w:lvlText w:val=""/>
+      <w:lvlJc w:val="left"/>
+      <w:pPr>
+        <w:ind w:left="6480" w:hanging="360"/>
+      </w:pPr>
+      <w:rPr>
+        <w:rFonts w:ascii="Wingdings" w:hAnsi="Wingdings" w:cs="Wingdings" w:hint="default"/>
+      </w:rPr>
     </w:lvl>
   </w:abstractNum>
   <w:num w:numId="1000">
@@ -7574,6 +8565,12 @@
     </w:lvlOverride>
   </w:num>
   <w:num w:numId="1011">
+    <w:abstractNumId w:val="991"/>
+  </w:num>
+  <w:num w:numId="1012">
+    <w:abstractNumId w:val="991"/>
+  </w:num>
+  <w:num w:numId="1013">
     <w:abstractNumId w:val="99411"/>
     <w:lvlOverride w:ilvl="0">
       <w:startOverride w:val="1"/>

--- a/docs/content/graphing_effectively/graphing_effectively_activity.docx
+++ b/docs/content/graphing_effectively/graphing_effectively_activity.docx
@@ -15,7 +15,7 @@
         <w:pStyle w:val="Subtitle"/>
       </w:pPr>
       <w:r>
-        <w:t xml:space="preserve">Boxplots, group comparisons, and saving a publication-ready figure</w:t>
+        <w:t xml:space="preserve">Boxplots, axis limits, a reusable themes file, multi-panel figures, and saving publication-ready output</w:t>
       </w:r>
     </w:p>
     <w:p>
@@ -26,7 +26,7 @@
         <w:t xml:space="preserve">Bill Perry</w:t>
       </w:r>
     </w:p>
-    <w:bookmarkStart w:id="15" w:name="worksheet-graphing-effectively"/>
+    <w:bookmarkStart w:id="16" w:name="worksheet-graphing-effectively"/>
     <w:p>
       <w:pPr>
         <w:pStyle w:val="Heading1"/>
@@ -58,16 +58,58 @@
           <w:t xml:space="preserve">📥 Download the data (.xlsx)</w:t>
         </w:r>
       </w:hyperlink>
+      <w:r>
+        <w:t xml:space="preserve"> </w:t>
+      </w:r>
+      <w:hyperlink r:id="rId11">
+        <w:r>
+          <w:rPr>
+            <w:rStyle w:val="Hyperlink"/>
+          </w:rPr>
+          <w:t xml:space="preserve">📥 Download the themes file</w:t>
+        </w:r>
+      </w:hyperlink>
     </w:p>
     <w:p>
       <w:pPr>
         <w:pStyle w:val="Heading2"/>
       </w:pPr>
-      <w:bookmarkStart w:id="11" w:name="how-to-use-this-worksheet"/>
+      <w:bookmarkStart w:id="12" w:name="how-to-use-this-worksheet"/>
       <w:r>
         <w:t xml:space="preserve">How to use this worksheet</w:t>
       </w:r>
-      <w:bookmarkEnd w:id="11"/>
+      <w:bookmarkEnd w:id="12"/>
+    </w:p>
+    <w:p>
+      <w:pPr>
+        <w:pStyle w:val="BlockText"/>
+      </w:pPr>
+      <w:r>
+        <w:rPr>
+          <w:b/>
+          <w:bCs/>
+        </w:rPr>
+        <w:t xml:space="preserve">How today runs:</w:t>
+      </w:r>
+      <w:r>
+        <w:t xml:space="preserve"> </w:t>
+      </w:r>
+      <w:r>
+        <w:t xml:space="preserve">we work in</w:t>
+      </w:r>
+      <w:r>
+        <w:t xml:space="preserve"> </w:t>
+      </w:r>
+      <w:r>
+        <w:rPr>
+          <w:b/>
+          <w:bCs/>
+        </w:rPr>
+        <w:t xml:space="preserve">stages</w:t>
+      </w:r>
+      <w:r>
+        <w:t xml:space="preserve">. I lecture one part, then you stop and write the code for the matching worksheet part, then we go on to the next. Each part below says which lecture part it follows, so you can always find your place — and if you fall behind, the worksheet stands on its own.</w:t>
+      </w:r>
     </w:p>
     <w:p>
       <w:pPr>
@@ -334,18 +376,18 @@
                 <wp:inline>
                   <wp:extent cx="152400" cy="152400"/>
                   <wp:effectExtent b="0" l="0" r="0" t="0"/>
-                  <wp:docPr descr="" title="" id="13" name="Picture"/>
+                  <wp:docPr descr="" title="" id="14" name="Picture"/>
                   <a:graphic>
                     <a:graphicData uri="http://schemas.openxmlformats.org/drawingml/2006/picture">
                       <pic:pic>
                         <pic:nvPicPr>
-                          <pic:cNvPr descr="/Applications/Positron.app/Contents/Resources/app/quarto/share/formats/docx/important.png" id="14" name="Picture"/>
+                          <pic:cNvPr descr="/Applications/Positron.app/Contents/Resources/app/quarto/share/formats/docx/important.png" id="15" name="Picture"/>
                           <pic:cNvPicPr>
                             <a:picLocks noChangeArrowheads="1" noChangeAspect="1"/>
                           </pic:cNvPicPr>
                         </pic:nvPicPr>
                         <pic:blipFill>
-                          <a:blip r:embed="rId12"/>
+                          <a:blip r:embed="rId13"/>
                           <a:stretch>
                             <a:fillRect/>
                           </a:stretch>
@@ -755,8 +797,8 @@
         </w:pict>
       </w:r>
     </w:p>
-    <w:bookmarkEnd w:id="15"/>
-    <w:bookmarkStart w:id="16" w:name="part-1-load-the-data"/>
+    <w:bookmarkEnd w:id="16"/>
+    <w:bookmarkStart w:id="17" w:name="part-1-load-the-data"/>
     <w:p>
       <w:pPr>
         <w:pStyle w:val="Heading1"/>
@@ -768,6 +810,47 @@
     <w:p>
       <w:pPr>
         <w:pStyle w:val="FirstParagraph"/>
+      </w:pPr>
+      <w:r>
+        <w:rPr>
+          <w:i/>
+          <w:iCs/>
+        </w:rPr>
+        <w:t xml:space="preserve">Follows Lecture Part 1 — the</w:t>
+      </w:r>
+      <w:r>
+        <w:rPr>
+          <w:i/>
+          <w:iCs/>
+        </w:rPr>
+        <w:t xml:space="preserve"> </w:t>
+      </w:r>
+      <w:r>
+        <w:rPr>
+          <w:rStyle w:val="VerbatimChar"/>
+          <w:i/>
+          <w:iCs/>
+        </w:rPr>
+        <w:t xml:space="preserve">ggplot</w:t>
+      </w:r>
+      <w:r>
+        <w:rPr>
+          <w:i/>
+          <w:iCs/>
+        </w:rPr>
+        <w:t xml:space="preserve"> </w:t>
+      </w:r>
+      <w:r>
+        <w:rPr>
+          <w:i/>
+          <w:iCs/>
+        </w:rPr>
+        <w:t xml:space="preserve">grammar.</w:t>
+      </w:r>
+    </w:p>
+    <w:p>
+      <w:pPr>
+        <w:pStyle w:val="BodyText"/>
       </w:pPr>
       <w:r>
         <w:rPr>
@@ -858,14 +941,26 @@
         </w:pict>
       </w:r>
     </w:p>
-    <w:bookmarkEnd w:id="16"/>
-    <w:bookmarkStart w:id="18" w:name="part-2-boxplot-from-scratch"/>
+    <w:bookmarkEnd w:id="17"/>
+    <w:bookmarkStart w:id="19" w:name="part-2-boxplot-from-scratch"/>
     <w:p>
       <w:pPr>
         <w:pStyle w:val="Heading1"/>
       </w:pPr>
       <w:r>
         <w:t xml:space="preserve">Part 2 · Boxplot, from scratch</w:t>
+      </w:r>
+    </w:p>
+    <w:p>
+      <w:pPr>
+        <w:pStyle w:val="FirstParagraph"/>
+      </w:pPr>
+      <w:r>
+        <w:rPr>
+          <w:i/>
+          <w:iCs/>
+        </w:rPr>
+        <w:t xml:space="preserve">Follows Lecture Part 2 — boxplot anatomy.</w:t>
       </w:r>
     </w:p>
     <w:p>
@@ -894,7 +989,7 @@
       <w:r>
         <w:t xml:space="preserve"> </w:t>
       </w:r>
-      <w:hyperlink r:id="rId17">
+      <w:hyperlink r:id="rId18">
         <w:r>
           <w:rPr>
             <w:rStyle w:val="Hyperlink"/>
@@ -1385,14 +1480,26 @@
         </w:pict>
       </w:r>
     </w:p>
-    <w:bookmarkEnd w:id="18"/>
-    <w:bookmarkStart w:id="23" w:name="part-3-add-the-raw-points"/>
+    <w:bookmarkEnd w:id="19"/>
+    <w:bookmarkStart w:id="24" w:name="part-3-add-the-raw-points"/>
     <w:p>
       <w:pPr>
         <w:pStyle w:val="Heading1"/>
       </w:pPr>
       <w:r>
         <w:t xml:space="preserve">Part 3 · Add the raw points</w:t>
+      </w:r>
+    </w:p>
+    <w:p>
+      <w:pPr>
+        <w:pStyle w:val="FirstParagraph"/>
+      </w:pPr>
+      <w:r>
+        <w:rPr>
+          <w:i/>
+          <w:iCs/>
+        </w:rPr>
+        <w:t xml:space="preserve">Follows Lecture Part 2 — boxplot + raw points.</w:t>
       </w:r>
     </w:p>
     <w:p>
@@ -1433,7 +1540,7 @@
       <w:r>
         <w:t xml:space="preserve"> </w:t>
       </w:r>
-      <w:hyperlink r:id="rId19">
+      <w:hyperlink r:id="rId20">
         <w:r>
           <w:rPr>
             <w:rStyle w:val="Hyperlink"/>
@@ -1825,18 +1932,18 @@
                 <wp:inline>
                   <wp:extent cx="152400" cy="152400"/>
                   <wp:effectExtent b="0" l="0" r="0" t="0"/>
-                  <wp:docPr descr="" title="" id="21" name="Picture"/>
+                  <wp:docPr descr="" title="" id="22" name="Picture"/>
                   <a:graphic>
                     <a:graphicData uri="http://schemas.openxmlformats.org/drawingml/2006/picture">
                       <pic:pic>
                         <pic:nvPicPr>
-                          <pic:cNvPr descr="/Applications/Positron.app/Contents/Resources/app/quarto/share/formats/docx/tip.png" id="22" name="Picture"/>
+                          <pic:cNvPr descr="/Applications/Positron.app/Contents/Resources/app/quarto/share/formats/docx/tip.png" id="23" name="Picture"/>
                           <pic:cNvPicPr>
                             <a:picLocks noChangeArrowheads="1" noChangeAspect="1"/>
                           </pic:cNvPicPr>
                         </pic:nvPicPr>
                         <pic:blipFill>
-                          <a:blip r:embed="rId20"/>
+                          <a:blip r:embed="rId21"/>
                           <a:stretch>
                             <a:fillRect/>
                           </a:stretch>
@@ -1947,8 +2054,8 @@
         </w:pict>
       </w:r>
     </w:p>
-    <w:bookmarkEnd w:id="23"/>
-    <w:bookmarkStart w:id="25" w:name="part-3b-axis-labels-and-titles-with-labs"/>
+    <w:bookmarkEnd w:id="24"/>
+    <w:bookmarkStart w:id="26" w:name="part-3b-axis-labels-and-titles-with-labs"/>
     <w:p>
       <w:pPr>
         <w:pStyle w:val="Heading1"/>
@@ -1964,6 +2071,40 @@
           <w:rStyle w:val="VerbatimChar"/>
         </w:rPr>
         <w:t xml:space="preserve">labs()</w:t>
+      </w:r>
+    </w:p>
+    <w:p>
+      <w:pPr>
+        <w:pStyle w:val="FirstParagraph"/>
+      </w:pPr>
+      <w:r>
+        <w:rPr>
+          <w:i/>
+          <w:iCs/>
+        </w:rPr>
+        <w:t xml:space="preserve">Follows Lecture Part 2b —</w:t>
+      </w:r>
+      <w:r>
+        <w:rPr>
+          <w:i/>
+          <w:iCs/>
+        </w:rPr>
+        <w:t xml:space="preserve"> </w:t>
+      </w:r>
+      <w:r>
+        <w:rPr>
+          <w:rStyle w:val="VerbatimChar"/>
+          <w:i/>
+          <w:iCs/>
+        </w:rPr>
+        <w:t xml:space="preserve">labs()</w:t>
+      </w:r>
+      <w:r>
+        <w:rPr>
+          <w:i/>
+          <w:iCs/>
+        </w:rPr>
+        <w:t xml:space="preserve">.</w:t>
       </w:r>
     </w:p>
     <w:p>
@@ -1986,7 +2127,7 @@
       <w:r>
         <w:t xml:space="preserve"> </w:t>
       </w:r>
-      <w:hyperlink r:id="rId24">
+      <w:hyperlink r:id="rId25">
         <w:r>
           <w:rPr>
             <w:rStyle w:val="Hyperlink"/>
@@ -2482,14 +2623,57 @@
         </w:pict>
       </w:r>
     </w:p>
-    <w:bookmarkEnd w:id="25"/>
-    <w:bookmarkStart w:id="27" w:name="part-4-map-a-third-variable-with-color"/>
+    <w:bookmarkEnd w:id="26"/>
+    <w:bookmarkStart w:id="31" w:name="part-3c-axis-limits-with-coord_cartesian"/>
     <w:p>
       <w:pPr>
         <w:pStyle w:val="Heading1"/>
       </w:pPr>
       <w:r>
-        <w:t xml:space="preserve">Part 4 · Map a third variable with color</w:t>
+        <w:t xml:space="preserve">Part 3c · Axis limits with</w:t>
+      </w:r>
+      <w:r>
+        <w:t xml:space="preserve"> </w:t>
+      </w:r>
+      <w:r>
+        <w:rPr>
+          <w:rStyle w:val="VerbatimChar"/>
+        </w:rPr>
+        <w:t xml:space="preserve">coord_cartesian()</w:t>
+      </w:r>
+    </w:p>
+    <w:p>
+      <w:pPr>
+        <w:pStyle w:val="FirstParagraph"/>
+      </w:pPr>
+      <w:r>
+        <w:rPr>
+          <w:i/>
+          <w:iCs/>
+        </w:rPr>
+        <w:t xml:space="preserve">Follows Lecture Part 2c —</w:t>
+      </w:r>
+      <w:r>
+        <w:rPr>
+          <w:i/>
+          <w:iCs/>
+        </w:rPr>
+        <w:t xml:space="preserve"> </w:t>
+      </w:r>
+      <w:r>
+        <w:rPr>
+          <w:rStyle w:val="VerbatimChar"/>
+          <w:i/>
+          <w:iCs/>
+        </w:rPr>
+        <w:t xml:space="preserve">coord_cartesian()</w:t>
+      </w:r>
+      <w:r>
+        <w:rPr>
+          <w:i/>
+          <w:iCs/>
+        </w:rPr>
+        <w:t xml:space="preserve">.</w:t>
       </w:r>
     </w:p>
     <w:p>
@@ -2512,7 +2696,1486 @@
       <w:r>
         <w:t xml:space="preserve"> </w:t>
       </w:r>
-      <w:hyperlink r:id="rId26">
+      <w:hyperlink r:id="rId27">
+        <w:r>
+          <w:rPr>
+            <w:rStyle w:val="Hyperlink"/>
+          </w:rPr>
+          <w:t xml:space="preserve">R4DS §11.4 — Scales</w:t>
+        </w:r>
+      </w:hyperlink>
+      <w:r>
+        <w:t xml:space="preserve">.</w:t>
+      </w:r>
+    </w:p>
+    <w:p>
+      <w:pPr>
+        <w:pStyle w:val="FirstParagraph"/>
+      </w:pPr>
+      <w:r>
+        <w:rPr>
+          <w:rStyle w:val="VerbatimChar"/>
+        </w:rPr>
+        <w:t xml:space="preserve">ggplot</w:t>
+      </w:r>
+      <w:r>
+        <w:t xml:space="preserve"> </w:t>
+      </w:r>
+      <w:r>
+        <w:t xml:space="preserve">picks the axis range from your data. That is fine while you explore, and</w:t>
+      </w:r>
+      <w:r>
+        <w:t xml:space="preserve"> </w:t>
+      </w:r>
+      <w:r>
+        <w:t xml:space="preserve">wrong the moment a reader has to judge</w:t>
+      </w:r>
+      <w:r>
+        <w:t xml:space="preserve"> </w:t>
+      </w:r>
+      <w:r>
+        <w:rPr>
+          <w:b/>
+          <w:bCs/>
+        </w:rPr>
+        <w:t xml:space="preserve">how big</w:t>
+      </w:r>
+      <w:r>
+        <w:t xml:space="preserve"> </w:t>
+      </w:r>
+      <w:r>
+        <w:t xml:space="preserve">a difference is. Set the limits</w:t>
+      </w:r>
+      <w:r>
+        <w:t xml:space="preserve"> </w:t>
+      </w:r>
+      <w:r>
+        <w:t xml:space="preserve">on purpose.</w:t>
+      </w:r>
+    </w:p>
+    <w:p>
+      <w:pPr>
+        <w:pStyle w:val="BodyText"/>
+      </w:pPr>
+      <w:r>
+        <w:rPr>
+          <w:b/>
+          <w:bCs/>
+        </w:rPr>
+        <w:t xml:space="preserve">▶ Run this in your Script:</w:t>
+      </w:r>
+    </w:p>
+    <w:p>
+      <w:pPr>
+        <w:pStyle w:val="SourceCode"/>
+      </w:pPr>
+      <w:r>
+        <w:rPr>
+          <w:rStyle w:val="CommentTok"/>
+        </w:rPr>
+        <w:t xml:space="preserve"># ── Part 3c.1 · Axis limits with coord_cartesian() ──────────────────────</w:t>
+      </w:r>
+      <w:r>
+        <w:br/>
+      </w:r>
+      <w:r>
+        <w:rPr>
+          <w:rStyle w:val="CommentTok"/>
+        </w:rPr>
+        <w:t xml:space="preserve"># Start the y-axis at zero so the difference is shown at its real size</w:t>
+      </w:r>
+      <w:r>
+        <w:br/>
+      </w:r>
+      <w:r>
+        <w:rPr>
+          <w:rStyle w:val="FunctionTok"/>
+        </w:rPr>
+        <w:t xml:space="preserve">ggplot</w:t>
+      </w:r>
+      <w:r>
+        <w:rPr>
+          <w:rStyle w:val="NormalTok"/>
+        </w:rPr>
+        <w:t xml:space="preserve">(pine_df, </w:t>
+      </w:r>
+      <w:r>
+        <w:rPr>
+          <w:rStyle w:val="FunctionTok"/>
+        </w:rPr>
+        <w:t xml:space="preserve">aes</w:t>
+      </w:r>
+      <w:r>
+        <w:rPr>
+          <w:rStyle w:val="NormalTok"/>
+        </w:rPr>
+        <w:t xml:space="preserve">(</w:t>
+      </w:r>
+      <w:r>
+        <w:rPr>
+          <w:rStyle w:val="AttributeTok"/>
+        </w:rPr>
+        <w:t xml:space="preserve">x =</w:t>
+      </w:r>
+      <w:r>
+        <w:rPr>
+          <w:rStyle w:val="NormalTok"/>
+        </w:rPr>
+        <w:t xml:space="preserve"> side, </w:t>
+      </w:r>
+      <w:r>
+        <w:rPr>
+          <w:rStyle w:val="AttributeTok"/>
+        </w:rPr>
+        <w:t xml:space="preserve">y =</w:t>
+      </w:r>
+      <w:r>
+        <w:rPr>
+          <w:rStyle w:val="NormalTok"/>
+        </w:rPr>
+        <w:t xml:space="preserve"> needle_length_mm, </w:t>
+      </w:r>
+      <w:r>
+        <w:rPr>
+          <w:rStyle w:val="AttributeTok"/>
+        </w:rPr>
+        <w:t xml:space="preserve">fill =</w:t>
+      </w:r>
+      <w:r>
+        <w:rPr>
+          <w:rStyle w:val="NormalTok"/>
+        </w:rPr>
+        <w:t xml:space="preserve"> side)) </w:t>
+      </w:r>
+      <w:r>
+        <w:rPr>
+          <w:rStyle w:val="SpecialCharTok"/>
+        </w:rPr>
+        <w:t xml:space="preserve">+</w:t>
+      </w:r>
+      <w:r>
+        <w:br/>
+      </w:r>
+      <w:r>
+        <w:rPr>
+          <w:rStyle w:val="NormalTok"/>
+        </w:rPr>
+        <w:t xml:space="preserve">  </w:t>
+      </w:r>
+      <w:r>
+        <w:rPr>
+          <w:rStyle w:val="FunctionTok"/>
+        </w:rPr>
+        <w:t xml:space="preserve">geom_boxplot</w:t>
+      </w:r>
+      <w:r>
+        <w:rPr>
+          <w:rStyle w:val="NormalTok"/>
+        </w:rPr>
+        <w:t xml:space="preserve">(</w:t>
+      </w:r>
+      <w:r>
+        <w:rPr>
+          <w:rStyle w:val="AttributeTok"/>
+        </w:rPr>
+        <w:t xml:space="preserve">alpha =</w:t>
+      </w:r>
+      <w:r>
+        <w:rPr>
+          <w:rStyle w:val="NormalTok"/>
+        </w:rPr>
+        <w:t xml:space="preserve"> </w:t>
+      </w:r>
+      <w:r>
+        <w:rPr>
+          <w:rStyle w:val="FloatTok"/>
+        </w:rPr>
+        <w:t xml:space="preserve">0.6</w:t>
+      </w:r>
+      <w:r>
+        <w:rPr>
+          <w:rStyle w:val="NormalTok"/>
+        </w:rPr>
+        <w:t xml:space="preserve">, </w:t>
+      </w:r>
+      <w:r>
+        <w:rPr>
+          <w:rStyle w:val="AttributeTok"/>
+        </w:rPr>
+        <w:t xml:space="preserve">outlier.shape =</w:t>
+      </w:r>
+      <w:r>
+        <w:rPr>
+          <w:rStyle w:val="NormalTok"/>
+        </w:rPr>
+        <w:t xml:space="preserve"> </w:t>
+      </w:r>
+      <w:r>
+        <w:rPr>
+          <w:rStyle w:val="ConstantTok"/>
+        </w:rPr>
+        <w:t xml:space="preserve">NA</w:t>
+      </w:r>
+      <w:r>
+        <w:rPr>
+          <w:rStyle w:val="NormalTok"/>
+        </w:rPr>
+        <w:t xml:space="preserve">) </w:t>
+      </w:r>
+      <w:r>
+        <w:rPr>
+          <w:rStyle w:val="SpecialCharTok"/>
+        </w:rPr>
+        <w:t xml:space="preserve">+</w:t>
+      </w:r>
+      <w:r>
+        <w:br/>
+      </w:r>
+      <w:r>
+        <w:rPr>
+          <w:rStyle w:val="NormalTok"/>
+        </w:rPr>
+        <w:t xml:space="preserve">  </w:t>
+      </w:r>
+      <w:r>
+        <w:rPr>
+          <w:rStyle w:val="FunctionTok"/>
+        </w:rPr>
+        <w:t xml:space="preserve">labs</w:t>
+      </w:r>
+      <w:r>
+        <w:rPr>
+          <w:rStyle w:val="NormalTok"/>
+        </w:rPr>
+        <w:t xml:space="preserve">(</w:t>
+      </w:r>
+      <w:r>
+        <w:br/>
+      </w:r>
+      <w:r>
+        <w:rPr>
+          <w:rStyle w:val="NormalTok"/>
+        </w:rPr>
+        <w:t xml:space="preserve">    </w:t>
+      </w:r>
+      <w:r>
+        <w:rPr>
+          <w:rStyle w:val="AttributeTok"/>
+        </w:rPr>
+        <w:t xml:space="preserve">title =</w:t>
+      </w:r>
+      <w:r>
+        <w:rPr>
+          <w:rStyle w:val="NormalTok"/>
+        </w:rPr>
+        <w:t xml:space="preserve"> </w:t>
+      </w:r>
+      <w:r>
+        <w:rPr>
+          <w:rStyle w:val="StringTok"/>
+        </w:rPr>
+        <w:t xml:space="preserve">"Needle Length by Side of Tree"</w:t>
+      </w:r>
+      <w:r>
+        <w:rPr>
+          <w:rStyle w:val="NormalTok"/>
+        </w:rPr>
+        <w:t xml:space="preserve">,</w:t>
+      </w:r>
+      <w:r>
+        <w:br/>
+      </w:r>
+      <w:r>
+        <w:rPr>
+          <w:rStyle w:val="NormalTok"/>
+        </w:rPr>
+        <w:t xml:space="preserve">    </w:t>
+      </w:r>
+      <w:r>
+        <w:rPr>
+          <w:rStyle w:val="AttributeTok"/>
+        </w:rPr>
+        <w:t xml:space="preserve">x =</w:t>
+      </w:r>
+      <w:r>
+        <w:rPr>
+          <w:rStyle w:val="NormalTok"/>
+        </w:rPr>
+        <w:t xml:space="preserve"> </w:t>
+      </w:r>
+      <w:r>
+        <w:rPr>
+          <w:rStyle w:val="StringTok"/>
+        </w:rPr>
+        <w:t xml:space="preserve">"Side of tree"</w:t>
+      </w:r>
+      <w:r>
+        <w:rPr>
+          <w:rStyle w:val="NormalTok"/>
+        </w:rPr>
+        <w:t xml:space="preserve">,</w:t>
+      </w:r>
+      <w:r>
+        <w:br/>
+      </w:r>
+      <w:r>
+        <w:rPr>
+          <w:rStyle w:val="NormalTok"/>
+        </w:rPr>
+        <w:t xml:space="preserve">    </w:t>
+      </w:r>
+      <w:r>
+        <w:rPr>
+          <w:rStyle w:val="AttributeTok"/>
+        </w:rPr>
+        <w:t xml:space="preserve">y =</w:t>
+      </w:r>
+      <w:r>
+        <w:rPr>
+          <w:rStyle w:val="NormalTok"/>
+        </w:rPr>
+        <w:t xml:space="preserve"> </w:t>
+      </w:r>
+      <w:r>
+        <w:rPr>
+          <w:rStyle w:val="StringTok"/>
+        </w:rPr>
+        <w:t xml:space="preserve">"Needle length (mm)"</w:t>
+      </w:r>
+      <w:r>
+        <w:br/>
+      </w:r>
+      <w:r>
+        <w:rPr>
+          <w:rStyle w:val="NormalTok"/>
+        </w:rPr>
+        <w:t xml:space="preserve">  ) </w:t>
+      </w:r>
+      <w:r>
+        <w:rPr>
+          <w:rStyle w:val="SpecialCharTok"/>
+        </w:rPr>
+        <w:t xml:space="preserve">+</w:t>
+      </w:r>
+      <w:r>
+        <w:br/>
+      </w:r>
+      <w:r>
+        <w:rPr>
+          <w:rStyle w:val="NormalTok"/>
+        </w:rPr>
+        <w:t xml:space="preserve">  </w:t>
+      </w:r>
+      <w:r>
+        <w:rPr>
+          <w:rStyle w:val="FunctionTok"/>
+        </w:rPr>
+        <w:t xml:space="preserve">coord_cartesian</w:t>
+      </w:r>
+      <w:r>
+        <w:rPr>
+          <w:rStyle w:val="NormalTok"/>
+        </w:rPr>
+        <w:t xml:space="preserve">(</w:t>
+      </w:r>
+      <w:r>
+        <w:rPr>
+          <w:rStyle w:val="AttributeTok"/>
+        </w:rPr>
+        <w:t xml:space="preserve">ylim =</w:t>
+      </w:r>
+      <w:r>
+        <w:rPr>
+          <w:rStyle w:val="NormalTok"/>
+        </w:rPr>
+        <w:t xml:space="preserve"> </w:t>
+      </w:r>
+      <w:r>
+        <w:rPr>
+          <w:rStyle w:val="FunctionTok"/>
+        </w:rPr>
+        <w:t xml:space="preserve">c</w:t>
+      </w:r>
+      <w:r>
+        <w:rPr>
+          <w:rStyle w:val="NormalTok"/>
+        </w:rPr>
+        <w:t xml:space="preserve">(</w:t>
+      </w:r>
+      <w:r>
+        <w:rPr>
+          <w:rStyle w:val="DecValTok"/>
+        </w:rPr>
+        <w:t xml:space="preserve">0</w:t>
+      </w:r>
+      <w:r>
+        <w:rPr>
+          <w:rStyle w:val="NormalTok"/>
+        </w:rPr>
+        <w:t xml:space="preserve">, </w:t>
+      </w:r>
+      <w:r>
+        <w:rPr>
+          <w:rStyle w:val="DecValTok"/>
+        </w:rPr>
+        <w:t xml:space="preserve">25</w:t>
+      </w:r>
+      <w:r>
+        <w:rPr>
+          <w:rStyle w:val="NormalTok"/>
+        </w:rPr>
+        <w:t xml:space="preserve">)) </w:t>
+      </w:r>
+      <w:r>
+        <w:rPr>
+          <w:rStyle w:val="SpecialCharTok"/>
+        </w:rPr>
+        <w:t xml:space="preserve">+</w:t>
+      </w:r>
+      <w:r>
+        <w:br/>
+      </w:r>
+      <w:r>
+        <w:rPr>
+          <w:rStyle w:val="NormalTok"/>
+        </w:rPr>
+        <w:t xml:space="preserve">  </w:t>
+      </w:r>
+      <w:r>
+        <w:rPr>
+          <w:rStyle w:val="FunctionTok"/>
+        </w:rPr>
+        <w:t xml:space="preserve">theme_minimal</w:t>
+      </w:r>
+      <w:r>
+        <w:rPr>
+          <w:rStyle w:val="NormalTok"/>
+        </w:rPr>
+        <w:t xml:space="preserve">() </w:t>
+      </w:r>
+      <w:r>
+        <w:rPr>
+          <w:rStyle w:val="SpecialCharTok"/>
+        </w:rPr>
+        <w:t xml:space="preserve">+</w:t>
+      </w:r>
+      <w:r>
+        <w:br/>
+      </w:r>
+      <w:r>
+        <w:rPr>
+          <w:rStyle w:val="NormalTok"/>
+        </w:rPr>
+        <w:t xml:space="preserve">  </w:t>
+      </w:r>
+      <w:r>
+        <w:rPr>
+          <w:rStyle w:val="FunctionTok"/>
+        </w:rPr>
+        <w:t xml:space="preserve">theme</w:t>
+      </w:r>
+      <w:r>
+        <w:rPr>
+          <w:rStyle w:val="NormalTok"/>
+        </w:rPr>
+        <w:t xml:space="preserve">(</w:t>
+      </w:r>
+      <w:r>
+        <w:rPr>
+          <w:rStyle w:val="AttributeTok"/>
+        </w:rPr>
+        <w:t xml:space="preserve">legend.position =</w:t>
+      </w:r>
+      <w:r>
+        <w:rPr>
+          <w:rStyle w:val="NormalTok"/>
+        </w:rPr>
+        <w:t xml:space="preserve"> </w:t>
+      </w:r>
+      <w:r>
+        <w:rPr>
+          <w:rStyle w:val="StringTok"/>
+        </w:rPr>
+        <w:t xml:space="preserve">"none"</w:t>
+      </w:r>
+      <w:r>
+        <w:rPr>
+          <w:rStyle w:val="NormalTok"/>
+        </w:rPr>
+        <w:t xml:space="preserve">)</w:t>
+      </w:r>
+    </w:p>
+    <w:p>
+      <w:pPr>
+        <w:pStyle w:val="FirstParagraph"/>
+      </w:pPr>
+      <w:r>
+        <w:rPr>
+          <w:b/>
+          <w:bCs/>
+        </w:rPr>
+        <w:t xml:space="preserve">▶ Run this — both axes at once, on two continuous variables:</w:t>
+      </w:r>
+    </w:p>
+    <w:p>
+      <w:pPr>
+        <w:pStyle w:val="SourceCode"/>
+      </w:pPr>
+      <w:r>
+        <w:rPr>
+          <w:rStyle w:val="CommentTok"/>
+        </w:rPr>
+        <w:t xml:space="preserve"># ── Part 3c.2 · Axis limits with coord_cartesian() ──────────────────────</w:t>
+      </w:r>
+      <w:r>
+        <w:br/>
+      </w:r>
+      <w:r>
+        <w:rPr>
+          <w:rStyle w:val="NormalTok"/>
+        </w:rPr>
+        <w:t xml:space="preserve">pine_scatter_plot </w:t>
+      </w:r>
+      <w:r>
+        <w:rPr>
+          <w:rStyle w:val="OtherTok"/>
+        </w:rPr>
+        <w:t xml:space="preserve">&lt;-</w:t>
+      </w:r>
+      <w:r>
+        <w:rPr>
+          <w:rStyle w:val="NormalTok"/>
+        </w:rPr>
+        <w:t xml:space="preserve"> </w:t>
+      </w:r>
+      <w:r>
+        <w:rPr>
+          <w:rStyle w:val="FunctionTok"/>
+        </w:rPr>
+        <w:t xml:space="preserve">ggplot</w:t>
+      </w:r>
+      <w:r>
+        <w:rPr>
+          <w:rStyle w:val="NormalTok"/>
+        </w:rPr>
+        <w:t xml:space="preserve">(pine_df, </w:t>
+      </w:r>
+      <w:r>
+        <w:rPr>
+          <w:rStyle w:val="FunctionTok"/>
+        </w:rPr>
+        <w:t xml:space="preserve">aes</w:t>
+      </w:r>
+      <w:r>
+        <w:rPr>
+          <w:rStyle w:val="NormalTok"/>
+        </w:rPr>
+        <w:t xml:space="preserve">(</w:t>
+      </w:r>
+      <w:r>
+        <w:rPr>
+          <w:rStyle w:val="AttributeTok"/>
+        </w:rPr>
+        <w:t xml:space="preserve">x =</w:t>
+      </w:r>
+      <w:r>
+        <w:rPr>
+          <w:rStyle w:val="NormalTok"/>
+        </w:rPr>
+        <w:t xml:space="preserve"> needle_length_mm, </w:t>
+      </w:r>
+      <w:r>
+        <w:rPr>
+          <w:rStyle w:val="AttributeTok"/>
+        </w:rPr>
+        <w:t xml:space="preserve">y =</w:t>
+      </w:r>
+      <w:r>
+        <w:rPr>
+          <w:rStyle w:val="NormalTok"/>
+        </w:rPr>
+        <w:t xml:space="preserve"> needle_width_mm,</w:t>
+      </w:r>
+      <w:r>
+        <w:br/>
+      </w:r>
+      <w:r>
+        <w:rPr>
+          <w:rStyle w:val="NormalTok"/>
+        </w:rPr>
+        <w:t xml:space="preserve">                                         </w:t>
+      </w:r>
+      <w:r>
+        <w:rPr>
+          <w:rStyle w:val="AttributeTok"/>
+        </w:rPr>
+        <w:t xml:space="preserve">color =</w:t>
+      </w:r>
+      <w:r>
+        <w:rPr>
+          <w:rStyle w:val="NormalTok"/>
+        </w:rPr>
+        <w:t xml:space="preserve"> side)) </w:t>
+      </w:r>
+      <w:r>
+        <w:rPr>
+          <w:rStyle w:val="SpecialCharTok"/>
+        </w:rPr>
+        <w:t xml:space="preserve">+</w:t>
+      </w:r>
+      <w:r>
+        <w:br/>
+      </w:r>
+      <w:r>
+        <w:rPr>
+          <w:rStyle w:val="NormalTok"/>
+        </w:rPr>
+        <w:t xml:space="preserve">  </w:t>
+      </w:r>
+      <w:r>
+        <w:rPr>
+          <w:rStyle w:val="FunctionTok"/>
+        </w:rPr>
+        <w:t xml:space="preserve">geom_point</w:t>
+      </w:r>
+      <w:r>
+        <w:rPr>
+          <w:rStyle w:val="NormalTok"/>
+        </w:rPr>
+        <w:t xml:space="preserve">(</w:t>
+      </w:r>
+      <w:r>
+        <w:rPr>
+          <w:rStyle w:val="AttributeTok"/>
+        </w:rPr>
+        <w:t xml:space="preserve">alpha =</w:t>
+      </w:r>
+      <w:r>
+        <w:rPr>
+          <w:rStyle w:val="NormalTok"/>
+        </w:rPr>
+        <w:t xml:space="preserve"> </w:t>
+      </w:r>
+      <w:r>
+        <w:rPr>
+          <w:rStyle w:val="FloatTok"/>
+        </w:rPr>
+        <w:t xml:space="preserve">0.6</w:t>
+      </w:r>
+      <w:r>
+        <w:rPr>
+          <w:rStyle w:val="NormalTok"/>
+        </w:rPr>
+        <w:t xml:space="preserve">, </w:t>
+      </w:r>
+      <w:r>
+        <w:rPr>
+          <w:rStyle w:val="AttributeTok"/>
+        </w:rPr>
+        <w:t xml:space="preserve">size =</w:t>
+      </w:r>
+      <w:r>
+        <w:rPr>
+          <w:rStyle w:val="NormalTok"/>
+        </w:rPr>
+        <w:t xml:space="preserve"> </w:t>
+      </w:r>
+      <w:r>
+        <w:rPr>
+          <w:rStyle w:val="DecValTok"/>
+        </w:rPr>
+        <w:t xml:space="preserve">2</w:t>
+      </w:r>
+      <w:r>
+        <w:rPr>
+          <w:rStyle w:val="NormalTok"/>
+        </w:rPr>
+        <w:t xml:space="preserve">) </w:t>
+      </w:r>
+      <w:r>
+        <w:rPr>
+          <w:rStyle w:val="SpecialCharTok"/>
+        </w:rPr>
+        <w:t xml:space="preserve">+</w:t>
+      </w:r>
+      <w:r>
+        <w:br/>
+      </w:r>
+      <w:r>
+        <w:rPr>
+          <w:rStyle w:val="NormalTok"/>
+        </w:rPr>
+        <w:t xml:space="preserve">  </w:t>
+      </w:r>
+      <w:r>
+        <w:rPr>
+          <w:rStyle w:val="FunctionTok"/>
+        </w:rPr>
+        <w:t xml:space="preserve">labs</w:t>
+      </w:r>
+      <w:r>
+        <w:rPr>
+          <w:rStyle w:val="NormalTok"/>
+        </w:rPr>
+        <w:t xml:space="preserve">(</w:t>
+      </w:r>
+      <w:r>
+        <w:br/>
+      </w:r>
+      <w:r>
+        <w:rPr>
+          <w:rStyle w:val="NormalTok"/>
+        </w:rPr>
+        <w:t xml:space="preserve">    </w:t>
+      </w:r>
+      <w:r>
+        <w:rPr>
+          <w:rStyle w:val="AttributeTok"/>
+        </w:rPr>
+        <w:t xml:space="preserve">title =</w:t>
+      </w:r>
+      <w:r>
+        <w:rPr>
+          <w:rStyle w:val="NormalTok"/>
+        </w:rPr>
+        <w:t xml:space="preserve"> </w:t>
+      </w:r>
+      <w:r>
+        <w:rPr>
+          <w:rStyle w:val="StringTok"/>
+        </w:rPr>
+        <w:t xml:space="preserve">"Needle Width vs. Length"</w:t>
+      </w:r>
+      <w:r>
+        <w:rPr>
+          <w:rStyle w:val="NormalTok"/>
+        </w:rPr>
+        <w:t xml:space="preserve">,</w:t>
+      </w:r>
+      <w:r>
+        <w:br/>
+      </w:r>
+      <w:r>
+        <w:rPr>
+          <w:rStyle w:val="NormalTok"/>
+        </w:rPr>
+        <w:t xml:space="preserve">    </w:t>
+      </w:r>
+      <w:r>
+        <w:rPr>
+          <w:rStyle w:val="AttributeTok"/>
+        </w:rPr>
+        <w:t xml:space="preserve">x =</w:t>
+      </w:r>
+      <w:r>
+        <w:rPr>
+          <w:rStyle w:val="NormalTok"/>
+        </w:rPr>
+        <w:t xml:space="preserve"> </w:t>
+      </w:r>
+      <w:r>
+        <w:rPr>
+          <w:rStyle w:val="StringTok"/>
+        </w:rPr>
+        <w:t xml:space="preserve">"Needle length (mm)"</w:t>
+      </w:r>
+      <w:r>
+        <w:rPr>
+          <w:rStyle w:val="NormalTok"/>
+        </w:rPr>
+        <w:t xml:space="preserve">,</w:t>
+      </w:r>
+      <w:r>
+        <w:br/>
+      </w:r>
+      <w:r>
+        <w:rPr>
+          <w:rStyle w:val="NormalTok"/>
+        </w:rPr>
+        <w:t xml:space="preserve">    </w:t>
+      </w:r>
+      <w:r>
+        <w:rPr>
+          <w:rStyle w:val="AttributeTok"/>
+        </w:rPr>
+        <w:t xml:space="preserve">y =</w:t>
+      </w:r>
+      <w:r>
+        <w:rPr>
+          <w:rStyle w:val="NormalTok"/>
+        </w:rPr>
+        <w:t xml:space="preserve"> </w:t>
+      </w:r>
+      <w:r>
+        <w:rPr>
+          <w:rStyle w:val="StringTok"/>
+        </w:rPr>
+        <w:t xml:space="preserve">"Needle width (mm)"</w:t>
+      </w:r>
+      <w:r>
+        <w:rPr>
+          <w:rStyle w:val="NormalTok"/>
+        </w:rPr>
+        <w:t xml:space="preserve">,</w:t>
+      </w:r>
+      <w:r>
+        <w:br/>
+      </w:r>
+      <w:r>
+        <w:rPr>
+          <w:rStyle w:val="NormalTok"/>
+        </w:rPr>
+        <w:t xml:space="preserve">    </w:t>
+      </w:r>
+      <w:r>
+        <w:rPr>
+          <w:rStyle w:val="AttributeTok"/>
+        </w:rPr>
+        <w:t xml:space="preserve">color =</w:t>
+      </w:r>
+      <w:r>
+        <w:rPr>
+          <w:rStyle w:val="NormalTok"/>
+        </w:rPr>
+        <w:t xml:space="preserve"> </w:t>
+      </w:r>
+      <w:r>
+        <w:rPr>
+          <w:rStyle w:val="StringTok"/>
+        </w:rPr>
+        <w:t xml:space="preserve">"Side"</w:t>
+      </w:r>
+      <w:r>
+        <w:br/>
+      </w:r>
+      <w:r>
+        <w:rPr>
+          <w:rStyle w:val="NormalTok"/>
+        </w:rPr>
+        <w:t xml:space="preserve">  ) </w:t>
+      </w:r>
+      <w:r>
+        <w:rPr>
+          <w:rStyle w:val="SpecialCharTok"/>
+        </w:rPr>
+        <w:t xml:space="preserve">+</w:t>
+      </w:r>
+      <w:r>
+        <w:br/>
+      </w:r>
+      <w:r>
+        <w:rPr>
+          <w:rStyle w:val="NormalTok"/>
+        </w:rPr>
+        <w:t xml:space="preserve">  </w:t>
+      </w:r>
+      <w:r>
+        <w:rPr>
+          <w:rStyle w:val="FunctionTok"/>
+        </w:rPr>
+        <w:t xml:space="preserve">coord_cartesian</w:t>
+      </w:r>
+      <w:r>
+        <w:rPr>
+          <w:rStyle w:val="NormalTok"/>
+        </w:rPr>
+        <w:t xml:space="preserve">(</w:t>
+      </w:r>
+      <w:r>
+        <w:rPr>
+          <w:rStyle w:val="AttributeTok"/>
+        </w:rPr>
+        <w:t xml:space="preserve">xlim =</w:t>
+      </w:r>
+      <w:r>
+        <w:rPr>
+          <w:rStyle w:val="NormalTok"/>
+        </w:rPr>
+        <w:t xml:space="preserve"> </w:t>
+      </w:r>
+      <w:r>
+        <w:rPr>
+          <w:rStyle w:val="FunctionTok"/>
+        </w:rPr>
+        <w:t xml:space="preserve">c</w:t>
+      </w:r>
+      <w:r>
+        <w:rPr>
+          <w:rStyle w:val="NormalTok"/>
+        </w:rPr>
+        <w:t xml:space="preserve">(</w:t>
+      </w:r>
+      <w:r>
+        <w:rPr>
+          <w:rStyle w:val="DecValTok"/>
+        </w:rPr>
+        <w:t xml:space="preserve">5</w:t>
+      </w:r>
+      <w:r>
+        <w:rPr>
+          <w:rStyle w:val="NormalTok"/>
+        </w:rPr>
+        <w:t xml:space="preserve">, </w:t>
+      </w:r>
+      <w:r>
+        <w:rPr>
+          <w:rStyle w:val="DecValTok"/>
+        </w:rPr>
+        <w:t xml:space="preserve">25</w:t>
+      </w:r>
+      <w:r>
+        <w:rPr>
+          <w:rStyle w:val="NormalTok"/>
+        </w:rPr>
+        <w:t xml:space="preserve">), </w:t>
+      </w:r>
+      <w:r>
+        <w:rPr>
+          <w:rStyle w:val="AttributeTok"/>
+        </w:rPr>
+        <w:t xml:space="preserve">ylim =</w:t>
+      </w:r>
+      <w:r>
+        <w:rPr>
+          <w:rStyle w:val="NormalTok"/>
+        </w:rPr>
+        <w:t xml:space="preserve"> </w:t>
+      </w:r>
+      <w:r>
+        <w:rPr>
+          <w:rStyle w:val="FunctionTok"/>
+        </w:rPr>
+        <w:t xml:space="preserve">c</w:t>
+      </w:r>
+      <w:r>
+        <w:rPr>
+          <w:rStyle w:val="NormalTok"/>
+        </w:rPr>
+        <w:t xml:space="preserve">(</w:t>
+      </w:r>
+      <w:r>
+        <w:rPr>
+          <w:rStyle w:val="FloatTok"/>
+        </w:rPr>
+        <w:t xml:space="preserve">0.4</w:t>
+      </w:r>
+      <w:r>
+        <w:rPr>
+          <w:rStyle w:val="NormalTok"/>
+        </w:rPr>
+        <w:t xml:space="preserve">, </w:t>
+      </w:r>
+      <w:r>
+        <w:rPr>
+          <w:rStyle w:val="FloatTok"/>
+        </w:rPr>
+        <w:t xml:space="preserve">1.8</w:t>
+      </w:r>
+      <w:r>
+        <w:rPr>
+          <w:rStyle w:val="NormalTok"/>
+        </w:rPr>
+        <w:t xml:space="preserve">)) </w:t>
+      </w:r>
+      <w:r>
+        <w:rPr>
+          <w:rStyle w:val="SpecialCharTok"/>
+        </w:rPr>
+        <w:t xml:space="preserve">+</w:t>
+      </w:r>
+      <w:r>
+        <w:br/>
+      </w:r>
+      <w:r>
+        <w:rPr>
+          <w:rStyle w:val="NormalTok"/>
+        </w:rPr>
+        <w:t xml:space="preserve">  </w:t>
+      </w:r>
+      <w:r>
+        <w:rPr>
+          <w:rStyle w:val="FunctionTok"/>
+        </w:rPr>
+        <w:t xml:space="preserve">theme_minimal</w:t>
+      </w:r>
+      <w:r>
+        <w:rPr>
+          <w:rStyle w:val="NormalTok"/>
+        </w:rPr>
+        <w:t xml:space="preserve">()</w:t>
+      </w:r>
+      <w:r>
+        <w:br/>
+      </w:r>
+      <w:r>
+        <w:br/>
+      </w:r>
+      <w:r>
+        <w:rPr>
+          <w:rStyle w:val="NormalTok"/>
+        </w:rPr>
+        <w:t xml:space="preserve">pine_scatter_plot</w:t>
+      </w:r>
+    </w:p>
+    <w:tbl>
+      <w:tblPr>
+        <w:tblStyle w:val="Table"/>
+        <w:tblLook w:firstRow="0" w:lastRow="0" w:firstColumn="0" w:lastColumn="0" w:noHBand="0" w:noVBand="0" w:val="0000"/>
+        <w:tblBorders>
+          <w:top w:val="single" w:sz="4" w:space="0" w:color="EB9113"/>
+          <w:left w:val="single" w:sz="24" w:space="0" w:color="EB9113"/>
+          <w:bottom w:val="single" w:sz="4" w:space="0" w:color="EB9113"/>
+          <w:right w:val="single" w:sz="4" w:space="0" w:color="EB9113"/>
+        </w:tblBorders>
+        <w:tblCellMar>
+          <w:left w:w="144" w:type="dxa"/>
+          <w:right w:w="144" w:type="dxa"/>
+        </w:tblCellMar>
+        <w:tblLook w:firstRow="0" w:lastRow="0" w:firstColumn="0" w:lastColumn="0" w:noHBand="0" w:noVBand="0" w:val="0000"/>
+      </w:tblPr>
+      <w:tr>
+        <w:trPr>
+          <w:cantSplit/>
+        </w:trPr>
+        <w:tc>
+          <w:tcPr>
+            <w:shd w:color="auto" w:fill="fcefdc" w:val="clear"/>
+            <w:tcMar>
+              <w:top w:w="92" w:type="dxa"/>
+              <w:bottom w:w="92" w:type="dxa"/>
+            </w:tcMar>
+          </w:tcPr>
+          <w:p>
+            <w:pPr>
+              <w:pStyle w:val="FirstParagraph"/>
+            </w:pPr>
+            <w:pPr>
+              <w:spacing w:before="0" w:after="0"/>
+              <w:textAlignment w:val="center"/>
+            </w:pPr>
+            <w:r>
+              <w:drawing>
+                <wp:inline>
+                  <wp:extent cx="152400" cy="152400"/>
+                  <wp:effectExtent b="0" l="0" r="0" t="0"/>
+                  <wp:docPr descr="" title="" id="29" name="Picture"/>
+                  <a:graphic>
+                    <a:graphicData uri="http://schemas.openxmlformats.org/drawingml/2006/picture">
+                      <pic:pic>
+                        <pic:nvPicPr>
+                          <pic:cNvPr descr="/Applications/Positron.app/Contents/Resources/app/quarto/share/formats/docx/warning.png" id="30" name="Picture"/>
+                          <pic:cNvPicPr>
+                            <a:picLocks noChangeArrowheads="1" noChangeAspect="1"/>
+                          </pic:cNvPicPr>
+                        </pic:nvPicPr>
+                        <pic:blipFill>
+                          <a:blip r:embed="rId28"/>
+                          <a:stretch>
+                            <a:fillRect/>
+                          </a:stretch>
+                        </pic:blipFill>
+                        <pic:spPr bwMode="auto">
+                          <a:xfrm>
+                            <a:off x="0" y="0"/>
+                            <a:ext cx="152400" cy="152400"/>
+                          </a:xfrm>
+                          <a:prstGeom prst="rect">
+                            <a:avLst/>
+                          </a:prstGeom>
+                          <a:noFill/>
+                          <a:ln w="9525">
+                            <a:noFill/>
+                            <a:headEnd/>
+                            <a:tailEnd/>
+                          </a:ln>
+                        </pic:spPr>
+                      </pic:pic>
+                    </a:graphicData>
+                  </a:graphic>
+                </wp:inline>
+              </w:drawing>
+            </w:r>
+            <w:r>
+              <w:t xml:space="preserve"> </w:t>
+            </w:r>
+            <w:r>
+              <w:t xml:space="preserve"> </w:t>
+            </w:r>
+            <w:r>
+              <w:t xml:space="preserve">Warning</w:t>
+            </w:r>
+          </w:p>
+        </w:tc>
+      </w:tr>
+      <w:tr>
+        <w:trPr>
+          <w:cantSplit/>
+        </w:trPr>
+        <w:tc>
+          <w:tcPr>
+            <w:tcMar>
+              <w:top w:w="108" w:type="dxa"/>
+              <w:bottom w:w="108" w:type="dxa"/>
+            </w:tcMar>
+          </w:tcPr>
+          <w:p>
+            <w:pPr>
+              <w:pStyle w:val="BodyText"/>
+            </w:pPr>
+            <w:pPr>
+              <w:spacing w:before="16"/>
+            </w:pPr>
+            <w:r>
+              <w:rPr>
+                <w:b/>
+                <w:bCs/>
+              </w:rPr>
+              <w:t xml:space="preserve">⚠️ The trap we just saw on screen — use</w:t>
+            </w:r>
+            <w:r>
+              <w:rPr>
+                <w:b/>
+                <w:bCs/>
+              </w:rPr>
+              <w:t xml:space="preserve"> </w:t>
+            </w:r>
+            <w:r>
+              <w:rPr>
+                <w:rStyle w:val="VerbatimChar"/>
+                <w:b/>
+                <w:bCs/>
+              </w:rPr>
+              <w:t xml:space="preserve">coord_cartesian()</w:t>
+            </w:r>
+            <w:r>
+              <w:rPr>
+                <w:b/>
+                <w:bCs/>
+              </w:rPr>
+              <w:t xml:space="preserve">, not</w:t>
+            </w:r>
+            <w:r>
+              <w:rPr>
+                <w:b/>
+                <w:bCs/>
+              </w:rPr>
+              <w:t xml:space="preserve"> </w:t>
+            </w:r>
+            <w:r>
+              <w:rPr>
+                <w:rStyle w:val="VerbatimChar"/>
+                <w:b/>
+                <w:bCs/>
+              </w:rPr>
+              <w:t xml:space="preserve">ylim()</w:t>
+            </w:r>
+          </w:p>
+          <w:p>
+            <w:pPr>
+              <w:pStyle w:val="BodyText"/>
+            </w:pPr>
+            <w:r>
+              <w:rPr>
+                <w:rStyle w:val="VerbatimChar"/>
+              </w:rPr>
+              <w:t xml:space="preserve">ylim(14, 16)</w:t>
+            </w:r>
+            <w:r>
+              <w:t xml:space="preserve"> </w:t>
+            </w:r>
+            <w:r>
+              <w:t xml:space="preserve">and</w:t>
+            </w:r>
+            <w:r>
+              <w:t xml:space="preserve"> </w:t>
+            </w:r>
+            <w:r>
+              <w:rPr>
+                <w:rStyle w:val="VerbatimChar"/>
+              </w:rPr>
+              <w:t xml:space="preserve">scale_y_continuous(limits = c(14, 16))</w:t>
+            </w:r>
+            <w:r>
+              <w:t xml:space="preserve"> </w:t>
+            </w:r>
+            <w:r>
+              <w:rPr>
+                <w:b/>
+                <w:bCs/>
+              </w:rPr>
+              <w:t xml:space="preserve">filter your data</w:t>
+            </w:r>
+            <w:r>
+              <w:rPr>
+                <w:b/>
+                <w:bCs/>
+              </w:rPr>
+              <w:t xml:space="preserve"> </w:t>
+            </w:r>
+            <w:r>
+              <w:rPr>
+                <w:b/>
+                <w:bCs/>
+              </w:rPr>
+              <w:t xml:space="preserve">before the geom draws it</w:t>
+            </w:r>
+            <w:r>
+              <w:t xml:space="preserve">. Every row outside the range is dropped, and the median,</w:t>
+            </w:r>
+            <w:r>
+              <w:t xml:space="preserve"> </w:t>
+            </w:r>
+            <w:r>
+              <w:t xml:space="preserve">quartiles, and whiskers are recomputed from what survives — behind a</w:t>
+            </w:r>
+            <w:r>
+              <w:t xml:space="preserve"> </w:t>
+            </w:r>
+            <w:r>
+              <w:t xml:space="preserve">“removed rows”</w:t>
+            </w:r>
+            <w:r>
+              <w:t xml:space="preserve"> </w:t>
+            </w:r>
+            <w:r>
+              <w:t xml:space="preserve">warning that is very easy to read past.</w:t>
+            </w:r>
+          </w:p>
+          <w:p>
+            <w:pPr>
+              <w:pStyle w:val="BodyText"/>
+            </w:pPr>
+            <w:r>
+              <w:rPr>
+                <w:rStyle w:val="VerbatimChar"/>
+              </w:rPr>
+              <w:t xml:space="preserve">coord_cartesian()</w:t>
+            </w:r>
+            <w:r>
+              <w:t xml:space="preserve"> </w:t>
+            </w:r>
+            <w:r>
+              <w:t xml:space="preserve">computes the statistics on</w:t>
+            </w:r>
+            <w:r>
+              <w:t xml:space="preserve"> </w:t>
+            </w:r>
+            <w:r>
+              <w:rPr>
+                <w:b/>
+                <w:bCs/>
+              </w:rPr>
+              <w:t xml:space="preserve">all</w:t>
+            </w:r>
+            <w:r>
+              <w:t xml:space="preserve"> </w:t>
+            </w:r>
+            <w:r>
+              <w:t xml:space="preserve">the data and then zooms the</w:t>
+            </w:r>
+            <w:r>
+              <w:t xml:space="preserve"> </w:t>
+            </w:r>
+            <w:r>
+              <w:t xml:space="preserve">view. The boxes do not move.</w:t>
+            </w:r>
+          </w:p>
+          <w:p>
+            <w:pPr>
+              <w:pStyle w:val="BodyText"/>
+            </w:pPr>
+            <w:pPr>
+              <w:spacing w:after="16"/>
+            </w:pPr>
+            <w:r>
+              <w:rPr>
+                <w:b/>
+                <w:bCs/>
+              </w:rPr>
+              <w:t xml:space="preserve">The rule:</w:t>
+            </w:r>
+            <w:r>
+              <w:t xml:space="preserve"> </w:t>
+            </w:r>
+            <w:r>
+              <w:rPr>
+                <w:rStyle w:val="VerbatimChar"/>
+              </w:rPr>
+              <w:t xml:space="preserve">coord_cartesian()</w:t>
+            </w:r>
+            <w:r>
+              <w:t xml:space="preserve"> </w:t>
+            </w:r>
+            <w:r>
+              <w:t xml:space="preserve">to zoom,</w:t>
+            </w:r>
+            <w:r>
+              <w:t xml:space="preserve"> </w:t>
+            </w:r>
+            <w:r>
+              <w:rPr>
+                <w:rStyle w:val="VerbatimChar"/>
+              </w:rPr>
+              <w:t xml:space="preserve">filter()</w:t>
+            </w:r>
+            <w:r>
+              <w:t xml:space="preserve"> </w:t>
+            </w:r>
+            <w:r>
+              <w:t xml:space="preserve">when you actually mean to</w:t>
+            </w:r>
+            <w:r>
+              <w:t xml:space="preserve"> </w:t>
+            </w:r>
+            <w:r>
+              <w:t xml:space="preserve">remove data — on purpose, in the data step, where you can see it.</w:t>
+            </w:r>
+          </w:p>
+          <w:p/>
+        </w:tc>
+      </w:tr>
+    </w:tbl>
+    <w:p>
+      <w:pPr>
+        <w:pStyle w:val="BodyText"/>
+      </w:pPr>
+      <w:r>
+        <w:t xml:space="preserve">✏️</w:t>
+      </w:r>
+      <w:r>
+        <w:t xml:space="preserve"> </w:t>
+      </w:r>
+      <w:r>
+        <w:rPr>
+          <w:b/>
+          <w:bCs/>
+        </w:rPr>
+        <w:t xml:space="preserve">Your turn:</w:t>
+      </w:r>
+      <w:r>
+        <w:t xml:space="preserve"> </w:t>
+      </w:r>
+      <w:r>
+        <w:t xml:space="preserve">Write a boxplot of</w:t>
+      </w:r>
+      <w:r>
+        <w:t xml:space="preserve"> </w:t>
+      </w:r>
+      <w:r>
+        <w:rPr>
+          <w:rStyle w:val="VerbatimChar"/>
+        </w:rPr>
+        <w:t xml:space="preserve">needle_length_mm</w:t>
+      </w:r>
+      <w:r>
+        <w:t xml:space="preserve"> </w:t>
+      </w:r>
+      <w:r>
+        <w:t xml:space="preserve">by</w:t>
+      </w:r>
+      <w:r>
+        <w:t xml:space="preserve"> </w:t>
+      </w:r>
+      <w:r>
+        <w:rPr>
+          <w:rStyle w:val="VerbatimChar"/>
+        </w:rPr>
+        <w:t xml:space="preserve">side</w:t>
+      </w:r>
+      <w:r>
+        <w:t xml:space="preserve"> </w:t>
+      </w:r>
+      <w:r>
+        <w:t xml:space="preserve">with y-axis limits</w:t>
+      </w:r>
+      <w:r>
+        <w:t xml:space="preserve"> </w:t>
+      </w:r>
+      <w:r>
+        <w:t xml:space="preserve">you chose on purpose, and say in one line why you chose them.</w:t>
+      </w:r>
+    </w:p>
+    <w:p>
+      <w:pPr>
+        <w:pStyle w:val="SourceCode"/>
+      </w:pPr>
+      <w:r>
+        <w:rPr>
+          <w:rStyle w:val="CommentTok"/>
+        </w:rPr>
+        <w:t xml:space="preserve"># ── Part 3c.3 · Axis limits with coord_cartesian() ──────────────────────</w:t>
+      </w:r>
+      <w:r>
+        <w:br/>
+      </w:r>
+      <w:r>
+        <w:rPr>
+          <w:rStyle w:val="CommentTok"/>
+        </w:rPr>
+        <w:t xml:space="preserve"># Write your code here:</w:t>
+      </w:r>
+    </w:p>
+    <w:p>
+      <w:pPr>
+        <w:pStyle w:val="FirstParagraph"/>
+      </w:pPr>
+      <w:r>
+        <w:rPr>
+          <w:rStyle w:val="VerbatimChar"/>
+        </w:rPr>
+        <w:t xml:space="preserve">_____________________________________________________________________________</w:t>
+      </w:r>
+    </w:p>
+    <w:p>
+      <w:r>
+        <w:pict>
+          <v:rect style="width:0;height:1.5pt" o:hralign="center" o:hrstd="t" o:hr="t"/>
+        </w:pict>
+      </w:r>
+    </w:p>
+    <w:bookmarkEnd w:id="31"/>
+    <w:bookmarkStart w:id="33" w:name="part-4-map-a-third-variable-with-color"/>
+    <w:p>
+      <w:pPr>
+        <w:pStyle w:val="Heading1"/>
+      </w:pPr>
+      <w:r>
+        <w:t xml:space="preserve">Part 4 · Map a third variable with color</w:t>
+      </w:r>
+    </w:p>
+    <w:p>
+      <w:pPr>
+        <w:pStyle w:val="FirstParagraph"/>
+      </w:pPr>
+      <w:r>
+        <w:rPr>
+          <w:i/>
+          <w:iCs/>
+        </w:rPr>
+        <w:t xml:space="preserve">Follows Lecture Part 3 — mapping color by group.</w:t>
+      </w:r>
+    </w:p>
+    <w:p>
+      <w:pPr>
+        <w:pStyle w:val="BlockText"/>
+      </w:pPr>
+      <w:r>
+        <w:t xml:space="preserve">📖</w:t>
+      </w:r>
+      <w:r>
+        <w:t xml:space="preserve"> </w:t>
+      </w:r>
+      <w:r>
+        <w:rPr>
+          <w:b/>
+          <w:bCs/>
+        </w:rPr>
+        <w:t xml:space="preserve">Read more:</w:t>
+      </w:r>
+      <w:r>
+        <w:t xml:space="preserve"> </w:t>
+      </w:r>
+      <w:hyperlink r:id="rId32">
         <w:r>
           <w:rPr>
             <w:rStyle w:val="Hyperlink"/>
@@ -3027,8 +4690,8 @@
         </w:pict>
       </w:r>
     </w:p>
-    <w:bookmarkEnd w:id="27"/>
-    <w:bookmarkStart w:id="31" w:name="part-4b-histograms-and-density-curves"/>
+    <w:bookmarkEnd w:id="33"/>
+    <w:bookmarkStart w:id="39" w:name="part-4b-histograms-and-density-curves"/>
     <w:p>
       <w:pPr>
         <w:pStyle w:val="Heading1"/>
@@ -3039,693 +4702,14 @@
     </w:p>
     <w:p>
       <w:pPr>
-        <w:pStyle w:val="BlockText"/>
-      </w:pPr>
-      <w:r>
-        <w:t xml:space="preserve">📖</w:t>
-      </w:r>
-      <w:r>
-        <w:t xml:space="preserve"> </w:t>
-      </w:r>
-      <w:r>
-        <w:rPr>
-          <w:b/>
-          <w:bCs/>
-        </w:rPr>
-        <w:t xml:space="preserve">Read more:</w:t>
-      </w:r>
-      <w:r>
-        <w:t xml:space="preserve"> </w:t>
-      </w:r>
-      <w:r>
-        <w:t xml:space="preserve">Whitlock &amp; Schluter Ch. 2 on frequency distributions and bin width;</w:t>
-      </w:r>
-      <w:r>
-        <w:t xml:space="preserve"> </w:t>
-      </w:r>
-      <w:hyperlink r:id="rId28">
-        <w:r>
-          <w:rPr>
-            <w:rStyle w:val="Hyperlink"/>
-          </w:rPr>
-          <w:t xml:space="preserve">R4DS §10.3 — Variation</w:t>
-        </w:r>
-      </w:hyperlink>
-      <w:r>
-        <w:t xml:space="preserve">.</w:t>
-      </w:r>
-    </w:p>
-    <w:p>
-      <w:pPr>
         <w:pStyle w:val="FirstParagraph"/>
       </w:pPr>
       <w:r>
         <w:rPr>
-          <w:b/>
-          <w:bCs/>
-        </w:rPr>
-        <w:t xml:space="preserve">▶ Run this:</w:t>
-      </w:r>
-    </w:p>
-    <w:p>
-      <w:pPr>
-        <w:pStyle w:val="SourceCode"/>
-      </w:pPr>
-      <w:r>
-        <w:rPr>
-          <w:rStyle w:val="CommentTok"/>
-        </w:rPr>
-        <w:t xml:space="preserve"># ── Part 4b.1 · Histograms and density curves ───────────────────────────</w:t>
-      </w:r>
-      <w:r>
-        <w:br/>
-      </w:r>
-      <w:r>
-        <w:rPr>
-          <w:rStyle w:val="FunctionTok"/>
-        </w:rPr>
-        <w:t xml:space="preserve">ggplot</w:t>
-      </w:r>
-      <w:r>
-        <w:rPr>
-          <w:rStyle w:val="NormalTok"/>
-        </w:rPr>
-        <w:t xml:space="preserve">(pine_df, </w:t>
-      </w:r>
-      <w:r>
-        <w:rPr>
-          <w:rStyle w:val="FunctionTok"/>
-        </w:rPr>
-        <w:t xml:space="preserve">aes</w:t>
-      </w:r>
-      <w:r>
-        <w:rPr>
-          <w:rStyle w:val="NormalTok"/>
-        </w:rPr>
-        <w:t xml:space="preserve">(</w:t>
-      </w:r>
-      <w:r>
-        <w:rPr>
-          <w:rStyle w:val="AttributeTok"/>
-        </w:rPr>
-        <w:t xml:space="preserve">x =</w:t>
-      </w:r>
-      <w:r>
-        <w:rPr>
-          <w:rStyle w:val="NormalTok"/>
-        </w:rPr>
-        <w:t xml:space="preserve"> needle_length_mm)) </w:t>
-      </w:r>
-      <w:r>
-        <w:rPr>
-          <w:rStyle w:val="SpecialCharTok"/>
-        </w:rPr>
-        <w:t xml:space="preserve">+</w:t>
-      </w:r>
-      <w:r>
-        <w:br/>
-      </w:r>
-      <w:r>
-        <w:rPr>
-          <w:rStyle w:val="NormalTok"/>
-        </w:rPr>
-        <w:t xml:space="preserve">  </w:t>
-      </w:r>
-      <w:r>
-        <w:rPr>
-          <w:rStyle w:val="FunctionTok"/>
-        </w:rPr>
-        <w:t xml:space="preserve">geom_histogram</w:t>
-      </w:r>
-      <w:r>
-        <w:rPr>
-          <w:rStyle w:val="NormalTok"/>
-        </w:rPr>
-        <w:t xml:space="preserve">(</w:t>
-      </w:r>
-      <w:r>
-        <w:rPr>
-          <w:rStyle w:val="AttributeTok"/>
-        </w:rPr>
-        <w:t xml:space="preserve">binwidth =</w:t>
-      </w:r>
-      <w:r>
-        <w:rPr>
-          <w:rStyle w:val="NormalTok"/>
-        </w:rPr>
-        <w:t xml:space="preserve"> </w:t>
-      </w:r>
-      <w:r>
-        <w:rPr>
-          <w:rStyle w:val="DecValTok"/>
-        </w:rPr>
-        <w:t xml:space="preserve">2</w:t>
-      </w:r>
-      <w:r>
-        <w:rPr>
-          <w:rStyle w:val="NormalTok"/>
-        </w:rPr>
-        <w:t xml:space="preserve">, </w:t>
-      </w:r>
-      <w:r>
-        <w:rPr>
-          <w:rStyle w:val="AttributeTok"/>
-        </w:rPr>
-        <w:t xml:space="preserve">fill =</w:t>
-      </w:r>
-      <w:r>
-        <w:rPr>
-          <w:rStyle w:val="NormalTok"/>
-        </w:rPr>
-        <w:t xml:space="preserve"> </w:t>
-      </w:r>
-      <w:r>
-        <w:rPr>
-          <w:rStyle w:val="StringTok"/>
-        </w:rPr>
-        <w:t xml:space="preserve">"darkblue"</w:t>
-      </w:r>
-      <w:r>
-        <w:rPr>
-          <w:rStyle w:val="NormalTok"/>
-        </w:rPr>
-        <w:t xml:space="preserve">, </w:t>
-      </w:r>
-      <w:r>
-        <w:rPr>
-          <w:rStyle w:val="AttributeTok"/>
-        </w:rPr>
-        <w:t xml:space="preserve">color =</w:t>
-      </w:r>
-      <w:r>
-        <w:rPr>
-          <w:rStyle w:val="NormalTok"/>
-        </w:rPr>
-        <w:t xml:space="preserve"> </w:t>
-      </w:r>
-      <w:r>
-        <w:rPr>
-          <w:rStyle w:val="StringTok"/>
-        </w:rPr>
-        <w:t xml:space="preserve">"white"</w:t>
-      </w:r>
-      <w:r>
-        <w:rPr>
-          <w:rStyle w:val="NormalTok"/>
-        </w:rPr>
-        <w:t xml:space="preserve">) </w:t>
-      </w:r>
-      <w:r>
-        <w:rPr>
-          <w:rStyle w:val="SpecialCharTok"/>
-        </w:rPr>
-        <w:t xml:space="preserve">+</w:t>
-      </w:r>
-      <w:r>
-        <w:br/>
-      </w:r>
-      <w:r>
-        <w:rPr>
-          <w:rStyle w:val="NormalTok"/>
-        </w:rPr>
-        <w:t xml:space="preserve">  </w:t>
-      </w:r>
-      <w:r>
-        <w:rPr>
-          <w:rStyle w:val="FunctionTok"/>
-        </w:rPr>
-        <w:t xml:space="preserve">labs</w:t>
-      </w:r>
-      <w:r>
-        <w:rPr>
-          <w:rStyle w:val="NormalTok"/>
-        </w:rPr>
-        <w:t xml:space="preserve">(</w:t>
-      </w:r>
-      <w:r>
-        <w:rPr>
-          <w:rStyle w:val="AttributeTok"/>
-        </w:rPr>
-        <w:t xml:space="preserve">title =</w:t>
-      </w:r>
-      <w:r>
-        <w:rPr>
-          <w:rStyle w:val="NormalTok"/>
-        </w:rPr>
-        <w:t xml:space="preserve"> </w:t>
-      </w:r>
-      <w:r>
-        <w:rPr>
-          <w:rStyle w:val="StringTok"/>
-        </w:rPr>
-        <w:t xml:space="preserve">"Distribution of Needle Length"</w:t>
-      </w:r>
-      <w:r>
-        <w:rPr>
-          <w:rStyle w:val="NormalTok"/>
-        </w:rPr>
-        <w:t xml:space="preserve">, </w:t>
-      </w:r>
-      <w:r>
-        <w:rPr>
-          <w:rStyle w:val="AttributeTok"/>
-        </w:rPr>
-        <w:t xml:space="preserve">x =</w:t>
-      </w:r>
-      <w:r>
-        <w:rPr>
-          <w:rStyle w:val="NormalTok"/>
-        </w:rPr>
-        <w:t xml:space="preserve"> </w:t>
-      </w:r>
-      <w:r>
-        <w:rPr>
-          <w:rStyle w:val="StringTok"/>
-        </w:rPr>
-        <w:t xml:space="preserve">"Needle length (mm)"</w:t>
-      </w:r>
-      <w:r>
-        <w:rPr>
-          <w:rStyle w:val="NormalTok"/>
-        </w:rPr>
-        <w:t xml:space="preserve">, </w:t>
-      </w:r>
-      <w:r>
-        <w:rPr>
-          <w:rStyle w:val="AttributeTok"/>
-        </w:rPr>
-        <w:t xml:space="preserve">y =</w:t>
-      </w:r>
-      <w:r>
-        <w:rPr>
-          <w:rStyle w:val="NormalTok"/>
-        </w:rPr>
-        <w:t xml:space="preserve"> </w:t>
-      </w:r>
-      <w:r>
-        <w:rPr>
-          <w:rStyle w:val="StringTok"/>
-        </w:rPr>
-        <w:t xml:space="preserve">"Count"</w:t>
-      </w:r>
-      <w:r>
-        <w:rPr>
-          <w:rStyle w:val="NormalTok"/>
-        </w:rPr>
-        <w:t xml:space="preserve">) </w:t>
-      </w:r>
-      <w:r>
-        <w:rPr>
-          <w:rStyle w:val="SpecialCharTok"/>
-        </w:rPr>
-        <w:t xml:space="preserve">+</w:t>
-      </w:r>
-      <w:r>
-        <w:br/>
-      </w:r>
-      <w:r>
-        <w:rPr>
-          <w:rStyle w:val="NormalTok"/>
-        </w:rPr>
-        <w:t xml:space="preserve">  </w:t>
-      </w:r>
-      <w:r>
-        <w:rPr>
-          <w:rStyle w:val="FunctionTok"/>
-        </w:rPr>
-        <w:t xml:space="preserve">theme_minimal</w:t>
-      </w:r>
-      <w:r>
-        <w:rPr>
-          <w:rStyle w:val="NormalTok"/>
-        </w:rPr>
-        <w:t xml:space="preserve">()</w:t>
-      </w:r>
-    </w:p>
-    <w:p>
-      <w:pPr>
-        <w:pStyle w:val="FirstParagraph"/>
-      </w:pPr>
-      <w:r>
-        <w:t xml:space="preserve">✏️</w:t>
-      </w:r>
-      <w:r>
-        <w:t xml:space="preserve"> </w:t>
-      </w:r>
-      <w:r>
-        <w:rPr>
-          <w:b/>
-          <w:bCs/>
-        </w:rPr>
-        <w:t xml:space="preserve">Your turn:</w:t>
-      </w:r>
-      <w:r>
-        <w:t xml:space="preserve"> </w:t>
-      </w:r>
-      <w:r>
-        <w:t xml:space="preserve">Try</w:t>
-      </w:r>
-      <w:r>
-        <w:t xml:space="preserve"> </w:t>
-      </w:r>
-      <w:r>
-        <w:rPr>
-          <w:rStyle w:val="VerbatimChar"/>
-        </w:rPr>
-        <w:t xml:space="preserve">binwidth = 0.5</w:t>
-      </w:r>
-      <w:r>
-        <w:t xml:space="preserve"> </w:t>
-      </w:r>
-      <w:r>
-        <w:t xml:space="preserve">and</w:t>
-      </w:r>
-      <w:r>
-        <w:t xml:space="preserve"> </w:t>
-      </w:r>
-      <w:r>
-        <w:rPr>
-          <w:rStyle w:val="VerbatimChar"/>
-        </w:rPr>
-        <w:t xml:space="preserve">binwidth = 5</w:t>
-      </w:r>
-      <w:r>
-        <w:t xml:space="preserve">. Which value tells the real story about this data, and which one hides or exaggerates it?</w:t>
-      </w:r>
-    </w:p>
-    <w:p>
-      <w:pPr>
-        <w:pStyle w:val="SourceCode"/>
-      </w:pPr>
-      <w:r>
-        <w:rPr>
-          <w:rStyle w:val="CommentTok"/>
-        </w:rPr>
-        <w:t xml:space="preserve"># ── Part 4b.2 · Histograms and density curves ───────────────────────────</w:t>
-      </w:r>
-      <w:r>
-        <w:br/>
-      </w:r>
-      <w:r>
-        <w:rPr>
-          <w:rStyle w:val="CommentTok"/>
-        </w:rPr>
-        <w:t xml:space="preserve"># Write your code here:</w:t>
-      </w:r>
-      <w:r>
-        <w:br/>
-      </w:r>
-      <w:r>
-        <w:br/>
-      </w:r>
-      <w:r>
-        <w:br/>
-      </w:r>
-    </w:p>
-    <w:p>
-      <w:pPr>
-        <w:pStyle w:val="FirstParagraph"/>
-      </w:pPr>
-      <w:r>
-        <w:rPr>
-          <w:b/>
-          <w:bCs/>
-        </w:rPr>
-        <w:t xml:space="preserve">▶ Run this:</w:t>
-      </w:r>
-    </w:p>
-    <w:p>
-      <w:pPr>
-        <w:pStyle w:val="SourceCode"/>
-      </w:pPr>
-      <w:r>
-        <w:rPr>
-          <w:rStyle w:val="CommentTok"/>
-        </w:rPr>
-        <w:t xml:space="preserve"># ── Part 4b.3 · Histograms and density curves ───────────────────────────</w:t>
-      </w:r>
-      <w:r>
-        <w:br/>
-      </w:r>
-      <w:r>
-        <w:rPr>
-          <w:rStyle w:val="FunctionTok"/>
-        </w:rPr>
-        <w:t xml:space="preserve">ggplot</w:t>
-      </w:r>
-      <w:r>
-        <w:rPr>
-          <w:rStyle w:val="NormalTok"/>
-        </w:rPr>
-        <w:t xml:space="preserve">(pine_df, </w:t>
-      </w:r>
-      <w:r>
-        <w:rPr>
-          <w:rStyle w:val="FunctionTok"/>
-        </w:rPr>
-        <w:t xml:space="preserve">aes</w:t>
-      </w:r>
-      <w:r>
-        <w:rPr>
-          <w:rStyle w:val="NormalTok"/>
-        </w:rPr>
-        <w:t xml:space="preserve">(</w:t>
-      </w:r>
-      <w:r>
-        <w:rPr>
-          <w:rStyle w:val="AttributeTok"/>
-        </w:rPr>
-        <w:t xml:space="preserve">x =</w:t>
-      </w:r>
-      <w:r>
-        <w:rPr>
-          <w:rStyle w:val="NormalTok"/>
-        </w:rPr>
-        <w:t xml:space="preserve"> needle_length_mm, </w:t>
-      </w:r>
-      <w:r>
-        <w:rPr>
-          <w:rStyle w:val="AttributeTok"/>
-        </w:rPr>
-        <w:t xml:space="preserve">fill =</w:t>
-      </w:r>
-      <w:r>
-        <w:rPr>
-          <w:rStyle w:val="NormalTok"/>
-        </w:rPr>
-        <w:t xml:space="preserve"> side)) </w:t>
-      </w:r>
-      <w:r>
-        <w:rPr>
-          <w:rStyle w:val="SpecialCharTok"/>
-        </w:rPr>
-        <w:t xml:space="preserve">+</w:t>
-      </w:r>
-      <w:r>
-        <w:br/>
-      </w:r>
-      <w:r>
-        <w:rPr>
-          <w:rStyle w:val="NormalTok"/>
-        </w:rPr>
-        <w:t xml:space="preserve">  </w:t>
-      </w:r>
-      <w:r>
-        <w:rPr>
-          <w:rStyle w:val="FunctionTok"/>
-        </w:rPr>
-        <w:t xml:space="preserve">geom_density</w:t>
-      </w:r>
-      <w:r>
-        <w:rPr>
-          <w:rStyle w:val="NormalTok"/>
-        </w:rPr>
-        <w:t xml:space="preserve">(</w:t>
-      </w:r>
-      <w:r>
-        <w:rPr>
-          <w:rStyle w:val="AttributeTok"/>
-        </w:rPr>
-        <w:t xml:space="preserve">alpha =</w:t>
-      </w:r>
-      <w:r>
-        <w:rPr>
-          <w:rStyle w:val="NormalTok"/>
-        </w:rPr>
-        <w:t xml:space="preserve"> </w:t>
-      </w:r>
-      <w:r>
-        <w:rPr>
-          <w:rStyle w:val="FloatTok"/>
-        </w:rPr>
-        <w:t xml:space="preserve">0.5</w:t>
-      </w:r>
-      <w:r>
-        <w:rPr>
-          <w:rStyle w:val="NormalTok"/>
-        </w:rPr>
-        <w:t xml:space="preserve">) </w:t>
-      </w:r>
-      <w:r>
-        <w:rPr>
-          <w:rStyle w:val="SpecialCharTok"/>
-        </w:rPr>
-        <w:t xml:space="preserve">+</w:t>
-      </w:r>
-      <w:r>
-        <w:br/>
-      </w:r>
-      <w:r>
-        <w:rPr>
-          <w:rStyle w:val="NormalTok"/>
-        </w:rPr>
-        <w:t xml:space="preserve">  </w:t>
-      </w:r>
-      <w:r>
-        <w:rPr>
-          <w:rStyle w:val="FunctionTok"/>
-        </w:rPr>
-        <w:t xml:space="preserve">labs</w:t>
-      </w:r>
-      <w:r>
-        <w:rPr>
-          <w:rStyle w:val="NormalTok"/>
-        </w:rPr>
-        <w:t xml:space="preserve">(</w:t>
-      </w:r>
-      <w:r>
-        <w:rPr>
-          <w:rStyle w:val="AttributeTok"/>
-        </w:rPr>
-        <w:t xml:space="preserve">x =</w:t>
-      </w:r>
-      <w:r>
-        <w:rPr>
-          <w:rStyle w:val="NormalTok"/>
-        </w:rPr>
-        <w:t xml:space="preserve"> </w:t>
-      </w:r>
-      <w:r>
-        <w:rPr>
-          <w:rStyle w:val="StringTok"/>
-        </w:rPr>
-        <w:t xml:space="preserve">"Needle length (mm)"</w:t>
-      </w:r>
-      <w:r>
-        <w:rPr>
-          <w:rStyle w:val="NormalTok"/>
-        </w:rPr>
-        <w:t xml:space="preserve">, </w:t>
-      </w:r>
-      <w:r>
-        <w:rPr>
-          <w:rStyle w:val="AttributeTok"/>
-        </w:rPr>
-        <w:t xml:space="preserve">y =</w:t>
-      </w:r>
-      <w:r>
-        <w:rPr>
-          <w:rStyle w:val="NormalTok"/>
-        </w:rPr>
-        <w:t xml:space="preserve"> </w:t>
-      </w:r>
-      <w:r>
-        <w:rPr>
-          <w:rStyle w:val="StringTok"/>
-        </w:rPr>
-        <w:t xml:space="preserve">"Density"</w:t>
-      </w:r>
-      <w:r>
-        <w:rPr>
-          <w:rStyle w:val="NormalTok"/>
-        </w:rPr>
-        <w:t xml:space="preserve">, </w:t>
-      </w:r>
-      <w:r>
-        <w:rPr>
-          <w:rStyle w:val="AttributeTok"/>
-        </w:rPr>
-        <w:t xml:space="preserve">fill =</w:t>
-      </w:r>
-      <w:r>
-        <w:rPr>
-          <w:rStyle w:val="NormalTok"/>
-        </w:rPr>
-        <w:t xml:space="preserve"> </w:t>
-      </w:r>
-      <w:r>
-        <w:rPr>
-          <w:rStyle w:val="StringTok"/>
-        </w:rPr>
-        <w:t xml:space="preserve">"Side"</w:t>
-      </w:r>
-      <w:r>
-        <w:rPr>
-          <w:rStyle w:val="NormalTok"/>
-        </w:rPr>
-        <w:t xml:space="preserve">) </w:t>
-      </w:r>
-      <w:r>
-        <w:rPr>
-          <w:rStyle w:val="SpecialCharTok"/>
-        </w:rPr>
-        <w:t xml:space="preserve">+</w:t>
-      </w:r>
-      <w:r>
-        <w:br/>
-      </w:r>
-      <w:r>
-        <w:rPr>
-          <w:rStyle w:val="NormalTok"/>
-        </w:rPr>
-        <w:t xml:space="preserve">  </w:t>
-      </w:r>
-      <w:r>
-        <w:rPr>
-          <w:rStyle w:val="FunctionTok"/>
-        </w:rPr>
-        <w:t xml:space="preserve">theme_minimal</w:t>
-      </w:r>
-      <w:r>
-        <w:rPr>
-          <w:rStyle w:val="NormalTok"/>
-        </w:rPr>
-        <w:t xml:space="preserve">()</w:t>
-      </w:r>
-    </w:p>
-    <w:p>
-      <w:pPr>
-        <w:pStyle w:val="FirstParagraph"/>
-      </w:pPr>
-      <w:r>
-        <w:t xml:space="preserve">✏️</w:t>
-      </w:r>
-      <w:r>
-        <w:t xml:space="preserve"> </w:t>
-      </w:r>
-      <w:r>
-        <w:rPr>
-          <w:b/>
-          <w:bCs/>
-        </w:rPr>
-        <w:t xml:space="preserve">Your turn:</w:t>
-      </w:r>
-      <w:r>
-        <w:t xml:space="preserve"> </w:t>
-      </w:r>
-      <w:r>
-        <w:t xml:space="preserve">Do the shady and sunny density curves look like they overlap a lot, or are they clearly separated?</w:t>
-      </w:r>
-    </w:p>
-    <w:p>
-      <w:pPr>
-        <w:pStyle w:val="BodyText"/>
-      </w:pPr>
-      <w:r>
-        <w:rPr>
-          <w:rStyle w:val="VerbatimChar"/>
-        </w:rPr>
-        <w:t xml:space="preserve">________________________</w:t>
+          <w:i/>
+          <w:iCs/>
+        </w:rPr>
+        <w:t xml:space="preserve">Follows Lecture Part 3b — histograms and density.</w:t>
       </w:r>
     </w:p>
     <w:tbl>
@@ -3769,18 +4753,18 @@
                 <wp:inline>
                   <wp:extent cx="152400" cy="152400"/>
                   <wp:effectExtent b="0" l="0" r="0" t="0"/>
-                  <wp:docPr descr="" title="" id="29" name="Picture"/>
+                  <wp:docPr descr="" title="" id="34" name="Picture"/>
                   <a:graphic>
                     <a:graphicData uri="http://schemas.openxmlformats.org/drawingml/2006/picture">
                       <pic:pic>
                         <pic:nvPicPr>
-                          <pic:cNvPr descr="/Applications/Positron.app/Contents/Resources/app/quarto/share/formats/docx/tip.png" id="30" name="Picture"/>
+                          <pic:cNvPr descr="/Applications/Positron.app/Contents/Resources/app/quarto/share/formats/docx/tip.png" id="35" name="Picture"/>
                           <pic:cNvPicPr>
                             <a:picLocks noChangeArrowheads="1" noChangeAspect="1"/>
                           </pic:cNvPicPr>
                         </pic:nvPicPr>
                         <pic:blipFill>
-                          <a:blip r:embed="rId20"/>
+                          <a:blip r:embed="rId21"/>
                           <a:stretch>
                             <a:fillRect/>
                           </a:stretch>
@@ -3841,43 +4825,13 @@
                 <w:b/>
                 <w:bCs/>
               </w:rPr>
-              <w:t xml:space="preserve">🚀 If you finish early:</w:t>
+              <w:t xml:space="preserve">⏱ If we run short in class, finish this part on your own</w:t>
             </w:r>
             <w:r>
               <w:t xml:space="preserve"> </w:t>
             </w:r>
             <w:r>
-              <w:t xml:space="preserve">Build a faceted histogram —</w:t>
-            </w:r>
-            <w:r>
-              <w:t xml:space="preserve"> </w:t>
-            </w:r>
-            <w:r>
-              <w:rPr>
-                <w:rStyle w:val="VerbatimChar"/>
-              </w:rPr>
-              <w:t xml:space="preserve">geom_histogram()</w:t>
-            </w:r>
-            <w:r>
-              <w:t xml:space="preserve"> </w:t>
-            </w:r>
-            <w:r>
-              <w:t xml:space="preserve">+</w:t>
-            </w:r>
-            <w:r>
-              <w:t xml:space="preserve"> </w:t>
-            </w:r>
-            <w:r>
-              <w:rPr>
-                <w:rStyle w:val="VerbatimChar"/>
-              </w:rPr>
-              <w:t xml:space="preserve">facet_wrap(~side, ncol = 1)</w:t>
-            </w:r>
-            <w:r>
-              <w:t xml:space="preserve"> </w:t>
-            </w:r>
-            <w:r>
-              <w:t xml:space="preserve">— and compare it to the overlaid density plot above. Which is easier to read?</w:t>
+              <w:t xml:space="preserve">— nothing later in the worksheet depends on it.</w:t>
             </w:r>
           </w:p>
           <w:p/>
@@ -3885,20 +4839,901 @@
       </w:tr>
     </w:tbl>
     <w:p>
+      <w:pPr>
+        <w:pStyle w:val="BlockText"/>
+      </w:pPr>
+      <w:r>
+        <w:t xml:space="preserve">📖</w:t>
+      </w:r>
+      <w:r>
+        <w:t xml:space="preserve"> </w:t>
+      </w:r>
+      <w:r>
+        <w:rPr>
+          <w:b/>
+          <w:bCs/>
+        </w:rPr>
+        <w:t xml:space="preserve">Read more:</w:t>
+      </w:r>
+      <w:r>
+        <w:t xml:space="preserve"> </w:t>
+      </w:r>
+      <w:r>
+        <w:t xml:space="preserve">Whitlock &amp; Schluter Ch. 2 on frequency distributions and bin width;</w:t>
+      </w:r>
+      <w:r>
+        <w:t xml:space="preserve"> </w:t>
+      </w:r>
+      <w:hyperlink r:id="rId36">
+        <w:r>
+          <w:rPr>
+            <w:rStyle w:val="Hyperlink"/>
+          </w:rPr>
+          <w:t xml:space="preserve">R4DS §10.3 — Variation</w:t>
+        </w:r>
+      </w:hyperlink>
+      <w:r>
+        <w:t xml:space="preserve">.</w:t>
+      </w:r>
+    </w:p>
+    <w:p>
+      <w:pPr>
+        <w:pStyle w:val="FirstParagraph"/>
+      </w:pPr>
+      <w:r>
+        <w:rPr>
+          <w:b/>
+          <w:bCs/>
+        </w:rPr>
+        <w:t xml:space="preserve">▶ Run this:</w:t>
+      </w:r>
+    </w:p>
+    <w:p>
+      <w:pPr>
+        <w:pStyle w:val="SourceCode"/>
+      </w:pPr>
+      <w:r>
+        <w:rPr>
+          <w:rStyle w:val="CommentTok"/>
+        </w:rPr>
+        <w:t xml:space="preserve"># ── Part 4b.1 · Histograms and density curves ───────────────────────────</w:t>
+      </w:r>
+      <w:r>
+        <w:br/>
+      </w:r>
+      <w:r>
+        <w:rPr>
+          <w:rStyle w:val="FunctionTok"/>
+        </w:rPr>
+        <w:t xml:space="preserve">ggplot</w:t>
+      </w:r>
+      <w:r>
+        <w:rPr>
+          <w:rStyle w:val="NormalTok"/>
+        </w:rPr>
+        <w:t xml:space="preserve">(pine_df, </w:t>
+      </w:r>
+      <w:r>
+        <w:rPr>
+          <w:rStyle w:val="FunctionTok"/>
+        </w:rPr>
+        <w:t xml:space="preserve">aes</w:t>
+      </w:r>
+      <w:r>
+        <w:rPr>
+          <w:rStyle w:val="NormalTok"/>
+        </w:rPr>
+        <w:t xml:space="preserve">(</w:t>
+      </w:r>
+      <w:r>
+        <w:rPr>
+          <w:rStyle w:val="AttributeTok"/>
+        </w:rPr>
+        <w:t xml:space="preserve">x =</w:t>
+      </w:r>
+      <w:r>
+        <w:rPr>
+          <w:rStyle w:val="NormalTok"/>
+        </w:rPr>
+        <w:t xml:space="preserve"> needle_length_mm)) </w:t>
+      </w:r>
+      <w:r>
+        <w:rPr>
+          <w:rStyle w:val="SpecialCharTok"/>
+        </w:rPr>
+        <w:t xml:space="preserve">+</w:t>
+      </w:r>
+      <w:r>
+        <w:br/>
+      </w:r>
+      <w:r>
+        <w:rPr>
+          <w:rStyle w:val="NormalTok"/>
+        </w:rPr>
+        <w:t xml:space="preserve">  </w:t>
+      </w:r>
+      <w:r>
+        <w:rPr>
+          <w:rStyle w:val="FunctionTok"/>
+        </w:rPr>
+        <w:t xml:space="preserve">geom_histogram</w:t>
+      </w:r>
+      <w:r>
+        <w:rPr>
+          <w:rStyle w:val="NormalTok"/>
+        </w:rPr>
+        <w:t xml:space="preserve">(</w:t>
+      </w:r>
+      <w:r>
+        <w:rPr>
+          <w:rStyle w:val="AttributeTok"/>
+        </w:rPr>
+        <w:t xml:space="preserve">binwidth =</w:t>
+      </w:r>
+      <w:r>
+        <w:rPr>
+          <w:rStyle w:val="NormalTok"/>
+        </w:rPr>
+        <w:t xml:space="preserve"> </w:t>
+      </w:r>
+      <w:r>
+        <w:rPr>
+          <w:rStyle w:val="DecValTok"/>
+        </w:rPr>
+        <w:t xml:space="preserve">2</w:t>
+      </w:r>
+      <w:r>
+        <w:rPr>
+          <w:rStyle w:val="NormalTok"/>
+        </w:rPr>
+        <w:t xml:space="preserve">, </w:t>
+      </w:r>
+      <w:r>
+        <w:rPr>
+          <w:rStyle w:val="AttributeTok"/>
+        </w:rPr>
+        <w:t xml:space="preserve">fill =</w:t>
+      </w:r>
+      <w:r>
+        <w:rPr>
+          <w:rStyle w:val="NormalTok"/>
+        </w:rPr>
+        <w:t xml:space="preserve"> </w:t>
+      </w:r>
+      <w:r>
+        <w:rPr>
+          <w:rStyle w:val="StringTok"/>
+        </w:rPr>
+        <w:t xml:space="preserve">"darkblue"</w:t>
+      </w:r>
+      <w:r>
+        <w:rPr>
+          <w:rStyle w:val="NormalTok"/>
+        </w:rPr>
+        <w:t xml:space="preserve">, </w:t>
+      </w:r>
+      <w:r>
+        <w:rPr>
+          <w:rStyle w:val="AttributeTok"/>
+        </w:rPr>
+        <w:t xml:space="preserve">color =</w:t>
+      </w:r>
+      <w:r>
+        <w:rPr>
+          <w:rStyle w:val="NormalTok"/>
+        </w:rPr>
+        <w:t xml:space="preserve"> </w:t>
+      </w:r>
+      <w:r>
+        <w:rPr>
+          <w:rStyle w:val="StringTok"/>
+        </w:rPr>
+        <w:t xml:space="preserve">"white"</w:t>
+      </w:r>
+      <w:r>
+        <w:rPr>
+          <w:rStyle w:val="NormalTok"/>
+        </w:rPr>
+        <w:t xml:space="preserve">) </w:t>
+      </w:r>
+      <w:r>
+        <w:rPr>
+          <w:rStyle w:val="SpecialCharTok"/>
+        </w:rPr>
+        <w:t xml:space="preserve">+</w:t>
+      </w:r>
+      <w:r>
+        <w:br/>
+      </w:r>
+      <w:r>
+        <w:rPr>
+          <w:rStyle w:val="NormalTok"/>
+        </w:rPr>
+        <w:t xml:space="preserve">  </w:t>
+      </w:r>
+      <w:r>
+        <w:rPr>
+          <w:rStyle w:val="FunctionTok"/>
+        </w:rPr>
+        <w:t xml:space="preserve">labs</w:t>
+      </w:r>
+      <w:r>
+        <w:rPr>
+          <w:rStyle w:val="NormalTok"/>
+        </w:rPr>
+        <w:t xml:space="preserve">(</w:t>
+      </w:r>
+      <w:r>
+        <w:rPr>
+          <w:rStyle w:val="AttributeTok"/>
+        </w:rPr>
+        <w:t xml:space="preserve">title =</w:t>
+      </w:r>
+      <w:r>
+        <w:rPr>
+          <w:rStyle w:val="NormalTok"/>
+        </w:rPr>
+        <w:t xml:space="preserve"> </w:t>
+      </w:r>
+      <w:r>
+        <w:rPr>
+          <w:rStyle w:val="StringTok"/>
+        </w:rPr>
+        <w:t xml:space="preserve">"Distribution of Needle Length"</w:t>
+      </w:r>
+      <w:r>
+        <w:rPr>
+          <w:rStyle w:val="NormalTok"/>
+        </w:rPr>
+        <w:t xml:space="preserve">, </w:t>
+      </w:r>
+      <w:r>
+        <w:rPr>
+          <w:rStyle w:val="AttributeTok"/>
+        </w:rPr>
+        <w:t xml:space="preserve">x =</w:t>
+      </w:r>
+      <w:r>
+        <w:rPr>
+          <w:rStyle w:val="NormalTok"/>
+        </w:rPr>
+        <w:t xml:space="preserve"> </w:t>
+      </w:r>
+      <w:r>
+        <w:rPr>
+          <w:rStyle w:val="StringTok"/>
+        </w:rPr>
+        <w:t xml:space="preserve">"Needle length (mm)"</w:t>
+      </w:r>
+      <w:r>
+        <w:rPr>
+          <w:rStyle w:val="NormalTok"/>
+        </w:rPr>
+        <w:t xml:space="preserve">, </w:t>
+      </w:r>
+      <w:r>
+        <w:rPr>
+          <w:rStyle w:val="AttributeTok"/>
+        </w:rPr>
+        <w:t xml:space="preserve">y =</w:t>
+      </w:r>
+      <w:r>
+        <w:rPr>
+          <w:rStyle w:val="NormalTok"/>
+        </w:rPr>
+        <w:t xml:space="preserve"> </w:t>
+      </w:r>
+      <w:r>
+        <w:rPr>
+          <w:rStyle w:val="StringTok"/>
+        </w:rPr>
+        <w:t xml:space="preserve">"Count"</w:t>
+      </w:r>
+      <w:r>
+        <w:rPr>
+          <w:rStyle w:val="NormalTok"/>
+        </w:rPr>
+        <w:t xml:space="preserve">) </w:t>
+      </w:r>
+      <w:r>
+        <w:rPr>
+          <w:rStyle w:val="SpecialCharTok"/>
+        </w:rPr>
+        <w:t xml:space="preserve">+</w:t>
+      </w:r>
+      <w:r>
+        <w:br/>
+      </w:r>
+      <w:r>
+        <w:rPr>
+          <w:rStyle w:val="NormalTok"/>
+        </w:rPr>
+        <w:t xml:space="preserve">  </w:t>
+      </w:r>
+      <w:r>
+        <w:rPr>
+          <w:rStyle w:val="FunctionTok"/>
+        </w:rPr>
+        <w:t xml:space="preserve">theme_minimal</w:t>
+      </w:r>
+      <w:r>
+        <w:rPr>
+          <w:rStyle w:val="NormalTok"/>
+        </w:rPr>
+        <w:t xml:space="preserve">()</w:t>
+      </w:r>
+    </w:p>
+    <w:p>
+      <w:pPr>
+        <w:pStyle w:val="FirstParagraph"/>
+      </w:pPr>
+      <w:r>
+        <w:t xml:space="preserve">✏️</w:t>
+      </w:r>
+      <w:r>
+        <w:t xml:space="preserve"> </w:t>
+      </w:r>
+      <w:r>
+        <w:rPr>
+          <w:b/>
+          <w:bCs/>
+        </w:rPr>
+        <w:t xml:space="preserve">Your turn:</w:t>
+      </w:r>
+      <w:r>
+        <w:t xml:space="preserve"> </w:t>
+      </w:r>
+      <w:r>
+        <w:t xml:space="preserve">Try</w:t>
+      </w:r>
+      <w:r>
+        <w:t xml:space="preserve"> </w:t>
+      </w:r>
+      <w:r>
+        <w:rPr>
+          <w:rStyle w:val="VerbatimChar"/>
+        </w:rPr>
+        <w:t xml:space="preserve">binwidth = 0.5</w:t>
+      </w:r>
+      <w:r>
+        <w:t xml:space="preserve"> </w:t>
+      </w:r>
+      <w:r>
+        <w:t xml:space="preserve">and</w:t>
+      </w:r>
+      <w:r>
+        <w:t xml:space="preserve"> </w:t>
+      </w:r>
+      <w:r>
+        <w:rPr>
+          <w:rStyle w:val="VerbatimChar"/>
+        </w:rPr>
+        <w:t xml:space="preserve">binwidth = 5</w:t>
+      </w:r>
+      <w:r>
+        <w:t xml:space="preserve">. Which value tells the real story about this data, and which one hides or exaggerates it?</w:t>
+      </w:r>
+    </w:p>
+    <w:p>
+      <w:pPr>
+        <w:pStyle w:val="SourceCode"/>
+      </w:pPr>
+      <w:r>
+        <w:rPr>
+          <w:rStyle w:val="CommentTok"/>
+        </w:rPr>
+        <w:t xml:space="preserve"># ── Part 4b.2 · Histograms and density curves ───────────────────────────</w:t>
+      </w:r>
+      <w:r>
+        <w:br/>
+      </w:r>
+      <w:r>
+        <w:rPr>
+          <w:rStyle w:val="CommentTok"/>
+        </w:rPr>
+        <w:t xml:space="preserve"># Write your code here:</w:t>
+      </w:r>
+      <w:r>
+        <w:br/>
+      </w:r>
+      <w:r>
+        <w:br/>
+      </w:r>
+      <w:r>
+        <w:br/>
+      </w:r>
+    </w:p>
+    <w:p>
+      <w:pPr>
+        <w:pStyle w:val="FirstParagraph"/>
+      </w:pPr>
+      <w:r>
+        <w:rPr>
+          <w:b/>
+          <w:bCs/>
+        </w:rPr>
+        <w:t xml:space="preserve">▶ Run this:</w:t>
+      </w:r>
+    </w:p>
+    <w:p>
+      <w:pPr>
+        <w:pStyle w:val="SourceCode"/>
+      </w:pPr>
+      <w:r>
+        <w:rPr>
+          <w:rStyle w:val="CommentTok"/>
+        </w:rPr>
+        <w:t xml:space="preserve"># ── Part 4b.3 · Histograms and density curves ───────────────────────────</w:t>
+      </w:r>
+      <w:r>
+        <w:br/>
+      </w:r>
+      <w:r>
+        <w:rPr>
+          <w:rStyle w:val="FunctionTok"/>
+        </w:rPr>
+        <w:t xml:space="preserve">ggplot</w:t>
+      </w:r>
+      <w:r>
+        <w:rPr>
+          <w:rStyle w:val="NormalTok"/>
+        </w:rPr>
+        <w:t xml:space="preserve">(pine_df, </w:t>
+      </w:r>
+      <w:r>
+        <w:rPr>
+          <w:rStyle w:val="FunctionTok"/>
+        </w:rPr>
+        <w:t xml:space="preserve">aes</w:t>
+      </w:r>
+      <w:r>
+        <w:rPr>
+          <w:rStyle w:val="NormalTok"/>
+        </w:rPr>
+        <w:t xml:space="preserve">(</w:t>
+      </w:r>
+      <w:r>
+        <w:rPr>
+          <w:rStyle w:val="AttributeTok"/>
+        </w:rPr>
+        <w:t xml:space="preserve">x =</w:t>
+      </w:r>
+      <w:r>
+        <w:rPr>
+          <w:rStyle w:val="NormalTok"/>
+        </w:rPr>
+        <w:t xml:space="preserve"> needle_length_mm, </w:t>
+      </w:r>
+      <w:r>
+        <w:rPr>
+          <w:rStyle w:val="AttributeTok"/>
+        </w:rPr>
+        <w:t xml:space="preserve">fill =</w:t>
+      </w:r>
+      <w:r>
+        <w:rPr>
+          <w:rStyle w:val="NormalTok"/>
+        </w:rPr>
+        <w:t xml:space="preserve"> side)) </w:t>
+      </w:r>
+      <w:r>
+        <w:rPr>
+          <w:rStyle w:val="SpecialCharTok"/>
+        </w:rPr>
+        <w:t xml:space="preserve">+</w:t>
+      </w:r>
+      <w:r>
+        <w:br/>
+      </w:r>
+      <w:r>
+        <w:rPr>
+          <w:rStyle w:val="NormalTok"/>
+        </w:rPr>
+        <w:t xml:space="preserve">  </w:t>
+      </w:r>
+      <w:r>
+        <w:rPr>
+          <w:rStyle w:val="FunctionTok"/>
+        </w:rPr>
+        <w:t xml:space="preserve">geom_density</w:t>
+      </w:r>
+      <w:r>
+        <w:rPr>
+          <w:rStyle w:val="NormalTok"/>
+        </w:rPr>
+        <w:t xml:space="preserve">(</w:t>
+      </w:r>
+      <w:r>
+        <w:rPr>
+          <w:rStyle w:val="AttributeTok"/>
+        </w:rPr>
+        <w:t xml:space="preserve">alpha =</w:t>
+      </w:r>
+      <w:r>
+        <w:rPr>
+          <w:rStyle w:val="NormalTok"/>
+        </w:rPr>
+        <w:t xml:space="preserve"> </w:t>
+      </w:r>
+      <w:r>
+        <w:rPr>
+          <w:rStyle w:val="FloatTok"/>
+        </w:rPr>
+        <w:t xml:space="preserve">0.5</w:t>
+      </w:r>
+      <w:r>
+        <w:rPr>
+          <w:rStyle w:val="NormalTok"/>
+        </w:rPr>
+        <w:t xml:space="preserve">) </w:t>
+      </w:r>
+      <w:r>
+        <w:rPr>
+          <w:rStyle w:val="SpecialCharTok"/>
+        </w:rPr>
+        <w:t xml:space="preserve">+</w:t>
+      </w:r>
+      <w:r>
+        <w:br/>
+      </w:r>
+      <w:r>
+        <w:rPr>
+          <w:rStyle w:val="NormalTok"/>
+        </w:rPr>
+        <w:t xml:space="preserve">  </w:t>
+      </w:r>
+      <w:r>
+        <w:rPr>
+          <w:rStyle w:val="FunctionTok"/>
+        </w:rPr>
+        <w:t xml:space="preserve">labs</w:t>
+      </w:r>
+      <w:r>
+        <w:rPr>
+          <w:rStyle w:val="NormalTok"/>
+        </w:rPr>
+        <w:t xml:space="preserve">(</w:t>
+      </w:r>
+      <w:r>
+        <w:rPr>
+          <w:rStyle w:val="AttributeTok"/>
+        </w:rPr>
+        <w:t xml:space="preserve">x =</w:t>
+      </w:r>
+      <w:r>
+        <w:rPr>
+          <w:rStyle w:val="NormalTok"/>
+        </w:rPr>
+        <w:t xml:space="preserve"> </w:t>
+      </w:r>
+      <w:r>
+        <w:rPr>
+          <w:rStyle w:val="StringTok"/>
+        </w:rPr>
+        <w:t xml:space="preserve">"Needle length (mm)"</w:t>
+      </w:r>
+      <w:r>
+        <w:rPr>
+          <w:rStyle w:val="NormalTok"/>
+        </w:rPr>
+        <w:t xml:space="preserve">, </w:t>
+      </w:r>
+      <w:r>
+        <w:rPr>
+          <w:rStyle w:val="AttributeTok"/>
+        </w:rPr>
+        <w:t xml:space="preserve">y =</w:t>
+      </w:r>
+      <w:r>
+        <w:rPr>
+          <w:rStyle w:val="NormalTok"/>
+        </w:rPr>
+        <w:t xml:space="preserve"> </w:t>
+      </w:r>
+      <w:r>
+        <w:rPr>
+          <w:rStyle w:val="StringTok"/>
+        </w:rPr>
+        <w:t xml:space="preserve">"Density"</w:t>
+      </w:r>
+      <w:r>
+        <w:rPr>
+          <w:rStyle w:val="NormalTok"/>
+        </w:rPr>
+        <w:t xml:space="preserve">, </w:t>
+      </w:r>
+      <w:r>
+        <w:rPr>
+          <w:rStyle w:val="AttributeTok"/>
+        </w:rPr>
+        <w:t xml:space="preserve">fill =</w:t>
+      </w:r>
+      <w:r>
+        <w:rPr>
+          <w:rStyle w:val="NormalTok"/>
+        </w:rPr>
+        <w:t xml:space="preserve"> </w:t>
+      </w:r>
+      <w:r>
+        <w:rPr>
+          <w:rStyle w:val="StringTok"/>
+        </w:rPr>
+        <w:t xml:space="preserve">"Side"</w:t>
+      </w:r>
+      <w:r>
+        <w:rPr>
+          <w:rStyle w:val="NormalTok"/>
+        </w:rPr>
+        <w:t xml:space="preserve">) </w:t>
+      </w:r>
+      <w:r>
+        <w:rPr>
+          <w:rStyle w:val="SpecialCharTok"/>
+        </w:rPr>
+        <w:t xml:space="preserve">+</w:t>
+      </w:r>
+      <w:r>
+        <w:br/>
+      </w:r>
+      <w:r>
+        <w:rPr>
+          <w:rStyle w:val="NormalTok"/>
+        </w:rPr>
+        <w:t xml:space="preserve">  </w:t>
+      </w:r>
+      <w:r>
+        <w:rPr>
+          <w:rStyle w:val="FunctionTok"/>
+        </w:rPr>
+        <w:t xml:space="preserve">theme_minimal</w:t>
+      </w:r>
+      <w:r>
+        <w:rPr>
+          <w:rStyle w:val="NormalTok"/>
+        </w:rPr>
+        <w:t xml:space="preserve">()</w:t>
+      </w:r>
+    </w:p>
+    <w:p>
+      <w:pPr>
+        <w:pStyle w:val="FirstParagraph"/>
+      </w:pPr>
+      <w:r>
+        <w:t xml:space="preserve">✏️</w:t>
+      </w:r>
+      <w:r>
+        <w:t xml:space="preserve"> </w:t>
+      </w:r>
+      <w:r>
+        <w:rPr>
+          <w:b/>
+          <w:bCs/>
+        </w:rPr>
+        <w:t xml:space="preserve">Your turn:</w:t>
+      </w:r>
+      <w:r>
+        <w:t xml:space="preserve"> </w:t>
+      </w:r>
+      <w:r>
+        <w:t xml:space="preserve">Do the shady and sunny density curves look like they overlap a lot, or are they clearly separated?</w:t>
+      </w:r>
+    </w:p>
+    <w:p>
+      <w:pPr>
+        <w:pStyle w:val="BodyText"/>
+      </w:pPr>
+      <w:r>
+        <w:rPr>
+          <w:rStyle w:val="VerbatimChar"/>
+        </w:rPr>
+        <w:t xml:space="preserve">________________________</w:t>
+      </w:r>
+    </w:p>
+    <w:tbl>
+      <w:tblPr>
+        <w:tblStyle w:val="Table"/>
+        <w:tblLook w:firstRow="0" w:lastRow="0" w:firstColumn="0" w:lastColumn="0" w:noHBand="0" w:noVBand="0" w:val="0000"/>
+        <w:tblBorders>
+          <w:top w:val="single" w:sz="4" w:space="0" w:color="00A047"/>
+          <w:left w:val="single" w:sz="24" w:space="0" w:color="00A047"/>
+          <w:bottom w:val="single" w:sz="4" w:space="0" w:color="00A047"/>
+          <w:right w:val="single" w:sz="4" w:space="0" w:color="00A047"/>
+        </w:tblBorders>
+        <w:tblCellMar>
+          <w:left w:w="144" w:type="dxa"/>
+          <w:right w:w="144" w:type="dxa"/>
+        </w:tblCellMar>
+        <w:tblLook w:firstRow="0" w:lastRow="0" w:firstColumn="0" w:lastColumn="0" w:noHBand="0" w:noVBand="0" w:val="0000"/>
+      </w:tblPr>
+      <w:tr>
+        <w:trPr>
+          <w:cantSplit/>
+        </w:trPr>
+        <w:tc>
+          <w:tcPr>
+            <w:shd w:color="auto" w:fill="ccf1e3" w:val="clear"/>
+            <w:tcMar>
+              <w:top w:w="92" w:type="dxa"/>
+              <w:bottom w:w="92" w:type="dxa"/>
+            </w:tcMar>
+          </w:tcPr>
+          <w:p>
+            <w:pPr>
+              <w:pStyle w:val="BodyText"/>
+            </w:pPr>
+            <w:pPr>
+              <w:spacing w:before="0" w:after="0"/>
+              <w:textAlignment w:val="center"/>
+            </w:pPr>
+            <w:r>
+              <w:drawing>
+                <wp:inline>
+                  <wp:extent cx="152400" cy="152400"/>
+                  <wp:effectExtent b="0" l="0" r="0" t="0"/>
+                  <wp:docPr descr="" title="" id="37" name="Picture"/>
+                  <a:graphic>
+                    <a:graphicData uri="http://schemas.openxmlformats.org/drawingml/2006/picture">
+                      <pic:pic>
+                        <pic:nvPicPr>
+                          <pic:cNvPr descr="/Applications/Positron.app/Contents/Resources/app/quarto/share/formats/docx/tip.png" id="38" name="Picture"/>
+                          <pic:cNvPicPr>
+                            <a:picLocks noChangeArrowheads="1" noChangeAspect="1"/>
+                          </pic:cNvPicPr>
+                        </pic:nvPicPr>
+                        <pic:blipFill>
+                          <a:blip r:embed="rId21"/>
+                          <a:stretch>
+                            <a:fillRect/>
+                          </a:stretch>
+                        </pic:blipFill>
+                        <pic:spPr bwMode="auto">
+                          <a:xfrm>
+                            <a:off x="0" y="0"/>
+                            <a:ext cx="152400" cy="152400"/>
+                          </a:xfrm>
+                          <a:prstGeom prst="rect">
+                            <a:avLst/>
+                          </a:prstGeom>
+                          <a:noFill/>
+                          <a:ln w="9525">
+                            <a:noFill/>
+                            <a:headEnd/>
+                            <a:tailEnd/>
+                          </a:ln>
+                        </pic:spPr>
+                      </pic:pic>
+                    </a:graphicData>
+                  </a:graphic>
+                </wp:inline>
+              </w:drawing>
+            </w:r>
+            <w:r>
+              <w:t xml:space="preserve"> </w:t>
+            </w:r>
+            <w:r>
+              <w:t xml:space="preserve"> </w:t>
+            </w:r>
+            <w:r>
+              <w:t xml:space="preserve">Tip</w:t>
+            </w:r>
+          </w:p>
+        </w:tc>
+      </w:tr>
+      <w:tr>
+        <w:trPr>
+          <w:cantSplit/>
+        </w:trPr>
+        <w:tc>
+          <w:tcPr>
+            <w:tcMar>
+              <w:top w:w="108" w:type="dxa"/>
+              <w:bottom w:w="108" w:type="dxa"/>
+            </w:tcMar>
+          </w:tcPr>
+          <w:p>
+            <w:pPr>
+              <w:pStyle w:val="BodyText"/>
+            </w:pPr>
+            <w:pPr>
+              <w:spacing w:before="16" w:after="16"/>
+            </w:pPr>
+            <w:r>
+              <w:rPr>
+                <w:b/>
+                <w:bCs/>
+              </w:rPr>
+              <w:t xml:space="preserve">🚀 If you finish early:</w:t>
+            </w:r>
+            <w:r>
+              <w:t xml:space="preserve"> </w:t>
+            </w:r>
+            <w:r>
+              <w:t xml:space="preserve">Build a faceted histogram —</w:t>
+            </w:r>
+            <w:r>
+              <w:t xml:space="preserve"> </w:t>
+            </w:r>
+            <w:r>
+              <w:rPr>
+                <w:rStyle w:val="VerbatimChar"/>
+              </w:rPr>
+              <w:t xml:space="preserve">geom_histogram()</w:t>
+            </w:r>
+            <w:r>
+              <w:t xml:space="preserve"> </w:t>
+            </w:r>
+            <w:r>
+              <w:t xml:space="preserve">+</w:t>
+            </w:r>
+            <w:r>
+              <w:t xml:space="preserve"> </w:t>
+            </w:r>
+            <w:r>
+              <w:rPr>
+                <w:rStyle w:val="VerbatimChar"/>
+              </w:rPr>
+              <w:t xml:space="preserve">facet_wrap(~side, ncol = 1)</w:t>
+            </w:r>
+            <w:r>
+              <w:t xml:space="preserve"> </w:t>
+            </w:r>
+            <w:r>
+              <w:t xml:space="preserve">— and compare it to the overlaid density plot above. Which is easier to read?</w:t>
+            </w:r>
+          </w:p>
+          <w:p/>
+        </w:tc>
+      </w:tr>
+    </w:tbl>
+    <w:p>
       <w:r>
         <w:pict>
           <v:rect style="width:0;height:1.5pt" o:hralign="center" o:hrstd="t" o:hr="t"/>
         </w:pict>
       </w:r>
     </w:p>
-    <w:bookmarkEnd w:id="31"/>
-    <w:bookmarkStart w:id="32" w:name="part-5-mean-se-plotted-directly"/>
+    <w:bookmarkEnd w:id="39"/>
+    <w:bookmarkStart w:id="40" w:name="part-5-mean-se-plotted-directly"/>
     <w:p>
       <w:pPr>
         <w:pStyle w:val="Heading1"/>
       </w:pPr>
       <w:r>
         <w:t xml:space="preserve">Part 5 · Mean ± SE, plotted directly</w:t>
+      </w:r>
+    </w:p>
+    <w:p>
+      <w:pPr>
+        <w:pStyle w:val="FirstParagraph"/>
+      </w:pPr>
+      <w:r>
+        <w:rPr>
+          <w:i/>
+          <w:iCs/>
+        </w:rPr>
+        <w:t xml:space="preserve">Follows Lecture Part 4 — mean ± SE with</w:t>
+      </w:r>
+      <w:r>
+        <w:rPr>
+          <w:i/>
+          <w:iCs/>
+        </w:rPr>
+        <w:t xml:space="preserve"> </w:t>
+      </w:r>
+      <w:r>
+        <w:rPr>
+          <w:rStyle w:val="VerbatimChar"/>
+          <w:i/>
+          <w:iCs/>
+        </w:rPr>
+        <w:t xml:space="preserve">stat_summary()</w:t>
+      </w:r>
+      <w:r>
+        <w:rPr>
+          <w:i/>
+          <w:iCs/>
+        </w:rPr>
+        <w:t xml:space="preserve">.</w:t>
       </w:r>
     </w:p>
     <w:p>
@@ -4596,8 +6431,8 @@
         </w:pict>
       </w:r>
     </w:p>
-    <w:bookmarkEnd w:id="32"/>
-    <w:bookmarkStart w:id="34" w:name="part-6-facet-by-field-team"/>
+    <w:bookmarkEnd w:id="40"/>
+    <w:bookmarkStart w:id="44" w:name="part-6-facet-by-field-team"/>
     <w:p>
       <w:pPr>
         <w:pStyle w:val="Heading1"/>
@@ -4606,6 +6441,144 @@
         <w:t xml:space="preserve">Part 6 · Facet by field team</w:t>
       </w:r>
     </w:p>
+    <w:p>
+      <w:pPr>
+        <w:pStyle w:val="FirstParagraph"/>
+      </w:pPr>
+      <w:r>
+        <w:rPr>
+          <w:i/>
+          <w:iCs/>
+        </w:rPr>
+        <w:t xml:space="preserve">Follows Lecture Part 5 — faceting.</w:t>
+      </w:r>
+    </w:p>
+    <w:tbl>
+      <w:tblPr>
+        <w:tblStyle w:val="Table"/>
+        <w:tblLook w:firstRow="0" w:lastRow="0" w:firstColumn="0" w:lastColumn="0" w:noHBand="0" w:noVBand="0" w:val="0000"/>
+        <w:tblBorders>
+          <w:top w:val="single" w:sz="4" w:space="0" w:color="00A047"/>
+          <w:left w:val="single" w:sz="24" w:space="0" w:color="00A047"/>
+          <w:bottom w:val="single" w:sz="4" w:space="0" w:color="00A047"/>
+          <w:right w:val="single" w:sz="4" w:space="0" w:color="00A047"/>
+        </w:tblBorders>
+        <w:tblCellMar>
+          <w:left w:w="144" w:type="dxa"/>
+          <w:right w:w="144" w:type="dxa"/>
+        </w:tblCellMar>
+        <w:tblLook w:firstRow="0" w:lastRow="0" w:firstColumn="0" w:lastColumn="0" w:noHBand="0" w:noVBand="0" w:val="0000"/>
+      </w:tblPr>
+      <w:tr>
+        <w:trPr>
+          <w:cantSplit/>
+        </w:trPr>
+        <w:tc>
+          <w:tcPr>
+            <w:shd w:color="auto" w:fill="ccf1e3" w:val="clear"/>
+            <w:tcMar>
+              <w:top w:w="92" w:type="dxa"/>
+              <w:bottom w:w="92" w:type="dxa"/>
+            </w:tcMar>
+          </w:tcPr>
+          <w:p>
+            <w:pPr>
+              <w:pStyle w:val="BodyText"/>
+            </w:pPr>
+            <w:pPr>
+              <w:spacing w:before="0" w:after="0"/>
+              <w:textAlignment w:val="center"/>
+            </w:pPr>
+            <w:r>
+              <w:drawing>
+                <wp:inline>
+                  <wp:extent cx="152400" cy="152400"/>
+                  <wp:effectExtent b="0" l="0" r="0" t="0"/>
+                  <wp:docPr descr="" title="" id="41" name="Picture"/>
+                  <a:graphic>
+                    <a:graphicData uri="http://schemas.openxmlformats.org/drawingml/2006/picture">
+                      <pic:pic>
+                        <pic:nvPicPr>
+                          <pic:cNvPr descr="/Applications/Positron.app/Contents/Resources/app/quarto/share/formats/docx/tip.png" id="42" name="Picture"/>
+                          <pic:cNvPicPr>
+                            <a:picLocks noChangeArrowheads="1" noChangeAspect="1"/>
+                          </pic:cNvPicPr>
+                        </pic:nvPicPr>
+                        <pic:blipFill>
+                          <a:blip r:embed="rId21"/>
+                          <a:stretch>
+                            <a:fillRect/>
+                          </a:stretch>
+                        </pic:blipFill>
+                        <pic:spPr bwMode="auto">
+                          <a:xfrm>
+                            <a:off x="0" y="0"/>
+                            <a:ext cx="152400" cy="152400"/>
+                          </a:xfrm>
+                          <a:prstGeom prst="rect">
+                            <a:avLst/>
+                          </a:prstGeom>
+                          <a:noFill/>
+                          <a:ln w="9525">
+                            <a:noFill/>
+                            <a:headEnd/>
+                            <a:tailEnd/>
+                          </a:ln>
+                        </pic:spPr>
+                      </pic:pic>
+                    </a:graphicData>
+                  </a:graphic>
+                </wp:inline>
+              </w:drawing>
+            </w:r>
+            <w:r>
+              <w:t xml:space="preserve"> </w:t>
+            </w:r>
+            <w:r>
+              <w:t xml:space="preserve"> </w:t>
+            </w:r>
+            <w:r>
+              <w:t xml:space="preserve">Tip</w:t>
+            </w:r>
+          </w:p>
+        </w:tc>
+      </w:tr>
+      <w:tr>
+        <w:trPr>
+          <w:cantSplit/>
+        </w:trPr>
+        <w:tc>
+          <w:tcPr>
+            <w:tcMar>
+              <w:top w:w="108" w:type="dxa"/>
+              <w:bottom w:w="108" w:type="dxa"/>
+            </w:tcMar>
+          </w:tcPr>
+          <w:p>
+            <w:pPr>
+              <w:pStyle w:val="BodyText"/>
+            </w:pPr>
+            <w:pPr>
+              <w:spacing w:before="16" w:after="16"/>
+            </w:pPr>
+            <w:r>
+              <w:rPr>
+                <w:b/>
+                <w:bCs/>
+              </w:rPr>
+              <w:t xml:space="preserve">⏱ If we run short in class, finish this part on your own</w:t>
+            </w:r>
+            <w:r>
+              <w:t xml:space="preserve"> </w:t>
+            </w:r>
+            <w:r>
+              <w:t xml:space="preserve">— nothing later in the worksheet depends on it.</w:t>
+            </w:r>
+          </w:p>
+          <w:p/>
+        </w:tc>
+      </w:tr>
+    </w:tbl>
     <w:p>
       <w:pPr>
         <w:pStyle w:val="BlockText"/>
@@ -4626,7 +6599,7 @@
       <w:r>
         <w:t xml:space="preserve"> </w:t>
       </w:r>
-      <w:hyperlink r:id="rId33">
+      <w:hyperlink r:id="rId43">
         <w:r>
           <w:rPr>
             <w:rStyle w:val="Hyperlink"/>
@@ -4775,14 +6748,26 @@
         </w:pict>
       </w:r>
     </w:p>
-    <w:bookmarkEnd w:id="34"/>
-    <w:bookmarkStart w:id="36" w:name="part-7-pick-a-theme"/>
+    <w:bookmarkEnd w:id="44"/>
+    <w:bookmarkStart w:id="46" w:name="part-7-the-built-in-themes"/>
     <w:p>
       <w:pPr>
         <w:pStyle w:val="Heading1"/>
       </w:pPr>
       <w:r>
-        <w:t xml:space="preserve">Part 7 · Pick a theme</w:t>
+        <w:t xml:space="preserve">Part 7 · The built-in themes</w:t>
+      </w:r>
+    </w:p>
+    <w:p>
+      <w:pPr>
+        <w:pStyle w:val="FirstParagraph"/>
+      </w:pPr>
+      <w:r>
+        <w:rPr>
+          <w:i/>
+          <w:iCs/>
+        </w:rPr>
+        <w:t xml:space="preserve">Follows Lecture Part 6 — themes.</w:t>
       </w:r>
     </w:p>
     <w:p>
@@ -4805,7 +6790,7 @@
       <w:r>
         <w:t xml:space="preserve"> </w:t>
       </w:r>
-      <w:hyperlink r:id="rId35">
+      <w:hyperlink r:id="rId45">
         <w:r>
           <w:rPr>
             <w:rStyle w:val="Hyperlink"/>
@@ -4837,7 +6822,7 @@
         <w:rPr>
           <w:rStyle w:val="CommentTok"/>
         </w:rPr>
-        <w:t xml:space="preserve"># ── Part 7.1 · Pick a theme ─────────────────────────────────────────────</w:t>
+        <w:t xml:space="preserve"># ── Part 7.1 · The built-in themes ──────────────────────────────────────</w:t>
       </w:r>
       <w:r>
         <w:br/>
@@ -4972,6 +6957,20 @@
           <w:rStyle w:val="VerbatimChar"/>
         </w:rPr>
         <w:t xml:space="preserve">______________________________________________________________________________</w:t>
+      </w:r>
+    </w:p>
+    <w:p>
+      <w:pPr>
+        <w:pStyle w:val="BodyText"/>
+      </w:pPr>
+      <w:r>
+        <w:t xml:space="preserve">None of them is quite publication-ready — which is what Part 7b fixes, once, for</w:t>
+      </w:r>
+      <w:r>
+        <w:t xml:space="preserve"> </w:t>
+      </w:r>
+      <w:r>
+        <w:t xml:space="preserve">the rest of the term.</w:t>
       </w:r>
     </w:p>
     <w:p>
@@ -4981,22 +6980,62 @@
         </w:pict>
       </w:r>
     </w:p>
-    <w:bookmarkEnd w:id="36"/>
-    <w:bookmarkStart w:id="38" w:name="part-8-save-your-figure"/>
+    <w:bookmarkEnd w:id="46"/>
+    <w:bookmarkStart w:id="54" w:name="X0e38c3effefc5269a25e9a9c82d9fb1b2c757e6"/>
     <w:p>
       <w:pPr>
         <w:pStyle w:val="Heading1"/>
       </w:pPr>
       <w:r>
-        <w:t xml:space="preserve">Part 8 · Save your figure</w:t>
-      </w:r>
-    </w:p>
-    <w:p>
-      <w:pPr>
-        <w:pStyle w:val="BlockText"/>
-      </w:pPr>
-      <w:r>
-        <w:t xml:space="preserve">📖</w:t>
+        <w:t xml:space="preserve">Part 7b · A themes file you write once and</w:t>
+      </w:r>
+      <w:r>
+        <w:t xml:space="preserve"> </w:t>
+      </w:r>
+      <w:r>
+        <w:rPr>
+          <w:rStyle w:val="VerbatimChar"/>
+        </w:rPr>
+        <w:t xml:space="preserve">source()</w:t>
+      </w:r>
+      <w:r>
+        <w:t xml:space="preserve"> </w:t>
+      </w:r>
+      <w:r>
+        <w:t xml:space="preserve">forever</w:t>
+      </w:r>
+    </w:p>
+    <w:p>
+      <w:pPr>
+        <w:pStyle w:val="FirstParagraph"/>
+      </w:pPr>
+      <w:r>
+        <w:rPr>
+          <w:i/>
+          <w:iCs/>
+        </w:rPr>
+        <w:t xml:space="preserve">Follows Lecture Part 6 — themes.</w:t>
+      </w:r>
+    </w:p>
+    <w:p>
+      <w:pPr>
+        <w:pStyle w:val="BodyText"/>
+      </w:pPr>
+      <w:hyperlink r:id="rId11">
+        <w:r>
+          <w:rPr>
+            <w:rStyle w:val="Hyperlink"/>
+          </w:rPr>
+          <w:t xml:space="preserve">📥 Download the themes file</w:t>
+        </w:r>
+      </w:hyperlink>
+    </w:p>
+    <w:p>
+      <w:pPr>
+        <w:pStyle w:val="BodyText"/>
+      </w:pPr>
+      <w:r>
+        <w:t xml:space="preserve">This file defines three theme functions, each built for a different</w:t>
       </w:r>
       <w:r>
         <w:t xml:space="preserve"> </w:t>
@@ -5006,12 +7045,2246 @@
           <w:b/>
           <w:bCs/>
         </w:rPr>
+        <w:t xml:space="preserve">final printed</w:t>
+      </w:r>
+      <w:r>
+        <w:rPr>
+          <w:b/>
+          <w:bCs/>
+        </w:rPr>
+        <w:t xml:space="preserve"> </w:t>
+      </w:r>
+      <w:r>
+        <w:rPr>
+          <w:b/>
+          <w:bCs/>
+        </w:rPr>
+        <w:t xml:space="preserve">size</w:t>
+      </w:r>
+      <w:r>
+        <w:t xml:space="preserve">:</w:t>
+      </w:r>
+    </w:p>
+    <w:tbl>
+      <w:tblPr>
+        <w:tblStyle w:val="Table"/>
+        <w:tblW w:type="pct" w:w="5000"/>
+        <w:tblLayout w:type="fixed"/>
+        <w:tblLook w:firstRow="1" w:lastRow="0" w:firstColumn="0" w:lastColumn="0" w:noHBand="0" w:noVBand="0" w:val="0020"/>
+      </w:tblPr>
+      <w:tblGrid>
+        <w:gridCol w:w="2149"/>
+        <w:gridCol w:w="3620"/>
+        <w:gridCol w:w="2149"/>
+      </w:tblGrid>
+      <w:tr>
+        <w:trPr>
+          <w:tblHeader w:val="on"/>
+        </w:trPr>
+        <w:tc>
+          <w:tcPr/>
+          <w:p>
+            <w:pPr>
+              <w:pStyle w:val="Compact"/>
+            </w:pPr>
+            <w:r>
+              <w:t xml:space="preserve">Function</w:t>
+            </w:r>
+          </w:p>
+        </w:tc>
+        <w:tc>
+          <w:tcPr/>
+          <w:p>
+            <w:pPr>
+              <w:pStyle w:val="Compact"/>
+            </w:pPr>
+            <w:r>
+              <w:t xml:space="preserve">Built for</w:t>
+            </w:r>
+          </w:p>
+        </w:tc>
+        <w:tc>
+          <w:tcPr/>
+          <w:p>
+            <w:pPr>
+              <w:pStyle w:val="Compact"/>
+            </w:pPr>
+            <w:r>
+              <w:t xml:space="preserve">Base font</w:t>
+            </w:r>
+          </w:p>
+        </w:tc>
+      </w:tr>
+      <w:tr>
+        <w:tc>
+          <w:tcPr/>
+          <w:p>
+            <w:pPr>
+              <w:pStyle w:val="Compact"/>
+            </w:pPr>
+            <w:r>
+              <w:rPr>
+                <w:rStyle w:val="VerbatimChar"/>
+              </w:rPr>
+              <w:t xml:space="preserve">theme_small()</w:t>
+            </w:r>
+          </w:p>
+        </w:tc>
+        <w:tc>
+          <w:tcPr/>
+          <w:p>
+            <w:pPr>
+              <w:pStyle w:val="Compact"/>
+            </w:pPr>
+            <w:r>
+              <w:t xml:space="preserve">~3 × 3 in — a journal panel</w:t>
+            </w:r>
+          </w:p>
+        </w:tc>
+        <w:tc>
+          <w:tcPr/>
+          <w:p>
+            <w:pPr>
+              <w:pStyle w:val="Compact"/>
+            </w:pPr>
+            <w:r>
+              <w:t xml:space="preserve">9 pt</w:t>
+            </w:r>
+          </w:p>
+        </w:tc>
+      </w:tr>
+      <w:tr>
+        <w:tc>
+          <w:tcPr/>
+          <w:p>
+            <w:pPr>
+              <w:pStyle w:val="Compact"/>
+            </w:pPr>
+            <w:r>
+              <w:rPr>
+                <w:rStyle w:val="VerbatimChar"/>
+              </w:rPr>
+              <w:t xml:space="preserve">theme_regular()</w:t>
+            </w:r>
+          </w:p>
+        </w:tc>
+        <w:tc>
+          <w:tcPr/>
+          <w:p>
+            <w:pPr>
+              <w:pStyle w:val="Compact"/>
+            </w:pPr>
+            <w:r>
+              <w:t xml:space="preserve">~7 × 7 in — a report figure</w:t>
+            </w:r>
+          </w:p>
+        </w:tc>
+        <w:tc>
+          <w:tcPr/>
+          <w:p>
+            <w:pPr>
+              <w:pStyle w:val="Compact"/>
+            </w:pPr>
+            <w:r>
+              <w:t xml:space="preserve">16 pt</w:t>
+            </w:r>
+          </w:p>
+        </w:tc>
+      </w:tr>
+      <w:tr>
+        <w:tc>
+          <w:tcPr/>
+          <w:p>
+            <w:pPr>
+              <w:pStyle w:val="Compact"/>
+            </w:pPr>
+            <w:r>
+              <w:rPr>
+                <w:rStyle w:val="VerbatimChar"/>
+              </w:rPr>
+              <w:t xml:space="preserve">theme_large()</w:t>
+            </w:r>
+          </w:p>
+        </w:tc>
+        <w:tc>
+          <w:tcPr/>
+          <w:p>
+            <w:pPr>
+              <w:pStyle w:val="Compact"/>
+            </w:pPr>
+            <w:r>
+              <w:t xml:space="preserve">~16 × 16 in — a poster</w:t>
+            </w:r>
+          </w:p>
+        </w:tc>
+        <w:tc>
+          <w:tcPr/>
+          <w:p>
+            <w:pPr>
+              <w:pStyle w:val="Compact"/>
+            </w:pPr>
+            <w:r>
+              <w:t xml:space="preserve">36 pt</w:t>
+            </w:r>
+          </w:p>
+        </w:tc>
+      </w:tr>
+    </w:tbl>
+    <w:p>
+      <w:pPr>
+        <w:pStyle w:val="BodyText"/>
+      </w:pPr>
+      <w:r>
+        <w:t xml:space="preserve">All three give the same publication look: white background, black panel border,</w:t>
+      </w:r>
+      <w:r>
+        <w:t xml:space="preserve"> </w:t>
+      </w:r>
+      <w:r>
+        <w:t xml:space="preserve">black axis lines and ticks, bold axis titles, no gridlines.</w:t>
+      </w:r>
+    </w:p>
+    <w:tbl>
+      <w:tblPr>
+        <w:tblStyle w:val="Table"/>
+        <w:tblLook w:firstRow="0" w:lastRow="0" w:firstColumn="0" w:lastColumn="0" w:noHBand="0" w:noVBand="0" w:val="0000"/>
+        <w:tblBorders>
+          <w:top w:val="single" w:sz="4" w:space="0" w:color="CC1914"/>
+          <w:left w:val="single" w:sz="24" w:space="0" w:color="CC1914"/>
+          <w:bottom w:val="single" w:sz="4" w:space="0" w:color="CC1914"/>
+          <w:right w:val="single" w:sz="4" w:space="0" w:color="CC1914"/>
+        </w:tblBorders>
+        <w:tblCellMar>
+          <w:left w:w="144" w:type="dxa"/>
+          <w:right w:w="144" w:type="dxa"/>
+        </w:tblCellMar>
+        <w:tblLook w:firstRow="0" w:lastRow="0" w:firstColumn="0" w:lastColumn="0" w:noHBand="0" w:noVBand="0" w:val="0000"/>
+      </w:tblPr>
+      <w:tr>
+        <w:trPr>
+          <w:cantSplit/>
+        </w:trPr>
+        <w:tc>
+          <w:tcPr>
+            <w:shd w:color="auto" w:fill="f7dddc" w:val="clear"/>
+            <w:tcMar>
+              <w:top w:w="92" w:type="dxa"/>
+              <w:bottom w:w="92" w:type="dxa"/>
+            </w:tcMar>
+          </w:tcPr>
+          <w:p>
+            <w:pPr>
+              <w:pStyle w:val="BodyText"/>
+            </w:pPr>
+            <w:pPr>
+              <w:spacing w:before="0" w:after="0"/>
+              <w:textAlignment w:val="center"/>
+            </w:pPr>
+            <w:r>
+              <w:drawing>
+                <wp:inline>
+                  <wp:extent cx="152400" cy="152400"/>
+                  <wp:effectExtent b="0" l="0" r="0" t="0"/>
+                  <wp:docPr descr="" title="" id="47" name="Picture"/>
+                  <a:graphic>
+                    <a:graphicData uri="http://schemas.openxmlformats.org/drawingml/2006/picture">
+                      <pic:pic>
+                        <pic:nvPicPr>
+                          <pic:cNvPr descr="/Applications/Positron.app/Contents/Resources/app/quarto/share/formats/docx/important.png" id="48" name="Picture"/>
+                          <pic:cNvPicPr>
+                            <a:picLocks noChangeArrowheads="1" noChangeAspect="1"/>
+                          </pic:cNvPicPr>
+                        </pic:nvPicPr>
+                        <pic:blipFill>
+                          <a:blip r:embed="rId13"/>
+                          <a:stretch>
+                            <a:fillRect/>
+                          </a:stretch>
+                        </pic:blipFill>
+                        <pic:spPr bwMode="auto">
+                          <a:xfrm>
+                            <a:off x="0" y="0"/>
+                            <a:ext cx="152400" cy="152400"/>
+                          </a:xfrm>
+                          <a:prstGeom prst="rect">
+                            <a:avLst/>
+                          </a:prstGeom>
+                          <a:noFill/>
+                          <a:ln w="9525">
+                            <a:noFill/>
+                            <a:headEnd/>
+                            <a:tailEnd/>
+                          </a:ln>
+                        </pic:spPr>
+                      </pic:pic>
+                    </a:graphicData>
+                  </a:graphic>
+                </wp:inline>
+              </w:drawing>
+            </w:r>
+            <w:r>
+              <w:t xml:space="preserve"> </w:t>
+            </w:r>
+            <w:r>
+              <w:t xml:space="preserve"> </w:t>
+            </w:r>
+            <w:r>
+              <w:t xml:space="preserve">Do this once, now</w:t>
+            </w:r>
+          </w:p>
+        </w:tc>
+      </w:tr>
+      <w:tr>
+        <w:trPr>
+          <w:cantSplit/>
+        </w:trPr>
+        <w:tc>
+          <w:tcPr>
+            <w:tcMar>
+              <w:top w:w="108" w:type="dxa"/>
+              <w:bottom w:w="108" w:type="dxa"/>
+            </w:tcMar>
+          </w:tcPr>
+          <w:p>
+            <w:pPr>
+              <w:pStyle w:val="Compact"/>
+              <w:numPr>
+                <w:ilvl w:val="0"/>
+                <w:numId w:val="1001"/>
+              </w:numPr>
+            </w:pPr>
+            <w:r>
+              <w:t xml:space="preserve">Click the download button above and save</w:t>
+            </w:r>
+            <w:r>
+              <w:t xml:space="preserve"> </w:t>
+            </w:r>
+            <w:r>
+              <w:rPr>
+                <w:rStyle w:val="VerbatimChar"/>
+              </w:rPr>
+              <w:t xml:space="preserve">r_themes_for_3_sizes.R</w:t>
+            </w:r>
+            <w:r>
+              <w:t xml:space="preserve"> </w:t>
+            </w:r>
+            <w:r>
+              <w:t xml:space="preserve">into your</w:t>
+            </w:r>
+            <w:r>
+              <w:t xml:space="preserve"> </w:t>
+            </w:r>
+            <w:r>
+              <w:rPr>
+                <w:b/>
+                <w:bCs/>
+              </w:rPr>
+              <w:t xml:space="preserve">project folder</w:t>
+            </w:r>
+            <w:r>
+              <w:t xml:space="preserve"> </w:t>
+            </w:r>
+            <w:r>
+              <w:t xml:space="preserve">— the same folder your</w:t>
+            </w:r>
+            <w:r>
+              <w:t xml:space="preserve"> </w:t>
+            </w:r>
+            <w:r>
+              <w:rPr>
+                <w:rStyle w:val="VerbatimChar"/>
+              </w:rPr>
+              <w:t xml:space="preserve">.Rproj</w:t>
+            </w:r>
+            <w:r>
+              <w:t xml:space="preserve"> </w:t>
+            </w:r>
+            <w:r>
+              <w:t xml:space="preserve">file is in,</w:t>
+            </w:r>
+            <w:r>
+              <w:t xml:space="preserve"> </w:t>
+            </w:r>
+            <w:r>
+              <w:rPr>
+                <w:i/>
+                <w:iCs/>
+              </w:rPr>
+              <w:t xml:space="preserve">not</w:t>
+            </w:r>
+            <w:r>
+              <w:t xml:space="preserve"> </w:t>
+            </w:r>
+            <w:r>
+              <w:t xml:space="preserve">inside</w:t>
+            </w:r>
+            <w:r>
+              <w:t xml:space="preserve"> </w:t>
+            </w:r>
+            <w:r>
+              <w:rPr>
+                <w:rStyle w:val="VerbatimChar"/>
+              </w:rPr>
+              <w:t xml:space="preserve">scripts/</w:t>
+            </w:r>
+            <w:r>
+              <w:t xml:space="preserve">.</w:t>
+            </w:r>
+          </w:p>
+          <w:p>
+            <w:pPr>
+              <w:pStyle w:val="Compact"/>
+              <w:numPr>
+                <w:ilvl w:val="0"/>
+                <w:numId w:val="1001"/>
+              </w:numPr>
+            </w:pPr>
+            <w:r>
+              <w:t xml:space="preserve">Open it in RStudio and</w:t>
+            </w:r>
+            <w:r>
+              <w:t xml:space="preserve"> </w:t>
+            </w:r>
+            <w:r>
+              <w:rPr>
+                <w:b/>
+                <w:bCs/>
+              </w:rPr>
+              <w:t xml:space="preserve">run the whole file</w:t>
+            </w:r>
+            <w:r>
+              <w:t xml:space="preserve">:</w:t>
+            </w:r>
+            <w:r>
+              <w:t xml:space="preserve"> </w:t>
+            </w:r>
+            <w:r>
+              <w:rPr>
+                <w:rStyle w:val="VerbatimChar"/>
+              </w:rPr>
+              <w:t xml:space="preserve">Ctrl/Cmd + Shift + Enter</w:t>
+            </w:r>
+            <w:r>
+              <w:t xml:space="preserve"> </w:t>
+            </w:r>
+            <w:r>
+              <w:t xml:space="preserve">(or click</w:t>
+            </w:r>
+            <w:r>
+              <w:t xml:space="preserve"> </w:t>
+            </w:r>
+            <w:r>
+              <w:rPr>
+                <w:b/>
+                <w:bCs/>
+              </w:rPr>
+              <w:t xml:space="preserve">Source</w:t>
+            </w:r>
+            <w:r>
+              <w:t xml:space="preserve">).</w:t>
+            </w:r>
+          </w:p>
+          <w:p>
+            <w:pPr>
+              <w:pStyle w:val="Compact"/>
+              <w:numPr>
+                <w:ilvl w:val="0"/>
+                <w:numId w:val="1001"/>
+              </w:numPr>
+            </w:pPr>
+            <w:r>
+              <w:t xml:space="preserve">Look at your</w:t>
+            </w:r>
+            <w:r>
+              <w:t xml:space="preserve"> </w:t>
+            </w:r>
+            <w:r>
+              <w:rPr>
+                <w:b/>
+                <w:bCs/>
+              </w:rPr>
+              <w:t xml:space="preserve">Environment</w:t>
+            </w:r>
+            <w:r>
+              <w:t xml:space="preserve"> </w:t>
+            </w:r>
+            <w:r>
+              <w:t xml:space="preserve">pane.</w:t>
+            </w:r>
+            <w:r>
+              <w:t xml:space="preserve"> </w:t>
+            </w:r>
+            <w:r>
+              <w:rPr>
+                <w:rStyle w:val="VerbatimChar"/>
+              </w:rPr>
+              <w:t xml:space="preserve">theme_small</w:t>
+            </w:r>
+            <w:r>
+              <w:t xml:space="preserve">,</w:t>
+            </w:r>
+            <w:r>
+              <w:t xml:space="preserve"> </w:t>
+            </w:r>
+            <w:r>
+              <w:rPr>
+                <w:rStyle w:val="VerbatimChar"/>
+              </w:rPr>
+              <w:t xml:space="preserve">theme_regular</w:t>
+            </w:r>
+            <w:r>
+              <w:t xml:space="preserve">, and</w:t>
+            </w:r>
+            <w:r>
+              <w:t xml:space="preserve"> </w:t>
+            </w:r>
+            <w:r>
+              <w:rPr>
+                <w:rStyle w:val="VerbatimChar"/>
+              </w:rPr>
+              <w:t xml:space="preserve">theme_large</w:t>
+            </w:r>
+            <w:r>
+              <w:t xml:space="preserve"> </w:t>
+            </w:r>
+            <w:r>
+              <w:t xml:space="preserve">are now listed under</w:t>
+            </w:r>
+            <w:r>
+              <w:t xml:space="preserve"> </w:t>
+            </w:r>
+            <w:r>
+              <w:rPr>
+                <w:b/>
+                <w:bCs/>
+              </w:rPr>
+              <w:t xml:space="preserve">Functions</w:t>
+            </w:r>
+            <w:r>
+              <w:t xml:space="preserve">. That is all running it does</w:t>
+            </w:r>
+            <w:r>
+              <w:t xml:space="preserve"> </w:t>
+            </w:r>
+            <w:r>
+              <w:t xml:space="preserve">— it defines them.</w:t>
+            </w:r>
+          </w:p>
+          <w:p/>
+        </w:tc>
+      </w:tr>
+    </w:tbl>
+    <w:p>
+      <w:pPr>
+        <w:pStyle w:val="FirstParagraph"/>
+      </w:pPr>
+      <w:r>
+        <w:rPr>
+          <w:b/>
+          <w:bCs/>
+        </w:rPr>
+        <w:t xml:space="preserve">▶ Run this — from now on, this one line replaces all of it:</w:t>
+      </w:r>
+    </w:p>
+    <w:p>
+      <w:pPr>
+        <w:pStyle w:val="SourceCode"/>
+      </w:pPr>
+      <w:r>
+        <w:rPr>
+          <w:rStyle w:val="CommentTok"/>
+        </w:rPr>
+        <w:t xml:space="preserve"># ── Part 7b.1 · Source the themes file ──────────────────────────────────</w:t>
+      </w:r>
+      <w:r>
+        <w:br/>
+      </w:r>
+      <w:r>
+        <w:rPr>
+          <w:rStyle w:val="CommentTok"/>
+        </w:rPr>
+        <w:t xml:space="preserve"># Put this at the TOP of your script, with your library() lines</w:t>
+      </w:r>
+      <w:r>
+        <w:br/>
+      </w:r>
+      <w:r>
+        <w:rPr>
+          <w:rStyle w:val="FunctionTok"/>
+        </w:rPr>
+        <w:t xml:space="preserve">source</w:t>
+      </w:r>
+      <w:r>
+        <w:rPr>
+          <w:rStyle w:val="NormalTok"/>
+        </w:rPr>
+        <w:t xml:space="preserve">(</w:t>
+      </w:r>
+      <w:r>
+        <w:rPr>
+          <w:rStyle w:val="StringTok"/>
+        </w:rPr>
+        <w:t xml:space="preserve">"r_themes_for_3_sizes.R"</w:t>
+      </w:r>
+      <w:r>
+        <w:rPr>
+          <w:rStyle w:val="NormalTok"/>
+        </w:rPr>
+        <w:t xml:space="preserve">)</w:t>
+      </w:r>
+    </w:p>
+    <w:p>
+      <w:pPr>
+        <w:pStyle w:val="FirstParagraph"/>
+      </w:pPr>
+      <w:r>
+        <w:rPr>
+          <w:b/>
+          <w:bCs/>
+        </w:rPr>
+        <w:t xml:space="preserve">▶ Run this — use a theme like any other layer:</w:t>
+      </w:r>
+    </w:p>
+    <w:p>
+      <w:pPr>
+        <w:pStyle w:val="SourceCode"/>
+      </w:pPr>
+      <w:r>
+        <w:rPr>
+          <w:rStyle w:val="CommentTok"/>
+        </w:rPr>
+        <w:t xml:space="preserve"># ── Part 7b.2 · Use the themes ──────────────────────────────────────────</w:t>
+      </w:r>
+      <w:r>
+        <w:br/>
+      </w:r>
+      <w:r>
+        <w:rPr>
+          <w:rStyle w:val="NormalTok"/>
+        </w:rPr>
+        <w:t xml:space="preserve">pine_theme_plot </w:t>
+      </w:r>
+      <w:r>
+        <w:rPr>
+          <w:rStyle w:val="OtherTok"/>
+        </w:rPr>
+        <w:t xml:space="preserve">&lt;-</w:t>
+      </w:r>
+      <w:r>
+        <w:rPr>
+          <w:rStyle w:val="NormalTok"/>
+        </w:rPr>
+        <w:t xml:space="preserve"> </w:t>
+      </w:r>
+      <w:r>
+        <w:rPr>
+          <w:rStyle w:val="FunctionTok"/>
+        </w:rPr>
+        <w:t xml:space="preserve">ggplot</w:t>
+      </w:r>
+      <w:r>
+        <w:rPr>
+          <w:rStyle w:val="NormalTok"/>
+        </w:rPr>
+        <w:t xml:space="preserve">(pine_df, </w:t>
+      </w:r>
+      <w:r>
+        <w:rPr>
+          <w:rStyle w:val="FunctionTok"/>
+        </w:rPr>
+        <w:t xml:space="preserve">aes</w:t>
+      </w:r>
+      <w:r>
+        <w:rPr>
+          <w:rStyle w:val="NormalTok"/>
+        </w:rPr>
+        <w:t xml:space="preserve">(</w:t>
+      </w:r>
+      <w:r>
+        <w:rPr>
+          <w:rStyle w:val="AttributeTok"/>
+        </w:rPr>
+        <w:t xml:space="preserve">x =</w:t>
+      </w:r>
+      <w:r>
+        <w:rPr>
+          <w:rStyle w:val="NormalTok"/>
+        </w:rPr>
+        <w:t xml:space="preserve"> side, </w:t>
+      </w:r>
+      <w:r>
+        <w:rPr>
+          <w:rStyle w:val="AttributeTok"/>
+        </w:rPr>
+        <w:t xml:space="preserve">y =</w:t>
+      </w:r>
+      <w:r>
+        <w:rPr>
+          <w:rStyle w:val="NormalTok"/>
+        </w:rPr>
+        <w:t xml:space="preserve"> needle_length_mm, </w:t>
+      </w:r>
+      <w:r>
+        <w:rPr>
+          <w:rStyle w:val="AttributeTok"/>
+        </w:rPr>
+        <w:t xml:space="preserve">fill =</w:t>
+      </w:r>
+      <w:r>
+        <w:rPr>
+          <w:rStyle w:val="NormalTok"/>
+        </w:rPr>
+        <w:t xml:space="preserve"> side)) </w:t>
+      </w:r>
+      <w:r>
+        <w:rPr>
+          <w:rStyle w:val="SpecialCharTok"/>
+        </w:rPr>
+        <w:t xml:space="preserve">+</w:t>
+      </w:r>
+      <w:r>
+        <w:br/>
+      </w:r>
+      <w:r>
+        <w:rPr>
+          <w:rStyle w:val="NormalTok"/>
+        </w:rPr>
+        <w:t xml:space="preserve">  </w:t>
+      </w:r>
+      <w:r>
+        <w:rPr>
+          <w:rStyle w:val="FunctionTok"/>
+        </w:rPr>
+        <w:t xml:space="preserve">geom_boxplot</w:t>
+      </w:r>
+      <w:r>
+        <w:rPr>
+          <w:rStyle w:val="NormalTok"/>
+        </w:rPr>
+        <w:t xml:space="preserve">(</w:t>
+      </w:r>
+      <w:r>
+        <w:rPr>
+          <w:rStyle w:val="AttributeTok"/>
+        </w:rPr>
+        <w:t xml:space="preserve">alpha =</w:t>
+      </w:r>
+      <w:r>
+        <w:rPr>
+          <w:rStyle w:val="NormalTok"/>
+        </w:rPr>
+        <w:t xml:space="preserve"> </w:t>
+      </w:r>
+      <w:r>
+        <w:rPr>
+          <w:rStyle w:val="FloatTok"/>
+        </w:rPr>
+        <w:t xml:space="preserve">0.6</w:t>
+      </w:r>
+      <w:r>
+        <w:rPr>
+          <w:rStyle w:val="NormalTok"/>
+        </w:rPr>
+        <w:t xml:space="preserve">, </w:t>
+      </w:r>
+      <w:r>
+        <w:rPr>
+          <w:rStyle w:val="AttributeTok"/>
+        </w:rPr>
+        <w:t xml:space="preserve">outlier.shape =</w:t>
+      </w:r>
+      <w:r>
+        <w:rPr>
+          <w:rStyle w:val="NormalTok"/>
+        </w:rPr>
+        <w:t xml:space="preserve"> </w:t>
+      </w:r>
+      <w:r>
+        <w:rPr>
+          <w:rStyle w:val="ConstantTok"/>
+        </w:rPr>
+        <w:t xml:space="preserve">NA</w:t>
+      </w:r>
+      <w:r>
+        <w:rPr>
+          <w:rStyle w:val="NormalTok"/>
+        </w:rPr>
+        <w:t xml:space="preserve">) </w:t>
+      </w:r>
+      <w:r>
+        <w:rPr>
+          <w:rStyle w:val="SpecialCharTok"/>
+        </w:rPr>
+        <w:t xml:space="preserve">+</w:t>
+      </w:r>
+      <w:r>
+        <w:br/>
+      </w:r>
+      <w:r>
+        <w:rPr>
+          <w:rStyle w:val="NormalTok"/>
+        </w:rPr>
+        <w:t xml:space="preserve">  </w:t>
+      </w:r>
+      <w:r>
+        <w:rPr>
+          <w:rStyle w:val="FunctionTok"/>
+        </w:rPr>
+        <w:t xml:space="preserve">labs</w:t>
+      </w:r>
+      <w:r>
+        <w:rPr>
+          <w:rStyle w:val="NormalTok"/>
+        </w:rPr>
+        <w:t xml:space="preserve">(</w:t>
+      </w:r>
+      <w:r>
+        <w:br/>
+      </w:r>
+      <w:r>
+        <w:rPr>
+          <w:rStyle w:val="NormalTok"/>
+        </w:rPr>
+        <w:t xml:space="preserve">    </w:t>
+      </w:r>
+      <w:r>
+        <w:rPr>
+          <w:rStyle w:val="AttributeTok"/>
+        </w:rPr>
+        <w:t xml:space="preserve">title =</w:t>
+      </w:r>
+      <w:r>
+        <w:rPr>
+          <w:rStyle w:val="NormalTok"/>
+        </w:rPr>
+        <w:t xml:space="preserve"> </w:t>
+      </w:r>
+      <w:r>
+        <w:rPr>
+          <w:rStyle w:val="StringTok"/>
+        </w:rPr>
+        <w:t xml:space="preserve">"Needle Length by Side of Tree"</w:t>
+      </w:r>
+      <w:r>
+        <w:rPr>
+          <w:rStyle w:val="NormalTok"/>
+        </w:rPr>
+        <w:t xml:space="preserve">,</w:t>
+      </w:r>
+      <w:r>
+        <w:br/>
+      </w:r>
+      <w:r>
+        <w:rPr>
+          <w:rStyle w:val="NormalTok"/>
+        </w:rPr>
+        <w:t xml:space="preserve">    </w:t>
+      </w:r>
+      <w:r>
+        <w:rPr>
+          <w:rStyle w:val="AttributeTok"/>
+        </w:rPr>
+        <w:t xml:space="preserve">x =</w:t>
+      </w:r>
+      <w:r>
+        <w:rPr>
+          <w:rStyle w:val="NormalTok"/>
+        </w:rPr>
+        <w:t xml:space="preserve"> </w:t>
+      </w:r>
+      <w:r>
+        <w:rPr>
+          <w:rStyle w:val="StringTok"/>
+        </w:rPr>
+        <w:t xml:space="preserve">"Side of tree"</w:t>
+      </w:r>
+      <w:r>
+        <w:rPr>
+          <w:rStyle w:val="NormalTok"/>
+        </w:rPr>
+        <w:t xml:space="preserve">,</w:t>
+      </w:r>
+      <w:r>
+        <w:br/>
+      </w:r>
+      <w:r>
+        <w:rPr>
+          <w:rStyle w:val="NormalTok"/>
+        </w:rPr>
+        <w:t xml:space="preserve">    </w:t>
+      </w:r>
+      <w:r>
+        <w:rPr>
+          <w:rStyle w:val="AttributeTok"/>
+        </w:rPr>
+        <w:t xml:space="preserve">y =</w:t>
+      </w:r>
+      <w:r>
+        <w:rPr>
+          <w:rStyle w:val="NormalTok"/>
+        </w:rPr>
+        <w:t xml:space="preserve"> </w:t>
+      </w:r>
+      <w:r>
+        <w:rPr>
+          <w:rStyle w:val="StringTok"/>
+        </w:rPr>
+        <w:t xml:space="preserve">"Needle length (mm)"</w:t>
+      </w:r>
+      <w:r>
+        <w:br/>
+      </w:r>
+      <w:r>
+        <w:rPr>
+          <w:rStyle w:val="NormalTok"/>
+        </w:rPr>
+        <w:t xml:space="preserve">  ) </w:t>
+      </w:r>
+      <w:r>
+        <w:rPr>
+          <w:rStyle w:val="SpecialCharTok"/>
+        </w:rPr>
+        <w:t xml:space="preserve">+</w:t>
+      </w:r>
+      <w:r>
+        <w:br/>
+      </w:r>
+      <w:r>
+        <w:rPr>
+          <w:rStyle w:val="NormalTok"/>
+        </w:rPr>
+        <w:t xml:space="preserve">  </w:t>
+      </w:r>
+      <w:r>
+        <w:rPr>
+          <w:rStyle w:val="FunctionTok"/>
+        </w:rPr>
+        <w:t xml:space="preserve">coord_cartesian</w:t>
+      </w:r>
+      <w:r>
+        <w:rPr>
+          <w:rStyle w:val="NormalTok"/>
+        </w:rPr>
+        <w:t xml:space="preserve">(</w:t>
+      </w:r>
+      <w:r>
+        <w:rPr>
+          <w:rStyle w:val="AttributeTok"/>
+        </w:rPr>
+        <w:t xml:space="preserve">ylim =</w:t>
+      </w:r>
+      <w:r>
+        <w:rPr>
+          <w:rStyle w:val="NormalTok"/>
+        </w:rPr>
+        <w:t xml:space="preserve"> </w:t>
+      </w:r>
+      <w:r>
+        <w:rPr>
+          <w:rStyle w:val="FunctionTok"/>
+        </w:rPr>
+        <w:t xml:space="preserve">c</w:t>
+      </w:r>
+      <w:r>
+        <w:rPr>
+          <w:rStyle w:val="NormalTok"/>
+        </w:rPr>
+        <w:t xml:space="preserve">(</w:t>
+      </w:r>
+      <w:r>
+        <w:rPr>
+          <w:rStyle w:val="DecValTok"/>
+        </w:rPr>
+        <w:t xml:space="preserve">0</w:t>
+      </w:r>
+      <w:r>
+        <w:rPr>
+          <w:rStyle w:val="NormalTok"/>
+        </w:rPr>
+        <w:t xml:space="preserve">, </w:t>
+      </w:r>
+      <w:r>
+        <w:rPr>
+          <w:rStyle w:val="DecValTok"/>
+        </w:rPr>
+        <w:t xml:space="preserve">25</w:t>
+      </w:r>
+      <w:r>
+        <w:rPr>
+          <w:rStyle w:val="NormalTok"/>
+        </w:rPr>
+        <w:t xml:space="preserve">)) </w:t>
+      </w:r>
+      <w:r>
+        <w:rPr>
+          <w:rStyle w:val="SpecialCharTok"/>
+        </w:rPr>
+        <w:t xml:space="preserve">+</w:t>
+      </w:r>
+      <w:r>
+        <w:br/>
+      </w:r>
+      <w:r>
+        <w:rPr>
+          <w:rStyle w:val="NormalTok"/>
+        </w:rPr>
+        <w:t xml:space="preserve">  </w:t>
+      </w:r>
+      <w:r>
+        <w:rPr>
+          <w:rStyle w:val="FunctionTok"/>
+        </w:rPr>
+        <w:t xml:space="preserve">theme_small</w:t>
+      </w:r>
+      <w:r>
+        <w:rPr>
+          <w:rStyle w:val="NormalTok"/>
+        </w:rPr>
+        <w:t xml:space="preserve">() </w:t>
+      </w:r>
+      <w:r>
+        <w:rPr>
+          <w:rStyle w:val="SpecialCharTok"/>
+        </w:rPr>
+        <w:t xml:space="preserve">+</w:t>
+      </w:r>
+      <w:r>
+        <w:br/>
+      </w:r>
+      <w:r>
+        <w:rPr>
+          <w:rStyle w:val="NormalTok"/>
+        </w:rPr>
+        <w:t xml:space="preserve">  </w:t>
+      </w:r>
+      <w:r>
+        <w:rPr>
+          <w:rStyle w:val="FunctionTok"/>
+        </w:rPr>
+        <w:t xml:space="preserve">theme</w:t>
+      </w:r>
+      <w:r>
+        <w:rPr>
+          <w:rStyle w:val="NormalTok"/>
+        </w:rPr>
+        <w:t xml:space="preserve">(</w:t>
+      </w:r>
+      <w:r>
+        <w:rPr>
+          <w:rStyle w:val="AttributeTok"/>
+        </w:rPr>
+        <w:t xml:space="preserve">legend.position =</w:t>
+      </w:r>
+      <w:r>
+        <w:rPr>
+          <w:rStyle w:val="NormalTok"/>
+        </w:rPr>
+        <w:t xml:space="preserve"> </w:t>
+      </w:r>
+      <w:r>
+        <w:rPr>
+          <w:rStyle w:val="StringTok"/>
+        </w:rPr>
+        <w:t xml:space="preserve">"none"</w:t>
+      </w:r>
+      <w:r>
+        <w:rPr>
+          <w:rStyle w:val="NormalTok"/>
+        </w:rPr>
+        <w:t xml:space="preserve">)</w:t>
+      </w:r>
+      <w:r>
+        <w:br/>
+      </w:r>
+      <w:r>
+        <w:br/>
+      </w:r>
+      <w:r>
+        <w:rPr>
+          <w:rStyle w:val="NormalTok"/>
+        </w:rPr>
+        <w:t xml:space="preserve">pine_theme_plot</w:t>
+      </w:r>
+    </w:p>
+    <w:p>
+      <w:pPr>
+        <w:pStyle w:val="FirstParagraph"/>
+      </w:pPr>
+      <w:r>
+        <w:t xml:space="preserve">✏️</w:t>
+      </w:r>
+      <w:r>
+        <w:t xml:space="preserve"> </w:t>
+      </w:r>
+      <w:r>
+        <w:rPr>
+          <w:b/>
+          <w:bCs/>
+        </w:rPr>
+        <w:t xml:space="preserve">Your turn:</w:t>
+      </w:r>
+      <w:r>
+        <w:t xml:space="preserve"> </w:t>
+      </w:r>
+      <w:r>
+        <w:t xml:space="preserve">Swap</w:t>
+      </w:r>
+      <w:r>
+        <w:t xml:space="preserve"> </w:t>
+      </w:r>
+      <w:r>
+        <w:rPr>
+          <w:rStyle w:val="VerbatimChar"/>
+        </w:rPr>
+        <w:t xml:space="preserve">theme_small()</w:t>
+      </w:r>
+      <w:r>
+        <w:t xml:space="preserve"> </w:t>
+      </w:r>
+      <w:r>
+        <w:t xml:space="preserve">for</w:t>
+      </w:r>
+      <w:r>
+        <w:t xml:space="preserve"> </w:t>
+      </w:r>
+      <w:r>
+        <w:rPr>
+          <w:rStyle w:val="VerbatimChar"/>
+        </w:rPr>
+        <w:t xml:space="preserve">theme_regular()</w:t>
+      </w:r>
+      <w:r>
+        <w:t xml:space="preserve"> </w:t>
+      </w:r>
+      <w:r>
+        <w:t xml:space="preserve">and re-run. What changed?</w:t>
+      </w:r>
+    </w:p>
+    <w:p>
+      <w:pPr>
+        <w:pStyle w:val="BodyText"/>
+      </w:pPr>
+      <w:r>
+        <w:rPr>
+          <w:rStyle w:val="VerbatimChar"/>
+        </w:rPr>
+        <w:t xml:space="preserve">______________________________________________________________________________</w:t>
+      </w:r>
+    </w:p>
+    <w:tbl>
+      <w:tblPr>
+        <w:tblStyle w:val="Table"/>
+        <w:tblLook w:firstRow="0" w:lastRow="0" w:firstColumn="0" w:lastColumn="0" w:noHBand="0" w:noVBand="0" w:val="0000"/>
+        <w:tblBorders>
+          <w:top w:val="single" w:sz="4" w:space="0" w:color="0758E5"/>
+          <w:left w:val="single" w:sz="24" w:space="0" w:color="0758E5"/>
+          <w:bottom w:val="single" w:sz="4" w:space="0" w:color="0758E5"/>
+          <w:right w:val="single" w:sz="4" w:space="0" w:color="0758E5"/>
+        </w:tblBorders>
+        <w:tblCellMar>
+          <w:left w:w="144" w:type="dxa"/>
+          <w:right w:w="144" w:type="dxa"/>
+        </w:tblCellMar>
+        <w:tblLook w:firstRow="0" w:lastRow="0" w:firstColumn="0" w:lastColumn="0" w:noHBand="0" w:noVBand="0" w:val="0000"/>
+      </w:tblPr>
+      <w:tr>
+        <w:trPr>
+          <w:cantSplit/>
+        </w:trPr>
+        <w:tc>
+          <w:tcPr>
+            <w:shd w:color="auto" w:fill="dae6fb" w:val="clear"/>
+            <w:tcMar>
+              <w:top w:w="92" w:type="dxa"/>
+              <w:bottom w:w="92" w:type="dxa"/>
+            </w:tcMar>
+          </w:tcPr>
+          <w:p>
+            <w:pPr>
+              <w:pStyle w:val="BodyText"/>
+            </w:pPr>
+            <w:pPr>
+              <w:spacing w:before="0" w:after="0"/>
+              <w:textAlignment w:val="center"/>
+            </w:pPr>
+            <w:r>
+              <w:drawing>
+                <wp:inline>
+                  <wp:extent cx="152400" cy="152400"/>
+                  <wp:effectExtent b="0" l="0" r="0" t="0"/>
+                  <wp:docPr descr="" title="" id="50" name="Picture"/>
+                  <a:graphic>
+                    <a:graphicData uri="http://schemas.openxmlformats.org/drawingml/2006/picture">
+                      <pic:pic>
+                        <pic:nvPicPr>
+                          <pic:cNvPr descr="/Applications/Positron.app/Contents/Resources/app/quarto/share/formats/docx/note.png" id="51" name="Picture"/>
+                          <pic:cNvPicPr>
+                            <a:picLocks noChangeArrowheads="1" noChangeAspect="1"/>
+                          </pic:cNvPicPr>
+                        </pic:nvPicPr>
+                        <pic:blipFill>
+                          <a:blip r:embed="rId49"/>
+                          <a:stretch>
+                            <a:fillRect/>
+                          </a:stretch>
+                        </pic:blipFill>
+                        <pic:spPr bwMode="auto">
+                          <a:xfrm>
+                            <a:off x="0" y="0"/>
+                            <a:ext cx="152400" cy="152400"/>
+                          </a:xfrm>
+                          <a:prstGeom prst="rect">
+                            <a:avLst/>
+                          </a:prstGeom>
+                          <a:noFill/>
+                          <a:ln w="9525">
+                            <a:noFill/>
+                            <a:headEnd/>
+                            <a:tailEnd/>
+                          </a:ln>
+                        </pic:spPr>
+                      </pic:pic>
+                    </a:graphicData>
+                  </a:graphic>
+                </wp:inline>
+              </w:drawing>
+            </w:r>
+            <w:r>
+              <w:t xml:space="preserve"> </w:t>
+            </w:r>
+            <w:r>
+              <w:t xml:space="preserve"> </w:t>
+            </w:r>
+            <w:r>
+              <w:t xml:space="preserve">Note</w:t>
+            </w:r>
+          </w:p>
+        </w:tc>
+      </w:tr>
+      <w:tr>
+        <w:trPr>
+          <w:cantSplit/>
+        </w:trPr>
+        <w:tc>
+          <w:tcPr>
+            <w:tcMar>
+              <w:top w:w="108" w:type="dxa"/>
+              <w:bottom w:w="108" w:type="dxa"/>
+            </w:tcMar>
+          </w:tcPr>
+          <w:p>
+            <w:pPr>
+              <w:pStyle w:val="BodyText"/>
+            </w:pPr>
+            <w:pPr>
+              <w:spacing w:before="16"/>
+            </w:pPr>
+            <w:r>
+              <w:rPr>
+                <w:b/>
+                <w:bCs/>
+              </w:rPr>
+              <w:t xml:space="preserve">✅ Why</w:t>
+            </w:r>
+            <w:r>
+              <w:rPr>
+                <w:b/>
+                <w:bCs/>
+              </w:rPr>
+              <w:t xml:space="preserve"> </w:t>
+            </w:r>
+            <w:r>
+              <w:rPr>
+                <w:rStyle w:val="VerbatimChar"/>
+                <w:b/>
+                <w:bCs/>
+              </w:rPr>
+              <w:t xml:space="preserve">source()</w:t>
+            </w:r>
+            <w:r>
+              <w:rPr>
+                <w:b/>
+                <w:bCs/>
+              </w:rPr>
+              <w:t xml:space="preserve"> </w:t>
+            </w:r>
+            <w:r>
+              <w:rPr>
+                <w:b/>
+                <w:bCs/>
+              </w:rPr>
+              <w:t xml:space="preserve">instead of copy-paste</w:t>
+            </w:r>
+          </w:p>
+          <w:p>
+            <w:pPr>
+              <w:pStyle w:val="BodyText"/>
+            </w:pPr>
+            <w:pPr>
+              <w:spacing w:after="16"/>
+            </w:pPr>
+            <w:r>
+              <w:rPr>
+                <w:rStyle w:val="VerbatimChar"/>
+              </w:rPr>
+              <w:t xml:space="preserve">source()</w:t>
+            </w:r>
+            <w:r>
+              <w:t xml:space="preserve"> </w:t>
+            </w:r>
+            <w:r>
+              <w:t xml:space="preserve">runs that file top to bottom, exactly as if you had typed it. Change a</w:t>
+            </w:r>
+            <w:r>
+              <w:t xml:space="preserve"> </w:t>
+            </w:r>
+            <w:r>
+              <w:t xml:space="preserve">margin in the themes file once and</w:t>
+            </w:r>
+            <w:r>
+              <w:t xml:space="preserve"> </w:t>
+            </w:r>
+            <w:r>
+              <w:rPr>
+                <w:b/>
+                <w:bCs/>
+              </w:rPr>
+              <w:t xml:space="preserve">every</w:t>
+            </w:r>
+            <w:r>
+              <w:t xml:space="preserve"> </w:t>
+            </w:r>
+            <w:r>
+              <w:t xml:space="preserve">figure in</w:t>
+            </w:r>
+            <w:r>
+              <w:t xml:space="preserve"> </w:t>
+            </w:r>
+            <w:r>
+              <w:rPr>
+                <w:b/>
+                <w:bCs/>
+              </w:rPr>
+              <w:t xml:space="preserve">every</w:t>
+            </w:r>
+            <w:r>
+              <w:t xml:space="preserve"> </w:t>
+            </w:r>
+            <w:r>
+              <w:t xml:space="preserve">script picks the</w:t>
+            </w:r>
+            <w:r>
+              <w:t xml:space="preserve"> </w:t>
+            </w:r>
+            <w:r>
+              <w:t xml:space="preserve">change up the next time you run it. Copy-pasted theme code gives you fifteen</w:t>
+            </w:r>
+            <w:r>
+              <w:t xml:space="preserve"> </w:t>
+            </w:r>
+            <w:r>
+              <w:t xml:space="preserve">slightly different themes and no way to fix them all.</w:t>
+            </w:r>
+          </w:p>
+          <w:p/>
+        </w:tc>
+      </w:tr>
+    </w:tbl>
+    <w:p>
+      <w:pPr>
+        <w:pStyle w:val="BodyText"/>
+      </w:pPr>
+      <w:r>
+        <w:t xml:space="preserve"> </w:t>
+      </w:r>
+    </w:p>
+    <w:tbl>
+      <w:tblPr>
+        <w:tblStyle w:val="Table"/>
+        <w:tblLook w:firstRow="0" w:lastRow="0" w:firstColumn="0" w:lastColumn="0" w:noHBand="0" w:noVBand="0" w:val="0000"/>
+        <w:tblBorders>
+          <w:top w:val="single" w:sz="4" w:space="0" w:color="EB9113"/>
+          <w:left w:val="single" w:sz="24" w:space="0" w:color="EB9113"/>
+          <w:bottom w:val="single" w:sz="4" w:space="0" w:color="EB9113"/>
+          <w:right w:val="single" w:sz="4" w:space="0" w:color="EB9113"/>
+        </w:tblBorders>
+        <w:tblCellMar>
+          <w:left w:w="144" w:type="dxa"/>
+          <w:right w:w="144" w:type="dxa"/>
+        </w:tblCellMar>
+        <w:tblLook w:firstRow="0" w:lastRow="0" w:firstColumn="0" w:lastColumn="0" w:noHBand="0" w:noVBand="0" w:val="0000"/>
+      </w:tblPr>
+      <w:tr>
+        <w:trPr>
+          <w:cantSplit/>
+        </w:trPr>
+        <w:tc>
+          <w:tcPr>
+            <w:shd w:color="auto" w:fill="fcefdc" w:val="clear"/>
+            <w:tcMar>
+              <w:top w:w="92" w:type="dxa"/>
+              <w:bottom w:w="92" w:type="dxa"/>
+            </w:tcMar>
+          </w:tcPr>
+          <w:p>
+            <w:pPr>
+              <w:pStyle w:val="BodyText"/>
+            </w:pPr>
+            <w:pPr>
+              <w:spacing w:before="0" w:after="0"/>
+              <w:textAlignment w:val="center"/>
+            </w:pPr>
+            <w:r>
+              <w:drawing>
+                <wp:inline>
+                  <wp:extent cx="152400" cy="152400"/>
+                  <wp:effectExtent b="0" l="0" r="0" t="0"/>
+                  <wp:docPr descr="" title="" id="52" name="Picture"/>
+                  <a:graphic>
+                    <a:graphicData uri="http://schemas.openxmlformats.org/drawingml/2006/picture">
+                      <pic:pic>
+                        <pic:nvPicPr>
+                          <pic:cNvPr descr="/Applications/Positron.app/Contents/Resources/app/quarto/share/formats/docx/warning.png" id="53" name="Picture"/>
+                          <pic:cNvPicPr>
+                            <a:picLocks noChangeArrowheads="1" noChangeAspect="1"/>
+                          </pic:cNvPicPr>
+                        </pic:nvPicPr>
+                        <pic:blipFill>
+                          <a:blip r:embed="rId28"/>
+                          <a:stretch>
+                            <a:fillRect/>
+                          </a:stretch>
+                        </pic:blipFill>
+                        <pic:spPr bwMode="auto">
+                          <a:xfrm>
+                            <a:off x="0" y="0"/>
+                            <a:ext cx="152400" cy="152400"/>
+                          </a:xfrm>
+                          <a:prstGeom prst="rect">
+                            <a:avLst/>
+                          </a:prstGeom>
+                          <a:noFill/>
+                          <a:ln w="9525">
+                            <a:noFill/>
+                            <a:headEnd/>
+                            <a:tailEnd/>
+                          </a:ln>
+                        </pic:spPr>
+                      </pic:pic>
+                    </a:graphicData>
+                  </a:graphic>
+                </wp:inline>
+              </w:drawing>
+            </w:r>
+            <w:r>
+              <w:t xml:space="preserve"> </w:t>
+            </w:r>
+            <w:r>
+              <w:t xml:space="preserve"> </w:t>
+            </w:r>
+            <w:r>
+              <w:t xml:space="preserve">Warning</w:t>
+            </w:r>
+          </w:p>
+        </w:tc>
+      </w:tr>
+      <w:tr>
+        <w:trPr>
+          <w:cantSplit/>
+        </w:trPr>
+        <w:tc>
+          <w:tcPr>
+            <w:tcMar>
+              <w:top w:w="108" w:type="dxa"/>
+              <w:bottom w:w="108" w:type="dxa"/>
+            </w:tcMar>
+          </w:tcPr>
+          <w:p>
+            <w:pPr>
+              <w:pStyle w:val="BodyText"/>
+            </w:pPr>
+            <w:pPr>
+              <w:spacing w:before="16"/>
+            </w:pPr>
+            <w:r>
+              <w:rPr>
+                <w:b/>
+                <w:bCs/>
+              </w:rPr>
+              <w:t xml:space="preserve">⚠️ Watch out!</w:t>
+            </w:r>
+          </w:p>
+          <w:p>
+            <w:pPr>
+              <w:pStyle w:val="BodyText"/>
+            </w:pPr>
+            <w:pPr>
+              <w:spacing w:after="16"/>
+            </w:pPr>
+            <w:r>
+              <w:rPr>
+                <w:rStyle w:val="VerbatimChar"/>
+              </w:rPr>
+              <w:t xml:space="preserve">source()</w:t>
+            </w:r>
+            <w:r>
+              <w:t xml:space="preserve"> </w:t>
+            </w:r>
+            <w:r>
+              <w:t xml:space="preserve">needs the path to be right. With the file in your project root and your</w:t>
+            </w:r>
+            <w:r>
+              <w:t xml:space="preserve"> </w:t>
+            </w:r>
+            <w:r>
+              <w:rPr>
+                <w:rStyle w:val="VerbatimChar"/>
+              </w:rPr>
+              <w:t xml:space="preserve">.Rproj</w:t>
+            </w:r>
+            <w:r>
+              <w:t xml:space="preserve"> </w:t>
+            </w:r>
+            <w:r>
+              <w:t xml:space="preserve">open,</w:t>
+            </w:r>
+            <w:r>
+              <w:t xml:space="preserve"> </w:t>
+            </w:r>
+            <w:r>
+              <w:rPr>
+                <w:rStyle w:val="VerbatimChar"/>
+              </w:rPr>
+              <w:t xml:space="preserve">"r_themes_for_3_sizes.R"</w:t>
+            </w:r>
+            <w:r>
+              <w:t xml:space="preserve"> </w:t>
+            </w:r>
+            <w:r>
+              <w:t xml:space="preserve">is enough. If you put it in</w:t>
+            </w:r>
+            <w:r>
+              <w:t xml:space="preserve"> </w:t>
+            </w:r>
+            <w:r>
+              <w:rPr>
+                <w:rStyle w:val="VerbatimChar"/>
+              </w:rPr>
+              <w:t xml:space="preserve">scripts/</w:t>
+            </w:r>
+            <w:r>
+              <w:t xml:space="preserve">,</w:t>
+            </w:r>
+            <w:r>
+              <w:t xml:space="preserve"> </w:t>
+            </w:r>
+            <w:r>
+              <w:t xml:space="preserve">the line becomes</w:t>
+            </w:r>
+            <w:r>
+              <w:t xml:space="preserve"> </w:t>
+            </w:r>
+            <w:r>
+              <w:rPr>
+                <w:rStyle w:val="VerbatimChar"/>
+              </w:rPr>
+              <w:t xml:space="preserve">source("scripts/r_themes_for_3_sizes.R")</w:t>
+            </w:r>
+            <w:r>
+              <w:t xml:space="preserve">.</w:t>
+            </w:r>
+          </w:p>
+          <w:p/>
+        </w:tc>
+      </w:tr>
+    </w:tbl>
+    <w:p>
+      <w:r>
+        <w:pict>
+          <v:rect style="width:0;height:1.5pt" o:hralign="center" o:hrstd="t" o:hr="t"/>
+        </w:pict>
+      </w:r>
+    </w:p>
+    <w:bookmarkEnd w:id="54"/>
+    <w:bookmarkStart w:id="55" w:name="part-7c-many-plots-on-one-page-patchwork"/>
+    <w:p>
+      <w:pPr>
+        <w:pStyle w:val="Heading1"/>
+      </w:pPr>
+      <w:r>
+        <w:t xml:space="preserve">Part 7c · Many plots on one page —</w:t>
+      </w:r>
+      <w:r>
+        <w:t xml:space="preserve"> </w:t>
+      </w:r>
+      <w:r>
+        <w:rPr>
+          <w:rStyle w:val="VerbatimChar"/>
+        </w:rPr>
+        <w:t xml:space="preserve">patchwork</w:t>
+      </w:r>
+    </w:p>
+    <w:p>
+      <w:pPr>
+        <w:pStyle w:val="FirstParagraph"/>
+      </w:pPr>
+      <w:r>
+        <w:rPr>
+          <w:i/>
+          <w:iCs/>
+        </w:rPr>
+        <w:t xml:space="preserve">Follows Lecture Part 7 —</w:t>
+      </w:r>
+      <w:r>
+        <w:rPr>
+          <w:i/>
+          <w:iCs/>
+        </w:rPr>
+        <w:t xml:space="preserve"> </w:t>
+      </w:r>
+      <w:r>
+        <w:rPr>
+          <w:rStyle w:val="VerbatimChar"/>
+          <w:i/>
+          <w:iCs/>
+        </w:rPr>
+        <w:t xml:space="preserve">patchwork</w:t>
+      </w:r>
+      <w:r>
+        <w:rPr>
+          <w:i/>
+          <w:iCs/>
+        </w:rPr>
+        <w:t xml:space="preserve">.</w:t>
+      </w:r>
+    </w:p>
+    <w:p>
+      <w:pPr>
+        <w:pStyle w:val="BodyText"/>
+      </w:pPr>
+      <w:r>
+        <w:rPr>
+          <w:b/>
+          <w:bCs/>
+        </w:rPr>
+        <w:t xml:space="preserve">▶ Run this — once per computer:</w:t>
+      </w:r>
+    </w:p>
+    <w:p>
+      <w:pPr>
+        <w:pStyle w:val="SourceCode"/>
+      </w:pPr>
+      <w:r>
+        <w:rPr>
+          <w:rStyle w:val="CommentTok"/>
+        </w:rPr>
+        <w:t xml:space="preserve"># ── Part 7c.1 · Install patchwork ───────────────────────────────────────</w:t>
+      </w:r>
+      <w:r>
+        <w:br/>
+      </w:r>
+      <w:r>
+        <w:rPr>
+          <w:rStyle w:val="FunctionTok"/>
+        </w:rPr>
+        <w:t xml:space="preserve">install.packages</w:t>
+      </w:r>
+      <w:r>
+        <w:rPr>
+          <w:rStyle w:val="NormalTok"/>
+        </w:rPr>
+        <w:t xml:space="preserve">(</w:t>
+      </w:r>
+      <w:r>
+        <w:rPr>
+          <w:rStyle w:val="StringTok"/>
+        </w:rPr>
+        <w:t xml:space="preserve">"patchwork"</w:t>
+      </w:r>
+      <w:r>
+        <w:rPr>
+          <w:rStyle w:val="NormalTok"/>
+        </w:rPr>
+        <w:t xml:space="preserve">)</w:t>
+      </w:r>
+    </w:p>
+    <w:p>
+      <w:pPr>
+        <w:pStyle w:val="FirstParagraph"/>
+      </w:pPr>
+      <w:r>
+        <w:rPr>
+          <w:b/>
+          <w:bCs/>
+        </w:rPr>
+        <w:t xml:space="preserve">▶ Run this — every session, with your other</w:t>
+      </w:r>
+      <w:r>
+        <w:rPr>
+          <w:b/>
+          <w:bCs/>
+        </w:rPr>
+        <w:t xml:space="preserve"> </w:t>
+      </w:r>
+      <w:r>
+        <w:rPr>
+          <w:rStyle w:val="VerbatimChar"/>
+          <w:b/>
+          <w:bCs/>
+        </w:rPr>
+        <w:t xml:space="preserve">library()</w:t>
+      </w:r>
+      <w:r>
+        <w:rPr>
+          <w:b/>
+          <w:bCs/>
+        </w:rPr>
+        <w:t xml:space="preserve"> </w:t>
+      </w:r>
+      <w:r>
+        <w:rPr>
+          <w:b/>
+          <w:bCs/>
+        </w:rPr>
+        <w:t xml:space="preserve">lines:</w:t>
+      </w:r>
+    </w:p>
+    <w:p>
+      <w:pPr>
+        <w:pStyle w:val="SourceCode"/>
+      </w:pPr>
+      <w:r>
+        <w:rPr>
+          <w:rStyle w:val="CommentTok"/>
+        </w:rPr>
+        <w:t xml:space="preserve"># ── Part 7c.2 · Load patchwork ──────────────────────────────────────────</w:t>
+      </w:r>
+      <w:r>
+        <w:br/>
+      </w:r>
+      <w:r>
+        <w:rPr>
+          <w:rStyle w:val="FunctionTok"/>
+        </w:rPr>
+        <w:t xml:space="preserve">library</w:t>
+      </w:r>
+      <w:r>
+        <w:rPr>
+          <w:rStyle w:val="NormalTok"/>
+        </w:rPr>
+        <w:t xml:space="preserve">(patchwork)</w:t>
+      </w:r>
+    </w:p>
+    <w:p>
+      <w:pPr>
+        <w:pStyle w:val="FirstParagraph"/>
+      </w:pPr>
+      <w:r>
+        <w:rPr>
+          <w:rStyle w:val="VerbatimChar"/>
+        </w:rPr>
+        <w:t xml:space="preserve">patchwork</w:t>
+      </w:r>
+      <w:r>
+        <w:t xml:space="preserve"> </w:t>
+      </w:r>
+      <w:r>
+        <w:t xml:space="preserve">reuses operators you already know:</w:t>
+      </w:r>
+      <w:r>
+        <w:t xml:space="preserve"> </w:t>
+      </w:r>
+      <w:r>
+        <w:rPr>
+          <w:rStyle w:val="VerbatimChar"/>
+        </w:rPr>
+        <w:t xml:space="preserve">+</w:t>
+      </w:r>
+      <w:r>
+        <w:t xml:space="preserve"> </w:t>
+      </w:r>
+      <w:r>
+        <w:t xml:space="preserve">puts plots</w:t>
+      </w:r>
+      <w:r>
+        <w:t xml:space="preserve"> </w:t>
+      </w:r>
+      <w:r>
+        <w:rPr>
+          <w:b/>
+          <w:bCs/>
+        </w:rPr>
+        <w:t xml:space="preserve">side by side</w:t>
+      </w:r>
+      <w:r>
+        <w:t xml:space="preserve">,</w:t>
+      </w:r>
+      <w:r>
+        <w:t xml:space="preserve"> </w:t>
+      </w:r>
+      <w:r>
+        <w:rPr>
+          <w:rStyle w:val="VerbatimChar"/>
+        </w:rPr>
+        <w:t xml:space="preserve">/</w:t>
+      </w:r>
+      <w:r>
+        <w:t xml:space="preserve"> </w:t>
+      </w:r>
+      <w:r>
+        <w:t xml:space="preserve">puts one</w:t>
+      </w:r>
+      <w:r>
+        <w:t xml:space="preserve"> </w:t>
+      </w:r>
+      <w:r>
+        <w:rPr>
+          <w:b/>
+          <w:bCs/>
+        </w:rPr>
+        <w:t xml:space="preserve">over</w:t>
+      </w:r>
+      <w:r>
+        <w:t xml:space="preserve"> </w:t>
+      </w:r>
+      <w:r>
+        <w:t xml:space="preserve">the other.</w:t>
+      </w:r>
+    </w:p>
+    <w:p>
+      <w:pPr>
+        <w:pStyle w:val="BodyText"/>
+      </w:pPr>
+      <w:r>
+        <w:rPr>
+          <w:b/>
+          <w:bCs/>
+        </w:rPr>
+        <w:t xml:space="preserve">▶ Run this:</w:t>
+      </w:r>
+    </w:p>
+    <w:p>
+      <w:pPr>
+        <w:pStyle w:val="SourceCode"/>
+      </w:pPr>
+      <w:r>
+        <w:rPr>
+          <w:rStyle w:val="CommentTok"/>
+        </w:rPr>
+        <w:t xml:space="preserve"># ── Part 7c.3 · Combine two plots ───────────────────────────────────────</w:t>
+      </w:r>
+      <w:r>
+        <w:br/>
+      </w:r>
+      <w:r>
+        <w:rPr>
+          <w:rStyle w:val="NormalTok"/>
+        </w:rPr>
+        <w:t xml:space="preserve">pine_jitter_plot </w:t>
+      </w:r>
+      <w:r>
+        <w:rPr>
+          <w:rStyle w:val="SpecialCharTok"/>
+        </w:rPr>
+        <w:t xml:space="preserve">+</w:t>
+      </w:r>
+      <w:r>
+        <w:rPr>
+          <w:rStyle w:val="NormalTok"/>
+        </w:rPr>
+        <w:t xml:space="preserve"> pine_mean_se_plot      </w:t>
+      </w:r>
+      <w:r>
+        <w:rPr>
+          <w:rStyle w:val="CommentTok"/>
+        </w:rPr>
+        <w:t xml:space="preserve"># side by side</w:t>
+      </w:r>
+      <w:r>
+        <w:br/>
+      </w:r>
+      <w:r>
+        <w:br/>
+      </w:r>
+      <w:r>
+        <w:rPr>
+          <w:rStyle w:val="NormalTok"/>
+        </w:rPr>
+        <w:t xml:space="preserve">pine_jitter_plot </w:t>
+      </w:r>
+      <w:r>
+        <w:rPr>
+          <w:rStyle w:val="SpecialCharTok"/>
+        </w:rPr>
+        <w:t xml:space="preserve">/</w:t>
+      </w:r>
+      <w:r>
+        <w:rPr>
+          <w:rStyle w:val="NormalTok"/>
+        </w:rPr>
+        <w:t xml:space="preserve"> pine_mean_se_plot      </w:t>
+      </w:r>
+      <w:r>
+        <w:rPr>
+          <w:rStyle w:val="CommentTok"/>
+        </w:rPr>
+        <w:t xml:space="preserve"># stacked</w:t>
+      </w:r>
+    </w:p>
+    <w:p>
+      <w:pPr>
+        <w:pStyle w:val="FirstParagraph"/>
+      </w:pPr>
+      <w:r>
+        <w:rPr>
+          <w:b/>
+          <w:bCs/>
+        </w:rPr>
+        <w:t xml:space="preserve">▶ Run this — a real three-panel figure:</w:t>
+      </w:r>
+    </w:p>
+    <w:p>
+      <w:pPr>
+        <w:pStyle w:val="SourceCode"/>
+      </w:pPr>
+      <w:r>
+        <w:rPr>
+          <w:rStyle w:val="CommentTok"/>
+        </w:rPr>
+        <w:t xml:space="preserve"># ── Part 7c.4 · A three-panel figure ────────────────────────────────────</w:t>
+      </w:r>
+      <w:r>
+        <w:br/>
+      </w:r>
+      <w:r>
+        <w:rPr>
+          <w:rStyle w:val="NormalTok"/>
+        </w:rPr>
+        <w:t xml:space="preserve">combined_plot </w:t>
+      </w:r>
+      <w:r>
+        <w:rPr>
+          <w:rStyle w:val="OtherTok"/>
+        </w:rPr>
+        <w:t xml:space="preserve">&lt;-</w:t>
+      </w:r>
+      <w:r>
+        <w:rPr>
+          <w:rStyle w:val="NormalTok"/>
+        </w:rPr>
+        <w:t xml:space="preserve"> (pine_jitter_plot </w:t>
+      </w:r>
+      <w:r>
+        <w:rPr>
+          <w:rStyle w:val="SpecialCharTok"/>
+        </w:rPr>
+        <w:t xml:space="preserve">+</w:t>
+      </w:r>
+      <w:r>
+        <w:rPr>
+          <w:rStyle w:val="NormalTok"/>
+        </w:rPr>
+        <w:t xml:space="preserve"> pine_mean_se_plot) </w:t>
+      </w:r>
+      <w:r>
+        <w:rPr>
+          <w:rStyle w:val="SpecialCharTok"/>
+        </w:rPr>
+        <w:t xml:space="preserve">/</w:t>
+      </w:r>
+      <w:r>
+        <w:rPr>
+          <w:rStyle w:val="NormalTok"/>
+        </w:rPr>
+        <w:t xml:space="preserve"> pine_scatter_plot </w:t>
+      </w:r>
+      <w:r>
+        <w:rPr>
+          <w:rStyle w:val="SpecialCharTok"/>
+        </w:rPr>
+        <w:t xml:space="preserve">+</w:t>
+      </w:r>
+      <w:r>
+        <w:br/>
+      </w:r>
+      <w:r>
+        <w:rPr>
+          <w:rStyle w:val="NormalTok"/>
+        </w:rPr>
+        <w:t xml:space="preserve">  </w:t>
+      </w:r>
+      <w:r>
+        <w:rPr>
+          <w:rStyle w:val="FunctionTok"/>
+        </w:rPr>
+        <w:t xml:space="preserve">plot_annotation</w:t>
+      </w:r>
+      <w:r>
+        <w:rPr>
+          <w:rStyle w:val="NormalTok"/>
+        </w:rPr>
+        <w:t xml:space="preserve">(</w:t>
+      </w:r>
+      <w:r>
+        <w:rPr>
+          <w:rStyle w:val="AttributeTok"/>
+        </w:rPr>
+        <w:t xml:space="preserve">tag_levels =</w:t>
+      </w:r>
+      <w:r>
+        <w:rPr>
+          <w:rStyle w:val="NormalTok"/>
+        </w:rPr>
+        <w:t xml:space="preserve"> </w:t>
+      </w:r>
+      <w:r>
+        <w:rPr>
+          <w:rStyle w:val="StringTok"/>
+        </w:rPr>
+        <w:t xml:space="preserve">"A"</w:t>
+      </w:r>
+      <w:r>
+        <w:rPr>
+          <w:rStyle w:val="NormalTok"/>
+        </w:rPr>
+        <w:t xml:space="preserve">)</w:t>
+      </w:r>
+      <w:r>
+        <w:br/>
+      </w:r>
+      <w:r>
+        <w:br/>
+      </w:r>
+      <w:r>
+        <w:rPr>
+          <w:rStyle w:val="NormalTok"/>
+        </w:rPr>
+        <w:t xml:space="preserve">combined_plot</w:t>
+      </w:r>
+    </w:p>
+    <w:p>
+      <w:pPr>
+        <w:pStyle w:val="FirstParagraph"/>
+      </w:pPr>
+      <w:r>
+        <w:t xml:space="preserve">Parentheses group plots exactly like arithmetic:</w:t>
+      </w:r>
+      <w:r>
+        <w:t xml:space="preserve"> </w:t>
+      </w:r>
+      <w:r>
+        <w:rPr>
+          <w:rStyle w:val="VerbatimChar"/>
+        </w:rPr>
+        <w:t xml:space="preserve">(a + b) / c</w:t>
+      </w:r>
+      <w:r>
+        <w:t xml:space="preserve"> </w:t>
+      </w:r>
+      <w:r>
+        <w:t xml:space="preserve">puts two panels on</w:t>
+      </w:r>
+      <w:r>
+        <w:t xml:space="preserve"> </w:t>
+      </w:r>
+      <w:r>
+        <w:t xml:space="preserve">top and one across the bottom.</w:t>
+      </w:r>
+      <w:r>
+        <w:t xml:space="preserve"> </w:t>
+      </w:r>
+      <w:r>
+        <w:rPr>
+          <w:rStyle w:val="VerbatimChar"/>
+        </w:rPr>
+        <w:t xml:space="preserve">plot_annotation(tag_levels = "A")</w:t>
+      </w:r>
+      <w:r>
+        <w:t xml:space="preserve"> </w:t>
+      </w:r>
+      <w:r>
+        <w:t xml:space="preserve">tags them</w:t>
+      </w:r>
+      <w:r>
+        <w:t xml:space="preserve"> </w:t>
+      </w:r>
+      <w:r>
+        <w:rPr>
+          <w:b/>
+          <w:bCs/>
+        </w:rPr>
+        <w:t xml:space="preserve">A</w:t>
+      </w:r>
+      <w:r>
+        <w:t xml:space="preserve">,</w:t>
+      </w:r>
+      <w:r>
+        <w:t xml:space="preserve"> </w:t>
+      </w:r>
+      <w:r>
+        <w:rPr>
+          <w:b/>
+          <w:bCs/>
+        </w:rPr>
+        <w:t xml:space="preserve">B</w:t>
+      </w:r>
+      <w:r>
+        <w:t xml:space="preserve">,</w:t>
+      </w:r>
+      <w:r>
+        <w:t xml:space="preserve"> </w:t>
+      </w:r>
+      <w:r>
+        <w:rPr>
+          <w:b/>
+          <w:bCs/>
+        </w:rPr>
+        <w:t xml:space="preserve">C</w:t>
+      </w:r>
+      <w:r>
+        <w:t xml:space="preserve"> </w:t>
+      </w:r>
+      <w:r>
+        <w:t xml:space="preserve">— the labels a figure caption refers to.</w:t>
+      </w:r>
+    </w:p>
+    <w:p>
+      <w:pPr>
+        <w:pStyle w:val="BodyText"/>
+      </w:pPr>
+      <w:r>
+        <w:t xml:space="preserve">✏️</w:t>
+      </w:r>
+      <w:r>
+        <w:t xml:space="preserve"> </w:t>
+      </w:r>
+      <w:r>
+        <w:rPr>
+          <w:b/>
+          <w:bCs/>
+        </w:rPr>
+        <w:t xml:space="preserve">Your turn:</w:t>
+      </w:r>
+      <w:r>
+        <w:t xml:space="preserve"> </w:t>
+      </w:r>
+      <w:r>
+        <w:t xml:space="preserve">Build your own two-panel figure from any two plots you have made</w:t>
+      </w:r>
+      <w:r>
+        <w:t xml:space="preserve"> </w:t>
+      </w:r>
+      <w:r>
+        <w:t xml:space="preserve">today, stacked with</w:t>
+      </w:r>
+      <w:r>
+        <w:t xml:space="preserve"> </w:t>
+      </w:r>
+      <w:r>
+        <w:rPr>
+          <w:rStyle w:val="VerbatimChar"/>
+        </w:rPr>
+        <w:t xml:space="preserve">/</w:t>
+      </w:r>
+      <w:r>
+        <w:t xml:space="preserve"> </w:t>
+      </w:r>
+      <w:r>
+        <w:t xml:space="preserve">instead of side by side.</w:t>
+      </w:r>
+    </w:p>
+    <w:p>
+      <w:pPr>
+        <w:pStyle w:val="SourceCode"/>
+      </w:pPr>
+      <w:r>
+        <w:rPr>
+          <w:rStyle w:val="CommentTok"/>
+        </w:rPr>
+        <w:t xml:space="preserve"># ── Part 7c.5 · Your own combined figure ────────────────────────────────</w:t>
+      </w:r>
+      <w:r>
+        <w:br/>
+      </w:r>
+      <w:r>
+        <w:rPr>
+          <w:rStyle w:val="CommentTok"/>
+        </w:rPr>
+        <w:t xml:space="preserve"># Write your code here:</w:t>
+      </w:r>
+    </w:p>
+    <w:p>
+      <w:r>
+        <w:pict>
+          <v:rect style="width:0;height:1.5pt" o:hralign="center" o:hrstd="t" o:hr="t"/>
+        </w:pict>
+      </w:r>
+    </w:p>
+    <w:bookmarkEnd w:id="55"/>
+    <w:bookmarkStart w:id="57" w:name="part-8-save-your-figure"/>
+    <w:p>
+      <w:pPr>
+        <w:pStyle w:val="Heading1"/>
+      </w:pPr>
+      <w:r>
+        <w:t xml:space="preserve">Part 8 · Save your figure</w:t>
+      </w:r>
+    </w:p>
+    <w:p>
+      <w:pPr>
+        <w:pStyle w:val="FirstParagraph"/>
+      </w:pPr>
+      <w:r>
+        <w:rPr>
+          <w:i/>
+          <w:iCs/>
+        </w:rPr>
+        <w:t xml:space="preserve">Follows Lecture Part 8 —</w:t>
+      </w:r>
+      <w:r>
+        <w:rPr>
+          <w:i/>
+          <w:iCs/>
+        </w:rPr>
+        <w:t xml:space="preserve"> </w:t>
+      </w:r>
+      <w:r>
+        <w:rPr>
+          <w:rStyle w:val="VerbatimChar"/>
+          <w:i/>
+          <w:iCs/>
+        </w:rPr>
+        <w:t xml:space="preserve">ggsave()</w:t>
+      </w:r>
+      <w:r>
+        <w:rPr>
+          <w:i/>
+          <w:iCs/>
+        </w:rPr>
+        <w:t xml:space="preserve">.</w:t>
+      </w:r>
+    </w:p>
+    <w:p>
+      <w:pPr>
+        <w:pStyle w:val="BlockText"/>
+      </w:pPr>
+      <w:r>
+        <w:t xml:space="preserve">📖</w:t>
+      </w:r>
+      <w:r>
+        <w:t xml:space="preserve"> </w:t>
+      </w:r>
+      <w:r>
+        <w:rPr>
+          <w:b/>
+          <w:bCs/>
+        </w:rPr>
         <w:t xml:space="preserve">Read more:</w:t>
       </w:r>
       <w:r>
         <w:t xml:space="preserve"> </w:t>
       </w:r>
-      <w:hyperlink r:id="rId37">
+      <w:hyperlink r:id="rId56">
         <w:r>
           <w:rPr>
             <w:rStyle w:val="Hyperlink"/>
@@ -5050,6 +9323,15 @@
       </w:r>
       <w:r>
         <w:rPr>
+          <w:rStyle w:val="CommentTok"/>
+        </w:rPr>
+        <w:t xml:space="preserve"># One panel, built with theme_small() — save it at the size that theme was written for</w:t>
+      </w:r>
+      <w:r>
+        <w:br/>
+      </w:r>
+      <w:r>
+        <w:rPr>
           <w:rStyle w:val="FunctionTok"/>
         </w:rPr>
         <w:t xml:space="preserve">ggsave</w:t>
@@ -5073,7 +9355,7 @@
         <w:rPr>
           <w:rStyle w:val="StringTok"/>
         </w:rPr>
-        <w:t xml:space="preserve">"figures/pine_needle_facet_boxplot.png"</w:t>
+        <w:t xml:space="preserve">"figures/pine_needle_boxplot.png"</w:t>
       </w:r>
       <w:r>
         <w:rPr>
@@ -5100,7 +9382,7 @@
         <w:rPr>
           <w:rStyle w:val="NormalTok"/>
         </w:rPr>
-        <w:t xml:space="preserve"> pine_facet_plot,</w:t>
+        <w:t xml:space="preserve"> pine_theme_plot,</w:t>
       </w:r>
       <w:r>
         <w:br/>
@@ -5241,6 +9523,260 @@
     <w:p>
       <w:pPr>
         <w:pStyle w:val="FirstParagraph"/>
+      </w:pPr>
+      <w:r>
+        <w:rPr>
+          <w:b/>
+          <w:bCs/>
+        </w:rPr>
+        <w:t xml:space="preserve">▶ Run this — the whole patchwork figure in one call:</w:t>
+      </w:r>
+    </w:p>
+    <w:p>
+      <w:pPr>
+        <w:pStyle w:val="SourceCode"/>
+      </w:pPr>
+      <w:r>
+        <w:rPr>
+          <w:rStyle w:val="CommentTok"/>
+        </w:rPr>
+        <w:t xml:space="preserve"># ── Part 8.2 · Save the combined figure ─────────────────────────────────</w:t>
+      </w:r>
+      <w:r>
+        <w:br/>
+      </w:r>
+      <w:r>
+        <w:rPr>
+          <w:rStyle w:val="FunctionTok"/>
+        </w:rPr>
+        <w:t xml:space="preserve">ggsave</w:t>
+      </w:r>
+      <w:r>
+        <w:rPr>
+          <w:rStyle w:val="NormalTok"/>
+        </w:rPr>
+        <w:t xml:space="preserve">(</w:t>
+      </w:r>
+      <w:r>
+        <w:br/>
+      </w:r>
+      <w:r>
+        <w:rPr>
+          <w:rStyle w:val="NormalTok"/>
+        </w:rPr>
+        <w:t xml:space="preserve">  </w:t>
+      </w:r>
+      <w:r>
+        <w:rPr>
+          <w:rStyle w:val="StringTok"/>
+        </w:rPr>
+        <w:t xml:space="preserve">"figures/pine_needle_combined.png"</w:t>
+      </w:r>
+      <w:r>
+        <w:rPr>
+          <w:rStyle w:val="NormalTok"/>
+        </w:rPr>
+        <w:t xml:space="preserve">,</w:t>
+      </w:r>
+      <w:r>
+        <w:br/>
+      </w:r>
+      <w:r>
+        <w:rPr>
+          <w:rStyle w:val="NormalTok"/>
+        </w:rPr>
+        <w:t xml:space="preserve">  </w:t>
+      </w:r>
+      <w:r>
+        <w:rPr>
+          <w:rStyle w:val="AttributeTok"/>
+        </w:rPr>
+        <w:t xml:space="preserve">plot   =</w:t>
+      </w:r>
+      <w:r>
+        <w:rPr>
+          <w:rStyle w:val="NormalTok"/>
+        </w:rPr>
+        <w:t xml:space="preserve"> combined_plot,</w:t>
+      </w:r>
+      <w:r>
+        <w:br/>
+      </w:r>
+      <w:r>
+        <w:rPr>
+          <w:rStyle w:val="NormalTok"/>
+        </w:rPr>
+        <w:t xml:space="preserve">  </w:t>
+      </w:r>
+      <w:r>
+        <w:rPr>
+          <w:rStyle w:val="AttributeTok"/>
+        </w:rPr>
+        <w:t xml:space="preserve">width  =</w:t>
+      </w:r>
+      <w:r>
+        <w:rPr>
+          <w:rStyle w:val="NormalTok"/>
+        </w:rPr>
+        <w:t xml:space="preserve"> </w:t>
+      </w:r>
+      <w:r>
+        <w:rPr>
+          <w:rStyle w:val="DecValTok"/>
+        </w:rPr>
+        <w:t xml:space="preserve">7</w:t>
+      </w:r>
+      <w:r>
+        <w:rPr>
+          <w:rStyle w:val="NormalTok"/>
+        </w:rPr>
+        <w:t xml:space="preserve">,</w:t>
+      </w:r>
+      <w:r>
+        <w:br/>
+      </w:r>
+      <w:r>
+        <w:rPr>
+          <w:rStyle w:val="NormalTok"/>
+        </w:rPr>
+        <w:t xml:space="preserve">  </w:t>
+      </w:r>
+      <w:r>
+        <w:rPr>
+          <w:rStyle w:val="AttributeTok"/>
+        </w:rPr>
+        <w:t xml:space="preserve">height =</w:t>
+      </w:r>
+      <w:r>
+        <w:rPr>
+          <w:rStyle w:val="NormalTok"/>
+        </w:rPr>
+        <w:t xml:space="preserve"> </w:t>
+      </w:r>
+      <w:r>
+        <w:rPr>
+          <w:rStyle w:val="DecValTok"/>
+        </w:rPr>
+        <w:t xml:space="preserve">6</w:t>
+      </w:r>
+      <w:r>
+        <w:rPr>
+          <w:rStyle w:val="NormalTok"/>
+        </w:rPr>
+        <w:t xml:space="preserve">,</w:t>
+      </w:r>
+      <w:r>
+        <w:br/>
+      </w:r>
+      <w:r>
+        <w:rPr>
+          <w:rStyle w:val="NormalTok"/>
+        </w:rPr>
+        <w:t xml:space="preserve">  </w:t>
+      </w:r>
+      <w:r>
+        <w:rPr>
+          <w:rStyle w:val="AttributeTok"/>
+        </w:rPr>
+        <w:t xml:space="preserve">units  =</w:t>
+      </w:r>
+      <w:r>
+        <w:rPr>
+          <w:rStyle w:val="NormalTok"/>
+        </w:rPr>
+        <w:t xml:space="preserve"> </w:t>
+      </w:r>
+      <w:r>
+        <w:rPr>
+          <w:rStyle w:val="StringTok"/>
+        </w:rPr>
+        <w:t xml:space="preserve">"in"</w:t>
+      </w:r>
+      <w:r>
+        <w:rPr>
+          <w:rStyle w:val="NormalTok"/>
+        </w:rPr>
+        <w:t xml:space="preserve">,</w:t>
+      </w:r>
+      <w:r>
+        <w:br/>
+      </w:r>
+      <w:r>
+        <w:rPr>
+          <w:rStyle w:val="NormalTok"/>
+        </w:rPr>
+        <w:t xml:space="preserve">  </w:t>
+      </w:r>
+      <w:r>
+        <w:rPr>
+          <w:rStyle w:val="AttributeTok"/>
+        </w:rPr>
+        <w:t xml:space="preserve">dpi    =</w:t>
+      </w:r>
+      <w:r>
+        <w:rPr>
+          <w:rStyle w:val="NormalTok"/>
+        </w:rPr>
+        <w:t xml:space="preserve"> </w:t>
+      </w:r>
+      <w:r>
+        <w:rPr>
+          <w:rStyle w:val="DecValTok"/>
+        </w:rPr>
+        <w:t xml:space="preserve">300</w:t>
+      </w:r>
+      <w:r>
+        <w:br/>
+      </w:r>
+      <w:r>
+        <w:rPr>
+          <w:rStyle w:val="NormalTok"/>
+        </w:rPr>
+        <w:t xml:space="preserve">)</w:t>
+      </w:r>
+    </w:p>
+    <w:p>
+      <w:pPr>
+        <w:pStyle w:val="FirstParagraph"/>
+      </w:pPr>
+      <w:r>
+        <w:t xml:space="preserve">A three-panel figure needs roughly three panels’ worth of canvas — size</w:t>
+      </w:r>
+      <w:r>
+        <w:t xml:space="preserve"> </w:t>
+      </w:r>
+      <w:r>
+        <w:rPr>
+          <w:rStyle w:val="VerbatimChar"/>
+        </w:rPr>
+        <w:t xml:space="preserve">ggsave()</w:t>
+      </w:r>
+      <w:r>
+        <w:t xml:space="preserve"> </w:t>
+      </w:r>
+      <w:r>
+        <w:t xml:space="preserve">for the</w:t>
+      </w:r>
+      <w:r>
+        <w:t xml:space="preserve"> </w:t>
+      </w:r>
+      <w:r>
+        <w:rPr>
+          <w:b/>
+          <w:bCs/>
+        </w:rPr>
+        <w:t xml:space="preserve">combined</w:t>
+      </w:r>
+      <w:r>
+        <w:t xml:space="preserve"> </w:t>
+      </w:r>
+      <w:r>
+        <w:t xml:space="preserve">plot, not for one panel.</w:t>
+      </w:r>
+    </w:p>
+    <w:p>
+      <w:pPr>
+        <w:pStyle w:val="BodyText"/>
       </w:pPr>
       <w:r>
         <w:t xml:space="preserve">Check your</w:t>
@@ -5328,8 +9864,8 @@
         </w:pict>
       </w:r>
     </w:p>
-    <w:bookmarkEnd w:id="38"/>
-    <w:bookmarkStart w:id="42" w:name="X5cdc9a0caa75bae60fe027bf87a93b6d04b43e9"/>
+    <w:bookmarkEnd w:id="57"/>
+    <w:bookmarkStart w:id="60" w:name="X5cdc9a0caa75bae60fe027bf87a93b6d04b43e9"/>
     <w:p>
       <w:pPr>
         <w:pStyle w:val="Heading1"/>
@@ -5345,6 +9881,40 @@
           <w:rStyle w:val="VerbatimChar"/>
         </w:rPr>
         <w:t xml:space="preserve">scale_color_manual()</w:t>
+      </w:r>
+    </w:p>
+    <w:p>
+      <w:pPr>
+        <w:pStyle w:val="FirstParagraph"/>
+      </w:pPr>
+      <w:r>
+        <w:rPr>
+          <w:i/>
+          <w:iCs/>
+        </w:rPr>
+        <w:t xml:space="preserve">Follows Lecture Part 9 —</w:t>
+      </w:r>
+      <w:r>
+        <w:rPr>
+          <w:i/>
+          <w:iCs/>
+        </w:rPr>
+        <w:t xml:space="preserve"> </w:t>
+      </w:r>
+      <w:r>
+        <w:rPr>
+          <w:rStyle w:val="VerbatimChar"/>
+          <w:i/>
+          <w:iCs/>
+        </w:rPr>
+        <w:t xml:space="preserve">scale_color_manual()</w:t>
+      </w:r>
+      <w:r>
+        <w:rPr>
+          <w:i/>
+          <w:iCs/>
+        </w:rPr>
+        <w:t xml:space="preserve">.</w:t>
       </w:r>
     </w:p>
     <w:p>
@@ -5367,7 +9937,7 @@
       <w:r>
         <w:t xml:space="preserve"> </w:t>
       </w:r>
-      <w:hyperlink r:id="rId39">
+      <w:hyperlink r:id="rId27">
         <w:r>
           <w:rPr>
             <w:rStyle w:val="Hyperlink"/>
@@ -5420,18 +9990,18 @@
                 <wp:inline>
                   <wp:extent cx="152400" cy="152400"/>
                   <wp:effectExtent b="0" l="0" r="0" t="0"/>
-                  <wp:docPr descr="" title="" id="40" name="Picture"/>
+                  <wp:docPr descr="" title="" id="58" name="Picture"/>
                   <a:graphic>
                     <a:graphicData uri="http://schemas.openxmlformats.org/drawingml/2006/picture">
                       <pic:pic>
                         <pic:nvPicPr>
-                          <pic:cNvPr descr="/Applications/Positron.app/Contents/Resources/app/quarto/share/formats/docx/tip.png" id="41" name="Picture"/>
+                          <pic:cNvPr descr="/Applications/Positron.app/Contents/Resources/app/quarto/share/formats/docx/tip.png" id="59" name="Picture"/>
                           <pic:cNvPicPr>
                             <a:picLocks noChangeArrowheads="1" noChangeAspect="1"/>
                           </pic:cNvPicPr>
                         </pic:nvPicPr>
                         <pic:blipFill>
-                          <a:blip r:embed="rId20"/>
+                          <a:blip r:embed="rId21"/>
                           <a:stretch>
                             <a:fillRect/>
                           </a:stretch>
@@ -6900,8 +11470,8 @@
         </w:pict>
       </w:r>
     </w:p>
-    <w:bookmarkEnd w:id="42"/>
-    <w:bookmarkStart w:id="46" w:name="part-9-review-and-checkpoint"/>
+    <w:bookmarkEnd w:id="60"/>
+    <w:bookmarkStart w:id="63" w:name="part-9-review-and-checkpoint"/>
     <w:p>
       <w:pPr>
         <w:pStyle w:val="Heading1"/>
@@ -6916,18 +11486,6 @@
       </w:pPr>
       <w:r>
         <w:t xml:space="preserve">At this point you can:</w:t>
-      </w:r>
-    </w:p>
-    <w:p>
-      <w:pPr>
-        <w:pStyle w:val="Compact"/>
-        <w:numPr>
-          <w:ilvl w:val="0"/>
-          <w:numId w:val="1001"/>
-        </w:numPr>
-      </w:pPr>
-      <w:r>
-        <w:t xml:space="preserve">Build a boxplot with raw points overlaid</w:t>
       </w:r>
     </w:p>
     <w:p>
@@ -6939,16 +11497,7 @@
         </w:numPr>
       </w:pPr>
       <w:r>
-        <w:t xml:space="preserve">Write real titles, axis labels, and legend titles with</w:t>
-      </w:r>
-      <w:r>
-        <w:t xml:space="preserve"> </w:t>
-      </w:r>
-      <w:r>
-        <w:rPr>
-          <w:rStyle w:val="VerbatimChar"/>
-        </w:rPr>
-        <w:t xml:space="preserve">labs()</w:t>
+        <w:t xml:space="preserve">Build a boxplot with raw points overlaid</w:t>
       </w:r>
     </w:p>
     <w:p>
@@ -6960,7 +11509,7 @@
         </w:numPr>
       </w:pPr>
       <w:r>
-        <w:t xml:space="preserve">Map a third variable using</w:t>
+        <w:t xml:space="preserve">Write real titles, axis labels, and legend titles with</w:t>
       </w:r>
       <w:r>
         <w:t xml:space="preserve"> </w:t>
@@ -6969,37 +11518,7 @@
         <w:rPr>
           <w:rStyle w:val="VerbatimChar"/>
         </w:rPr>
-        <w:t xml:space="preserve">color =</w:t>
-      </w:r>
-      <w:r>
-        <w:t xml:space="preserve"> </w:t>
-      </w:r>
-      <w:r>
-        <w:t xml:space="preserve">or</w:t>
-      </w:r>
-      <w:r>
-        <w:t xml:space="preserve"> </w:t>
-      </w:r>
-      <w:r>
-        <w:rPr>
-          <w:rStyle w:val="VerbatimChar"/>
-        </w:rPr>
-        <w:t xml:space="preserve">fill =</w:t>
-      </w:r>
-      <w:r>
-        <w:t xml:space="preserve"> </w:t>
-      </w:r>
-      <w:r>
-        <w:t xml:space="preserve">inside</w:t>
-      </w:r>
-      <w:r>
-        <w:t xml:space="preserve"> </w:t>
-      </w:r>
-      <w:r>
-        <w:rPr>
-          <w:rStyle w:val="VerbatimChar"/>
-        </w:rPr>
-        <w:t xml:space="preserve">aes()</w:t>
+        <w:t xml:space="preserve">labs()</w:t>
       </w:r>
     </w:p>
     <w:p>
@@ -7011,7 +11530,7 @@
         </w:numPr>
       </w:pPr>
       <w:r>
-        <w:t xml:space="preserve">Build a histogram and a density curve, and pick a sensible</w:t>
+        <w:t xml:space="preserve">Map a third variable using</w:t>
       </w:r>
       <w:r>
         <w:t xml:space="preserve"> </w:t>
@@ -7020,7 +11539,37 @@
         <w:rPr>
           <w:rStyle w:val="VerbatimChar"/>
         </w:rPr>
-        <w:t xml:space="preserve">binwidth</w:t>
+        <w:t xml:space="preserve">color =</w:t>
+      </w:r>
+      <w:r>
+        <w:t xml:space="preserve"> </w:t>
+      </w:r>
+      <w:r>
+        <w:t xml:space="preserve">or</w:t>
+      </w:r>
+      <w:r>
+        <w:t xml:space="preserve"> </w:t>
+      </w:r>
+      <w:r>
+        <w:rPr>
+          <w:rStyle w:val="VerbatimChar"/>
+        </w:rPr>
+        <w:t xml:space="preserve">fill =</w:t>
+      </w:r>
+      <w:r>
+        <w:t xml:space="preserve"> </w:t>
+      </w:r>
+      <w:r>
+        <w:t xml:space="preserve">inside</w:t>
+      </w:r>
+      <w:r>
+        <w:t xml:space="preserve"> </w:t>
+      </w:r>
+      <w:r>
+        <w:rPr>
+          <w:rStyle w:val="VerbatimChar"/>
+        </w:rPr>
+        <w:t xml:space="preserve">aes()</w:t>
       </w:r>
     </w:p>
     <w:p>
@@ -7032,7 +11581,7 @@
         </w:numPr>
       </w:pPr>
       <w:r>
-        <w:t xml:space="preserve">Plot mean ± SE directly with</w:t>
+        <w:t xml:space="preserve">Set axis limits on purpose with</w:t>
       </w:r>
       <w:r>
         <w:t xml:space="preserve"> </w:t>
@@ -7041,7 +11590,25 @@
         <w:rPr>
           <w:rStyle w:val="VerbatimChar"/>
         </w:rPr>
-        <w:t xml:space="preserve">stat_summary()</w:t>
+        <w:t xml:space="preserve">coord_cartesian()</w:t>
+      </w:r>
+      <w:r>
+        <w:t xml:space="preserve">, and explain why</w:t>
+      </w:r>
+      <w:r>
+        <w:t xml:space="preserve"> </w:t>
+      </w:r>
+      <w:r>
+        <w:rPr>
+          <w:rStyle w:val="VerbatimChar"/>
+        </w:rPr>
+        <w:t xml:space="preserve">ylim()</w:t>
+      </w:r>
+      <w:r>
+        <w:t xml:space="preserve"> </w:t>
+      </w:r>
+      <w:r>
+        <w:t xml:space="preserve">is not the same thing</w:t>
       </w:r>
     </w:p>
     <w:p>
@@ -7053,7 +11620,7 @@
         </w:numPr>
       </w:pPr>
       <w:r>
-        <w:t xml:space="preserve">Facet a plot with</w:t>
+        <w:t xml:space="preserve">Plot mean ± SE directly with</w:t>
       </w:r>
       <w:r>
         <w:t xml:space="preserve"> </w:t>
@@ -7062,13 +11629,7 @@
         <w:rPr>
           <w:rStyle w:val="VerbatimChar"/>
         </w:rPr>
-        <w:t xml:space="preserve">facet_wrap()</w:t>
-      </w:r>
-      <w:r>
-        <w:t xml:space="preserve"> </w:t>
-      </w:r>
-      <w:r>
-        <w:t xml:space="preserve">to compare every group at once</w:t>
+        <w:t xml:space="preserve">stat_summary()</w:t>
       </w:r>
     </w:p>
     <w:p>
@@ -7080,22 +11641,55 @@
         </w:numPr>
       </w:pPr>
       <w:r>
-        <w:t xml:space="preserve">Compare at least two</w:t>
-      </w:r>
-      <w:r>
-        <w:t xml:space="preserve"> </w:t>
-      </w:r>
-      <w:r>
         <w:rPr>
           <w:rStyle w:val="VerbatimChar"/>
         </w:rPr>
-        <w:t xml:space="preserve">ggplot</w:t>
-      </w:r>
-      <w:r>
-        <w:t xml:space="preserve"> </w:t>
-      </w:r>
-      <w:r>
-        <w:t xml:space="preserve">themes</w:t>
+        <w:t xml:space="preserve">source()</w:t>
+      </w:r>
+      <w:r>
+        <w:t xml:space="preserve"> </w:t>
+      </w:r>
+      <w:r>
+        <w:t xml:space="preserve">the themes file and apply</w:t>
+      </w:r>
+      <w:r>
+        <w:t xml:space="preserve"> </w:t>
+      </w:r>
+      <w:r>
+        <w:rPr>
+          <w:rStyle w:val="VerbatimChar"/>
+        </w:rPr>
+        <w:t xml:space="preserve">theme_small()</w:t>
+      </w:r>
+      <w:r>
+        <w:t xml:space="preserve"> </w:t>
+      </w:r>
+      <w:r>
+        <w:t xml:space="preserve">/</w:t>
+      </w:r>
+      <w:r>
+        <w:t xml:space="preserve"> </w:t>
+      </w:r>
+      <w:r>
+        <w:rPr>
+          <w:rStyle w:val="VerbatimChar"/>
+        </w:rPr>
+        <w:t xml:space="preserve">theme_regular()</w:t>
+      </w:r>
+      <w:r>
+        <w:t xml:space="preserve"> </w:t>
+      </w:r>
+      <w:r>
+        <w:t xml:space="preserve">/</w:t>
+      </w:r>
+      <w:r>
+        <w:t xml:space="preserve"> </w:t>
+      </w:r>
+      <w:r>
+        <w:rPr>
+          <w:rStyle w:val="VerbatimChar"/>
+        </w:rPr>
+        <w:t xml:space="preserve">theme_large()</w:t>
       </w:r>
     </w:p>
     <w:p>
@@ -7107,7 +11701,7 @@
         </w:numPr>
       </w:pPr>
       <w:r>
-        <w:t xml:space="preserve">Save a figure at an explicit width, height, units, and dpi with</w:t>
+        <w:t xml:space="preserve">Combine plots with</w:t>
       </w:r>
       <w:r>
         <w:t xml:space="preserve"> </w:t>
@@ -7116,7 +11710,46 @@
         <w:rPr>
           <w:rStyle w:val="VerbatimChar"/>
         </w:rPr>
-        <w:t xml:space="preserve">ggsave()</w:t>
+        <w:t xml:space="preserve">patchwork</w:t>
+      </w:r>
+      <w:r>
+        <w:t xml:space="preserve"> </w:t>
+      </w:r>
+      <w:r>
+        <w:t xml:space="preserve">—</w:t>
+      </w:r>
+      <w:r>
+        <w:t xml:space="preserve"> </w:t>
+      </w:r>
+      <w:r>
+        <w:rPr>
+          <w:rStyle w:val="VerbatimChar"/>
+        </w:rPr>
+        <w:t xml:space="preserve">a + b</w:t>
+      </w:r>
+      <w:r>
+        <w:t xml:space="preserve">,</w:t>
+      </w:r>
+      <w:r>
+        <w:t xml:space="preserve"> </w:t>
+      </w:r>
+      <w:r>
+        <w:rPr>
+          <w:rStyle w:val="VerbatimChar"/>
+        </w:rPr>
+        <w:t xml:space="preserve">a / b</w:t>
+      </w:r>
+      <w:r>
+        <w:t xml:space="preserve">,</w:t>
+      </w:r>
+      <w:r>
+        <w:t xml:space="preserve"> </w:t>
+      </w:r>
+      <w:r>
+        <w:rPr>
+          <w:rStyle w:val="VerbatimChar"/>
+        </w:rPr>
+        <w:t xml:space="preserve">(a + b) / c</w:t>
       </w:r>
     </w:p>
     <w:p>
@@ -7125,6 +11758,58 @@
         <w:numPr>
           <w:ilvl w:val="0"/>
           <w:numId w:val="1009"/>
+        </w:numPr>
+      </w:pPr>
+      <w:r>
+        <w:t xml:space="preserve">Save a figure at an explicit width, height, units, and dpi with</w:t>
+      </w:r>
+      <w:r>
+        <w:t xml:space="preserve"> </w:t>
+      </w:r>
+      <w:r>
+        <w:rPr>
+          <w:rStyle w:val="VerbatimChar"/>
+        </w:rPr>
+        <w:t xml:space="preserve">ggsave()</w:t>
+      </w:r>
+    </w:p>
+    <w:p>
+      <w:pPr>
+        <w:pStyle w:val="Compact"/>
+        <w:numPr>
+          <w:ilvl w:val="0"/>
+          <w:numId w:val="1010"/>
+        </w:numPr>
+      </w:pPr>
+      <w:r>
+        <w:rPr>
+          <w:i/>
+          <w:iCs/>
+        </w:rPr>
+        <w:t xml:space="preserve">(If time allowed)</w:t>
+      </w:r>
+      <w:r>
+        <w:t xml:space="preserve"> </w:t>
+      </w:r>
+      <w:r>
+        <w:t xml:space="preserve">Histograms and density curves, and</w:t>
+      </w:r>
+      <w:r>
+        <w:t xml:space="preserve"> </w:t>
+      </w:r>
+      <w:r>
+        <w:rPr>
+          <w:rStyle w:val="VerbatimChar"/>
+        </w:rPr>
+        <w:t xml:space="preserve">facet_wrap()</w:t>
+      </w:r>
+    </w:p>
+    <w:p>
+      <w:pPr>
+        <w:pStyle w:val="Compact"/>
+        <w:numPr>
+          <w:ilvl w:val="0"/>
+          <w:numId w:val="1011"/>
         </w:numPr>
       </w:pPr>
       <w:r>
@@ -7256,18 +11941,18 @@
                 <wp:inline>
                   <wp:extent cx="152400" cy="152400"/>
                   <wp:effectExtent b="0" l="0" r="0" t="0"/>
-                  <wp:docPr descr="" title="" id="44" name="Picture"/>
+                  <wp:docPr descr="" title="" id="61" name="Picture"/>
                   <a:graphic>
                     <a:graphicData uri="http://schemas.openxmlformats.org/drawingml/2006/picture">
                       <pic:pic>
                         <pic:nvPicPr>
-                          <pic:cNvPr descr="/Applications/Positron.app/Contents/Resources/app/quarto/share/formats/docx/note.png" id="45" name="Picture"/>
+                          <pic:cNvPr descr="/Applications/Positron.app/Contents/Resources/app/quarto/share/formats/docx/note.png" id="62" name="Picture"/>
                           <pic:cNvPicPr>
                             <a:picLocks noChangeArrowheads="1" noChangeAspect="1"/>
                           </pic:cNvPicPr>
                         </pic:nvPicPr>
                         <pic:blipFill>
-                          <a:blip r:embed="rId43"/>
+                          <a:blip r:embed="rId49"/>
                           <a:stretch>
                             <a:fillRect/>
                           </a:stretch>
@@ -7344,7 +12029,7 @@
               <w:pStyle w:val="Compact"/>
               <w:numPr>
                 <w:ilvl w:val="0"/>
-                <w:numId w:val="1010"/>
+                <w:numId w:val="1012"/>
               </w:numPr>
             </w:pPr>
             <w:r>
@@ -7392,7 +12077,7 @@
               <w:pStyle w:val="Compact"/>
               <w:numPr>
                 <w:ilvl w:val="0"/>
-                <w:numId w:val="1010"/>
+                <w:numId w:val="1012"/>
               </w:numPr>
             </w:pPr>
             <w:r>
@@ -7410,8 +12095,8 @@
         </w:pict>
       </w:r>
     </w:p>
-    <w:bookmarkEnd w:id="46"/>
-    <w:bookmarkStart w:id="50" w:name="readings"/>
+    <w:bookmarkEnd w:id="63"/>
+    <w:bookmarkStart w:id="67" w:name="readings"/>
     <w:p>
       <w:pPr>
         <w:pStyle w:val="Heading1"/>
@@ -7456,7 +12141,7 @@
         <w:pStyle w:val="Compact"/>
         <w:numPr>
           <w:ilvl w:val="0"/>
-          <w:numId w:val="1011"/>
+          <w:numId w:val="1013"/>
         </w:numPr>
       </w:pPr>
       <w:r>
@@ -7516,7 +12201,7 @@
         <w:pStyle w:val="Compact"/>
         <w:numPr>
           <w:ilvl w:val="0"/>
-          <w:numId w:val="1011"/>
+          <w:numId w:val="1013"/>
         </w:numPr>
       </w:pPr>
       <w:r>
@@ -7576,7 +12261,7 @@
         <w:pStyle w:val="Compact"/>
         <w:numPr>
           <w:ilvl w:val="0"/>
-          <w:numId w:val="1012"/>
+          <w:numId w:val="1014"/>
         </w:numPr>
       </w:pPr>
       <w:r>
@@ -7643,7 +12328,7 @@
       <w:r>
         <w:t xml:space="preserve"> </w:t>
       </w:r>
-      <w:hyperlink r:id="rId47">
+      <w:hyperlink r:id="rId64">
         <w:r>
           <w:rPr>
             <w:rStyle w:val="Hyperlink"/>
@@ -7712,7 +12397,7 @@
             <w:pPr>
               <w:pStyle w:val="Compact"/>
             </w:pPr>
-            <w:hyperlink r:id="rId48">
+            <w:hyperlink r:id="rId65">
               <w:r>
                 <w:rPr>
                   <w:rStyle w:val="Hyperlink"/>
@@ -7761,7 +12446,7 @@
             <w:pPr>
               <w:pStyle w:val="Compact"/>
             </w:pPr>
-            <w:hyperlink r:id="rId17">
+            <w:hyperlink r:id="rId18">
               <w:r>
                 <w:rPr>
                   <w:rStyle w:val="Hyperlink"/>
@@ -7813,7 +12498,7 @@
             <w:pPr>
               <w:pStyle w:val="Compact"/>
             </w:pPr>
-            <w:hyperlink r:id="rId49">
+            <w:hyperlink r:id="rId66">
               <w:r>
                 <w:rPr>
                   <w:rStyle w:val="Hyperlink"/>
@@ -7853,7 +12538,7 @@
             <w:pPr>
               <w:pStyle w:val="Compact"/>
             </w:pPr>
-            <w:hyperlink r:id="rId37">
+            <w:hyperlink r:id="rId56">
               <w:r>
                 <w:rPr>
                   <w:rStyle w:val="Hyperlink"/>
@@ -7909,8 +12594,8 @@
         </w:pict>
       </w:r>
     </w:p>
-    <w:bookmarkEnd w:id="50"/>
-    <w:bookmarkStart w:id="52" w:name="getting-unstuck"/>
+    <w:bookmarkEnd w:id="67"/>
+    <w:bookmarkStart w:id="69" w:name="getting-unstuck"/>
     <w:p>
       <w:pPr>
         <w:pStyle w:val="Heading1"/>
@@ -7932,7 +12617,7 @@
         <w:pStyle w:val="Compact"/>
         <w:numPr>
           <w:ilvl w:val="0"/>
-          <w:numId w:val="1013"/>
+          <w:numId w:val="1015"/>
         </w:numPr>
       </w:pPr>
       <w:r>
@@ -7954,7 +12639,7 @@
         <w:pStyle w:val="Compact"/>
         <w:numPr>
           <w:ilvl w:val="0"/>
-          <w:numId w:val="1013"/>
+          <w:numId w:val="1015"/>
         </w:numPr>
       </w:pPr>
       <w:r>
@@ -8027,7 +12712,7 @@
         <w:pStyle w:val="Compact"/>
         <w:numPr>
           <w:ilvl w:val="0"/>
-          <w:numId w:val="1013"/>
+          <w:numId w:val="1015"/>
         </w:numPr>
       </w:pPr>
       <w:r>
@@ -8048,7 +12733,7 @@
         <w:pStyle w:val="Compact"/>
         <w:numPr>
           <w:ilvl w:val="0"/>
-          <w:numId w:val="1013"/>
+          <w:numId w:val="1015"/>
         </w:numPr>
       </w:pPr>
       <w:r>
@@ -8085,7 +12770,7 @@
       <w:r>
         <w:t xml:space="preserve"> </w:t>
       </w:r>
-      <w:hyperlink r:id="rId51">
+      <w:hyperlink r:id="rId68">
         <w:r>
           <w:rPr>
             <w:rStyle w:val="Hyperlink"/>
@@ -8128,7 +12813,7 @@
         </w:pict>
       </w:r>
     </w:p>
-    <w:bookmarkEnd w:id="52"/>
+    <w:bookmarkEnd w:id="69"/>
     <w:sectPr>
       <w:pgSz w:h="15840" w:w="12240"/>
       <w:pgMar w:bottom="1440" w:footer="720" w:gutter="0" w:header="720" w:left="1440" w:right="1440" w:top="1440"/>
@@ -8240,82 +12925,6 @@
       </w:pPr>
     </w:lvl>
   </w:abstractNum>
-  <w:abstractNum w:abstractNumId="992">
-    <w:nsid w:val="0000A992"/>
-    <w:multiLevelType w:val="multilevel"/>
-    <w:lvl w:ilvl="0">
-      <w:numFmt w:val="bullet"/>
-      <w:lvlText w:val="☐"/>
-      <w:lvlJc w:val="left"/>
-      <w:pPr>
-        <w:ind w:left="720" w:hanging="360"/>
-      </w:pPr>
-    </w:lvl>
-    <w:lvl w:ilvl="1">
-      <w:numFmt w:val="bullet"/>
-      <w:lvlText w:val="☐"/>
-      <w:lvlJc w:val="left"/>
-      <w:pPr>
-        <w:ind w:left="1440" w:hanging="360"/>
-      </w:pPr>
-    </w:lvl>
-    <w:lvl w:ilvl="2">
-      <w:numFmt w:val="bullet"/>
-      <w:lvlText w:val="☐"/>
-      <w:lvlJc w:val="left"/>
-      <w:pPr>
-        <w:ind w:left="2160" w:hanging="360"/>
-      </w:pPr>
-    </w:lvl>
-    <w:lvl w:ilvl="3">
-      <w:numFmt w:val="bullet"/>
-      <w:lvlText w:val="☐"/>
-      <w:lvlJc w:val="left"/>
-      <w:pPr>
-        <w:ind w:left="2880" w:hanging="360"/>
-      </w:pPr>
-    </w:lvl>
-    <w:lvl w:ilvl="4">
-      <w:numFmt w:val="bullet"/>
-      <w:lvlText w:val="☐"/>
-      <w:lvlJc w:val="left"/>
-      <w:pPr>
-        <w:ind w:left="3600" w:hanging="360"/>
-      </w:pPr>
-    </w:lvl>
-    <w:lvl w:ilvl="5">
-      <w:numFmt w:val="bullet"/>
-      <w:lvlText w:val="☐"/>
-      <w:lvlJc w:val="left"/>
-      <w:pPr>
-        <w:ind w:left="4320" w:hanging="360"/>
-      </w:pPr>
-    </w:lvl>
-    <w:lvl w:ilvl="6">
-      <w:numFmt w:val="bullet"/>
-      <w:lvlText w:val="☐"/>
-      <w:lvlJc w:val="left"/>
-      <w:pPr>
-        <w:ind w:left="5040" w:hanging="360"/>
-      </w:pPr>
-    </w:lvl>
-    <w:lvl w:ilvl="7">
-      <w:numFmt w:val="bullet"/>
-      <w:lvlText w:val="☐"/>
-      <w:lvlJc w:val="left"/>
-      <w:pPr>
-        <w:ind w:left="5760" w:hanging="360"/>
-      </w:pPr>
-    </w:lvl>
-    <w:lvl w:ilvl="8">
-      <w:numFmt w:val="bullet"/>
-      <w:lvlText w:val="☐"/>
-      <w:lvlJc w:val="left"/>
-      <w:pPr>
-        <w:ind w:left="6480" w:hanging="360"/>
-      </w:pPr>
-    </w:lvl>
-  </w:abstractNum>
   <w:abstractNum w:abstractNumId="99411">
     <w:nsid w:val="00A99411"/>
     <w:multiLevelType w:val="multilevel"/>
@@ -8395,6 +13004,82 @@
       <w:start w:val="1"/>
       <w:numFmt w:val="decimal"/>
       <w:lvlText w:val="%9."/>
+      <w:lvlJc w:val="left"/>
+      <w:pPr>
+        <w:ind w:left="6480" w:hanging="360"/>
+      </w:pPr>
+    </w:lvl>
+  </w:abstractNum>
+  <w:abstractNum w:abstractNumId="992">
+    <w:nsid w:val="0000A992"/>
+    <w:multiLevelType w:val="multilevel"/>
+    <w:lvl w:ilvl="0">
+      <w:numFmt w:val="bullet"/>
+      <w:lvlText w:val="☐"/>
+      <w:lvlJc w:val="left"/>
+      <w:pPr>
+        <w:ind w:left="720" w:hanging="360"/>
+      </w:pPr>
+    </w:lvl>
+    <w:lvl w:ilvl="1">
+      <w:numFmt w:val="bullet"/>
+      <w:lvlText w:val="☐"/>
+      <w:lvlJc w:val="left"/>
+      <w:pPr>
+        <w:ind w:left="1440" w:hanging="360"/>
+      </w:pPr>
+    </w:lvl>
+    <w:lvl w:ilvl="2">
+      <w:numFmt w:val="bullet"/>
+      <w:lvlText w:val="☐"/>
+      <w:lvlJc w:val="left"/>
+      <w:pPr>
+        <w:ind w:left="2160" w:hanging="360"/>
+      </w:pPr>
+    </w:lvl>
+    <w:lvl w:ilvl="3">
+      <w:numFmt w:val="bullet"/>
+      <w:lvlText w:val="☐"/>
+      <w:lvlJc w:val="left"/>
+      <w:pPr>
+        <w:ind w:left="2880" w:hanging="360"/>
+      </w:pPr>
+    </w:lvl>
+    <w:lvl w:ilvl="4">
+      <w:numFmt w:val="bullet"/>
+      <w:lvlText w:val="☐"/>
+      <w:lvlJc w:val="left"/>
+      <w:pPr>
+        <w:ind w:left="3600" w:hanging="360"/>
+      </w:pPr>
+    </w:lvl>
+    <w:lvl w:ilvl="5">
+      <w:numFmt w:val="bullet"/>
+      <w:lvlText w:val="☐"/>
+      <w:lvlJc w:val="left"/>
+      <w:pPr>
+        <w:ind w:left="4320" w:hanging="360"/>
+      </w:pPr>
+    </w:lvl>
+    <w:lvl w:ilvl="6">
+      <w:numFmt w:val="bullet"/>
+      <w:lvlText w:val="☐"/>
+      <w:lvlJc w:val="left"/>
+      <w:pPr>
+        <w:ind w:left="5040" w:hanging="360"/>
+      </w:pPr>
+    </w:lvl>
+    <w:lvl w:ilvl="7">
+      <w:numFmt w:val="bullet"/>
+      <w:lvlText w:val="☐"/>
+      <w:lvlJc w:val="left"/>
+      <w:pPr>
+        <w:ind w:left="5760" w:hanging="360"/>
+      </w:pPr>
+    </w:lvl>
+    <w:lvl w:ilvl="8">
+      <w:numFmt w:val="bullet"/>
+      <w:lvlText w:val="☐"/>
       <w:lvlJc w:val="left"/>
       <w:pPr>
         <w:ind w:left="6480" w:hanging="360"/>
@@ -8508,33 +13193,6 @@
     <w:abstractNumId w:val="990"/>
   </w:num>
   <w:num w:numId="1001">
-    <w:abstractNumId w:val="992"/>
-  </w:num>
-  <w:num w:numId="1002">
-    <w:abstractNumId w:val="992"/>
-  </w:num>
-  <w:num w:numId="1003">
-    <w:abstractNumId w:val="992"/>
-  </w:num>
-  <w:num w:numId="1004">
-    <w:abstractNumId w:val="992"/>
-  </w:num>
-  <w:num w:numId="1005">
-    <w:abstractNumId w:val="992"/>
-  </w:num>
-  <w:num w:numId="1006">
-    <w:abstractNumId w:val="992"/>
-  </w:num>
-  <w:num w:numId="1007">
-    <w:abstractNumId w:val="992"/>
-  </w:num>
-  <w:num w:numId="1008">
-    <w:abstractNumId w:val="992"/>
-  </w:num>
-  <w:num w:numId="1009">
-    <w:abstractNumId w:val="992"/>
-  </w:num>
-  <w:num w:numId="1010">
     <w:abstractNumId w:val="99411"/>
     <w:lvlOverride w:ilvl="0">
       <w:startOverride w:val="1"/>
@@ -8564,13 +13222,73 @@
       <w:startOverride w:val="1"/>
     </w:lvlOverride>
   </w:num>
+  <w:num w:numId="1002">
+    <w:abstractNumId w:val="992"/>
+  </w:num>
+  <w:num w:numId="1003">
+    <w:abstractNumId w:val="992"/>
+  </w:num>
+  <w:num w:numId="1004">
+    <w:abstractNumId w:val="992"/>
+  </w:num>
+  <w:num w:numId="1005">
+    <w:abstractNumId w:val="992"/>
+  </w:num>
+  <w:num w:numId="1006">
+    <w:abstractNumId w:val="992"/>
+  </w:num>
+  <w:num w:numId="1007">
+    <w:abstractNumId w:val="992"/>
+  </w:num>
+  <w:num w:numId="1008">
+    <w:abstractNumId w:val="992"/>
+  </w:num>
+  <w:num w:numId="1009">
+    <w:abstractNumId w:val="992"/>
+  </w:num>
+  <w:num w:numId="1010">
+    <w:abstractNumId w:val="992"/>
+  </w:num>
   <w:num w:numId="1011">
+    <w:abstractNumId w:val="992"/>
+  </w:num>
+  <w:num w:numId="1012">
+    <w:abstractNumId w:val="99411"/>
+    <w:lvlOverride w:ilvl="0">
+      <w:startOverride w:val="1"/>
+    </w:lvlOverride>
+    <w:lvlOverride w:ilvl="1">
+      <w:startOverride w:val="1"/>
+    </w:lvlOverride>
+    <w:lvlOverride w:ilvl="2">
+      <w:startOverride w:val="1"/>
+    </w:lvlOverride>
+    <w:lvlOverride w:ilvl="3">
+      <w:startOverride w:val="1"/>
+    </w:lvlOverride>
+    <w:lvlOverride w:ilvl="4">
+      <w:startOverride w:val="1"/>
+    </w:lvlOverride>
+    <w:lvlOverride w:ilvl="5">
+      <w:startOverride w:val="1"/>
+    </w:lvlOverride>
+    <w:lvlOverride w:ilvl="6">
+      <w:startOverride w:val="1"/>
+    </w:lvlOverride>
+    <w:lvlOverride w:ilvl="7">
+      <w:startOverride w:val="1"/>
+    </w:lvlOverride>
+    <w:lvlOverride w:ilvl="8">
+      <w:startOverride w:val="1"/>
+    </w:lvlOverride>
+  </w:num>
+  <w:num w:numId="1013">
     <w:abstractNumId w:val="991"/>
   </w:num>
-  <w:num w:numId="1012">
+  <w:num w:numId="1014">
     <w:abstractNumId w:val="991"/>
   </w:num>
-  <w:num w:numId="1013">
+  <w:num w:numId="1015">
     <w:abstractNumId w:val="99411"/>
     <w:lvlOverride w:ilvl="0">
       <w:startOverride w:val="1"/>

--- a/docs/content/graphing_effectively/graphing_effectively_activity.docx
+++ b/docs/content/graphing_effectively/graphing_effectively_activity.docx
@@ -14252,7 +14252,7 @@
         <w:bottom w:color="FF0000" w:space="1" w:sz="8" w:val="single"/>
         <w:right w:color="FF0000" w:space="4" w:sz="8" w:val="single"/>
       </w:pBdr>
-      <w:shd w:color="auto" w:fill="auto" w:val="pct15"/>
+      <w:shd w:color="auto" w:fill="FBFBFB" w:val="clear"/>
       <w:spacing w:after="120" w:before="120"/>
       <w:ind w:left="432" w:right="432"/>
     </w:pPr>
@@ -14268,12 +14268,12 @@
     <w:rsid w:val="00771E03"/>
     <w:pPr>
       <w:pBdr>
-        <w:top w:color="auto" w:space="1" w:sz="8" w:val="single"/>
-        <w:left w:color="auto" w:space="4" w:sz="8" w:val="single"/>
-        <w:bottom w:color="auto" w:space="1" w:sz="8" w:val="single"/>
-        <w:right w:color="auto" w:space="4" w:sz="8" w:val="single"/>
+        <w:top w:color="BFBFBF" w:space="1" w:sz="6" w:val="single"/>
+        <w:left w:color="BFBFBF" w:space="4" w:sz="6" w:val="single"/>
+        <w:bottom w:color="BFBFBF" w:space="1" w:sz="6" w:val="single"/>
+        <w:right w:color="BFBFBF" w:space="4" w:sz="6" w:val="single"/>
       </w:pBdr>
-      <w:shd w:color="auto" w:fill="auto" w:val="pct15"/>
+      <w:shd w:color="auto" w:fill="FBFBFB" w:val="clear"/>
       <w:spacing w:after="240" w:before="240"/>
       <w:ind w:left="432" w:right="432"/>
     </w:pPr>
@@ -14288,7 +14288,13 @@
     <w:qFormat/>
     <w:rsid w:val="00771E03"/>
     <w:pPr>
-      <w:shd w:color="auto" w:fill="auto" w:val="pct15"/>
+      <w:pBdr>
+        <w:top w:color="BFBFBF" w:space="1" w:sz="6" w:val="single"/>
+        <w:left w:color="BFBFBF" w:space="4" w:sz="6" w:val="single"/>
+        <w:bottom w:color="BFBFBF" w:space="1" w:sz="6" w:val="single"/>
+        <w:right w:color="BFBFBF" w:space="4" w:sz="6" w:val="single"/>
+      </w:pBdr>
+      <w:shd w:color="auto" w:fill="FBFBFB" w:val="clear"/>
       <w:spacing w:after="240" w:before="240"/>
       <w:ind w:left="432" w:right="432"/>
     </w:pPr>

--- a/docs/content/graphing_effectively/graphing_effectively_activity.docx
+++ b/docs/content/graphing_effectively/graphing_effectively_activity.docx
@@ -1847,7 +1847,7 @@
         <w:rPr>
           <w:rStyle w:val="CommentTok"/>
         </w:rPr>
-        <w:t xml:space="preserve"># Write your code here:</w:t>
+        <w:t xml:space="preserve"># Write your code in the R script:</w:t>
       </w:r>
       <w:r>
         <w:br/>
@@ -2503,7 +2503,7 @@
         <w:rPr>
           <w:rStyle w:val="CommentTok"/>
         </w:rPr>
-        <w:t xml:space="preserve"># Write your code here:</w:t>
+        <w:t xml:space="preserve"># Write your code in the R script:</w:t>
       </w:r>
       <w:r>
         <w:br/>
@@ -4112,7 +4112,7 @@
         <w:rPr>
           <w:rStyle w:val="CommentTok"/>
         </w:rPr>
-        <w:t xml:space="preserve"># Write your code here:</w:t>
+        <w:t xml:space="preserve"># Write your code in the R script:</w:t>
       </w:r>
     </w:p>
     <w:p>
@@ -4671,7 +4671,7 @@
         <w:rPr>
           <w:rStyle w:val="CommentTok"/>
         </w:rPr>
-        <w:t xml:space="preserve"># Write your code here:</w:t>
+        <w:t xml:space="preserve"># Write your code in the R script:</w:t>
       </w:r>
       <w:r>
         <w:br/>
@@ -5231,7 +5231,7 @@
         <w:rPr>
           <w:rStyle w:val="CommentTok"/>
         </w:rPr>
-        <w:t xml:space="preserve"># Write your code here:</w:t>
+        <w:t xml:space="preserve"># Write your code in the R script:</w:t>
       </w:r>
       <w:r>
         <w:br/>
@@ -9210,7 +9210,7 @@
         <w:rPr>
           <w:rStyle w:val="CommentTok"/>
         </w:rPr>
-        <w:t xml:space="preserve"># Write your code here:</w:t>
+        <w:t xml:space="preserve"># Write your code in the R script:</w:t>
       </w:r>
     </w:p>
     <w:p>
@@ -9847,9 +9847,11 @@
       <w:r>
         <w:br/>
       </w:r>
-      <w:r>
-        <w:br/>
-      </w:r>
+    </w:p>
+    <w:p>
+      <w:pPr>
+        <w:pStyle w:val="BodyText"/>
+      </w:pPr>
       <w:r>
         <w:rPr>
           <w:rStyle w:val="VerbatimChar"/>
@@ -10757,7 +10759,7 @@
         <w:rPr>
           <w:rStyle w:val="CommentTok"/>
         </w:rPr>
-        <w:t xml:space="preserve"># Write your code here:</w:t>
+        <w:t xml:space="preserve"># Write your code in the R script:</w:t>
       </w:r>
       <w:r>
         <w:br/>
@@ -11453,9 +11455,11 @@
       <w:r>
         <w:br/>
       </w:r>
-      <w:r>
-        <w:br/>
-      </w:r>
+    </w:p>
+    <w:p>
+      <w:pPr>
+        <w:pStyle w:val="BodyText"/>
+      </w:pPr>
       <w:r>
         <w:rPr>
           <w:rStyle w:val="VerbatimChar"/>

--- a/docs/content/graphing_effectively/graphing_effectively_activity.docx
+++ b/docs/content/graphing_effectively/graphing_effectively_activity.docx
@@ -26,7 +26,7 @@
         <w:t xml:space="preserve">Bill Perry</w:t>
       </w:r>
     </w:p>
-    <w:bookmarkStart w:id="16" w:name="worksheet-graphing-effectively"/>
+    <w:bookmarkStart w:id="17" w:name="worksheet-graphing-effectively"/>
     <w:p>
       <w:pPr>
         <w:pStyle w:val="Heading1"/>
@@ -72,13 +72,26 @@
     </w:p>
     <w:p>
       <w:pPr>
+        <w:pStyle w:val="BodyText"/>
+      </w:pPr>
+      <w:hyperlink r:id="rId12">
+        <w:r>
+          <w:rPr>
+            <w:rStyle w:val="Hyperlink"/>
+          </w:rPr>
+          <w:t xml:space="preserve">📥 Script skeleton (.R)</w:t>
+        </w:r>
+      </w:hyperlink>
+    </w:p>
+    <w:p>
+      <w:pPr>
         <w:pStyle w:val="Heading2"/>
       </w:pPr>
-      <w:bookmarkStart w:id="12" w:name="how-to-use-this-worksheet"/>
+      <w:bookmarkStart w:id="13" w:name="how-to-use-this-worksheet"/>
       <w:r>
         <w:t xml:space="preserve">How to use this worksheet</w:t>
       </w:r>
-      <w:bookmarkEnd w:id="12"/>
+      <w:bookmarkEnd w:id="13"/>
     </w:p>
     <w:p>
       <w:pPr>
@@ -376,18 +389,18 @@
                 <wp:inline>
                   <wp:extent cx="152400" cy="152400"/>
                   <wp:effectExtent b="0" l="0" r="0" t="0"/>
-                  <wp:docPr descr="" title="" id="14" name="Picture"/>
+                  <wp:docPr descr="" title="" id="15" name="Picture"/>
                   <a:graphic>
                     <a:graphicData uri="http://schemas.openxmlformats.org/drawingml/2006/picture">
                       <pic:pic>
                         <pic:nvPicPr>
-                          <pic:cNvPr descr="/Applications/Positron.app/Contents/Resources/app/quarto/share/formats/docx/important.png" id="15" name="Picture"/>
+                          <pic:cNvPr descr="/Applications/Positron.app/Contents/Resources/app/quarto/share/formats/docx/important.png" id="16" name="Picture"/>
                           <pic:cNvPicPr>
                             <a:picLocks noChangeArrowheads="1" noChangeAspect="1"/>
                           </pic:cNvPicPr>
                         </pic:nvPicPr>
                         <pic:blipFill>
-                          <a:blip r:embed="rId13"/>
+                          <a:blip r:embed="rId14"/>
                           <a:stretch>
                             <a:fillRect/>
                           </a:stretch>
@@ -797,8 +810,8 @@
         </w:pict>
       </w:r>
     </w:p>
-    <w:bookmarkEnd w:id="16"/>
-    <w:bookmarkStart w:id="17" w:name="part-1-load-the-data"/>
+    <w:bookmarkEnd w:id="17"/>
+    <w:bookmarkStart w:id="18" w:name="part-1-load-the-data"/>
     <w:p>
       <w:pPr>
         <w:pStyle w:val="Heading1"/>
@@ -941,8 +954,8 @@
         </w:pict>
       </w:r>
     </w:p>
-    <w:bookmarkEnd w:id="17"/>
-    <w:bookmarkStart w:id="19" w:name="part-2-boxplot-from-scratch"/>
+    <w:bookmarkEnd w:id="18"/>
+    <w:bookmarkStart w:id="20" w:name="part-2-boxplot-from-scratch"/>
     <w:p>
       <w:pPr>
         <w:pStyle w:val="Heading1"/>
@@ -989,7 +1002,7 @@
       <w:r>
         <w:t xml:space="preserve"> </w:t>
       </w:r>
-      <w:hyperlink r:id="rId18">
+      <w:hyperlink r:id="rId19">
         <w:r>
           <w:rPr>
             <w:rStyle w:val="Hyperlink"/>
@@ -1480,8 +1493,8 @@
         </w:pict>
       </w:r>
     </w:p>
-    <w:bookmarkEnd w:id="19"/>
-    <w:bookmarkStart w:id="24" w:name="part-3-add-the-raw-points"/>
+    <w:bookmarkEnd w:id="20"/>
+    <w:bookmarkStart w:id="25" w:name="part-3-add-the-raw-points"/>
     <w:p>
       <w:pPr>
         <w:pStyle w:val="Heading1"/>
@@ -1540,7 +1553,7 @@
       <w:r>
         <w:t xml:space="preserve"> </w:t>
       </w:r>
-      <w:hyperlink r:id="rId20">
+      <w:hyperlink r:id="rId21">
         <w:r>
           <w:rPr>
             <w:rStyle w:val="Hyperlink"/>
@@ -1932,18 +1945,18 @@
                 <wp:inline>
                   <wp:extent cx="152400" cy="152400"/>
                   <wp:effectExtent b="0" l="0" r="0" t="0"/>
-                  <wp:docPr descr="" title="" id="22" name="Picture"/>
+                  <wp:docPr descr="" title="" id="23" name="Picture"/>
                   <a:graphic>
                     <a:graphicData uri="http://schemas.openxmlformats.org/drawingml/2006/picture">
                       <pic:pic>
                         <pic:nvPicPr>
-                          <pic:cNvPr descr="/Applications/Positron.app/Contents/Resources/app/quarto/share/formats/docx/tip.png" id="23" name="Picture"/>
+                          <pic:cNvPr descr="/Applications/Positron.app/Contents/Resources/app/quarto/share/formats/docx/tip.png" id="24" name="Picture"/>
                           <pic:cNvPicPr>
                             <a:picLocks noChangeArrowheads="1" noChangeAspect="1"/>
                           </pic:cNvPicPr>
                         </pic:nvPicPr>
                         <pic:blipFill>
-                          <a:blip r:embed="rId21"/>
+                          <a:blip r:embed="rId22"/>
                           <a:stretch>
                             <a:fillRect/>
                           </a:stretch>
@@ -2054,8 +2067,8 @@
         </w:pict>
       </w:r>
     </w:p>
-    <w:bookmarkEnd w:id="24"/>
-    <w:bookmarkStart w:id="26" w:name="part-3b-axis-labels-and-titles-with-labs"/>
+    <w:bookmarkEnd w:id="25"/>
+    <w:bookmarkStart w:id="27" w:name="part-3b-axis-labels-and-titles-with-labs"/>
     <w:p>
       <w:pPr>
         <w:pStyle w:val="Heading1"/>
@@ -2127,7 +2140,7 @@
       <w:r>
         <w:t xml:space="preserve"> </w:t>
       </w:r>
-      <w:hyperlink r:id="rId25">
+      <w:hyperlink r:id="rId26">
         <w:r>
           <w:rPr>
             <w:rStyle w:val="Hyperlink"/>
@@ -2623,8 +2636,8 @@
         </w:pict>
       </w:r>
     </w:p>
-    <w:bookmarkEnd w:id="26"/>
-    <w:bookmarkStart w:id="31" w:name="part-3c-axis-limits-with-coord_cartesian"/>
+    <w:bookmarkEnd w:id="27"/>
+    <w:bookmarkStart w:id="32" w:name="part-3c-axis-limits-with-coord_cartesian"/>
     <w:p>
       <w:pPr>
         <w:pStyle w:val="Heading1"/>
@@ -2696,7 +2709,7 @@
       <w:r>
         <w:t xml:space="preserve"> </w:t>
       </w:r>
-      <w:hyperlink r:id="rId27">
+      <w:hyperlink r:id="rId28">
         <w:r>
           <w:rPr>
             <w:rStyle w:val="Hyperlink"/>
@@ -3758,18 +3771,18 @@
                 <wp:inline>
                   <wp:extent cx="152400" cy="152400"/>
                   <wp:effectExtent b="0" l="0" r="0" t="0"/>
-                  <wp:docPr descr="" title="" id="29" name="Picture"/>
+                  <wp:docPr descr="" title="" id="30" name="Picture"/>
                   <a:graphic>
                     <a:graphicData uri="http://schemas.openxmlformats.org/drawingml/2006/picture">
                       <pic:pic>
                         <pic:nvPicPr>
-                          <pic:cNvPr descr="/Applications/Positron.app/Contents/Resources/app/quarto/share/formats/docx/warning.png" id="30" name="Picture"/>
+                          <pic:cNvPr descr="/Applications/Positron.app/Contents/Resources/app/quarto/share/formats/docx/warning.png" id="31" name="Picture"/>
                           <pic:cNvPicPr>
                             <a:picLocks noChangeArrowheads="1" noChangeAspect="1"/>
                           </pic:cNvPicPr>
                         </pic:nvPicPr>
                         <pic:blipFill>
-                          <a:blip r:embed="rId28"/>
+                          <a:blip r:embed="rId29"/>
                           <a:stretch>
                             <a:fillRect/>
                           </a:stretch>
@@ -4133,8 +4146,8 @@
         </w:pict>
       </w:r>
     </w:p>
-    <w:bookmarkEnd w:id="31"/>
-    <w:bookmarkStart w:id="33" w:name="part-4-map-a-third-variable-with-color"/>
+    <w:bookmarkEnd w:id="32"/>
+    <w:bookmarkStart w:id="34" w:name="part-4-map-a-third-variable-with-color"/>
     <w:p>
       <w:pPr>
         <w:pStyle w:val="Heading1"/>
@@ -4175,7 +4188,7 @@
       <w:r>
         <w:t xml:space="preserve"> </w:t>
       </w:r>
-      <w:hyperlink r:id="rId32">
+      <w:hyperlink r:id="rId33">
         <w:r>
           <w:rPr>
             <w:rStyle w:val="Hyperlink"/>
@@ -4690,8 +4703,8 @@
         </w:pict>
       </w:r>
     </w:p>
-    <w:bookmarkEnd w:id="33"/>
-    <w:bookmarkStart w:id="39" w:name="part-4b-histograms-and-density-curves"/>
+    <w:bookmarkEnd w:id="34"/>
+    <w:bookmarkStart w:id="40" w:name="part-4b-histograms-and-density-curves"/>
     <w:p>
       <w:pPr>
         <w:pStyle w:val="Heading1"/>
@@ -4753,18 +4766,18 @@
                 <wp:inline>
                   <wp:extent cx="152400" cy="152400"/>
                   <wp:effectExtent b="0" l="0" r="0" t="0"/>
-                  <wp:docPr descr="" title="" id="34" name="Picture"/>
+                  <wp:docPr descr="" title="" id="35" name="Picture"/>
                   <a:graphic>
                     <a:graphicData uri="http://schemas.openxmlformats.org/drawingml/2006/picture">
                       <pic:pic>
                         <pic:nvPicPr>
-                          <pic:cNvPr descr="/Applications/Positron.app/Contents/Resources/app/quarto/share/formats/docx/tip.png" id="35" name="Picture"/>
+                          <pic:cNvPr descr="/Applications/Positron.app/Contents/Resources/app/quarto/share/formats/docx/tip.png" id="36" name="Picture"/>
                           <pic:cNvPicPr>
                             <a:picLocks noChangeArrowheads="1" noChangeAspect="1"/>
                           </pic:cNvPicPr>
                         </pic:nvPicPr>
                         <pic:blipFill>
-                          <a:blip r:embed="rId21"/>
+                          <a:blip r:embed="rId22"/>
                           <a:stretch>
                             <a:fillRect/>
                           </a:stretch>
@@ -4864,7 +4877,7 @@
       <w:r>
         <w:t xml:space="preserve"> </w:t>
       </w:r>
-      <w:hyperlink r:id="rId36">
+      <w:hyperlink r:id="rId37">
         <w:r>
           <w:rPr>
             <w:rStyle w:val="Hyperlink"/>
@@ -5570,18 +5583,18 @@
                 <wp:inline>
                   <wp:extent cx="152400" cy="152400"/>
                   <wp:effectExtent b="0" l="0" r="0" t="0"/>
-                  <wp:docPr descr="" title="" id="37" name="Picture"/>
+                  <wp:docPr descr="" title="" id="38" name="Picture"/>
                   <a:graphic>
                     <a:graphicData uri="http://schemas.openxmlformats.org/drawingml/2006/picture">
                       <pic:pic>
                         <pic:nvPicPr>
-                          <pic:cNvPr descr="/Applications/Positron.app/Contents/Resources/app/quarto/share/formats/docx/tip.png" id="38" name="Picture"/>
+                          <pic:cNvPr descr="/Applications/Positron.app/Contents/Resources/app/quarto/share/formats/docx/tip.png" id="39" name="Picture"/>
                           <pic:cNvPicPr>
                             <a:picLocks noChangeArrowheads="1" noChangeAspect="1"/>
                           </pic:cNvPicPr>
                         </pic:nvPicPr>
                         <pic:blipFill>
-                          <a:blip r:embed="rId21"/>
+                          <a:blip r:embed="rId22"/>
                           <a:stretch>
                             <a:fillRect/>
                           </a:stretch>
@@ -5692,8 +5705,8 @@
         </w:pict>
       </w:r>
     </w:p>
-    <w:bookmarkEnd w:id="39"/>
-    <w:bookmarkStart w:id="40" w:name="part-5-mean-se-plotted-directly"/>
+    <w:bookmarkEnd w:id="40"/>
+    <w:bookmarkStart w:id="41" w:name="part-5-mean-se-plotted-directly"/>
     <w:p>
       <w:pPr>
         <w:pStyle w:val="Heading1"/>
@@ -6431,8 +6444,8 @@
         </w:pict>
       </w:r>
     </w:p>
-    <w:bookmarkEnd w:id="40"/>
-    <w:bookmarkStart w:id="44" w:name="part-6-facet-by-field-team"/>
+    <w:bookmarkEnd w:id="41"/>
+    <w:bookmarkStart w:id="45" w:name="part-6-facet-by-field-team"/>
     <w:p>
       <w:pPr>
         <w:pStyle w:val="Heading1"/>
@@ -6494,18 +6507,18 @@
                 <wp:inline>
                   <wp:extent cx="152400" cy="152400"/>
                   <wp:effectExtent b="0" l="0" r="0" t="0"/>
-                  <wp:docPr descr="" title="" id="41" name="Picture"/>
+                  <wp:docPr descr="" title="" id="42" name="Picture"/>
                   <a:graphic>
                     <a:graphicData uri="http://schemas.openxmlformats.org/drawingml/2006/picture">
                       <pic:pic>
                         <pic:nvPicPr>
-                          <pic:cNvPr descr="/Applications/Positron.app/Contents/Resources/app/quarto/share/formats/docx/tip.png" id="42" name="Picture"/>
+                          <pic:cNvPr descr="/Applications/Positron.app/Contents/Resources/app/quarto/share/formats/docx/tip.png" id="43" name="Picture"/>
                           <pic:cNvPicPr>
                             <a:picLocks noChangeArrowheads="1" noChangeAspect="1"/>
                           </pic:cNvPicPr>
                         </pic:nvPicPr>
                         <pic:blipFill>
-                          <a:blip r:embed="rId21"/>
+                          <a:blip r:embed="rId22"/>
                           <a:stretch>
                             <a:fillRect/>
                           </a:stretch>
@@ -6599,7 +6612,7 @@
       <w:r>
         <w:t xml:space="preserve"> </w:t>
       </w:r>
-      <w:hyperlink r:id="rId43">
+      <w:hyperlink r:id="rId44">
         <w:r>
           <w:rPr>
             <w:rStyle w:val="Hyperlink"/>
@@ -6748,8 +6761,8 @@
         </w:pict>
       </w:r>
     </w:p>
-    <w:bookmarkEnd w:id="44"/>
-    <w:bookmarkStart w:id="46" w:name="part-7-the-built-in-themes"/>
+    <w:bookmarkEnd w:id="45"/>
+    <w:bookmarkStart w:id="47" w:name="part-7-the-built-in-themes"/>
     <w:p>
       <w:pPr>
         <w:pStyle w:val="Heading1"/>
@@ -6790,7 +6803,7 @@
       <w:r>
         <w:t xml:space="preserve"> </w:t>
       </w:r>
-      <w:hyperlink r:id="rId45">
+      <w:hyperlink r:id="rId46">
         <w:r>
           <w:rPr>
             <w:rStyle w:val="Hyperlink"/>
@@ -6980,8 +6993,8 @@
         </w:pict>
       </w:r>
     </w:p>
-    <w:bookmarkEnd w:id="46"/>
-    <w:bookmarkStart w:id="54" w:name="X0e38c3effefc5269a25e9a9c82d9fb1b2c757e6"/>
+    <w:bookmarkEnd w:id="47"/>
+    <w:bookmarkStart w:id="55" w:name="X0e38c3effefc5269a25e9a9c82d9fb1b2c757e6"/>
     <w:p>
       <w:pPr>
         <w:pStyle w:val="Heading1"/>
@@ -7285,18 +7298,18 @@
                 <wp:inline>
                   <wp:extent cx="152400" cy="152400"/>
                   <wp:effectExtent b="0" l="0" r="0" t="0"/>
-                  <wp:docPr descr="" title="" id="47" name="Picture"/>
+                  <wp:docPr descr="" title="" id="48" name="Picture"/>
                   <a:graphic>
                     <a:graphicData uri="http://schemas.openxmlformats.org/drawingml/2006/picture">
                       <pic:pic>
                         <pic:nvPicPr>
-                          <pic:cNvPr descr="/Applications/Positron.app/Contents/Resources/app/quarto/share/formats/docx/important.png" id="48" name="Picture"/>
+                          <pic:cNvPr descr="/Applications/Positron.app/Contents/Resources/app/quarto/share/formats/docx/important.png" id="49" name="Picture"/>
                           <pic:cNvPicPr>
                             <a:picLocks noChangeArrowheads="1" noChangeAspect="1"/>
                           </pic:cNvPicPr>
                         </pic:nvPicPr>
                         <pic:blipFill>
-                          <a:blip r:embed="rId13"/>
+                          <a:blip r:embed="rId14"/>
                           <a:stretch>
                             <a:fillRect/>
                           </a:stretch>
@@ -8212,18 +8225,18 @@
                 <wp:inline>
                   <wp:extent cx="152400" cy="152400"/>
                   <wp:effectExtent b="0" l="0" r="0" t="0"/>
-                  <wp:docPr descr="" title="" id="50" name="Picture"/>
+                  <wp:docPr descr="" title="" id="51" name="Picture"/>
                   <a:graphic>
                     <a:graphicData uri="http://schemas.openxmlformats.org/drawingml/2006/picture">
                       <pic:pic>
                         <pic:nvPicPr>
-                          <pic:cNvPr descr="/Applications/Positron.app/Contents/Resources/app/quarto/share/formats/docx/note.png" id="51" name="Picture"/>
+                          <pic:cNvPr descr="/Applications/Positron.app/Contents/Resources/app/quarto/share/formats/docx/note.png" id="52" name="Picture"/>
                           <pic:cNvPicPr>
                             <a:picLocks noChangeArrowheads="1" noChangeAspect="1"/>
                           </pic:cNvPicPr>
                         </pic:nvPicPr>
                         <pic:blipFill>
-                          <a:blip r:embed="rId49"/>
+                          <a:blip r:embed="rId50"/>
                           <a:stretch>
                             <a:fillRect/>
                           </a:stretch>
@@ -8439,18 +8452,18 @@
                 <wp:inline>
                   <wp:extent cx="152400" cy="152400"/>
                   <wp:effectExtent b="0" l="0" r="0" t="0"/>
-                  <wp:docPr descr="" title="" id="52" name="Picture"/>
+                  <wp:docPr descr="" title="" id="53" name="Picture"/>
                   <a:graphic>
                     <a:graphicData uri="http://schemas.openxmlformats.org/drawingml/2006/picture">
                       <pic:pic>
                         <pic:nvPicPr>
-                          <pic:cNvPr descr="/Applications/Positron.app/Contents/Resources/app/quarto/share/formats/docx/warning.png" id="53" name="Picture"/>
+                          <pic:cNvPr descr="/Applications/Positron.app/Contents/Resources/app/quarto/share/formats/docx/warning.png" id="54" name="Picture"/>
                           <pic:cNvPicPr>
                             <a:picLocks noChangeArrowheads="1" noChangeAspect="1"/>
                           </pic:cNvPicPr>
                         </pic:nvPicPr>
                         <pic:blipFill>
-                          <a:blip r:embed="rId28"/>
+                          <a:blip r:embed="rId29"/>
                           <a:stretch>
                             <a:fillRect/>
                           </a:stretch>
@@ -8605,8 +8618,8 @@
         </w:pict>
       </w:r>
     </w:p>
-    <w:bookmarkEnd w:id="54"/>
-    <w:bookmarkStart w:id="55" w:name="part-7c-many-plots-on-one-page-patchwork"/>
+    <w:bookmarkEnd w:id="55"/>
+    <w:bookmarkStart w:id="56" w:name="part-7c-many-plots-on-one-page-patchwork"/>
     <w:p>
       <w:pPr>
         <w:pStyle w:val="Heading1"/>
@@ -9220,8 +9233,8 @@
         </w:pict>
       </w:r>
     </w:p>
-    <w:bookmarkEnd w:id="55"/>
-    <w:bookmarkStart w:id="57" w:name="part-8-save-your-figure"/>
+    <w:bookmarkEnd w:id="56"/>
+    <w:bookmarkStart w:id="58" w:name="part-8-save-your-figure"/>
     <w:p>
       <w:pPr>
         <w:pStyle w:val="Heading1"/>
@@ -9284,7 +9297,7 @@
       <w:r>
         <w:t xml:space="preserve"> </w:t>
       </w:r>
-      <w:hyperlink r:id="rId56">
+      <w:hyperlink r:id="rId57">
         <w:r>
           <w:rPr>
             <w:rStyle w:val="Hyperlink"/>
@@ -9866,8 +9879,8 @@
         </w:pict>
       </w:r>
     </w:p>
-    <w:bookmarkEnd w:id="57"/>
-    <w:bookmarkStart w:id="60" w:name="X5cdc9a0caa75bae60fe027bf87a93b6d04b43e9"/>
+    <w:bookmarkEnd w:id="58"/>
+    <w:bookmarkStart w:id="61" w:name="X5cdc9a0caa75bae60fe027bf87a93b6d04b43e9"/>
     <w:p>
       <w:pPr>
         <w:pStyle w:val="Heading1"/>
@@ -9939,7 +9952,7 @@
       <w:r>
         <w:t xml:space="preserve"> </w:t>
       </w:r>
-      <w:hyperlink r:id="rId27">
+      <w:hyperlink r:id="rId28">
         <w:r>
           <w:rPr>
             <w:rStyle w:val="Hyperlink"/>
@@ -9992,18 +10005,18 @@
                 <wp:inline>
                   <wp:extent cx="152400" cy="152400"/>
                   <wp:effectExtent b="0" l="0" r="0" t="0"/>
-                  <wp:docPr descr="" title="" id="58" name="Picture"/>
+                  <wp:docPr descr="" title="" id="59" name="Picture"/>
                   <a:graphic>
                     <a:graphicData uri="http://schemas.openxmlformats.org/drawingml/2006/picture">
                       <pic:pic>
                         <pic:nvPicPr>
-                          <pic:cNvPr descr="/Applications/Positron.app/Contents/Resources/app/quarto/share/formats/docx/tip.png" id="59" name="Picture"/>
+                          <pic:cNvPr descr="/Applications/Positron.app/Contents/Resources/app/quarto/share/formats/docx/tip.png" id="60" name="Picture"/>
                           <pic:cNvPicPr>
                             <a:picLocks noChangeArrowheads="1" noChangeAspect="1"/>
                           </pic:cNvPicPr>
                         </pic:nvPicPr>
                         <pic:blipFill>
-                          <a:blip r:embed="rId21"/>
+                          <a:blip r:embed="rId22"/>
                           <a:stretch>
                             <a:fillRect/>
                           </a:stretch>
@@ -11474,8 +11487,8 @@
         </w:pict>
       </w:r>
     </w:p>
-    <w:bookmarkEnd w:id="60"/>
-    <w:bookmarkStart w:id="63" w:name="part-9-review-and-checkpoint"/>
+    <w:bookmarkEnd w:id="61"/>
+    <w:bookmarkStart w:id="64" w:name="part-9-review-and-checkpoint"/>
     <w:p>
       <w:pPr>
         <w:pStyle w:val="Heading1"/>
@@ -11945,18 +11958,18 @@
                 <wp:inline>
                   <wp:extent cx="152400" cy="152400"/>
                   <wp:effectExtent b="0" l="0" r="0" t="0"/>
-                  <wp:docPr descr="" title="" id="61" name="Picture"/>
+                  <wp:docPr descr="" title="" id="62" name="Picture"/>
                   <a:graphic>
                     <a:graphicData uri="http://schemas.openxmlformats.org/drawingml/2006/picture">
                       <pic:pic>
                         <pic:nvPicPr>
-                          <pic:cNvPr descr="/Applications/Positron.app/Contents/Resources/app/quarto/share/formats/docx/note.png" id="62" name="Picture"/>
+                          <pic:cNvPr descr="/Applications/Positron.app/Contents/Resources/app/quarto/share/formats/docx/note.png" id="63" name="Picture"/>
                           <pic:cNvPicPr>
                             <a:picLocks noChangeArrowheads="1" noChangeAspect="1"/>
                           </pic:cNvPicPr>
                         </pic:nvPicPr>
                         <pic:blipFill>
-                          <a:blip r:embed="rId49"/>
+                          <a:blip r:embed="rId50"/>
                           <a:stretch>
                             <a:fillRect/>
                           </a:stretch>
@@ -12099,8 +12112,8 @@
         </w:pict>
       </w:r>
     </w:p>
-    <w:bookmarkEnd w:id="63"/>
-    <w:bookmarkStart w:id="67" w:name="readings"/>
+    <w:bookmarkEnd w:id="64"/>
+    <w:bookmarkStart w:id="68" w:name="readings"/>
     <w:p>
       <w:pPr>
         <w:pStyle w:val="Heading1"/>
@@ -12332,7 +12345,7 @@
       <w:r>
         <w:t xml:space="preserve"> </w:t>
       </w:r>
-      <w:hyperlink r:id="rId64">
+      <w:hyperlink r:id="rId65">
         <w:r>
           <w:rPr>
             <w:rStyle w:val="Hyperlink"/>
@@ -12401,7 +12414,7 @@
             <w:pPr>
               <w:pStyle w:val="Compact"/>
             </w:pPr>
-            <w:hyperlink r:id="rId65">
+            <w:hyperlink r:id="rId66">
               <w:r>
                 <w:rPr>
                   <w:rStyle w:val="Hyperlink"/>
@@ -12450,7 +12463,7 @@
             <w:pPr>
               <w:pStyle w:val="Compact"/>
             </w:pPr>
-            <w:hyperlink r:id="rId18">
+            <w:hyperlink r:id="rId19">
               <w:r>
                 <w:rPr>
                   <w:rStyle w:val="Hyperlink"/>
@@ -12502,7 +12515,7 @@
             <w:pPr>
               <w:pStyle w:val="Compact"/>
             </w:pPr>
-            <w:hyperlink r:id="rId66">
+            <w:hyperlink r:id="rId67">
               <w:r>
                 <w:rPr>
                   <w:rStyle w:val="Hyperlink"/>
@@ -12542,7 +12555,7 @@
             <w:pPr>
               <w:pStyle w:val="Compact"/>
             </w:pPr>
-            <w:hyperlink r:id="rId56">
+            <w:hyperlink r:id="rId57">
               <w:r>
                 <w:rPr>
                   <w:rStyle w:val="Hyperlink"/>
@@ -12598,226 +12611,7 @@
         </w:pict>
       </w:r>
     </w:p>
-    <w:bookmarkEnd w:id="67"/>
-    <w:bookmarkStart w:id="69" w:name="getting-unstuck"/>
-    <w:p>
-      <w:pPr>
-        <w:pStyle w:val="Heading1"/>
-      </w:pPr>
-      <w:r>
-        <w:t xml:space="preserve">Getting unstuck</w:t>
-      </w:r>
-    </w:p>
-    <w:p>
-      <w:pPr>
-        <w:pStyle w:val="FirstParagraph"/>
-      </w:pPr>
-      <w:r>
-        <w:t xml:space="preserve">When code breaks — and it will, that is normal:</w:t>
-      </w:r>
-    </w:p>
-    <w:p>
-      <w:pPr>
-        <w:pStyle w:val="Compact"/>
-        <w:numPr>
-          <w:ilvl w:val="0"/>
-          <w:numId w:val="1015"/>
-        </w:numPr>
-      </w:pPr>
-      <w:r>
-        <w:rPr>
-          <w:b/>
-          <w:bCs/>
-        </w:rPr>
-        <w:t xml:space="preserve">Read the error message out loud.</w:t>
-      </w:r>
-      <w:r>
-        <w:t xml:space="preserve"> </w:t>
-      </w:r>
-      <w:r>
-        <w:t xml:space="preserve">R usually names the line and the problem.</w:t>
-      </w:r>
-    </w:p>
-    <w:p>
-      <w:pPr>
-        <w:pStyle w:val="Compact"/>
-        <w:numPr>
-          <w:ilvl w:val="0"/>
-          <w:numId w:val="1015"/>
-        </w:numPr>
-      </w:pPr>
-      <w:r>
-        <w:rPr>
-          <w:b/>
-          <w:bCs/>
-        </w:rPr>
-        <w:t xml:space="preserve">Check the usual suspects:</w:t>
-      </w:r>
-      <w:r>
-        <w:t xml:space="preserve"> </w:t>
-      </w:r>
-      <w:r>
-        <w:t xml:space="preserve">did you run</w:t>
-      </w:r>
-      <w:r>
-        <w:t xml:space="preserve"> </w:t>
-      </w:r>
-      <w:r>
-        <w:rPr>
-          <w:rStyle w:val="VerbatimChar"/>
-        </w:rPr>
-        <w:t xml:space="preserve">library(tidyverse)</w:t>
-      </w:r>
-      <w:r>
-        <w:t xml:space="preserve">? Is</w:t>
-      </w:r>
-      <w:r>
-        <w:t xml:space="preserve"> </w:t>
-      </w:r>
-      <w:r>
-        <w:rPr>
-          <w:rStyle w:val="VerbatimChar"/>
-        </w:rPr>
-        <w:t xml:space="preserve">color</w:t>
-      </w:r>
-      <w:r>
-        <w:t xml:space="preserve">/</w:t>
-      </w:r>
-      <w:r>
-        <w:rPr>
-          <w:rStyle w:val="VerbatimChar"/>
-        </w:rPr>
-        <w:t xml:space="preserve">fill</w:t>
-      </w:r>
-      <w:r>
-        <w:t xml:space="preserve"> </w:t>
-      </w:r>
-      <w:r>
-        <w:t xml:space="preserve">inside</w:t>
-      </w:r>
-      <w:r>
-        <w:t xml:space="preserve"> </w:t>
-      </w:r>
-      <w:r>
-        <w:rPr>
-          <w:rStyle w:val="VerbatimChar"/>
-        </w:rPr>
-        <w:t xml:space="preserve">aes()</w:t>
-      </w:r>
-      <w:r>
-        <w:t xml:space="preserve"> </w:t>
-      </w:r>
-      <w:r>
-        <w:t xml:space="preserve">when it should be?</w:t>
-      </w:r>
-    </w:p>
-    <w:p>
-      <w:pPr>
-        <w:pStyle w:val="Compact"/>
-        <w:numPr>
-          <w:ilvl w:val="0"/>
-          <w:numId w:val="1015"/>
-        </w:numPr>
-      </w:pPr>
-      <w:r>
-        <w:rPr>
-          <w:rStyle w:val="VerbatimChar"/>
-        </w:rPr>
-        <w:t xml:space="preserve">?function_name</w:t>
-      </w:r>
-      <w:r>
-        <w:t xml:space="preserve"> </w:t>
-      </w:r>
-      <w:r>
-        <w:t xml:space="preserve">opens the built-in help page.</w:t>
-      </w:r>
-    </w:p>
-    <w:p>
-      <w:pPr>
-        <w:pStyle w:val="Compact"/>
-        <w:numPr>
-          <w:ilvl w:val="0"/>
-          <w:numId w:val="1015"/>
-        </w:numPr>
-      </w:pPr>
-      <w:r>
-        <w:rPr>
-          <w:b/>
-          <w:bCs/>
-        </w:rPr>
-        <w:t xml:space="preserve">Bring the exact error</w:t>
-      </w:r>
-      <w:r>
-        <w:t xml:space="preserve"> </w:t>
-      </w:r>
-      <w:r>
-        <w:t xml:space="preserve">(copy-paste it) to class or office hours.</w:t>
-      </w:r>
-    </w:p>
-    <w:p>
-      <w:pPr>
-        <w:pStyle w:val="BlockText"/>
-      </w:pPr>
-      <w:r>
-        <w:t xml:space="preserve">📖</w:t>
-      </w:r>
-      <w:r>
-        <w:t xml:space="preserve"> </w:t>
-      </w:r>
-      <w:r>
-        <w:rPr>
-          <w:b/>
-          <w:bCs/>
-        </w:rPr>
-        <w:t xml:space="preserve">Read more:</w:t>
-      </w:r>
-      <w:r>
-        <w:t xml:space="preserve"> </w:t>
-      </w:r>
-      <w:hyperlink r:id="rId68">
-        <w:r>
-          <w:rPr>
-            <w:rStyle w:val="Hyperlink"/>
-          </w:rPr>
-          <w:t xml:space="preserve">R4DS §8 — Workflow: getting help</w:t>
-        </w:r>
-      </w:hyperlink>
-      <w:r>
-        <w:t xml:space="preserve">.</w:t>
-      </w:r>
-    </w:p>
-    <w:p>
-      <w:pPr>
-        <w:pStyle w:val="BlockText"/>
-      </w:pPr>
-      <w:r>
-        <w:t xml:space="preserve">💡</w:t>
-      </w:r>
-      <w:r>
-        <w:t xml:space="preserve"> </w:t>
-      </w:r>
-      <w:r>
-        <w:rPr>
-          <w:b/>
-          <w:bCs/>
-        </w:rPr>
-        <w:t xml:space="preserve">Key idea:</w:t>
-      </w:r>
-      <w:r>
-        <w:t xml:space="preserve"> </w:t>
-      </w:r>
-      <w:r>
-        <w:t xml:space="preserve">Every working scientist googles error messages daily. Getting stuck is not failing — it is the job.</w:t>
-      </w:r>
-    </w:p>
-    <w:p>
-      <w:r>
-        <w:pict>
-          <v:rect style="width:0;height:1.5pt" o:hralign="center" o:hrstd="t" o:hr="t"/>
-        </w:pict>
-      </w:r>
-    </w:p>
-    <w:bookmarkEnd w:id="69"/>
+    <w:bookmarkEnd w:id="68"/>
     <w:sectPr>
       <w:pgSz w:h="15840" w:w="12240"/>
       <w:pgMar w:bottom="1440" w:footer="720" w:gutter="0" w:header="720" w:left="1440" w:right="1440" w:top="1440"/>
@@ -13291,36 +13085,6 @@
   </w:num>
   <w:num w:numId="1014">
     <w:abstractNumId w:val="991"/>
-  </w:num>
-  <w:num w:numId="1015">
-    <w:abstractNumId w:val="99411"/>
-    <w:lvlOverride w:ilvl="0">
-      <w:startOverride w:val="1"/>
-    </w:lvlOverride>
-    <w:lvlOverride w:ilvl="1">
-      <w:startOverride w:val="1"/>
-    </w:lvlOverride>
-    <w:lvlOverride w:ilvl="2">
-      <w:startOverride w:val="1"/>
-    </w:lvlOverride>
-    <w:lvlOverride w:ilvl="3">
-      <w:startOverride w:val="1"/>
-    </w:lvlOverride>
-    <w:lvlOverride w:ilvl="4">
-      <w:startOverride w:val="1"/>
-    </w:lvlOverride>
-    <w:lvlOverride w:ilvl="5">
-      <w:startOverride w:val="1"/>
-    </w:lvlOverride>
-    <w:lvlOverride w:ilvl="6">
-      <w:startOverride w:val="1"/>
-    </w:lvlOverride>
-    <w:lvlOverride w:ilvl="7">
-      <w:startOverride w:val="1"/>
-    </w:lvlOverride>
-    <w:lvlOverride w:ilvl="8">
-      <w:startOverride w:val="1"/>
-    </w:lvlOverride>
   </w:num>
 </w:numbering>
 </file>

--- a/docs/content/graphing_effectively/graphing_effectively_activity.docx
+++ b/docs/content/graphing_effectively/graphing_effectively_activity.docx
@@ -26,7 +26,7 @@
         <w:t xml:space="preserve">Bill Perry</w:t>
       </w:r>
     </w:p>
-    <w:bookmarkStart w:id="17" w:name="worksheet-graphing-effectively"/>
+    <w:bookmarkStart w:id="16" w:name="worksheet-graphing-effectively"/>
     <w:p>
       <w:pPr>
         <w:pStyle w:val="Heading1"/>
@@ -82,271 +82,6 @@
           <w:t xml:space="preserve">📥 Script skeleton (.R)</w:t>
         </w:r>
       </w:hyperlink>
-    </w:p>
-    <w:p>
-      <w:pPr>
-        <w:pStyle w:val="Heading2"/>
-      </w:pPr>
-      <w:bookmarkStart w:id="13" w:name="how-to-use-this-worksheet"/>
-      <w:r>
-        <w:t xml:space="preserve">How to use this worksheet</w:t>
-      </w:r>
-      <w:bookmarkEnd w:id="13"/>
-    </w:p>
-    <w:p>
-      <w:pPr>
-        <w:pStyle w:val="BlockText"/>
-      </w:pPr>
-      <w:r>
-        <w:rPr>
-          <w:b/>
-          <w:bCs/>
-        </w:rPr>
-        <w:t xml:space="preserve">How today runs:</w:t>
-      </w:r>
-      <w:r>
-        <w:t xml:space="preserve"> </w:t>
-      </w:r>
-      <w:r>
-        <w:t xml:space="preserve">we work in</w:t>
-      </w:r>
-      <w:r>
-        <w:t xml:space="preserve"> </w:t>
-      </w:r>
-      <w:r>
-        <w:rPr>
-          <w:b/>
-          <w:bCs/>
-        </w:rPr>
-        <w:t xml:space="preserve">stages</w:t>
-      </w:r>
-      <w:r>
-        <w:t xml:space="preserve">. I lecture one part, then you stop and write the code for the matching worksheet part, then we go on to the next. Each part below says which lecture part it follows, so you can always find your place — and if you fall behind, the worksheet stands on its own.</w:t>
-      </w:r>
-    </w:p>
-    <w:p>
-      <w:pPr>
-        <w:pStyle w:val="BlockText"/>
-      </w:pPr>
-      <w:r>
-        <w:t xml:space="preserve">Work through each part in order, at your own pace. Type every line of code yourself into a</w:t>
-      </w:r>
-      <w:r>
-        <w:t xml:space="preserve"> </w:t>
-      </w:r>
-      <w:r>
-        <w:rPr>
-          <w:b/>
-          <w:bCs/>
-        </w:rPr>
-        <w:t xml:space="preserve">plain R script</w:t>
-      </w:r>
-      <w:r>
-        <w:t xml:space="preserve"> </w:t>
-      </w:r>
-      <w:r>
-        <w:t xml:space="preserve">— do not copy-paste. Blocks marked</w:t>
-      </w:r>
-      <w:r>
-        <w:t xml:space="preserve"> </w:t>
-      </w:r>
-      <w:r>
-        <w:rPr>
-          <w:b/>
-          <w:bCs/>
-        </w:rPr>
-        <w:t xml:space="preserve">▶ Run this</w:t>
-      </w:r>
-      <w:r>
-        <w:t xml:space="preserve"> </w:t>
-      </w:r>
-      <w:r>
-        <w:t xml:space="preserve">are code you should type and execute. Blocks marked</w:t>
-      </w:r>
-      <w:r>
-        <w:t xml:space="preserve"> </w:t>
-      </w:r>
-      <w:r>
-        <w:rPr>
-          <w:b/>
-          <w:bCs/>
-        </w:rPr>
-        <w:t xml:space="preserve">✏️ Your turn</w:t>
-      </w:r>
-      <w:r>
-        <w:t xml:space="preserve"> </w:t>
-      </w:r>
-      <w:r>
-        <w:t xml:space="preserve">ask you to write, modify, or answer something. Boxes marked</w:t>
-      </w:r>
-      <w:r>
-        <w:t xml:space="preserve"> </w:t>
-      </w:r>
-      <w:r>
-        <w:rPr>
-          <w:b/>
-          <w:bCs/>
-        </w:rPr>
-        <w:t xml:space="preserve">🚀 If you finish early</w:t>
-      </w:r>
-      <w:r>
-        <w:t xml:space="preserve"> </w:t>
-      </w:r>
-      <w:r>
-        <w:t xml:space="preserve">are optional bonus material.</w:t>
-      </w:r>
-    </w:p>
-    <w:p>
-      <w:pPr>
-        <w:pStyle w:val="BlockText"/>
-      </w:pPr>
-      <w:r>
-        <w:rPr>
-          <w:b/>
-          <w:bCs/>
-        </w:rPr>
-        <w:t xml:space="preserve">Every grey</w:t>
-      </w:r>
-      <w:r>
-        <w:rPr>
-          <w:b/>
-          <w:bCs/>
-        </w:rPr>
-        <w:t xml:space="preserve"> </w:t>
-      </w:r>
-      <w:r>
-        <w:rPr>
-          <w:rStyle w:val="VerbatimChar"/>
-          <w:b/>
-          <w:bCs/>
-        </w:rPr>
-        <w:t xml:space="preserve">r</w:t>
-      </w:r>
-      <w:r>
-        <w:rPr>
-          <w:b/>
-          <w:bCs/>
-        </w:rPr>
-        <w:t xml:space="preserve"> </w:t>
-      </w:r>
-      <w:r>
-        <w:rPr>
-          <w:b/>
-          <w:bCs/>
-        </w:rPr>
-        <w:t xml:space="preserve">box below is code you type into an R script — not into the Console.</w:t>
-      </w:r>
-      <w:r>
-        <w:t xml:space="preserve"> </w:t>
-      </w:r>
-      <w:r>
-        <w:t xml:space="preserve">Before you start:</w:t>
-      </w:r>
-      <w:r>
-        <w:t xml:space="preserve"> </w:t>
-      </w:r>
-      <w:r>
-        <w:rPr>
-          <w:b/>
-          <w:bCs/>
-        </w:rPr>
-        <w:t xml:space="preserve">File → New File → R Script</w:t>
-      </w:r>
-      <w:r>
-        <w:t xml:space="preserve">, and save it as</w:t>
-      </w:r>
-      <w:r>
-        <w:t xml:space="preserve"> </w:t>
-      </w:r>
-      <w:r>
-        <w:rPr>
-          <w:rStyle w:val="VerbatimChar"/>
-        </w:rPr>
-        <w:t xml:space="preserve">04_graphing_effectively.R</w:t>
-      </w:r>
-      <w:r>
-        <w:t xml:space="preserve"> </w:t>
-      </w:r>
-      <w:r>
-        <w:t xml:space="preserve">in your project’s</w:t>
-      </w:r>
-      <w:r>
-        <w:t xml:space="preserve"> </w:t>
-      </w:r>
-      <w:r>
-        <w:rPr>
-          <w:rStyle w:val="VerbatimChar"/>
-        </w:rPr>
-        <w:t xml:space="preserve">scripts/</w:t>
-      </w:r>
-      <w:r>
-        <w:t xml:space="preserve"> </w:t>
-      </w:r>
-      <w:r>
-        <w:t xml:space="preserve">folder. Then work down the worksheet, adding each block to the bottom of that one script, in order.</w:t>
-      </w:r>
-    </w:p>
-    <w:p>
-      <w:pPr>
-        <w:pStyle w:val="BlockText"/>
-      </w:pPr>
-      <w:r>
-        <w:rPr>
-          <w:b/>
-          <w:bCs/>
-        </w:rPr>
-        <w:t xml:space="preserve">Type the</w:t>
-      </w:r>
-      <w:r>
-        <w:rPr>
-          <w:b/>
-          <w:bCs/>
-        </w:rPr>
-        <w:t xml:space="preserve"> </w:t>
-      </w:r>
-      <w:r>
-        <w:rPr>
-          <w:rStyle w:val="VerbatimChar"/>
-          <w:b/>
-          <w:bCs/>
-        </w:rPr>
-        <w:t xml:space="preserve"># ── Part …</w:t>
-      </w:r>
-      <w:r>
-        <w:rPr>
-          <w:b/>
-          <w:bCs/>
-        </w:rPr>
-        <w:t xml:space="preserve"> </w:t>
-      </w:r>
-      <w:r>
-        <w:rPr>
-          <w:b/>
-          <w:bCs/>
-        </w:rPr>
-        <w:t xml:space="preserve">header comment at the top of each block, too.</w:t>
-      </w:r>
-      <w:r>
-        <w:t xml:space="preserve"> </w:t>
-      </w:r>
-      <w:r>
-        <w:t xml:space="preserve">Those comment lines are not decoration — they are how your script stays navigable, how you find your way back to a block that broke, and how I find your work when I read your script. A block with no header comment is a block I cannot place. In RStudio they also show up in the document outline (the</w:t>
-      </w:r>
-      <w:r>
-        <w:t xml:space="preserve"> </w:t>
-      </w:r>
-      <w:r>
-        <w:rPr>
-          <w:rStyle w:val="VerbatimChar"/>
-        </w:rPr>
-        <w:t xml:space="preserve">≡</w:t>
-      </w:r>
-      <w:r>
-        <w:t xml:space="preserve"> </w:t>
-      </w:r>
-      <w:r>
-        <w:t xml:space="preserve">button at the bottom-left of the editor) so you can jump straight to any part.</w:t>
-      </w:r>
     </w:p>
     <w:tbl>
       <w:tblPr>
@@ -378,7 +113,7 @@
           </w:tcPr>
           <w:p>
             <w:pPr>
-              <w:pStyle w:val="FirstParagraph"/>
+              <w:pStyle w:val="BodyText"/>
             </w:pPr>
             <w:pPr>
               <w:spacing w:before="0" w:after="0"/>
@@ -389,18 +124,18 @@
                 <wp:inline>
                   <wp:extent cx="152400" cy="152400"/>
                   <wp:effectExtent b="0" l="0" r="0" t="0"/>
-                  <wp:docPr descr="" title="" id="15" name="Picture"/>
+                  <wp:docPr descr="" title="" id="14" name="Picture"/>
                   <a:graphic>
                     <a:graphicData uri="http://schemas.openxmlformats.org/drawingml/2006/picture">
                       <pic:pic>
                         <pic:nvPicPr>
-                          <pic:cNvPr descr="/Applications/Positron.app/Contents/Resources/app/quarto/share/formats/docx/important.png" id="16" name="Picture"/>
+                          <pic:cNvPr descr="/Applications/Positron.app/Contents/Resources/app/quarto/share/formats/docx/important.png" id="15" name="Picture"/>
                           <pic:cNvPicPr>
                             <a:picLocks noChangeArrowheads="1" noChangeAspect="1"/>
                           </pic:cNvPicPr>
                         </pic:nvPicPr>
                         <pic:blipFill>
-                          <a:blip r:embed="rId14"/>
+                          <a:blip r:embed="rId13"/>
                           <a:stretch>
                             <a:fillRect/>
                           </a:stretch>
@@ -810,8 +545,8 @@
         </w:pict>
       </w:r>
     </w:p>
-    <w:bookmarkEnd w:id="17"/>
-    <w:bookmarkStart w:id="18" w:name="part-1-load-the-data"/>
+    <w:bookmarkEnd w:id="16"/>
+    <w:bookmarkStart w:id="17" w:name="part-1-load-the-data"/>
     <w:p>
       <w:pPr>
         <w:pStyle w:val="Heading1"/>
@@ -954,8 +689,8 @@
         </w:pict>
       </w:r>
     </w:p>
-    <w:bookmarkEnd w:id="18"/>
-    <w:bookmarkStart w:id="20" w:name="part-2-boxplot-from-scratch"/>
+    <w:bookmarkEnd w:id="17"/>
+    <w:bookmarkStart w:id="19" w:name="part-2-boxplot-from-scratch"/>
     <w:p>
       <w:pPr>
         <w:pStyle w:val="Heading1"/>
@@ -1002,7 +737,7 @@
       <w:r>
         <w:t xml:space="preserve"> </w:t>
       </w:r>
-      <w:hyperlink r:id="rId19">
+      <w:hyperlink r:id="rId18">
         <w:r>
           <w:rPr>
             <w:rStyle w:val="Hyperlink"/>
@@ -1459,19 +1194,10 @@
         <w:br/>
       </w:r>
       <w:r>
-        <w:br/>
-      </w:r>
-      <w:r>
         <w:rPr>
           <w:rStyle w:val="VerbatimChar"/>
         </w:rPr>
         <w:t xml:space="preserve">Middle line: ________________________</w:t>
-      </w:r>
-      <w:r>
-        <w:br/>
-      </w:r>
-      <w:r>
-        <w:br/>
       </w:r>
       <w:r>
         <w:br/>
@@ -1493,8 +1219,8 @@
         </w:pict>
       </w:r>
     </w:p>
-    <w:bookmarkEnd w:id="20"/>
-    <w:bookmarkStart w:id="25" w:name="part-3-add-the-raw-points"/>
+    <w:bookmarkEnd w:id="19"/>
+    <w:bookmarkStart w:id="24" w:name="part-3-add-the-raw-points"/>
     <w:p>
       <w:pPr>
         <w:pStyle w:val="Heading1"/>
@@ -1553,7 +1279,7 @@
       <w:r>
         <w:t xml:space="preserve"> </w:t>
       </w:r>
-      <w:hyperlink r:id="rId21">
+      <w:hyperlink r:id="rId20">
         <w:r>
           <w:rPr>
             <w:rStyle w:val="Hyperlink"/>
@@ -1862,26 +1588,11 @@
         </w:rPr>
         <w:t xml:space="preserve"># Write your code in the R script:</w:t>
       </w:r>
-      <w:r>
-        <w:br/>
-      </w:r>
-      <w:r>
-        <w:br/>
-      </w:r>
-      <w:r>
-        <w:br/>
-      </w:r>
     </w:p>
     <w:p>
       <w:pPr>
         <w:pStyle w:val="SourceCode"/>
       </w:pPr>
-      <w:r>
-        <w:br/>
-      </w:r>
-      <w:r>
-        <w:br/>
-      </w:r>
       <w:r>
         <w:br/>
       </w:r>
@@ -1945,18 +1656,18 @@
                 <wp:inline>
                   <wp:extent cx="152400" cy="152400"/>
                   <wp:effectExtent b="0" l="0" r="0" t="0"/>
-                  <wp:docPr descr="" title="" id="23" name="Picture"/>
+                  <wp:docPr descr="" title="" id="22" name="Picture"/>
                   <a:graphic>
                     <a:graphicData uri="http://schemas.openxmlformats.org/drawingml/2006/picture">
                       <pic:pic>
                         <pic:nvPicPr>
-                          <pic:cNvPr descr="/Applications/Positron.app/Contents/Resources/app/quarto/share/formats/docx/tip.png" id="24" name="Picture"/>
+                          <pic:cNvPr descr="/Applications/Positron.app/Contents/Resources/app/quarto/share/formats/docx/tip.png" id="23" name="Picture"/>
                           <pic:cNvPicPr>
                             <a:picLocks noChangeArrowheads="1" noChangeAspect="1"/>
                           </pic:cNvPicPr>
                         </pic:nvPicPr>
                         <pic:blipFill>
-                          <a:blip r:embed="rId22"/>
+                          <a:blip r:embed="rId21"/>
                           <a:stretch>
                             <a:fillRect/>
                           </a:stretch>
@@ -2067,8 +1778,8 @@
         </w:pict>
       </w:r>
     </w:p>
-    <w:bookmarkEnd w:id="25"/>
-    <w:bookmarkStart w:id="27" w:name="part-3b-axis-labels-and-titles-with-labs"/>
+    <w:bookmarkEnd w:id="24"/>
+    <w:bookmarkStart w:id="26" w:name="part-3b-axis-labels-and-titles-with-labs"/>
     <w:p>
       <w:pPr>
         <w:pStyle w:val="Heading1"/>
@@ -2140,7 +1851,7 @@
       <w:r>
         <w:t xml:space="preserve"> </w:t>
       </w:r>
-      <w:hyperlink r:id="rId26">
+      <w:hyperlink r:id="rId25">
         <w:r>
           <w:rPr>
             <w:rStyle w:val="Hyperlink"/>
@@ -2518,12 +2229,6 @@
         </w:rPr>
         <w:t xml:space="preserve"># Write your code in the R script:</w:t>
       </w:r>
-      <w:r>
-        <w:br/>
-      </w:r>
-      <w:r>
-        <w:br/>
-      </w:r>
     </w:p>
     <w:p>
       <w:pPr>
@@ -2605,16 +2310,10 @@
         <w:br/>
       </w:r>
       <w:r>
-        <w:br/>
-      </w:r>
-      <w:r>
         <w:rPr>
           <w:rStyle w:val="VerbatimChar"/>
         </w:rPr>
         <w:t xml:space="preserve">_____________________________________________________________________________________</w:t>
-      </w:r>
-      <w:r>
-        <w:br/>
       </w:r>
       <w:r>
         <w:br/>
@@ -2636,8 +2335,8 @@
         </w:pict>
       </w:r>
     </w:p>
-    <w:bookmarkEnd w:id="27"/>
-    <w:bookmarkStart w:id="32" w:name="part-3c-axis-limits-with-coord_cartesian"/>
+    <w:bookmarkEnd w:id="26"/>
+    <w:bookmarkStart w:id="31" w:name="part-3c-axis-limits-with-coord_cartesian"/>
     <w:p>
       <w:pPr>
         <w:pStyle w:val="Heading1"/>
@@ -2709,7 +2408,7 @@
       <w:r>
         <w:t xml:space="preserve"> </w:t>
       </w:r>
-      <w:hyperlink r:id="rId28">
+      <w:hyperlink r:id="rId27">
         <w:r>
           <w:rPr>
             <w:rStyle w:val="Hyperlink"/>
@@ -3771,18 +3470,18 @@
                 <wp:inline>
                   <wp:extent cx="152400" cy="152400"/>
                   <wp:effectExtent b="0" l="0" r="0" t="0"/>
-                  <wp:docPr descr="" title="" id="30" name="Picture"/>
+                  <wp:docPr descr="" title="" id="29" name="Picture"/>
                   <a:graphic>
                     <a:graphicData uri="http://schemas.openxmlformats.org/drawingml/2006/picture">
                       <pic:pic>
                         <pic:nvPicPr>
-                          <pic:cNvPr descr="/Applications/Positron.app/Contents/Resources/app/quarto/share/formats/docx/warning.png" id="31" name="Picture"/>
+                          <pic:cNvPr descr="/Applications/Positron.app/Contents/Resources/app/quarto/share/formats/docx/warning.png" id="30" name="Picture"/>
                           <pic:cNvPicPr>
                             <a:picLocks noChangeArrowheads="1" noChangeAspect="1"/>
                           </pic:cNvPicPr>
                         </pic:nvPicPr>
                         <pic:blipFill>
-                          <a:blip r:embed="rId29"/>
+                          <a:blip r:embed="rId28"/>
                           <a:stretch>
                             <a:fillRect/>
                           </a:stretch>
@@ -4146,8 +3845,8 @@
         </w:pict>
       </w:r>
     </w:p>
-    <w:bookmarkEnd w:id="32"/>
-    <w:bookmarkStart w:id="34" w:name="part-4-map-a-third-variable-with-color"/>
+    <w:bookmarkEnd w:id="31"/>
+    <w:bookmarkStart w:id="33" w:name="part-4-map-a-third-variable-with-color"/>
     <w:p>
       <w:pPr>
         <w:pStyle w:val="Heading1"/>
@@ -4188,7 +3887,7 @@
       <w:r>
         <w:t xml:space="preserve"> </w:t>
       </w:r>
-      <w:hyperlink r:id="rId33">
+      <w:hyperlink r:id="rId32">
         <w:r>
           <w:rPr>
             <w:rStyle w:val="Hyperlink"/>
@@ -4686,15 +4385,6 @@
         </w:rPr>
         <w:t xml:space="preserve"># Write your code in the R script:</w:t>
       </w:r>
-      <w:r>
-        <w:br/>
-      </w:r>
-      <w:r>
-        <w:br/>
-      </w:r>
-      <w:r>
-        <w:br/>
-      </w:r>
     </w:p>
     <w:p>
       <w:r>
@@ -4703,8 +4393,8 @@
         </w:pict>
       </w:r>
     </w:p>
-    <w:bookmarkEnd w:id="34"/>
-    <w:bookmarkStart w:id="40" w:name="part-4b-histograms-and-density-curves"/>
+    <w:bookmarkEnd w:id="33"/>
+    <w:bookmarkStart w:id="39" w:name="part-4b-histograms-and-density-curves"/>
     <w:p>
       <w:pPr>
         <w:pStyle w:val="Heading1"/>
@@ -4766,18 +4456,18 @@
                 <wp:inline>
                   <wp:extent cx="152400" cy="152400"/>
                   <wp:effectExtent b="0" l="0" r="0" t="0"/>
-                  <wp:docPr descr="" title="" id="35" name="Picture"/>
+                  <wp:docPr descr="" title="" id="34" name="Picture"/>
                   <a:graphic>
                     <a:graphicData uri="http://schemas.openxmlformats.org/drawingml/2006/picture">
                       <pic:pic>
                         <pic:nvPicPr>
-                          <pic:cNvPr descr="/Applications/Positron.app/Contents/Resources/app/quarto/share/formats/docx/tip.png" id="36" name="Picture"/>
+                          <pic:cNvPr descr="/Applications/Positron.app/Contents/Resources/app/quarto/share/formats/docx/tip.png" id="35" name="Picture"/>
                           <pic:cNvPicPr>
                             <a:picLocks noChangeArrowheads="1" noChangeAspect="1"/>
                           </pic:cNvPicPr>
                         </pic:nvPicPr>
                         <pic:blipFill>
-                          <a:blip r:embed="rId22"/>
+                          <a:blip r:embed="rId21"/>
                           <a:stretch>
                             <a:fillRect/>
                           </a:stretch>
@@ -4877,7 +4567,7 @@
       <w:r>
         <w:t xml:space="preserve"> </w:t>
       </w:r>
-      <w:hyperlink r:id="rId37">
+      <w:hyperlink r:id="rId36">
         <w:r>
           <w:rPr>
             <w:rStyle w:val="Hyperlink"/>
@@ -5245,15 +4935,6 @@
           <w:rStyle w:val="CommentTok"/>
         </w:rPr>
         <w:t xml:space="preserve"># Write your code in the R script:</w:t>
-      </w:r>
-      <w:r>
-        <w:br/>
-      </w:r>
-      <w:r>
-        <w:br/>
-      </w:r>
-      <w:r>
-        <w:br/>
       </w:r>
     </w:p>
     <w:p>
@@ -5583,18 +5264,18 @@
                 <wp:inline>
                   <wp:extent cx="152400" cy="152400"/>
                   <wp:effectExtent b="0" l="0" r="0" t="0"/>
-                  <wp:docPr descr="" title="" id="38" name="Picture"/>
+                  <wp:docPr descr="" title="" id="37" name="Picture"/>
                   <a:graphic>
                     <a:graphicData uri="http://schemas.openxmlformats.org/drawingml/2006/picture">
                       <pic:pic>
                         <pic:nvPicPr>
-                          <pic:cNvPr descr="/Applications/Positron.app/Contents/Resources/app/quarto/share/formats/docx/tip.png" id="39" name="Picture"/>
+                          <pic:cNvPr descr="/Applications/Positron.app/Contents/Resources/app/quarto/share/formats/docx/tip.png" id="38" name="Picture"/>
                           <pic:cNvPicPr>
                             <a:picLocks noChangeArrowheads="1" noChangeAspect="1"/>
                           </pic:cNvPicPr>
                         </pic:nvPicPr>
                         <pic:blipFill>
-                          <a:blip r:embed="rId22"/>
+                          <a:blip r:embed="rId21"/>
                           <a:stretch>
                             <a:fillRect/>
                           </a:stretch>
@@ -5705,8 +5386,8 @@
         </w:pict>
       </w:r>
     </w:p>
-    <w:bookmarkEnd w:id="40"/>
-    <w:bookmarkStart w:id="41" w:name="part-5-mean-se-plotted-directly"/>
+    <w:bookmarkEnd w:id="39"/>
+    <w:bookmarkStart w:id="40" w:name="part-5-mean-se-plotted-directly"/>
     <w:p>
       <w:pPr>
         <w:pStyle w:val="Heading1"/>
@@ -6407,22 +6088,10 @@
         <w:br/>
       </w:r>
       <w:r>
-        <w:br/>
-      </w:r>
-      <w:r>
-        <w:br/>
-      </w:r>
-      <w:r>
         <w:rPr>
           <w:rStyle w:val="VerbatimChar"/>
         </w:rPr>
         <w:t xml:space="preserve">Mean point:   ________________________</w:t>
-      </w:r>
-      <w:r>
-        <w:br/>
-      </w:r>
-      <w:r>
-        <w:br/>
       </w:r>
       <w:r>
         <w:br/>
@@ -6444,8 +6113,8 @@
         </w:pict>
       </w:r>
     </w:p>
-    <w:bookmarkEnd w:id="41"/>
-    <w:bookmarkStart w:id="45" w:name="part-6-facet-by-field-team"/>
+    <w:bookmarkEnd w:id="40"/>
+    <w:bookmarkStart w:id="44" w:name="part-6-facet-by-field-team"/>
     <w:p>
       <w:pPr>
         <w:pStyle w:val="Heading1"/>
@@ -6507,18 +6176,18 @@
                 <wp:inline>
                   <wp:extent cx="152400" cy="152400"/>
                   <wp:effectExtent b="0" l="0" r="0" t="0"/>
-                  <wp:docPr descr="" title="" id="42" name="Picture"/>
+                  <wp:docPr descr="" title="" id="41" name="Picture"/>
                   <a:graphic>
                     <a:graphicData uri="http://schemas.openxmlformats.org/drawingml/2006/picture">
                       <pic:pic>
                         <pic:nvPicPr>
-                          <pic:cNvPr descr="/Applications/Positron.app/Contents/Resources/app/quarto/share/formats/docx/tip.png" id="43" name="Picture"/>
+                          <pic:cNvPr descr="/Applications/Positron.app/Contents/Resources/app/quarto/share/formats/docx/tip.png" id="42" name="Picture"/>
                           <pic:cNvPicPr>
                             <a:picLocks noChangeArrowheads="1" noChangeAspect="1"/>
                           </pic:cNvPicPr>
                         </pic:nvPicPr>
                         <pic:blipFill>
-                          <a:blip r:embed="rId22"/>
+                          <a:blip r:embed="rId21"/>
                           <a:stretch>
                             <a:fillRect/>
                           </a:stretch>
@@ -6612,7 +6281,7 @@
       <w:r>
         <w:t xml:space="preserve"> </w:t>
       </w:r>
-      <w:hyperlink r:id="rId44">
+      <w:hyperlink r:id="rId43">
         <w:r>
           <w:rPr>
             <w:rStyle w:val="Hyperlink"/>
@@ -6761,8 +6430,8 @@
         </w:pict>
       </w:r>
     </w:p>
-    <w:bookmarkEnd w:id="45"/>
-    <w:bookmarkStart w:id="47" w:name="part-7-the-built-in-themes"/>
+    <w:bookmarkEnd w:id="44"/>
+    <w:bookmarkStart w:id="46" w:name="part-7-the-built-in-themes"/>
     <w:p>
       <w:pPr>
         <w:pStyle w:val="Heading1"/>
@@ -6803,7 +6472,7 @@
       <w:r>
         <w:t xml:space="preserve"> </w:t>
       </w:r>
-      <w:hyperlink r:id="rId46">
+      <w:hyperlink r:id="rId45">
         <w:r>
           <w:rPr>
             <w:rStyle w:val="Hyperlink"/>
@@ -6993,8 +6662,8 @@
         </w:pict>
       </w:r>
     </w:p>
-    <w:bookmarkEnd w:id="47"/>
-    <w:bookmarkStart w:id="55" w:name="X0e38c3effefc5269a25e9a9c82d9fb1b2c757e6"/>
+    <w:bookmarkEnd w:id="46"/>
+    <w:bookmarkStart w:id="54" w:name="X0e38c3effefc5269a25e9a9c82d9fb1b2c757e6"/>
     <w:p>
       <w:pPr>
         <w:pStyle w:val="Heading1"/>
@@ -7298,18 +6967,18 @@
                 <wp:inline>
                   <wp:extent cx="152400" cy="152400"/>
                   <wp:effectExtent b="0" l="0" r="0" t="0"/>
-                  <wp:docPr descr="" title="" id="48" name="Picture"/>
+                  <wp:docPr descr="" title="" id="47" name="Picture"/>
                   <a:graphic>
                     <a:graphicData uri="http://schemas.openxmlformats.org/drawingml/2006/picture">
                       <pic:pic>
                         <pic:nvPicPr>
-                          <pic:cNvPr descr="/Applications/Positron.app/Contents/Resources/app/quarto/share/formats/docx/important.png" id="49" name="Picture"/>
+                          <pic:cNvPr descr="/Applications/Positron.app/Contents/Resources/app/quarto/share/formats/docx/important.png" id="48" name="Picture"/>
                           <pic:cNvPicPr>
                             <a:picLocks noChangeArrowheads="1" noChangeAspect="1"/>
                           </pic:cNvPicPr>
                         </pic:nvPicPr>
                         <pic:blipFill>
-                          <a:blip r:embed="rId14"/>
+                          <a:blip r:embed="rId13"/>
                           <a:stretch>
                             <a:fillRect/>
                           </a:stretch>
@@ -8225,18 +7894,18 @@
                 <wp:inline>
                   <wp:extent cx="152400" cy="152400"/>
                   <wp:effectExtent b="0" l="0" r="0" t="0"/>
-                  <wp:docPr descr="" title="" id="51" name="Picture"/>
+                  <wp:docPr descr="" title="" id="50" name="Picture"/>
                   <a:graphic>
                     <a:graphicData uri="http://schemas.openxmlformats.org/drawingml/2006/picture">
                       <pic:pic>
                         <pic:nvPicPr>
-                          <pic:cNvPr descr="/Applications/Positron.app/Contents/Resources/app/quarto/share/formats/docx/note.png" id="52" name="Picture"/>
+                          <pic:cNvPr descr="/Applications/Positron.app/Contents/Resources/app/quarto/share/formats/docx/note.png" id="51" name="Picture"/>
                           <pic:cNvPicPr>
                             <a:picLocks noChangeArrowheads="1" noChangeAspect="1"/>
                           </pic:cNvPicPr>
                         </pic:nvPicPr>
                         <pic:blipFill>
-                          <a:blip r:embed="rId50"/>
+                          <a:blip r:embed="rId49"/>
                           <a:stretch>
                             <a:fillRect/>
                           </a:stretch>
@@ -8452,18 +8121,18 @@
                 <wp:inline>
                   <wp:extent cx="152400" cy="152400"/>
                   <wp:effectExtent b="0" l="0" r="0" t="0"/>
-                  <wp:docPr descr="" title="" id="53" name="Picture"/>
+                  <wp:docPr descr="" title="" id="52" name="Picture"/>
                   <a:graphic>
                     <a:graphicData uri="http://schemas.openxmlformats.org/drawingml/2006/picture">
                       <pic:pic>
                         <pic:nvPicPr>
-                          <pic:cNvPr descr="/Applications/Positron.app/Contents/Resources/app/quarto/share/formats/docx/warning.png" id="54" name="Picture"/>
+                          <pic:cNvPr descr="/Applications/Positron.app/Contents/Resources/app/quarto/share/formats/docx/warning.png" id="53" name="Picture"/>
                           <pic:cNvPicPr>
                             <a:picLocks noChangeArrowheads="1" noChangeAspect="1"/>
                           </pic:cNvPicPr>
                         </pic:nvPicPr>
                         <pic:blipFill>
-                          <a:blip r:embed="rId29"/>
+                          <a:blip r:embed="rId28"/>
                           <a:stretch>
                             <a:fillRect/>
                           </a:stretch>
@@ -8618,8 +8287,8 @@
         </w:pict>
       </w:r>
     </w:p>
-    <w:bookmarkEnd w:id="55"/>
-    <w:bookmarkStart w:id="56" w:name="part-7c-many-plots-on-one-page-patchwork"/>
+    <w:bookmarkEnd w:id="54"/>
+    <w:bookmarkStart w:id="55" w:name="part-7c-many-plots-on-one-page-patchwork"/>
     <w:p>
       <w:pPr>
         <w:pStyle w:val="Heading1"/>
@@ -9233,8 +8902,8 @@
         </w:pict>
       </w:r>
     </w:p>
-    <w:bookmarkEnd w:id="56"/>
-    <w:bookmarkStart w:id="58" w:name="part-8-save-your-figure"/>
+    <w:bookmarkEnd w:id="55"/>
+    <w:bookmarkStart w:id="57" w:name="part-8-save-your-figure"/>
     <w:p>
       <w:pPr>
         <w:pStyle w:val="Heading1"/>
@@ -9297,7 +8966,7 @@
       <w:r>
         <w:t xml:space="preserve"> </w:t>
       </w:r>
-      <w:hyperlink r:id="rId57">
+      <w:hyperlink r:id="rId56">
         <w:r>
           <w:rPr>
             <w:rStyle w:val="Hyperlink"/>
@@ -9879,8 +9548,8 @@
         </w:pict>
       </w:r>
     </w:p>
-    <w:bookmarkEnd w:id="58"/>
-    <w:bookmarkStart w:id="61" w:name="X5cdc9a0caa75bae60fe027bf87a93b6d04b43e9"/>
+    <w:bookmarkEnd w:id="57"/>
+    <w:bookmarkStart w:id="60" w:name="X5cdc9a0caa75bae60fe027bf87a93b6d04b43e9"/>
     <w:p>
       <w:pPr>
         <w:pStyle w:val="Heading1"/>
@@ -9952,7 +9621,7 @@
       <w:r>
         <w:t xml:space="preserve"> </w:t>
       </w:r>
-      <w:hyperlink r:id="rId28">
+      <w:hyperlink r:id="rId27">
         <w:r>
           <w:rPr>
             <w:rStyle w:val="Hyperlink"/>
@@ -10005,18 +9674,18 @@
                 <wp:inline>
                   <wp:extent cx="152400" cy="152400"/>
                   <wp:effectExtent b="0" l="0" r="0" t="0"/>
-                  <wp:docPr descr="" title="" id="59" name="Picture"/>
+                  <wp:docPr descr="" title="" id="58" name="Picture"/>
                   <a:graphic>
                     <a:graphicData uri="http://schemas.openxmlformats.org/drawingml/2006/picture">
                       <pic:pic>
                         <pic:nvPicPr>
-                          <pic:cNvPr descr="/Applications/Positron.app/Contents/Resources/app/quarto/share/formats/docx/tip.png" id="60" name="Picture"/>
+                          <pic:cNvPr descr="/Applications/Positron.app/Contents/Resources/app/quarto/share/formats/docx/tip.png" id="59" name="Picture"/>
                           <pic:cNvPicPr>
                             <a:picLocks noChangeArrowheads="1" noChangeAspect="1"/>
                           </pic:cNvPicPr>
                         </pic:nvPicPr>
                         <pic:blipFill>
-                          <a:blip r:embed="rId22"/>
+                          <a:blip r:embed="rId21"/>
                           <a:stretch>
                             <a:fillRect/>
                           </a:stretch>
@@ -10774,15 +10443,6 @@
         </w:rPr>
         <w:t xml:space="preserve"># Write your code in the R script:</w:t>
       </w:r>
-      <w:r>
-        <w:br/>
-      </w:r>
-      <w:r>
-        <w:br/>
-      </w:r>
-      <w:r>
-        <w:br/>
-      </w:r>
     </w:p>
     <w:p>
       <w:pPr>
@@ -10880,9 +10540,6 @@
           <w:rStyle w:val="VerbatimChar"/>
         </w:rPr>
         <w:t xml:space="preserve">________________________________________________________________________________</w:t>
-      </w:r>
-      <w:r>
-        <w:br/>
       </w:r>
       <w:r>
         <w:br/>
@@ -11487,8 +11144,8 @@
         </w:pict>
       </w:r>
     </w:p>
-    <w:bookmarkEnd w:id="61"/>
-    <w:bookmarkStart w:id="64" w:name="part-9-review-and-checkpoint"/>
+    <w:bookmarkEnd w:id="60"/>
+    <w:bookmarkStart w:id="63" w:name="part-9-review-and-checkpoint"/>
     <w:p>
       <w:pPr>
         <w:pStyle w:val="Heading1"/>
@@ -11958,18 +11615,18 @@
                 <wp:inline>
                   <wp:extent cx="152400" cy="152400"/>
                   <wp:effectExtent b="0" l="0" r="0" t="0"/>
-                  <wp:docPr descr="" title="" id="62" name="Picture"/>
+                  <wp:docPr descr="" title="" id="61" name="Picture"/>
                   <a:graphic>
                     <a:graphicData uri="http://schemas.openxmlformats.org/drawingml/2006/picture">
                       <pic:pic>
                         <pic:nvPicPr>
-                          <pic:cNvPr descr="/Applications/Positron.app/Contents/Resources/app/quarto/share/formats/docx/note.png" id="63" name="Picture"/>
+                          <pic:cNvPr descr="/Applications/Positron.app/Contents/Resources/app/quarto/share/formats/docx/note.png" id="62" name="Picture"/>
                           <pic:cNvPicPr>
                             <a:picLocks noChangeArrowheads="1" noChangeAspect="1"/>
                           </pic:cNvPicPr>
                         </pic:nvPicPr>
                         <pic:blipFill>
-                          <a:blip r:embed="rId50"/>
+                          <a:blip r:embed="rId49"/>
                           <a:stretch>
                             <a:fillRect/>
                           </a:stretch>
@@ -12112,8 +11769,8 @@
         </w:pict>
       </w:r>
     </w:p>
-    <w:bookmarkEnd w:id="64"/>
-    <w:bookmarkStart w:id="68" w:name="readings"/>
+    <w:bookmarkEnd w:id="63"/>
+    <w:bookmarkStart w:id="67" w:name="readings"/>
     <w:p>
       <w:pPr>
         <w:pStyle w:val="Heading1"/>
@@ -12345,7 +12002,7 @@
       <w:r>
         <w:t xml:space="preserve"> </w:t>
       </w:r>
-      <w:hyperlink r:id="rId65">
+      <w:hyperlink r:id="rId64">
         <w:r>
           <w:rPr>
             <w:rStyle w:val="Hyperlink"/>
@@ -12414,7 +12071,7 @@
             <w:pPr>
               <w:pStyle w:val="Compact"/>
             </w:pPr>
-            <w:hyperlink r:id="rId66">
+            <w:hyperlink r:id="rId65">
               <w:r>
                 <w:rPr>
                   <w:rStyle w:val="Hyperlink"/>
@@ -12463,7 +12120,7 @@
             <w:pPr>
               <w:pStyle w:val="Compact"/>
             </w:pPr>
-            <w:hyperlink r:id="rId19">
+            <w:hyperlink r:id="rId18">
               <w:r>
                 <w:rPr>
                   <w:rStyle w:val="Hyperlink"/>
@@ -12515,7 +12172,7 @@
             <w:pPr>
               <w:pStyle w:val="Compact"/>
             </w:pPr>
-            <w:hyperlink r:id="rId67">
+            <w:hyperlink r:id="rId66">
               <w:r>
                 <w:rPr>
                   <w:rStyle w:val="Hyperlink"/>
@@ -12555,7 +12212,7 @@
             <w:pPr>
               <w:pStyle w:val="Compact"/>
             </w:pPr>
-            <w:hyperlink r:id="rId57">
+            <w:hyperlink r:id="rId56">
               <w:r>
                 <w:rPr>
                   <w:rStyle w:val="Hyperlink"/>
@@ -12611,10 +12268,10 @@
         </w:pict>
       </w:r>
     </w:p>
-    <w:bookmarkEnd w:id="68"/>
+    <w:bookmarkEnd w:id="67"/>
     <w:sectPr>
       <w:pgSz w:h="15840" w:w="12240"/>
-      <w:pgMar w:bottom="1440" w:footer="720" w:gutter="0" w:header="720" w:left="1440" w:right="1440" w:top="1440"/>
+      <w:pgMar w:bottom="720" w:footer="360" w:gutter="0" w:header="360" w:left="1008" w:right="720" w:top="720"/>
       <w:cols w:space="720"/>
       <w:docGrid w:linePitch="360"/>
     </w:sectPr>
@@ -13102,7 +12759,11 @@
         <w14:ligatures w14:val="standardContextual"/>
       </w:rPr>
     </w:rPrDefault>
-    <w:pPrDefault/>
+    <w:pPrDefault>
+      <w:pPr>
+        <w:spacing w:before="0"/>
+      </w:pPr>
+    </w:pPrDefault>
   </w:docDefaults>
   <w:latentStyles w:count="376" w:defLockedState="0" w:defQFormat="0" w:defSemiHidden="0" w:defUIPriority="99" w:defUnhideWhenUsed="0">
     <w:lsdException w:name="Normal" w:qFormat="1" w:uiPriority="0"/>
@@ -13497,7 +13158,7 @@
     <w:pPr>
       <w:keepNext/>
       <w:keepLines/>
-      <w:spacing w:after="80" w:before="360"/>
+      <w:spacing w:after="80" w:before="120"/>
       <w:outlineLvl w:val="0"/>
     </w:pPr>
     <w:rPr>
@@ -13521,7 +13182,7 @@
     <w:pPr>
       <w:keepNext/>
       <w:keepLines/>
-      <w:spacing w:after="80" w:before="160"/>
+      <w:spacing w:after="80" w:before="100"/>
       <w:outlineLvl w:val="1"/>
     </w:pPr>
     <w:rPr>
@@ -13542,7 +13203,7 @@
     <w:pPr>
       <w:keepNext/>
       <w:keepLines/>
-      <w:spacing w:after="80" w:before="160"/>
+      <w:spacing w:after="80" w:before="80"/>
       <w:outlineLvl w:val="2"/>
     </w:pPr>
     <w:rPr>
@@ -13587,7 +13248,7 @@
     <w:pPr>
       <w:keepNext/>
       <w:keepLines/>
-      <w:spacing w:after="40" w:before="80"/>
+      <w:spacing w:after="40" w:before="60"/>
       <w:outlineLvl w:val="4"/>
     </w:pPr>
     <w:rPr>
@@ -13608,7 +13269,7 @@
     <w:pPr>
       <w:keepNext/>
       <w:keepLines/>
-      <w:spacing w:before="40"/>
+      <w:spacing w:before="60"/>
       <w:outlineLvl w:val="5"/>
     </w:pPr>
     <w:rPr>
@@ -13630,7 +13291,7 @@
     <w:pPr>
       <w:keepNext/>
       <w:keepLines/>
-      <w:spacing w:before="40"/>
+      <w:spacing w:before="60"/>
       <w:outlineLvl w:val="6"/>
     </w:pPr>
     <w:rPr>
@@ -13649,6 +13310,7 @@
     <w:qFormat/>
     <w:rsid w:val="00846576"/>
     <w:pPr>
+      <w:spacing w:before="60"/>
       <w:keepNext/>
       <w:keepLines/>
       <w:outlineLvl w:val="7"/>
@@ -13670,6 +13332,7 @@
     <w:qFormat/>
     <w:rsid w:val="00846576"/>
     <w:pPr>
+      <w:spacing w:before="60"/>
       <w:keepNext/>
       <w:keepLines/>
       <w:outlineLvl w:val="8"/>
@@ -13832,7 +13495,7 @@
     <w:qFormat/>
     <w:rsid w:val="00AF5CF1"/>
     <w:pPr>
-      <w:spacing w:after="80"/>
+      <w:spacing w:after="80" w:before="0"/>
       <w:contextualSpacing/>
     </w:pPr>
     <w:rPr>
@@ -13869,7 +13532,7 @@
       <w:numPr>
         <w:ilvl w:val="1"/>
       </w:numPr>
-      <w:spacing w:after="160"/>
+      <w:spacing w:after="160" w:before="0"/>
     </w:pPr>
     <w:rPr>
       <w:rFonts w:asciiTheme="minorHAnsi" w:cstheme="majorBidi" w:eastAsiaTheme="majorEastAsia" w:hAnsiTheme="minorHAnsi"/>
@@ -13902,7 +13565,7 @@
     <w:qFormat/>
     <w:rsid w:val="00AF5CF1"/>
     <w:pPr>
-      <w:spacing w:after="160" w:before="160"/>
+      <w:spacing w:after="160" w:before="0"/>
       <w:jc w:val="center"/>
     </w:pPr>
     <w:rPr>
@@ -13930,6 +13593,7 @@
     <w:qFormat/>
     <w:rsid w:val="00AF5CF1"/>
     <w:pPr>
+      <w:spacing w:before="0"/>
       <w:ind w:left="720"/>
       <w:contextualSpacing/>
     </w:pPr>
@@ -13959,7 +13623,7 @@
         <w:top w:color="0F4761" w:space="10" w:sz="4" w:themeColor="accent1" w:themeShade="BF" w:val="single"/>
         <w:bottom w:color="0F4761" w:space="10" w:sz="4" w:themeColor="accent1" w:themeShade="BF" w:val="single"/>
       </w:pBdr>
-      <w:spacing w:after="360" w:before="360"/>
+      <w:spacing w:after="360" w:before="0"/>
       <w:ind w:left="864" w:right="864"/>
       <w:jc w:val="center"/>
     </w:pPr>
@@ -14021,7 +13685,7 @@
         <w:right w:color="FF0000" w:space="4" w:sz="8" w:val="single"/>
       </w:pBdr>
       <w:shd w:color="auto" w:fill="FBFBFB" w:val="clear"/>
-      <w:spacing w:after="120" w:before="120"/>
+      <w:spacing w:after="60" w:before="0"/>
       <w:ind w:left="432" w:right="432"/>
     </w:pPr>
     <w:rPr>
@@ -14042,7 +13706,7 @@
         <w:right w:color="BFBFBF" w:space="4" w:sz="6" w:val="single"/>
       </w:pBdr>
       <w:shd w:color="auto" w:fill="FBFBFB" w:val="clear"/>
-      <w:spacing w:after="240" w:before="240"/>
+      <w:spacing w:after="60" w:before="0"/>
       <w:ind w:left="432" w:right="432"/>
     </w:pPr>
     <w:rPr>
@@ -14063,7 +13727,7 @@
         <w:right w:color="BFBFBF" w:space="4" w:sz="6" w:val="single"/>
       </w:pBdr>
       <w:shd w:color="auto" w:fill="FBFBFB" w:val="clear"/>
-      <w:spacing w:after="240" w:before="240"/>
+      <w:spacing w:after="60" w:before="0"/>
       <w:ind w:left="432" w:right="432"/>
     </w:pPr>
     <w:rPr>
@@ -14109,7 +13773,7 @@
     <w:unhideWhenUsed/>
     <w:rsid w:val="00322D32"/>
     <w:pPr>
-      <w:spacing w:after="100"/>
+      <w:spacing w:after="100" w:before="0"/>
     </w:pPr>
   </w:style>
   <w:style w:type="character" w:customStyle="1" w:styleId="KeywordTok">

--- a/docs/content/graphing_effectively/graphing_effectively_activity.docx
+++ b/docs/content/graphing_effectively/graphing_effectively_activity.docx
@@ -12761,7 +12761,7 @@
     </w:rPrDefault>
     <w:pPrDefault>
       <w:pPr>
-        <w:spacing w:before="0"/>
+        <w:spacing w:after="0" w:before="0" w:line="240" w:lineRule="auto"/>
       </w:pPr>
     </w:pPrDefault>
   </w:docDefaults>
